--- a/output/胡继刚-简历-优化版.docx
+++ b/output/胡继刚-简历-优化版.docx
@@ -66,7 +66,21 @@
                 <w:color w:val="E8D5A3"/>
                 <w:sz w:val="24"/>
               </w:rPr>
-              <w:t>产业招商  ·  AI 生态运营  ·  国际化资源对接</w:t>
+              <w:t>产业发展  ·  产业合作  ·  招商负责人</w:t>
+            </w:r>
+          </w:p>
+          <w:p>
+            <w:pPr>
+              <w:spacing w:before="0" w:after="60"/>
+            </w:pPr>
+            <w:r>
+              <w:rPr>
+                <w:rFonts w:ascii="微软雅黑" w:hAnsi="微软雅黑" w:eastAsia="微软雅黑"/>
+                <w:b w:val="0"/>
+                <w:color w:val="D5DEE8"/>
+                <w:sz w:val="18"/>
+              </w:rPr>
+              <w:t>AI 商业化 = 新业务能力　　企业出海 / 海外园区合作 = 中期方向</w:t>
             </w:r>
           </w:p>
           <w:p>
@@ -134,7 +148,7 @@
           <w:color w:val="142B4A"/>
           <w:sz w:val="19"/>
         </w:rPr>
-        <w:t>产业招商 / 政府关系 / 国际化业务与出海对接 / AI 与科创生态运营    上海    薪资面议</w:t>
+        <w:t>产业合作 / 招商负责人（科创园区、产业集团、企业服务平台）    上海    薪资面议</w:t>
       </w:r>
     </w:p>
     <w:p>
@@ -170,7 +184,7 @@
           <w:color w:val="444C56"/>
           <w:sz w:val="19"/>
         </w:rPr>
-        <w:t>土木本科、复旦 MBA，15 年不动产投资拓展与政府资源整合经验，历任中南、新城、万科投资岗至区域投资副总经理，熟悉勾地、轻资产输出、代建、收并购与不良资产「募投管退」。2021 年起任职高校智库秘书长，并以杨浦科企联执行会长身份搭建政产学研平台。近两年公开主持/主办人工智能商业化峰会、中国投资者海外不动产主题活动、北欧创新国际会客厅等，形成「AI 产业化落地 + 企业出海对接 + 政府招商落地」复合能力。</w:t>
+        <w:t>土木本科、复旦 MBA。万科、新城经历支撑项目判断、投资拓展与合作落地；研究中心、杨浦科企联经历支撑政策理解、企业连接与跨机构协调。两者结合，是转向产业发展岗位的基础。职业主线放在产业合作与招商；AI 作为新业务能力，从园区、资管和企业服务场景切入；出海作为中期延伸，先做国内客户开发与项目组织。2021 年后公开成果以平台搭建和活动组织为主，付费项目与入驻签约数字待补。</w:t>
       </w:r>
     </w:p>
     <w:p>
@@ -184,7 +198,7 @@
           <w:color w:val="142B4A"/>
           <w:sz w:val="24"/>
         </w:rPr>
-        <w:t>核心优势：AI × 出海 × 招商</w:t>
+        <w:t>方向优先级</w:t>
       </w:r>
     </w:p>
     <w:p>
@@ -235,7 +249,7 @@
               <w:rPr>
                 <w:rFonts w:ascii="微软雅黑" w:hAnsi="微软雅黑" w:eastAsia="微软雅黑"/>
                 <w:b/>
-                <w:color w:val="0F6B63"/>
+                <w:color w:val="9A4A12"/>
                 <w:sz w:val="22"/>
               </w:rPr>
               <w:t>▍</w:t>
@@ -247,7 +261,7 @@
                 <w:color w:val="142B4A"/>
                 <w:sz w:val="20"/>
               </w:rPr>
-              <w:t>AI 产业化与生态运营</w:t>
+              <w:t>近期主线｜产业发展 / 招商</w:t>
             </w:r>
           </w:p>
           <w:p>
@@ -261,7 +275,7 @@
                 <w:color w:val="444C56"/>
                 <w:sz w:val="16"/>
               </w:rPr>
-              <w:t>• 2026.05 作为主办方代表参与「人工智能商业化落地与硬核投资破局峰会」（约 600 人），主持「从算力引擎到新质资产」圆桌，提出将峰会升级为陪伴科创企业的超级孵化器。</w:t>
+              <w:t>• 科创园区、产业集团、企业服务平台：项目拓展、合作谈判与落地。</w:t>
             </w:r>
           </w:p>
           <w:p>
@@ -275,7 +289,7 @@
                 <w:color w:val="444C56"/>
                 <w:sz w:val="16"/>
               </w:rPr>
-              <w:t>• 2025.05 联合主办全球新经济增长引擎峰会，议程覆盖 AI 产业链重构与中东/亚太出海投资。</w:t>
+              <w:t>• 证据：拿地、收并购、国企合作、产业载体导入。</w:t>
             </w:r>
           </w:p>
           <w:p>
@@ -289,7 +303,50 @@
                 <w:color w:val="444C56"/>
                 <w:sz w:val="16"/>
               </w:rPr>
-              <w:t>• 发表《房屋建筑工程人工智能技术的应用》；完成上海交大城市治理数字化转型高研班。</w:t>
+              <w:t>• 公开报道尚无引进企业签约入驻的经营数字。</w:t>
+            </w:r>
+          </w:p>
+        </w:tc>
+        <w:tc>
+          <w:tcPr>
+            <w:tcW w:type="dxa" w:w="3430"/>
+            <w:shd w:fill="F4F7FB" w:val="clear"/>
+            <w:tcBorders>
+              <w:top w:val="single" w:sz="4" w:color="D7DEE8" w:space="0"/>
+              <w:left w:val="single" w:sz="4" w:color="D7DEE8" w:space="0"/>
+              <w:bottom w:val="single" w:sz="4" w:color="D7DEE8" w:space="0"/>
+              <w:right w:val="single" w:sz="4" w:color="D7DEE8" w:space="0"/>
+            </w:tcBorders>
+            <w:tcMar>
+              <w:top w:w="70" w:type="dxa"/>
+              <w:left w:w="90" w:type="dxa"/>
+              <w:bottom w:w="70" w:type="dxa"/>
+              <w:right w:w="90" w:type="dxa"/>
+            </w:tcMar>
+            <w:vAlign w:val="top"/>
+          </w:tcPr>
+          <w:p>
+            <w:pPr>
+              <w:spacing w:after="60"/>
+            </w:pPr>
+            <w:r/>
+            <w:r>
+              <w:rPr>
+                <w:rFonts w:ascii="微软雅黑" w:hAnsi="微软雅黑" w:eastAsia="微软雅黑"/>
+                <w:b/>
+                <w:color w:val="0F6B63"/>
+                <w:sz w:val="22"/>
+              </w:rPr>
+              <w:t>▍</w:t>
+            </w:r>
+            <w:r>
+              <w:rPr>
+                <w:rFonts w:ascii="微软雅黑" w:hAnsi="微软雅黑" w:eastAsia="微软雅黑"/>
+                <w:b/>
+                <w:color w:val="142B4A"/>
+                <w:sz w:val="20"/>
+              </w:rPr>
+              <w:t>重点突破｜AI 行业合作</w:t>
             </w:r>
           </w:p>
           <w:p>
@@ -303,13 +360,41 @@
                 <w:color w:val="444C56"/>
                 <w:sz w:val="16"/>
               </w:rPr>
-              <w:t>• 以科企联执行会长身份服务科技企业评审、对接与成长。</w:t>
+              <w:t>• 从园区、资管、企业服务场景联合技术团队做客户项目。</w:t>
+            </w:r>
+          </w:p>
+          <w:p>
+            <w:pPr>
+              <w:spacing w:after="40" w:line="259" w:lineRule="auto"/>
+            </w:pPr>
+            <w:r>
+              <w:rPr>
+                <w:rFonts w:ascii="微软雅黑" w:hAnsi="微软雅黑" w:eastAsia="微软雅黑"/>
+                <w:b w:val="0"/>
+                <w:color w:val="444C56"/>
+                <w:sz w:val="16"/>
+              </w:rPr>
+              <w:t>• 已有：峰会主办方代表与圆桌主持、建筑 AI 论文。</w:t>
+            </w:r>
+          </w:p>
+          <w:p>
+            <w:pPr>
+              <w:spacing w:after="40" w:line="259" w:lineRule="auto"/>
+            </w:pPr>
+            <w:r>
+              <w:rPr>
+                <w:rFonts w:ascii="微软雅黑" w:hAnsi="微软雅黑" w:eastAsia="微软雅黑"/>
+                <w:b w:val="0"/>
+                <w:color w:val="444C56"/>
+                <w:sz w:val="16"/>
+              </w:rPr>
+              <w:t>• 待补：付费试点与客户项目。</w:t>
             </w:r>
           </w:p>
         </w:tc>
         <w:tc>
           <w:tcPr>
-            <w:tcW w:type="dxa" w:w="3430"/>
+            <w:tcW w:type="dxa" w:w="3458"/>
             <w:shd w:fill="F4F7FB" w:val="clear"/>
             <w:tcBorders>
               <w:top w:val="single" w:sz="4" w:color="D7DEE8" w:space="0"/>
@@ -346,7 +431,7 @@
                 <w:color w:val="142B4A"/>
                 <w:sz w:val="20"/>
               </w:rPr>
-              <w:t>出海与国际化对接</w:t>
+              <w:t>中期延伸｜企业出海服务</w:t>
             </w:r>
           </w:p>
           <w:p>
@@ -360,7 +445,7 @@
                 <w:color w:val="444C56"/>
                 <w:sz w:val="16"/>
               </w:rPr>
-              <w:t>• 2024.06 主持「他山之石——中国投资者的海外不动产战略布局」（锦天城 × 复旦住房政策研究中心）。</w:t>
+              <w:t>• 国内客户开发、需求梳理和项目组织，与当地机构共同交付。</w:t>
             </w:r>
           </w:p>
           <w:p>
@@ -374,7 +459,7 @@
                 <w:color w:val="444C56"/>
                 <w:sz w:val="16"/>
               </w:rPr>
-              <w:t>• 2026.03 参与「北欧创新国际会客厅」揭牌，围绕中欧创新合作、科创生态联动与企业国际化交流。</w:t>
+              <w:t>• 已有：海外不动产主题主持、北欧会客厅发起。</w:t>
             </w:r>
           </w:p>
           <w:p>
@@ -388,125 +473,118 @@
                 <w:color w:val="444C56"/>
                 <w:sz w:val="16"/>
               </w:rPr>
-              <w:t>• 英语商务洽谈 / IELTS 6.0；早期推进美国养老、日本永旺等国际合作对接。</w:t>
-            </w:r>
-          </w:p>
-          <w:p>
-            <w:pPr>
-              <w:spacing w:after="40" w:line="259" w:lineRule="auto"/>
-            </w:pPr>
-            <w:r>
-              <w:rPr>
-                <w:rFonts w:ascii="微软雅黑" w:hAnsi="微软雅黑" w:eastAsia="微软雅黑"/>
-                <w:b w:val="0"/>
-                <w:color w:val="444C56"/>
-                <w:sz w:val="16"/>
-              </w:rPr>
-              <w:t>• 能把高校智库、区级科创组织与涉外法务/产业顾问连成可落地的出海对接场。</w:t>
-            </w:r>
-          </w:p>
-        </w:tc>
-        <w:tc>
-          <w:tcPr>
-            <w:tcW w:type="dxa" w:w="3458"/>
-            <w:shd w:fill="F4F7FB" w:val="clear"/>
-            <w:tcBorders>
-              <w:top w:val="single" w:sz="4" w:color="D7DEE8" w:space="0"/>
-              <w:left w:val="single" w:sz="4" w:color="D7DEE8" w:space="0"/>
-              <w:bottom w:val="single" w:sz="4" w:color="D7DEE8" w:space="0"/>
-              <w:right w:val="single" w:sz="4" w:color="D7DEE8" w:space="0"/>
-            </w:tcBorders>
-            <w:tcMar>
-              <w:top w:w="70" w:type="dxa"/>
-              <w:left w:w="90" w:type="dxa"/>
-              <w:bottom w:w="70" w:type="dxa"/>
-              <w:right w:w="90" w:type="dxa"/>
-            </w:tcMar>
-            <w:vAlign w:val="top"/>
-          </w:tcPr>
-          <w:p>
-            <w:pPr>
-              <w:spacing w:after="60"/>
-            </w:pPr>
-            <w:r/>
-            <w:r>
-              <w:rPr>
-                <w:rFonts w:ascii="微软雅黑" w:hAnsi="微软雅黑" w:eastAsia="微软雅黑"/>
-                <w:b/>
-                <w:color w:val="9A4A12"/>
-                <w:sz w:val="22"/>
-              </w:rPr>
-              <w:t>▍</w:t>
-            </w:r>
-            <w:r>
-              <w:rPr>
-                <w:rFonts w:ascii="微软雅黑" w:hAnsi="微软雅黑" w:eastAsia="微软雅黑"/>
-                <w:b/>
-                <w:color w:val="142B4A"/>
-                <w:sz w:val="20"/>
-              </w:rPr>
-              <w:t>招商与政府资源落地</w:t>
-            </w:r>
-          </w:p>
-          <w:p>
-            <w:pPr>
-              <w:spacing w:after="40" w:line="259" w:lineRule="auto"/>
-            </w:pPr>
-            <w:r>
-              <w:rPr>
-                <w:rFonts w:ascii="微软雅黑" w:hAnsi="微软雅黑" w:eastAsia="微软雅黑"/>
-                <w:b w:val="0"/>
-                <w:color w:val="444C56"/>
-                <w:sz w:val="16"/>
-              </w:rPr>
-              <w:t>• 14 年投资拓展：重资产勾地、轻资产品牌输出、委托代建、股权收并购、法拍与不良资产。</w:t>
-            </w:r>
-          </w:p>
-          <w:p>
-            <w:pPr>
-              <w:spacing w:after="40" w:line="259" w:lineRule="auto"/>
-            </w:pPr>
-            <w:r>
-              <w:rPr>
-                <w:rFonts w:ascii="微软雅黑" w:hAnsi="微软雅黑" w:eastAsia="微软雅黑"/>
-                <w:b w:val="0"/>
-                <w:color w:val="444C56"/>
-                <w:sz w:val="16"/>
-              </w:rPr>
-              <w:t>• 临沂吾悦广场对接市级重点招商政策；万科阶段落地靖江印象城、海宁、镇江大港、金坛及冷链园等。</w:t>
-            </w:r>
-          </w:p>
-          <w:p>
-            <w:pPr>
-              <w:spacing w:after="40" w:line="259" w:lineRule="auto"/>
-            </w:pPr>
-            <w:r>
-              <w:rPr>
-                <w:rFonts w:ascii="微软雅黑" w:hAnsi="微软雅黑" w:eastAsia="微软雅黑"/>
-                <w:b w:val="0"/>
-                <w:color w:val="444C56"/>
-                <w:sz w:val="16"/>
-              </w:rPr>
-              <w:t>• 深耕江浙沪、皖鲁闽政府与国企关系，能独立完成可行性研究与落地协同。</w:t>
-            </w:r>
-          </w:p>
-          <w:p>
-            <w:pPr>
-              <w:spacing w:after="40" w:line="259" w:lineRule="auto"/>
-            </w:pPr>
-            <w:r>
-              <w:rPr>
-                <w:rFonts w:ascii="微软雅黑" w:hAnsi="微软雅黑" w:eastAsia="微软雅黑"/>
-                <w:b w:val="0"/>
-                <w:color w:val="444C56"/>
-                <w:sz w:val="16"/>
-              </w:rPr>
-              <w:t>• 现职连接区科企联、高校智库、工商联房地产商会，具备「政策—空间—企业—资本」闭环。</w:t>
+              <w:t>• 待补：出海成交项目。</w:t>
             </w:r>
           </w:p>
         </w:tc>
       </w:tr>
     </w:tbl>
+    <w:p>
+      <w:pPr>
+        <w:spacing w:before="160" w:after="20" w:line="269" w:lineRule="auto"/>
+      </w:pPr>
+      <w:r>
+        <w:rPr>
+          <w:rFonts w:ascii="微软雅黑" w:hAnsi="微软雅黑" w:eastAsia="微软雅黑"/>
+          <w:b/>
+          <w:color w:val="142B4A"/>
+          <w:sz w:val="24"/>
+        </w:rPr>
+        <w:t>三个代表案例</w:t>
+      </w:r>
+    </w:p>
+    <w:p>
+      <w:pPr>
+        <w:spacing w:before="0" w:after="80"/>
+        <w:pBdr>
+          <w:bottom w:val="single" w:sz="14" w:space="1" w:color="C48A2B"/>
+        </w:pBdr>
+      </w:pPr>
+    </w:p>
+    <w:p>
+      <w:pPr>
+        <w:spacing w:before="40" w:after="20" w:line="269" w:lineRule="auto"/>
+      </w:pPr>
+      <w:r>
+        <w:rPr>
+          <w:rFonts w:ascii="微软雅黑" w:hAnsi="微软雅黑" w:eastAsia="微软雅黑"/>
+          <w:b/>
+          <w:color w:val="142B4A"/>
+          <w:sz w:val="20"/>
+        </w:rPr>
+        <w:t>1. 投资拓展落地｜万科靖江印象城（2017.10）</w:t>
+      </w:r>
+    </w:p>
+    <w:p>
+      <w:pPr>
+        <w:spacing w:before="0" w:after="40" w:line="269" w:lineRule="auto"/>
+      </w:pPr>
+      <w:r>
+        <w:rPr>
+          <w:rFonts w:ascii="微软雅黑" w:hAnsi="微软雅黑" w:eastAsia="微软雅黑"/>
+          <w:b w:val="0"/>
+          <w:color w:val="444C56"/>
+          <w:sz w:val="17"/>
+        </w:rPr>
+        <w:t>职责：江浙事业部投资副总经理。动作：重资产勾地并引入印力轻资产委管。结果：约 15 亿获取 556 亩及约 7 万方自持购物中心，苏中县市首家印象城。说明：证明项目判断与合作落地；属拿地能力，不等于后续招商入驻经营数据。</w:t>
+      </w:r>
+    </w:p>
+    <w:p>
+      <w:pPr>
+        <w:spacing w:before="40" w:after="20" w:line="269" w:lineRule="auto"/>
+      </w:pPr>
+      <w:r>
+        <w:rPr>
+          <w:rFonts w:ascii="微软雅黑" w:hAnsi="微软雅黑" w:eastAsia="微软雅黑"/>
+          <w:b/>
+          <w:color w:val="142B4A"/>
+          <w:sz w:val="20"/>
+        </w:rPr>
+        <w:t>2. 近期产业合作｜北欧创新国际会客厅（2026.03）</w:t>
+      </w:r>
+    </w:p>
+    <w:p>
+      <w:pPr>
+        <w:spacing w:before="0" w:after="40" w:line="269" w:lineRule="auto"/>
+      </w:pPr>
+      <w:r>
+        <w:rPr>
+          <w:rFonts w:ascii="微软雅黑" w:hAnsi="微软雅黑" w:eastAsia="微软雅黑"/>
+          <w:b w:val="0"/>
+          <w:color w:val="444C56"/>
+          <w:sz w:val="17"/>
+        </w:rPr>
+        <w:t>职责：杨浦科企联执行会长；中心为共同发起方。动作：与宝龙商办、复旦国家大学科技园、峰唯峰等共同发起并参与揭牌交流。结果：会客厅落户杨浦宝龙旭辉广场环创中心（区政府官网）。说明：证明跨机构协调与载体导入；公开报道未披露入驻企业数或收费。</w:t>
+      </w:r>
+    </w:p>
+    <w:p>
+      <w:pPr>
+        <w:spacing w:before="40" w:after="20" w:line="269" w:lineRule="auto"/>
+      </w:pPr>
+      <w:r>
+        <w:rPr>
+          <w:rFonts w:ascii="微软雅黑" w:hAnsi="微软雅黑" w:eastAsia="微软雅黑"/>
+          <w:b/>
+          <w:color w:val="142B4A"/>
+          <w:sz w:val="20"/>
+        </w:rPr>
+        <w:t>3. AI 新业务能力｜人工智能商业化峰会（2026.05）</w:t>
+      </w:r>
+    </w:p>
+    <w:p>
+      <w:pPr>
+        <w:spacing w:before="0" w:after="40" w:line="269" w:lineRule="auto"/>
+      </w:pPr>
+      <w:r>
+        <w:rPr>
+          <w:rFonts w:ascii="微软雅黑" w:hAnsi="微软雅黑" w:eastAsia="微软雅黑"/>
+          <w:b w:val="0"/>
+          <w:color w:val="444C56"/>
+          <w:sz w:val="17"/>
+        </w:rPr>
+        <w:t>职责：主办方代表，主持「从算力引擎到新质资产」圆桌。动作：对接腾讯云、火山引擎、达观数据等嘉宾，提出将峰会升级为科创企业超级孵化器。结果：约 600 人，央广网/杨浦区政府/上观报道。说明：证明 AI 行业合作组织能力，尚不是付费客户项目。</w:t>
+      </w:r>
+    </w:p>
     <w:p>
       <w:pPr>
         <w:spacing w:before="160" w:after="20" w:line="269" w:lineRule="auto"/>
@@ -628,7 +706,7 @@
           <w:color w:val="5C6773"/>
           <w:sz w:val="18"/>
         </w:rPr>
-        <w:t>兼杨浦区科技企业联合会执行会长、复旦 MBA 不动产资产管理协会秘书长（创始理事长）。牵头住房保障、租赁市场、城市更新等课题，组织高峰论坛、闭门研讨与战略合作。</w:t>
+        <w:t>兼杨浦区科技企业联合会执行会长。住房保障、租赁、城市更新课题 + 高峰论坛与战略合作。2021 年后公开成果以平台搭建和活动组织为主，营收/客户价值数字待补。</w:t>
       </w:r>
     </w:p>
     <w:p>
@@ -643,7 +721,7 @@
           <w:color w:val="444C56"/>
           <w:sz w:val="19"/>
         </w:rPr>
-        <w:t>•  AI：2026.05 主办方代表，人工智能商业化落地与硬核投资破局峰会（上海北外滩，600+ 嘉宾）；主持「从算力引擎到新质资产（AI 全产业链商业化实战）」圆桌，公开提出做实产学研融协同、服务科创企业。</w:t>
+        <w:t>•  产业合作：2026.03 北欧创新国际会客厅共同发起并落户杨浦园区；2025.05 代表中心出席工商联房地产商会资管分会成立大会并参与战略合作（中心为合作方；商会现任秘书长公开为李祥）。</w:t>
       </w:r>
     </w:p>
     <w:p>
@@ -658,7 +736,7 @@
           <w:color w:val="444C56"/>
           <w:sz w:val="19"/>
         </w:rPr>
-        <w:t>•  出海：2026.03「北欧创新国际会客厅」揭牌（科企联、复旦住房政策研究中心等共同发起），交流中欧创新机制与企业国际化；2024.06 主持中国投资者海外不动产战略布局主题活动。</w:t>
+        <w:t>•  AI 能力：2026.05 人工智能商业化峰会主办方代表并主持圆桌；2025.05 中心联合主办全球新经济增长引擎峰会，本人参加房地产×资本×产业圆桌。</w:t>
       </w:r>
     </w:p>
     <w:p>
@@ -673,22 +751,7 @@
           <w:color w:val="444C56"/>
           <w:sz w:val="19"/>
         </w:rPr>
-        <w:t>•  招商/平台：2025.05 联合主办全球新经济增长引擎峰会并参加房地产×资本×产业圆桌；出席上海市工商联房地产商会资产管理分会成立大会并参与战略合作仪式。</w:t>
-      </w:r>
-    </w:p>
-    <w:p>
-      <w:pPr>
-        <w:spacing w:before="0" w:after="32" w:line="269" w:lineRule="auto"/>
-        <w:ind w:left="181" w:hanging="181"/>
-      </w:pPr>
-      <w:r>
-        <w:rPr>
-          <w:rFonts w:ascii="微软雅黑" w:hAnsi="微软雅黑" w:eastAsia="微软雅黑"/>
-          <w:b w:val="0"/>
-          <w:color w:val="444C56"/>
-          <w:sz w:val="19"/>
-        </w:rPr>
-        <w:t>•  对外解读住房政策、接受媒体采访，持续把智库研究转化为政企对话与产业对接场景。</w:t>
+        <w:t>•  出海铺垫：2024.06 主持「他山之石——中国投资者的海外不动产战略布局」。</w:t>
       </w:r>
     </w:p>
     <w:tbl>
@@ -1127,7 +1190,7 @@
           <w:color w:val="142B4A"/>
           <w:sz w:val="24"/>
         </w:rPr>
-        <w:t>代表项目（招商 / 产业落地）</w:t>
+        <w:t>投资拓展项目（拿地 / 合作落地，不等于企业招商入驻）</w:t>
       </w:r>
     </w:p>
     <w:p>
@@ -1137,6 +1200,20 @@
           <w:bottom w:val="single" w:sz="14" w:space="1" w:color="C48A2B"/>
         </w:pBdr>
       </w:pPr>
+    </w:p>
+    <w:p>
+      <w:pPr>
+        <w:spacing w:before="0" w:after="60" w:line="269" w:lineRule="auto"/>
+      </w:pPr>
+      <w:r>
+        <w:rPr>
+          <w:rFonts w:ascii="微软雅黑" w:hAnsi="微软雅黑" w:eastAsia="微软雅黑"/>
+          <w:b w:val="0"/>
+          <w:color w:val="5C6773"/>
+          <w:sz w:val="17"/>
+        </w:rPr>
+        <w:t>下列金额与面积来自原简历，证明投资判断与政府/国企协同；引进企业、签约入驻、收入贡献需另补经营台账。</w:t>
+      </w:r>
     </w:p>
     <w:tbl>
       <w:tblPr>
@@ -2422,7 +2499,7 @@
                 <w:color w:val="142B4A"/>
                 <w:sz w:val="19"/>
               </w:rPr>
-              <w:t>社会职务与专家</w:t>
+              <w:t>已核验 / 待核验职务</w:t>
             </w:r>
           </w:p>
           <w:p>
@@ -2436,7 +2513,7 @@
                 <w:color w:val="444C56"/>
                 <w:sz w:val="16"/>
               </w:rPr>
-              <w:t>杨浦区科技企业联合会执行会长；上海市工商联房地产商会秘书长</w:t>
+              <w:t>已核验：住房政策研究中心秘书长；杨浦科企联执行会长</w:t>
             </w:r>
           </w:p>
           <w:p>
@@ -2450,7 +2527,7 @@
                 <w:color w:val="444C56"/>
                 <w:sz w:val="16"/>
               </w:rPr>
-              <w:t>复旦管院不动产资产管理协会创始理事长；上海山东省商会理事</w:t>
+              <w:t>2024.06 报道曾写复旦 MBA 不动产资管协会秘书长；院友会现公布为武金城，现任请核对</w:t>
             </w:r>
           </w:p>
           <w:p>
@@ -2464,7 +2541,21 @@
                 <w:color w:val="444C56"/>
                 <w:sz w:val="16"/>
               </w:rPr>
-              <w:t>城市更新 / 碳中和节能 / 虹口科技企业评审专家；复旦研究生管理联考面试官</w:t>
+              <w:t>工商联房地产商会：出席并代表中心参与战略合作，公开秘书长为李祥，不写入现任</w:t>
+            </w:r>
+          </w:p>
+          <w:p>
+            <w:pPr>
+              <w:spacing w:after="20" w:line="259" w:lineRule="auto"/>
+            </w:pPr>
+            <w:r>
+              <w:rPr>
+                <w:rFonts w:ascii="微软雅黑" w:hAnsi="微软雅黑" w:eastAsia="微软雅黑"/>
+                <w:b w:val="0"/>
+                <w:color w:val="444C56"/>
+                <w:sz w:val="16"/>
+              </w:rPr>
+              <w:t>简历自述待核：城市更新 / 碳中和 / 虹口科企评审专家；复旦联考面试官；山东商会理事</w:t>
             </w:r>
           </w:p>
         </w:tc>
@@ -2481,7 +2572,7 @@
           <w:color w:val="5C6773"/>
           <w:sz w:val="16"/>
         </w:rPr>
-        <w:t>说明：公开活动职务与角色均可对照央广网、人民网、上观新闻、杨浦区政府官网、锦天城官网等报道核验。原 Boss 直聘稿中的身份证、家庭住址、配偶信息已从对外简历中移除。</w:t>
+        <w:t>说明：公开活动可对照央广网、人民网、上观新闻、杨浦区政府官网、锦天城官网、工商联官网、复旦管院校友页核验。原 Boss 直聘稿中的身份证、家庭住址、配偶信息已移除。2021 年后若补上团队规模、付费试点、入驻签约，可将案例 2、3 改为经营成果表达。</w:t>
       </w:r>
     </w:p>
     <w:sectPr>

--- a/output/胡继刚-简历-优化版.docx
+++ b/output/胡继刚-简历-优化版.docx
@@ -33,7 +33,6 @@
           <w:p>
             <w:pPr>
               <w:spacing w:after="0"/>
-              <w:jc w:val="left"/>
             </w:pPr>
             <w:r/>
             <w:r>
@@ -57,44 +56,30 @@
           </w:p>
           <w:p>
             <w:pPr>
-              <w:spacing w:before="40" w:after="80"/>
+              <w:spacing w:before="40" w:after="40"/>
             </w:pPr>
             <w:r>
               <w:rPr>
                 <w:rFonts w:ascii="微软雅黑" w:hAnsi="微软雅黑" w:eastAsia="微软雅黑"/>
                 <w:b/>
                 <w:color w:val="E8D5A3"/>
-                <w:sz w:val="24"/>
+                <w:sz w:val="22"/>
               </w:rPr>
-              <w:t>产业发展  ·  产业合作  ·  招商负责人</w:t>
+              <w:t>万科上海区域投资副总经理（2017–2021）</w:t>
             </w:r>
           </w:p>
           <w:p>
             <w:pPr>
-              <w:spacing w:before="0" w:after="60"/>
+              <w:spacing w:after="40"/>
             </w:pPr>
             <w:r>
               <w:rPr>
                 <w:rFonts w:ascii="微软雅黑" w:hAnsi="微软雅黑" w:eastAsia="微软雅黑"/>
                 <w:b w:val="0"/>
                 <w:color w:val="D5DEE8"/>
-                <w:sz w:val="18"/>
+                <w:sz w:val="20"/>
               </w:rPr>
-              <w:t>AI 商业化 = 新业务能力　　企业出海 / 海外园区合作 = 中期方向</w:t>
-            </w:r>
-          </w:p>
-          <w:p>
-            <w:pPr>
-              <w:spacing w:after="20"/>
-            </w:pPr>
-            <w:r>
-              <w:rPr>
-                <w:rFonts w:ascii="微软雅黑" w:hAnsi="微软雅黑" w:eastAsia="微软雅黑"/>
-                <w:b w:val="0"/>
-                <w:color w:val="F0F4F8"/>
-                <w:sz w:val="19"/>
-              </w:rPr>
-              <w:t>复旦大学住房政策研究中心秘书长  ｜  上海市杨浦区科技企业联合会执行会长</w:t>
+              <w:t>现任复旦大学住房政策研究中心秘书长  ·  城市更新 / 租赁住房</w:t>
             </w:r>
           </w:p>
           <w:p>
@@ -108,7 +93,7 @@
                 <w:color w:val="C5D0DC"/>
                 <w:sz w:val="18"/>
               </w:rPr>
-              <w:t>男 ｜ 1987.04 ｜ 上海 ｜ 硕士 ｜ 副教授级高级工程师 ｜ 九三学社 ｜ IELTS 6.0</w:t>
+              <w:t>1987 年生  ｜  九三学社  ｜  上海  ｜  副教授级高级工程师（职称，见资质栏）</w:t>
             </w:r>
           </w:p>
           <w:p>
@@ -128,27 +113,234 @@
         </w:tc>
       </w:tr>
     </w:tbl>
+    <w:tbl>
+      <w:tblPr>
+        <w:tblW w:type="auto" w:w="0"/>
+        <w:jc w:val="center"/>
+        <w:tblLayout w:type="fixed"/>
+        <w:tblLook w:firstColumn="1" w:firstRow="1" w:lastColumn="0" w:lastRow="0" w:noHBand="0" w:noVBand="1" w:val="04A0"/>
+      </w:tblPr>
+      <w:tblGrid>
+        <w:gridCol w:w="2579"/>
+        <w:gridCol w:w="2579"/>
+        <w:gridCol w:w="2579"/>
+        <w:gridCol w:w="2579"/>
+      </w:tblGrid>
+      <w:tr>
+        <w:tc>
+          <w:tcPr>
+            <w:tcW w:type="dxa" w:w="2580"/>
+            <w:shd w:fill="F3F6FA" w:val="clear"/>
+            <w:tcBorders>
+              <w:top w:val="single" w:sz="4" w:color="D5DDE8" w:space="0"/>
+              <w:left w:val="single" w:sz="4" w:color="D5DDE8" w:space="0"/>
+              <w:bottom w:val="single" w:sz="4" w:color="D5DDE8" w:space="0"/>
+              <w:right w:val="single" w:sz="4" w:color="D5DDE8" w:space="0"/>
+            </w:tcBorders>
+            <w:tcMar>
+              <w:top w:w="60" w:type="dxa"/>
+              <w:left w:w="70" w:type="dxa"/>
+              <w:bottom w:w="60" w:type="dxa"/>
+              <w:right w:w="70" w:type="dxa"/>
+            </w:tcMar>
+          </w:tcPr>
+          <w:p>
+            <w:r/>
+          </w:p>
+          <w:p>
+            <w:pPr>
+              <w:spacing w:after="0" w:line="259" w:lineRule="auto"/>
+              <w:jc w:val="left"/>
+            </w:pPr>
+            <w:r>
+              <w:rPr>
+                <w:rFonts w:ascii="微软雅黑" w:hAnsi="微软雅黑" w:eastAsia="微软雅黑"/>
+                <w:b w:val="0"/>
+                <w:color w:val="5C6670"/>
+                <w:sz w:val="17"/>
+              </w:rPr>
+              <w:t>一线投资</w:t>
+            </w:r>
+          </w:p>
+          <w:p>
+            <w:pPr>
+              <w:spacing w:after="0"/>
+            </w:pPr>
+            <w:r>
+              <w:rPr>
+                <w:rFonts w:ascii="微软雅黑" w:hAnsi="微软雅黑" w:eastAsia="微软雅黑"/>
+                <w:b/>
+                <w:color w:val="142B4A"/>
+                <w:sz w:val="24"/>
+              </w:rPr>
+              <w:t>2011–2021</w:t>
+            </w:r>
+          </w:p>
+        </w:tc>
+        <w:tc>
+          <w:tcPr>
+            <w:tcW w:type="dxa" w:w="2580"/>
+            <w:shd w:fill="F3F6FA" w:val="clear"/>
+            <w:tcBorders>
+              <w:top w:val="single" w:sz="4" w:color="D5DDE8" w:space="0"/>
+              <w:left w:val="single" w:sz="4" w:color="D5DDE8" w:space="0"/>
+              <w:bottom w:val="single" w:sz="4" w:color="D5DDE8" w:space="0"/>
+              <w:right w:val="single" w:sz="4" w:color="D5DDE8" w:space="0"/>
+            </w:tcBorders>
+            <w:tcMar>
+              <w:top w:w="60" w:type="dxa"/>
+              <w:left w:w="70" w:type="dxa"/>
+              <w:bottom w:w="60" w:type="dxa"/>
+              <w:right w:w="70" w:type="dxa"/>
+            </w:tcMar>
+          </w:tcPr>
+          <w:p>
+            <w:r/>
+          </w:p>
+          <w:p>
+            <w:pPr>
+              <w:spacing w:after="0" w:line="259" w:lineRule="auto"/>
+              <w:jc w:val="left"/>
+            </w:pPr>
+            <w:r>
+              <w:rPr>
+                <w:rFonts w:ascii="微软雅黑" w:hAnsi="微软雅黑" w:eastAsia="微软雅黑"/>
+                <w:b w:val="0"/>
+                <w:color w:val="5C6670"/>
+                <w:sz w:val="17"/>
+              </w:rPr>
+              <w:t>投拓年限</w:t>
+            </w:r>
+          </w:p>
+          <w:p>
+            <w:pPr>
+              <w:spacing w:after="0"/>
+            </w:pPr>
+            <w:r>
+              <w:rPr>
+                <w:rFonts w:ascii="微软雅黑" w:hAnsi="微软雅黑" w:eastAsia="微软雅黑"/>
+                <w:b/>
+                <w:color w:val="142B4A"/>
+                <w:sz w:val="24"/>
+              </w:rPr>
+              <w:t>约 10 年</w:t>
+            </w:r>
+          </w:p>
+        </w:tc>
+        <w:tc>
+          <w:tcPr>
+            <w:tcW w:type="dxa" w:w="2580"/>
+            <w:shd w:fill="F3F6FA" w:val="clear"/>
+            <w:tcBorders>
+              <w:top w:val="single" w:sz="4" w:color="D5DDE8" w:space="0"/>
+              <w:left w:val="single" w:sz="4" w:color="D5DDE8" w:space="0"/>
+              <w:bottom w:val="single" w:sz="4" w:color="D5DDE8" w:space="0"/>
+              <w:right w:val="single" w:sz="4" w:color="D5DDE8" w:space="0"/>
+            </w:tcBorders>
+            <w:tcMar>
+              <w:top w:w="60" w:type="dxa"/>
+              <w:left w:w="70" w:type="dxa"/>
+              <w:bottom w:w="60" w:type="dxa"/>
+              <w:right w:w="70" w:type="dxa"/>
+            </w:tcMar>
+          </w:tcPr>
+          <w:p>
+            <w:r/>
+          </w:p>
+          <w:p>
+            <w:pPr>
+              <w:spacing w:after="0" w:line="259" w:lineRule="auto"/>
+              <w:jc w:val="left"/>
+            </w:pPr>
+            <w:r>
+              <w:rPr>
+                <w:rFonts w:ascii="微软雅黑" w:hAnsi="微软雅黑" w:eastAsia="微软雅黑"/>
+                <w:b w:val="0"/>
+                <w:color w:val="5C6670"/>
+                <w:sz w:val="17"/>
+              </w:rPr>
+              <w:t>靖江 + 金坛</w:t>
+            </w:r>
+          </w:p>
+          <w:p>
+            <w:pPr>
+              <w:spacing w:after="0"/>
+            </w:pPr>
+            <w:r>
+              <w:rPr>
+                <w:rFonts w:ascii="微软雅黑" w:hAnsi="微软雅黑" w:eastAsia="微软雅黑"/>
+                <w:b/>
+                <w:color w:val="142B4A"/>
+                <w:sz w:val="24"/>
+              </w:rPr>
+              <w:t>约 43 亿</w:t>
+            </w:r>
+          </w:p>
+        </w:tc>
+        <w:tc>
+          <w:tcPr>
+            <w:tcW w:type="dxa" w:w="2580"/>
+            <w:shd w:fill="F3F6FA" w:val="clear"/>
+            <w:tcBorders>
+              <w:top w:val="single" w:sz="4" w:color="D5DDE8" w:space="0"/>
+              <w:left w:val="single" w:sz="4" w:color="D5DDE8" w:space="0"/>
+              <w:bottom w:val="single" w:sz="4" w:color="D5DDE8" w:space="0"/>
+              <w:right w:val="single" w:sz="4" w:color="D5DDE8" w:space="0"/>
+            </w:tcBorders>
+            <w:tcMar>
+              <w:top w:w="60" w:type="dxa"/>
+              <w:left w:w="70" w:type="dxa"/>
+              <w:bottom w:w="60" w:type="dxa"/>
+              <w:right w:w="70" w:type="dxa"/>
+            </w:tcMar>
+          </w:tcPr>
+          <w:p>
+            <w:r/>
+          </w:p>
+          <w:p>
+            <w:pPr>
+              <w:spacing w:after="0" w:line="259" w:lineRule="auto"/>
+              <w:jc w:val="left"/>
+            </w:pPr>
+            <w:r>
+              <w:rPr>
+                <w:rFonts w:ascii="微软雅黑" w:hAnsi="微软雅黑" w:eastAsia="微软雅黑"/>
+                <w:b w:val="0"/>
+                <w:color w:val="5C6670"/>
+                <w:sz w:val="17"/>
+              </w:rPr>
+              <w:t>新进城市</w:t>
+            </w:r>
+          </w:p>
+          <w:p>
+            <w:pPr>
+              <w:spacing w:after="0"/>
+            </w:pPr>
+            <w:r>
+              <w:rPr>
+                <w:rFonts w:ascii="微软雅黑" w:hAnsi="微软雅黑" w:eastAsia="微软雅黑"/>
+                <w:b/>
+                <w:color w:val="142B4A"/>
+                <w:sz w:val="24"/>
+              </w:rPr>
+              <w:t>盐城 · 台州 · 金坛</w:t>
+            </w:r>
+          </w:p>
+        </w:tc>
+      </w:tr>
+    </w:tbl>
     <w:p>
       <w:pPr>
-        <w:spacing w:before="160" w:after="40" w:line="269" w:lineRule="auto"/>
+        <w:spacing w:before="160" w:after="40" w:line="283" w:lineRule="auto"/>
       </w:pPr>
       <w:r>
         <w:rPr>
           <w:rFonts w:ascii="微软雅黑" w:hAnsi="微软雅黑" w:eastAsia="微软雅黑"/>
-          <w:b/>
-          <w:color w:val="C48A2B"/>
-          <w:sz w:val="18"/>
-        </w:rPr>
-        <w:t xml:space="preserve">求职意向  </w:t>
-      </w:r>
-      <w:r>
-        <w:rPr>
-          <w:rFonts w:ascii="微软雅黑" w:hAnsi="微软雅黑" w:eastAsia="微软雅黑"/>
           <w:b w:val="0"/>
-          <w:color w:val="142B4A"/>
+          <w:color w:val="2C333A"/>
           <w:sz w:val="19"/>
         </w:rPr>
-        <w:t>产业合作 / 招商负责人（科创园区、产业集团、企业服务平台）    上海    薪资面议</w:t>
+        <w:t>万科上海区域投资副总经理。2011–2021 年一线投拓，做过收并购、策略勾地、不良处置、物流园落地与国资合作；2021 年起转向住房保障、租赁市场与城市更新研究。一线投资只计至 2021 年，不把此后研究年限算进投资经验。</w:t>
       </w:r>
     </w:p>
     <w:p>
@@ -162,441 +354,7 @@
           <w:color w:val="142B4A"/>
           <w:sz w:val="24"/>
         </w:rPr>
-        <w:t>职业摘要</w:t>
-      </w:r>
-    </w:p>
-    <w:p>
-      <w:pPr>
-        <w:spacing w:before="0" w:after="80"/>
-        <w:pBdr>
-          <w:bottom w:val="single" w:sz="14" w:space="1" w:color="C48A2B"/>
-        </w:pBdr>
-      </w:pPr>
-    </w:p>
-    <w:p>
-      <w:pPr>
-        <w:spacing w:before="0" w:after="40" w:line="283" w:lineRule="auto"/>
-      </w:pPr>
-      <w:r>
-        <w:rPr>
-          <w:rFonts w:ascii="微软雅黑" w:hAnsi="微软雅黑" w:eastAsia="微软雅黑"/>
-          <w:b w:val="0"/>
-          <w:color w:val="444C56"/>
-          <w:sz w:val="19"/>
-        </w:rPr>
-        <w:t>土木本科、复旦 MBA。万科、新城经历支撑项目判断、投资拓展与合作落地；研究中心、杨浦科企联经历支撑政策理解、企业连接与跨机构协调。两者结合，是转向产业发展岗位的基础。职业主线放在产业合作与招商；AI 作为新业务能力，从园区、资管和企业服务场景切入；出海作为中期延伸，先做国内客户开发与项目组织。2021 年后公开成果以平台搭建和活动组织为主，付费项目与入驻签约数字待补。</w:t>
-      </w:r>
-    </w:p>
-    <w:p>
-      <w:pPr>
-        <w:spacing w:before="160" w:after="20" w:line="269" w:lineRule="auto"/>
-      </w:pPr>
-      <w:r>
-        <w:rPr>
-          <w:rFonts w:ascii="微软雅黑" w:hAnsi="微软雅黑" w:eastAsia="微软雅黑"/>
-          <w:b/>
-          <w:color w:val="142B4A"/>
-          <w:sz w:val="24"/>
-        </w:rPr>
-        <w:t>方向优先级</w:t>
-      </w:r>
-    </w:p>
-    <w:p>
-      <w:pPr>
-        <w:spacing w:before="0" w:after="80"/>
-        <w:pBdr>
-          <w:bottom w:val="single" w:sz="14" w:space="1" w:color="C48A2B"/>
-        </w:pBdr>
-      </w:pPr>
-    </w:p>
-    <w:tbl>
-      <w:tblPr>
-        <w:tblW w:type="auto" w:w="0"/>
-        <w:jc w:val="center"/>
-        <w:tblLayout w:type="fixed"/>
-        <w:tblLook w:firstColumn="1" w:firstRow="1" w:lastColumn="0" w:lastRow="0" w:noHBand="0" w:noVBand="1" w:val="04A0"/>
-      </w:tblPr>
-      <w:tblGrid>
-        <w:gridCol w:w="3439"/>
-        <w:gridCol w:w="3439"/>
-        <w:gridCol w:w="3439"/>
-      </w:tblGrid>
-      <w:tr>
-        <w:tc>
-          <w:tcPr>
-            <w:tcW w:type="dxa" w:w="3430"/>
-            <w:shd w:fill="F4F7FB" w:val="clear"/>
-            <w:tcBorders>
-              <w:top w:val="single" w:sz="4" w:color="D7DEE8" w:space="0"/>
-              <w:left w:val="single" w:sz="4" w:color="D7DEE8" w:space="0"/>
-              <w:bottom w:val="single" w:sz="4" w:color="D7DEE8" w:space="0"/>
-              <w:right w:val="single" w:sz="4" w:color="D7DEE8" w:space="0"/>
-            </w:tcBorders>
-            <w:tcMar>
-              <w:top w:w="70" w:type="dxa"/>
-              <w:left w:w="90" w:type="dxa"/>
-              <w:bottom w:w="70" w:type="dxa"/>
-              <w:right w:w="90" w:type="dxa"/>
-            </w:tcMar>
-            <w:vAlign w:val="top"/>
-          </w:tcPr>
-          <w:p>
-            <w:pPr>
-              <w:spacing w:after="60"/>
-            </w:pPr>
-            <w:r/>
-            <w:r>
-              <w:rPr>
-                <w:rFonts w:ascii="微软雅黑" w:hAnsi="微软雅黑" w:eastAsia="微软雅黑"/>
-                <w:b/>
-                <w:color w:val="9A4A12"/>
-                <w:sz w:val="22"/>
-              </w:rPr>
-              <w:t>▍</w:t>
-            </w:r>
-            <w:r>
-              <w:rPr>
-                <w:rFonts w:ascii="微软雅黑" w:hAnsi="微软雅黑" w:eastAsia="微软雅黑"/>
-                <w:b/>
-                <w:color w:val="142B4A"/>
-                <w:sz w:val="20"/>
-              </w:rPr>
-              <w:t>近期主线｜产业发展 / 招商</w:t>
-            </w:r>
-          </w:p>
-          <w:p>
-            <w:pPr>
-              <w:spacing w:after="40" w:line="259" w:lineRule="auto"/>
-            </w:pPr>
-            <w:r>
-              <w:rPr>
-                <w:rFonts w:ascii="微软雅黑" w:hAnsi="微软雅黑" w:eastAsia="微软雅黑"/>
-                <w:b w:val="0"/>
-                <w:color w:val="444C56"/>
-                <w:sz w:val="16"/>
-              </w:rPr>
-              <w:t>• 科创园区、产业集团、企业服务平台：项目拓展、合作谈判与落地。</w:t>
-            </w:r>
-          </w:p>
-          <w:p>
-            <w:pPr>
-              <w:spacing w:after="40" w:line="259" w:lineRule="auto"/>
-            </w:pPr>
-            <w:r>
-              <w:rPr>
-                <w:rFonts w:ascii="微软雅黑" w:hAnsi="微软雅黑" w:eastAsia="微软雅黑"/>
-                <w:b w:val="0"/>
-                <w:color w:val="444C56"/>
-                <w:sz w:val="16"/>
-              </w:rPr>
-              <w:t>• 证据：拿地、收并购、国企合作、产业载体导入。</w:t>
-            </w:r>
-          </w:p>
-          <w:p>
-            <w:pPr>
-              <w:spacing w:after="40" w:line="259" w:lineRule="auto"/>
-            </w:pPr>
-            <w:r>
-              <w:rPr>
-                <w:rFonts w:ascii="微软雅黑" w:hAnsi="微软雅黑" w:eastAsia="微软雅黑"/>
-                <w:b w:val="0"/>
-                <w:color w:val="444C56"/>
-                <w:sz w:val="16"/>
-              </w:rPr>
-              <w:t>• 公开报道尚无引进企业签约入驻的经营数字。</w:t>
-            </w:r>
-          </w:p>
-        </w:tc>
-        <w:tc>
-          <w:tcPr>
-            <w:tcW w:type="dxa" w:w="3430"/>
-            <w:shd w:fill="F4F7FB" w:val="clear"/>
-            <w:tcBorders>
-              <w:top w:val="single" w:sz="4" w:color="D7DEE8" w:space="0"/>
-              <w:left w:val="single" w:sz="4" w:color="D7DEE8" w:space="0"/>
-              <w:bottom w:val="single" w:sz="4" w:color="D7DEE8" w:space="0"/>
-              <w:right w:val="single" w:sz="4" w:color="D7DEE8" w:space="0"/>
-            </w:tcBorders>
-            <w:tcMar>
-              <w:top w:w="70" w:type="dxa"/>
-              <w:left w:w="90" w:type="dxa"/>
-              <w:bottom w:w="70" w:type="dxa"/>
-              <w:right w:w="90" w:type="dxa"/>
-            </w:tcMar>
-            <w:vAlign w:val="top"/>
-          </w:tcPr>
-          <w:p>
-            <w:pPr>
-              <w:spacing w:after="60"/>
-            </w:pPr>
-            <w:r/>
-            <w:r>
-              <w:rPr>
-                <w:rFonts w:ascii="微软雅黑" w:hAnsi="微软雅黑" w:eastAsia="微软雅黑"/>
-                <w:b/>
-                <w:color w:val="0F6B63"/>
-                <w:sz w:val="22"/>
-              </w:rPr>
-              <w:t>▍</w:t>
-            </w:r>
-            <w:r>
-              <w:rPr>
-                <w:rFonts w:ascii="微软雅黑" w:hAnsi="微软雅黑" w:eastAsia="微软雅黑"/>
-                <w:b/>
-                <w:color w:val="142B4A"/>
-                <w:sz w:val="20"/>
-              </w:rPr>
-              <w:t>重点突破｜AI 行业合作</w:t>
-            </w:r>
-          </w:p>
-          <w:p>
-            <w:pPr>
-              <w:spacing w:after="40" w:line="259" w:lineRule="auto"/>
-            </w:pPr>
-            <w:r>
-              <w:rPr>
-                <w:rFonts w:ascii="微软雅黑" w:hAnsi="微软雅黑" w:eastAsia="微软雅黑"/>
-                <w:b w:val="0"/>
-                <w:color w:val="444C56"/>
-                <w:sz w:val="16"/>
-              </w:rPr>
-              <w:t>• 从园区、资管、企业服务场景联合技术团队做客户项目。</w:t>
-            </w:r>
-          </w:p>
-          <w:p>
-            <w:pPr>
-              <w:spacing w:after="40" w:line="259" w:lineRule="auto"/>
-            </w:pPr>
-            <w:r>
-              <w:rPr>
-                <w:rFonts w:ascii="微软雅黑" w:hAnsi="微软雅黑" w:eastAsia="微软雅黑"/>
-                <w:b w:val="0"/>
-                <w:color w:val="444C56"/>
-                <w:sz w:val="16"/>
-              </w:rPr>
-              <w:t>• 已有：峰会主办方代表与圆桌主持、建筑 AI 论文。</w:t>
-            </w:r>
-          </w:p>
-          <w:p>
-            <w:pPr>
-              <w:spacing w:after="40" w:line="259" w:lineRule="auto"/>
-            </w:pPr>
-            <w:r>
-              <w:rPr>
-                <w:rFonts w:ascii="微软雅黑" w:hAnsi="微软雅黑" w:eastAsia="微软雅黑"/>
-                <w:b w:val="0"/>
-                <w:color w:val="444C56"/>
-                <w:sz w:val="16"/>
-              </w:rPr>
-              <w:t>• 待补：付费试点与客户项目。</w:t>
-            </w:r>
-          </w:p>
-        </w:tc>
-        <w:tc>
-          <w:tcPr>
-            <w:tcW w:type="dxa" w:w="3458"/>
-            <w:shd w:fill="F4F7FB" w:val="clear"/>
-            <w:tcBorders>
-              <w:top w:val="single" w:sz="4" w:color="D7DEE8" w:space="0"/>
-              <w:left w:val="single" w:sz="4" w:color="D7DEE8" w:space="0"/>
-              <w:bottom w:val="single" w:sz="4" w:color="D7DEE8" w:space="0"/>
-              <w:right w:val="single" w:sz="4" w:color="D7DEE8" w:space="0"/>
-            </w:tcBorders>
-            <w:tcMar>
-              <w:top w:w="70" w:type="dxa"/>
-              <w:left w:w="90" w:type="dxa"/>
-              <w:bottom w:w="70" w:type="dxa"/>
-              <w:right w:w="90" w:type="dxa"/>
-            </w:tcMar>
-            <w:vAlign w:val="top"/>
-          </w:tcPr>
-          <w:p>
-            <w:pPr>
-              <w:spacing w:after="60"/>
-            </w:pPr>
-            <w:r/>
-            <w:r>
-              <w:rPr>
-                <w:rFonts w:ascii="微软雅黑" w:hAnsi="微软雅黑" w:eastAsia="微软雅黑"/>
-                <w:b/>
-                <w:color w:val="1D4F91"/>
-                <w:sz w:val="22"/>
-              </w:rPr>
-              <w:t>▍</w:t>
-            </w:r>
-            <w:r>
-              <w:rPr>
-                <w:rFonts w:ascii="微软雅黑" w:hAnsi="微软雅黑" w:eastAsia="微软雅黑"/>
-                <w:b/>
-                <w:color w:val="142B4A"/>
-                <w:sz w:val="20"/>
-              </w:rPr>
-              <w:t>中期延伸｜企业出海服务</w:t>
-            </w:r>
-          </w:p>
-          <w:p>
-            <w:pPr>
-              <w:spacing w:after="40" w:line="259" w:lineRule="auto"/>
-            </w:pPr>
-            <w:r>
-              <w:rPr>
-                <w:rFonts w:ascii="微软雅黑" w:hAnsi="微软雅黑" w:eastAsia="微软雅黑"/>
-                <w:b w:val="0"/>
-                <w:color w:val="444C56"/>
-                <w:sz w:val="16"/>
-              </w:rPr>
-              <w:t>• 国内客户开发、需求梳理和项目组织，与当地机构共同交付。</w:t>
-            </w:r>
-          </w:p>
-          <w:p>
-            <w:pPr>
-              <w:spacing w:after="40" w:line="259" w:lineRule="auto"/>
-            </w:pPr>
-            <w:r>
-              <w:rPr>
-                <w:rFonts w:ascii="微软雅黑" w:hAnsi="微软雅黑" w:eastAsia="微软雅黑"/>
-                <w:b w:val="0"/>
-                <w:color w:val="444C56"/>
-                <w:sz w:val="16"/>
-              </w:rPr>
-              <w:t>• 已有：海外不动产主题主持、北欧会客厅发起。</w:t>
-            </w:r>
-          </w:p>
-          <w:p>
-            <w:pPr>
-              <w:spacing w:after="40" w:line="259" w:lineRule="auto"/>
-            </w:pPr>
-            <w:r>
-              <w:rPr>
-                <w:rFonts w:ascii="微软雅黑" w:hAnsi="微软雅黑" w:eastAsia="微软雅黑"/>
-                <w:b w:val="0"/>
-                <w:color w:val="444C56"/>
-                <w:sz w:val="16"/>
-              </w:rPr>
-              <w:t>• 待补：出海成交项目。</w:t>
-            </w:r>
-          </w:p>
-        </w:tc>
-      </w:tr>
-    </w:tbl>
-    <w:p>
-      <w:pPr>
-        <w:spacing w:before="160" w:after="20" w:line="269" w:lineRule="auto"/>
-      </w:pPr>
-      <w:r>
-        <w:rPr>
-          <w:rFonts w:ascii="微软雅黑" w:hAnsi="微软雅黑" w:eastAsia="微软雅黑"/>
-          <w:b/>
-          <w:color w:val="142B4A"/>
-          <w:sz w:val="24"/>
-        </w:rPr>
-        <w:t>三个代表案例</w:t>
-      </w:r>
-    </w:p>
-    <w:p>
-      <w:pPr>
-        <w:spacing w:before="0" w:after="80"/>
-        <w:pBdr>
-          <w:bottom w:val="single" w:sz="14" w:space="1" w:color="C48A2B"/>
-        </w:pBdr>
-      </w:pPr>
-    </w:p>
-    <w:p>
-      <w:pPr>
-        <w:spacing w:before="40" w:after="20" w:line="269" w:lineRule="auto"/>
-      </w:pPr>
-      <w:r>
-        <w:rPr>
-          <w:rFonts w:ascii="微软雅黑" w:hAnsi="微软雅黑" w:eastAsia="微软雅黑"/>
-          <w:b/>
-          <w:color w:val="142B4A"/>
-          <w:sz w:val="20"/>
-        </w:rPr>
-        <w:t>1. 投资拓展落地｜万科靖江印象城（2017.10）</w:t>
-      </w:r>
-    </w:p>
-    <w:p>
-      <w:pPr>
-        <w:spacing w:before="0" w:after="40" w:line="269" w:lineRule="auto"/>
-      </w:pPr>
-      <w:r>
-        <w:rPr>
-          <w:rFonts w:ascii="微软雅黑" w:hAnsi="微软雅黑" w:eastAsia="微软雅黑"/>
-          <w:b w:val="0"/>
-          <w:color w:val="444C56"/>
-          <w:sz w:val="17"/>
-        </w:rPr>
-        <w:t>职责：江浙事业部投资副总经理。动作：重资产勾地并引入印力轻资产委管。结果：约 15 亿获取 556 亩及约 7 万方自持购物中心，苏中县市首家印象城。说明：证明项目判断与合作落地；属拿地能力，不等于后续招商入驻经营数据。</w:t>
-      </w:r>
-    </w:p>
-    <w:p>
-      <w:pPr>
-        <w:spacing w:before="40" w:after="20" w:line="269" w:lineRule="auto"/>
-      </w:pPr>
-      <w:r>
-        <w:rPr>
-          <w:rFonts w:ascii="微软雅黑" w:hAnsi="微软雅黑" w:eastAsia="微软雅黑"/>
-          <w:b/>
-          <w:color w:val="142B4A"/>
-          <w:sz w:val="20"/>
-        </w:rPr>
-        <w:t>2. 近期产业合作｜北欧创新国际会客厅（2026.03）</w:t>
-      </w:r>
-    </w:p>
-    <w:p>
-      <w:pPr>
-        <w:spacing w:before="0" w:after="40" w:line="269" w:lineRule="auto"/>
-      </w:pPr>
-      <w:r>
-        <w:rPr>
-          <w:rFonts w:ascii="微软雅黑" w:hAnsi="微软雅黑" w:eastAsia="微软雅黑"/>
-          <w:b w:val="0"/>
-          <w:color w:val="444C56"/>
-          <w:sz w:val="17"/>
-        </w:rPr>
-        <w:t>职责：杨浦科企联执行会长；中心为共同发起方。动作：与宝龙商办、复旦国家大学科技园、峰唯峰等共同发起并参与揭牌交流。结果：会客厅落户杨浦宝龙旭辉广场环创中心（区政府官网）。说明：证明跨机构协调与载体导入；公开报道未披露入驻企业数或收费。</w:t>
-      </w:r>
-    </w:p>
-    <w:p>
-      <w:pPr>
-        <w:spacing w:before="40" w:after="20" w:line="269" w:lineRule="auto"/>
-      </w:pPr>
-      <w:r>
-        <w:rPr>
-          <w:rFonts w:ascii="微软雅黑" w:hAnsi="微软雅黑" w:eastAsia="微软雅黑"/>
-          <w:b/>
-          <w:color w:val="142B4A"/>
-          <w:sz w:val="20"/>
-        </w:rPr>
-        <w:t>3. AI 新业务能力｜人工智能商业化峰会（2026.05）</w:t>
-      </w:r>
-    </w:p>
-    <w:p>
-      <w:pPr>
-        <w:spacing w:before="0" w:after="40" w:line="269" w:lineRule="auto"/>
-      </w:pPr>
-      <w:r>
-        <w:rPr>
-          <w:rFonts w:ascii="微软雅黑" w:hAnsi="微软雅黑" w:eastAsia="微软雅黑"/>
-          <w:b w:val="0"/>
-          <w:color w:val="444C56"/>
-          <w:sz w:val="17"/>
-        </w:rPr>
-        <w:t>职责：主办方代表，主持「从算力引擎到新质资产」圆桌。动作：对接腾讯云、火山引擎、达观数据等嘉宾，提出将峰会升级为科创企业超级孵化器。结果：约 600 人，央广网/杨浦区政府/上观报道。说明：证明 AI 行业合作组织能力，尚不是付费客户项目。</w:t>
-      </w:r>
-    </w:p>
-    <w:p>
-      <w:pPr>
-        <w:spacing w:before="160" w:after="20" w:line="269" w:lineRule="auto"/>
-      </w:pPr>
-      <w:r>
-        <w:rPr>
-          <w:rFonts w:ascii="微软雅黑" w:hAnsi="微软雅黑" w:eastAsia="微软雅黑"/>
-          <w:b/>
-          <w:color w:val="142B4A"/>
-          <w:sz w:val="24"/>
-        </w:rPr>
-        <w:t>工作经历</w:t>
+        <w:t>现任</w:t>
       </w:r>
     </w:p>
     <w:p>
@@ -621,7 +379,7 @@
       <w:tr>
         <w:tc>
           <w:tcPr>
-            <w:tcW w:type="dxa" w:w="7030"/>
+            <w:tcW w:type="dxa" w:w="7143"/>
             <w:tcBorders>
               <w:top w:val="single" w:sz="0" w:color="FFFFFF" w:space="0"/>
               <w:left w:val="single" w:sz="0" w:color="FFFFFF" w:space="0"/>
@@ -653,16 +411,16 @@
               <w:rPr>
                 <w:rFonts w:ascii="微软雅黑" w:hAnsi="微软雅黑" w:eastAsia="微软雅黑"/>
                 <w:b w:val="0"/>
-                <w:color w:val="5C6773"/>
+                <w:color w:val="5C6670"/>
                 <w:sz w:val="19"/>
               </w:rPr>
-              <w:t xml:space="preserve">  |  秘书长 / 副教授级高级工程师</w:t>
+              <w:t xml:space="preserve">  |  秘书长</w:t>
             </w:r>
           </w:p>
         </w:tc>
         <w:tc>
           <w:tcPr>
-            <w:tcW w:type="dxa" w:w="2948"/>
+            <w:tcW w:type="dxa" w:w="2835"/>
             <w:tcBorders>
               <w:top w:val="single" w:sz="0" w:color="FFFFFF" w:space="0"/>
               <w:left w:val="single" w:sz="0" w:color="FFFFFF" w:space="0"/>
@@ -703,56 +461,436 @@
         <w:rPr>
           <w:rFonts w:ascii="微软雅黑" w:hAnsi="微软雅黑" w:eastAsia="微软雅黑"/>
           <w:b w:val="0"/>
-          <w:color w:val="5C6773"/>
+          <w:color w:val="5C6670"/>
           <w:sz w:val="18"/>
         </w:rPr>
-        <w:t>兼杨浦区科技企业联合会执行会长。住房保障、租赁、城市更新课题 + 高峰论坛与战略合作。2021 年后公开成果以平台搭建和活动组织为主，营收/客户价值数字待补。</w:t>
+        <w:t>上海。副教授级高级工程师为职称，不是本职务的行政级别。</w:t>
       </w:r>
     </w:p>
     <w:p>
       <w:pPr>
-        <w:spacing w:before="0" w:after="32" w:line="269" w:lineRule="auto"/>
+        <w:spacing w:before="0" w:after="30" w:line="269" w:lineRule="auto"/>
         <w:ind w:left="181" w:hanging="181"/>
       </w:pPr>
       <w:r>
         <w:rPr>
           <w:rFonts w:ascii="微软雅黑" w:hAnsi="微软雅黑" w:eastAsia="微软雅黑"/>
           <w:b w:val="0"/>
-          <w:color w:val="444C56"/>
+          <w:color w:val="2C333A"/>
           <w:sz w:val="19"/>
         </w:rPr>
-        <w:t>•  产业合作：2026.03 北欧创新国际会客厅共同发起并落户杨浦园区；2025.05 代表中心出席工商联房地产商会资管分会成立大会并参与战略合作（中心为合作方；商会现任秘书长公开为李祥）。</w:t>
+        <w:t>•  牵头住房保障体系、租赁市场发展、城市更新等领域课题，撰写研究报告，为政府决策提供学术支持（原稿口径；具体课题名称与采纳单位待补）。</w:t>
       </w:r>
     </w:p>
     <w:p>
       <w:pPr>
-        <w:spacing w:before="0" w:after="32" w:line="269" w:lineRule="auto"/>
+        <w:spacing w:before="0" w:after="30" w:line="269" w:lineRule="auto"/>
         <w:ind w:left="181" w:hanging="181"/>
       </w:pPr>
       <w:r>
         <w:rPr>
           <w:rFonts w:ascii="微软雅黑" w:hAnsi="微软雅黑" w:eastAsia="微软雅黑"/>
           <w:b w:val="0"/>
-          <w:color w:val="444C56"/>
+          <w:color w:val="2C333A"/>
           <w:sz w:val="19"/>
         </w:rPr>
-        <w:t>•  AI 能力：2026.05 人工智能商业化峰会主办方代表并主持圆桌；2025.05 中心联合主办全球新经济增长引擎峰会，本人参加房地产×资本×产业圆桌。</w:t>
+        <w:t>•  组织论坛与闭门研讨，推动学界、企业与政府部门对话。</w:t>
       </w:r>
     </w:p>
     <w:p>
       <w:pPr>
-        <w:spacing w:before="0" w:after="32" w:line="269" w:lineRule="auto"/>
+        <w:spacing w:before="0" w:after="30" w:line="269" w:lineRule="auto"/>
         <w:ind w:left="181" w:hanging="181"/>
       </w:pPr>
       <w:r>
         <w:rPr>
           <w:rFonts w:ascii="微软雅黑" w:hAnsi="微软雅黑" w:eastAsia="微软雅黑"/>
           <w:b w:val="0"/>
-          <w:color w:val="444C56"/>
+          <w:color w:val="2C333A"/>
           <w:sz w:val="19"/>
         </w:rPr>
-        <w:t>•  出海铺垫：2024.06 主持「他山之石——中国投资者的海外不动产战略布局」。</w:t>
+        <w:t>•  可核对的公开活动：2024.06 主持锦天城「他山之石——中国投资者的海外不动产战略布局」；2025.05 参加中心联合主办的「全球新经济增长引擎峰会」房地产×资本×产业圆桌；2025.05 以中心秘书长身份出席上海市工商联房地产商会资管分会成立并登台战略合作。</w:t>
       </w:r>
+    </w:p>
+    <w:p>
+      <w:pPr>
+        <w:spacing w:before="160" w:after="20" w:line="269" w:lineRule="auto"/>
+      </w:pPr>
+      <w:r>
+        <w:rPr>
+          <w:rFonts w:ascii="微软雅黑" w:hAnsi="微软雅黑" w:eastAsia="微软雅黑"/>
+          <w:b/>
+          <w:color w:val="142B4A"/>
+          <w:sz w:val="24"/>
+        </w:rPr>
+        <w:t>社会职务</w:t>
+      </w:r>
+    </w:p>
+    <w:p>
+      <w:pPr>
+        <w:spacing w:before="0" w:after="80"/>
+        <w:pBdr>
+          <w:bottom w:val="single" w:sz="14" w:space="1" w:color="C48A2B"/>
+        </w:pBdr>
+      </w:pPr>
+    </w:p>
+    <w:tbl>
+      <w:tblPr>
+        <w:tblW w:type="auto" w:w="0"/>
+        <w:tblLayout w:type="fixed"/>
+        <w:tblLook w:firstColumn="1" w:firstRow="1" w:lastColumn="0" w:lastRow="0" w:noHBand="0" w:noVBand="1" w:val="04A0"/>
+      </w:tblPr>
+      <w:tblGrid>
+        <w:gridCol w:w="3439"/>
+        <w:gridCol w:w="3439"/>
+        <w:gridCol w:w="3439"/>
+      </w:tblGrid>
+      <w:tr>
+        <w:tc>
+          <w:tcPr>
+            <w:tcW w:type="dxa" w:w="3430"/>
+            <w:shd w:fill="F3F6FA" w:val="clear"/>
+            <w:tcBorders>
+              <w:top w:val="single" w:sz="4" w:color="D5DDE8" w:space="0"/>
+              <w:left w:val="single" w:sz="4" w:color="D5DDE8" w:space="0"/>
+              <w:bottom w:val="single" w:sz="4" w:color="D5DDE8" w:space="0"/>
+              <w:right w:val="single" w:sz="4" w:color="D5DDE8" w:space="0"/>
+            </w:tcBorders>
+            <w:tcMar>
+              <w:top w:w="60" w:type="dxa"/>
+              <w:left w:w="70" w:type="dxa"/>
+              <w:bottom w:w="60" w:type="dxa"/>
+              <w:right w:w="70" w:type="dxa"/>
+            </w:tcMar>
+            <w:vAlign w:val="top"/>
+          </w:tcPr>
+          <w:p>
+            <w:r/>
+          </w:p>
+          <w:p>
+            <w:pPr>
+              <w:spacing w:after="20" w:line="259" w:lineRule="auto"/>
+              <w:jc w:val="left"/>
+            </w:pPr>
+            <w:r>
+              <w:rPr>
+                <w:rFonts w:ascii="微软雅黑" w:hAnsi="微软雅黑" w:eastAsia="微软雅黑"/>
+                <w:b/>
+                <w:color w:val="142B4A"/>
+                <w:sz w:val="19"/>
+              </w:rPr>
+              <w:t>杨浦区科技企业联合会</w:t>
+            </w:r>
+          </w:p>
+          <w:p>
+            <w:pPr>
+              <w:spacing w:after="0"/>
+            </w:pPr>
+            <w:r>
+              <w:rPr>
+                <w:rFonts w:ascii="微软雅黑" w:hAnsi="微软雅黑" w:eastAsia="微软雅黑"/>
+                <w:b w:val="0"/>
+                <w:color w:val="5C6670"/>
+                <w:sz w:val="16"/>
+              </w:rPr>
+              <w:t>执行会长（公开报道可核验）</w:t>
+            </w:r>
+          </w:p>
+        </w:tc>
+        <w:tc>
+          <w:tcPr>
+            <w:tcW w:type="dxa" w:w="3430"/>
+            <w:shd w:fill="F3F6FA" w:val="clear"/>
+            <w:tcBorders>
+              <w:top w:val="single" w:sz="4" w:color="D5DDE8" w:space="0"/>
+              <w:left w:val="single" w:sz="4" w:color="D5DDE8" w:space="0"/>
+              <w:bottom w:val="single" w:sz="4" w:color="D5DDE8" w:space="0"/>
+              <w:right w:val="single" w:sz="4" w:color="D5DDE8" w:space="0"/>
+            </w:tcBorders>
+            <w:tcMar>
+              <w:top w:w="60" w:type="dxa"/>
+              <w:left w:w="70" w:type="dxa"/>
+              <w:bottom w:w="60" w:type="dxa"/>
+              <w:right w:w="70" w:type="dxa"/>
+            </w:tcMar>
+            <w:vAlign w:val="top"/>
+          </w:tcPr>
+          <w:p>
+            <w:r/>
+          </w:p>
+          <w:p>
+            <w:pPr>
+              <w:spacing w:after="20" w:line="259" w:lineRule="auto"/>
+              <w:jc w:val="left"/>
+            </w:pPr>
+            <w:r>
+              <w:rPr>
+                <w:rFonts w:ascii="微软雅黑" w:hAnsi="微软雅黑" w:eastAsia="微软雅黑"/>
+                <w:b/>
+                <w:color w:val="142B4A"/>
+                <w:sz w:val="19"/>
+              </w:rPr>
+              <w:t>复旦不动产资管协会</w:t>
+            </w:r>
+          </w:p>
+          <w:p>
+            <w:pPr>
+              <w:spacing w:after="0"/>
+            </w:pPr>
+            <w:r>
+              <w:rPr>
+                <w:rFonts w:ascii="微软雅黑" w:hAnsi="微软雅黑" w:eastAsia="微软雅黑"/>
+                <w:b w:val="0"/>
+                <w:color w:val="5C6670"/>
+                <w:sz w:val="16"/>
+              </w:rPr>
+              <w:t>创始参与（2018/2019）</w:t>
+            </w:r>
+          </w:p>
+        </w:tc>
+        <w:tc>
+          <w:tcPr>
+            <w:tcW w:type="dxa" w:w="3458"/>
+            <w:shd w:fill="F3F6FA" w:val="clear"/>
+            <w:tcBorders>
+              <w:top w:val="single" w:sz="4" w:color="D5DDE8" w:space="0"/>
+              <w:left w:val="single" w:sz="4" w:color="D5DDE8" w:space="0"/>
+              <w:bottom w:val="single" w:sz="4" w:color="D5DDE8" w:space="0"/>
+              <w:right w:val="single" w:sz="4" w:color="D5DDE8" w:space="0"/>
+            </w:tcBorders>
+            <w:tcMar>
+              <w:top w:w="60" w:type="dxa"/>
+              <w:left w:w="70" w:type="dxa"/>
+              <w:bottom w:w="60" w:type="dxa"/>
+              <w:right w:w="70" w:type="dxa"/>
+            </w:tcMar>
+            <w:vAlign w:val="top"/>
+          </w:tcPr>
+          <w:p>
+            <w:r/>
+          </w:p>
+          <w:p>
+            <w:pPr>
+              <w:spacing w:after="20" w:line="259" w:lineRule="auto"/>
+              <w:jc w:val="left"/>
+            </w:pPr>
+            <w:r>
+              <w:rPr>
+                <w:rFonts w:ascii="微软雅黑" w:hAnsi="微软雅黑" w:eastAsia="微软雅黑"/>
+                <w:b/>
+                <w:color w:val="142B4A"/>
+                <w:sz w:val="19"/>
+              </w:rPr>
+              <w:t>工商联房地产商会</w:t>
+            </w:r>
+          </w:p>
+          <w:p>
+            <w:pPr>
+              <w:spacing w:after="0"/>
+            </w:pPr>
+            <w:r>
+              <w:rPr>
+                <w:rFonts w:ascii="微软雅黑" w:hAnsi="微软雅黑" w:eastAsia="微软雅黑"/>
+                <w:b w:val="0"/>
+                <w:color w:val="5C6670"/>
+                <w:sz w:val="16"/>
+              </w:rPr>
+              <w:t>中心合作与活动出席</w:t>
+            </w:r>
+          </w:p>
+        </w:tc>
+      </w:tr>
+      <w:tr>
+        <w:tc>
+          <w:tcPr>
+            <w:tcW w:type="dxa" w:w="3430"/>
+            <w:shd w:fill="F3F6FA" w:val="clear"/>
+            <w:tcBorders>
+              <w:top w:val="single" w:sz="4" w:color="D5DDE8" w:space="0"/>
+              <w:left w:val="single" w:sz="4" w:color="D5DDE8" w:space="0"/>
+              <w:bottom w:val="single" w:sz="4" w:color="D5DDE8" w:space="0"/>
+              <w:right w:val="single" w:sz="4" w:color="D5DDE8" w:space="0"/>
+            </w:tcBorders>
+            <w:tcMar>
+              <w:top w:w="60" w:type="dxa"/>
+              <w:left w:w="70" w:type="dxa"/>
+              <w:bottom w:w="60" w:type="dxa"/>
+              <w:right w:w="70" w:type="dxa"/>
+            </w:tcMar>
+            <w:vAlign w:val="top"/>
+          </w:tcPr>
+          <w:p>
+            <w:r/>
+          </w:p>
+          <w:p>
+            <w:pPr>
+              <w:spacing w:after="20" w:line="259" w:lineRule="auto"/>
+              <w:jc w:val="left"/>
+            </w:pPr>
+            <w:r>
+              <w:rPr>
+                <w:rFonts w:ascii="微软雅黑" w:hAnsi="微软雅黑" w:eastAsia="微软雅黑"/>
+                <w:b/>
+                <w:color w:val="142B4A"/>
+                <w:sz w:val="19"/>
+              </w:rPr>
+              <w:t>上海山东省商会</w:t>
+            </w:r>
+          </w:p>
+          <w:p>
+            <w:pPr>
+              <w:spacing w:after="0"/>
+            </w:pPr>
+            <w:r>
+              <w:rPr>
+                <w:rFonts w:ascii="微软雅黑" w:hAnsi="微软雅黑" w:eastAsia="微软雅黑"/>
+                <w:b w:val="0"/>
+                <w:color w:val="5C6670"/>
+                <w:sz w:val="16"/>
+              </w:rPr>
+              <w:t>理事（原稿自述，待核）</w:t>
+            </w:r>
+          </w:p>
+        </w:tc>
+        <w:tc>
+          <w:tcPr>
+            <w:tcW w:type="dxa" w:w="3430"/>
+            <w:shd w:fill="F3F6FA" w:val="clear"/>
+            <w:tcBorders>
+              <w:top w:val="single" w:sz="4" w:color="D5DDE8" w:space="0"/>
+              <w:left w:val="single" w:sz="4" w:color="D5DDE8" w:space="0"/>
+              <w:bottom w:val="single" w:sz="4" w:color="D5DDE8" w:space="0"/>
+              <w:right w:val="single" w:sz="4" w:color="D5DDE8" w:space="0"/>
+            </w:tcBorders>
+            <w:tcMar>
+              <w:top w:w="60" w:type="dxa"/>
+              <w:left w:w="70" w:type="dxa"/>
+              <w:bottom w:w="60" w:type="dxa"/>
+              <w:right w:w="70" w:type="dxa"/>
+            </w:tcMar>
+            <w:vAlign w:val="top"/>
+          </w:tcPr>
+          <w:p>
+            <w:r/>
+          </w:p>
+          <w:p>
+            <w:pPr>
+              <w:spacing w:after="20" w:line="259" w:lineRule="auto"/>
+              <w:jc w:val="left"/>
+            </w:pPr>
+            <w:r>
+              <w:rPr>
+                <w:rFonts w:ascii="微软雅黑" w:hAnsi="微软雅黑" w:eastAsia="微软雅黑"/>
+                <w:b/>
+                <w:color w:val="142B4A"/>
+                <w:sz w:val="19"/>
+              </w:rPr>
+              <w:t>复旦研究生管理联考</w:t>
+            </w:r>
+          </w:p>
+          <w:p>
+            <w:pPr>
+              <w:spacing w:after="0"/>
+            </w:pPr>
+            <w:r>
+              <w:rPr>
+                <w:rFonts w:ascii="微软雅黑" w:hAnsi="微软雅黑" w:eastAsia="微软雅黑"/>
+                <w:b w:val="0"/>
+                <w:color w:val="5C6670"/>
+                <w:sz w:val="16"/>
+              </w:rPr>
+              <w:t>面试官（原稿自述，待核）</w:t>
+            </w:r>
+          </w:p>
+        </w:tc>
+        <w:tc>
+          <w:tcPr>
+            <w:tcW w:type="dxa" w:w="3458"/>
+            <w:shd w:fill="F3F6FA" w:val="clear"/>
+            <w:tcBorders>
+              <w:top w:val="single" w:sz="4" w:color="D5DDE8" w:space="0"/>
+              <w:left w:val="single" w:sz="4" w:color="D5DDE8" w:space="0"/>
+              <w:bottom w:val="single" w:sz="4" w:color="D5DDE8" w:space="0"/>
+              <w:right w:val="single" w:sz="4" w:color="D5DDE8" w:space="0"/>
+            </w:tcBorders>
+            <w:tcMar>
+              <w:top w:w="60" w:type="dxa"/>
+              <w:left w:w="70" w:type="dxa"/>
+              <w:bottom w:w="60" w:type="dxa"/>
+              <w:right w:w="70" w:type="dxa"/>
+            </w:tcMar>
+            <w:vAlign w:val="top"/>
+          </w:tcPr>
+          <w:p>
+            <w:r/>
+          </w:p>
+          <w:p>
+            <w:pPr>
+              <w:spacing w:after="20" w:line="259" w:lineRule="auto"/>
+              <w:jc w:val="left"/>
+            </w:pPr>
+            <w:r>
+              <w:rPr>
+                <w:rFonts w:ascii="微软雅黑" w:hAnsi="微软雅黑" w:eastAsia="微软雅黑"/>
+                <w:b/>
+                <w:color w:val="142B4A"/>
+                <w:sz w:val="19"/>
+              </w:rPr>
+              <w:t>评审专家</w:t>
+            </w:r>
+          </w:p>
+          <w:p>
+            <w:pPr>
+              <w:spacing w:after="0"/>
+            </w:pPr>
+            <w:r>
+              <w:rPr>
+                <w:rFonts w:ascii="微软雅黑" w:hAnsi="微软雅黑" w:eastAsia="微软雅黑"/>
+                <w:b w:val="0"/>
+                <w:color w:val="5C6670"/>
+                <w:sz w:val="16"/>
+              </w:rPr>
+              <w:t>城市更新研究会、节能减排工程技术协会等</w:t>
+            </w:r>
+          </w:p>
+        </w:tc>
+      </w:tr>
+    </w:tbl>
+    <w:p>
+      <w:pPr>
+        <w:spacing w:before="80" w:after="40" w:line="269" w:lineRule="auto"/>
+      </w:pPr>
+      <w:r>
+        <w:rPr>
+          <w:rFonts w:ascii="微软雅黑" w:hAnsi="微软雅黑" w:eastAsia="微软雅黑"/>
+          <w:b w:val="0"/>
+          <w:color w:val="5C6670"/>
+          <w:sz w:val="16"/>
+        </w:rPr>
+        <w:t>社会职务与复旦中心拆开书写。工商联房地产商会原稿标题写「秘书长」、正文或作「副秘书长」；官网现任秘书长为李祥，本版不写入现任。复旦 MBA 不动产资管协会现任秘书长公开为武金城。</w:t>
+      </w:r>
+    </w:p>
+    <w:p>
+      <w:pPr>
+        <w:spacing w:before="160" w:after="20" w:line="269" w:lineRule="auto"/>
+      </w:pPr>
+      <w:r>
+        <w:rPr>
+          <w:rFonts w:ascii="微软雅黑" w:hAnsi="微软雅黑" w:eastAsia="微软雅黑"/>
+          <w:b/>
+          <w:color w:val="142B4A"/>
+          <w:sz w:val="24"/>
+        </w:rPr>
+        <w:t>专业经历</w:t>
+      </w:r>
+    </w:p>
+    <w:p>
+      <w:pPr>
+        <w:spacing w:before="0" w:after="80"/>
+        <w:pBdr>
+          <w:bottom w:val="single" w:sz="14" w:space="1" w:color="C48A2B"/>
+        </w:pBdr>
+      </w:pPr>
     </w:p>
     <w:tbl>
       <w:tblPr>
@@ -768,7 +906,7 @@
       <w:tr>
         <w:tc>
           <w:tcPr>
-            <w:tcW w:type="dxa" w:w="7030"/>
+            <w:tcW w:type="dxa" w:w="7143"/>
             <w:tcBorders>
               <w:top w:val="single" w:sz="0" w:color="FFFFFF" w:space="0"/>
               <w:left w:val="single" w:sz="0" w:color="FFFFFF" w:space="0"/>
@@ -794,22 +932,22 @@
                 <w:color w:val="142B4A"/>
                 <w:sz w:val="21"/>
               </w:rPr>
-              <w:t>万科企业集团股份有限公司 上海区域</w:t>
+              <w:t>万科企业股份有限公司 · 上海区域</w:t>
             </w:r>
             <w:r>
               <w:rPr>
                 <w:rFonts w:ascii="微软雅黑" w:hAnsi="微软雅黑" w:eastAsia="微软雅黑"/>
                 <w:b w:val="0"/>
-                <w:color w:val="5C6773"/>
+                <w:color w:val="5C6670"/>
                 <w:sz w:val="19"/>
               </w:rPr>
-              <w:t xml:space="preserve">  |  江浙事业部 投资副总经理</w:t>
+              <w:t xml:space="preserve">  |  江浙事业部投资副总经理</w:t>
             </w:r>
           </w:p>
         </w:tc>
         <w:tc>
           <w:tcPr>
-            <w:tcW w:type="dxa" w:w="2948"/>
+            <w:tcW w:type="dxa" w:w="2835"/>
             <w:tcBorders>
               <w:top w:val="single" w:sz="0" w:color="FFFFFF" w:space="0"/>
               <w:left w:val="single" w:sz="0" w:color="FFFFFF" w:space="0"/>
@@ -850,70 +988,100 @@
         <w:rPr>
           <w:rFonts w:ascii="微软雅黑" w:hAnsi="微软雅黑" w:eastAsia="微软雅黑"/>
           <w:b w:val="0"/>
-          <w:color w:val="5C6773"/>
+          <w:color w:val="5C6670"/>
           <w:sz w:val="18"/>
         </w:rPr>
-        <w:t>汇报投资合作开发部总经理，团队 8 人。深耕江浙未进入城市，负责策略勾地、收并购、债务重组与不良资产处置，覆盖商业综合体、产城、物流冷链。</w:t>
+        <w:t>上海。汇报投资合作开发部总经理。直接下属约 8 人。</w:t>
       </w:r>
     </w:p>
     <w:p>
       <w:pPr>
-        <w:spacing w:before="0" w:after="32" w:line="269" w:lineRule="auto"/>
+        <w:spacing w:before="0" w:after="30" w:line="269" w:lineRule="auto"/>
         <w:ind w:left="181" w:hanging="181"/>
       </w:pPr>
       <w:r>
         <w:rPr>
           <w:rFonts w:ascii="微软雅黑" w:hAnsi="微软雅黑" w:eastAsia="微软雅黑"/>
           <w:b w:val="0"/>
-          <w:color w:val="444C56"/>
+          <w:color w:val="2C333A"/>
           <w:sz w:val="19"/>
         </w:rPr>
-        <w:t>•  靖江印象城（2017.10）：重资产勾地 + 印力轻资产委管，约 15 亿获取 556 亩及约 7 万方自持购物中心，苏中县市首家印象城。</w:t>
+        <w:t>•  负责长三角江浙沪重大项目投资拓展，覆盖收并购、策略勾地、不良处置与国资合作。</w:t>
       </w:r>
     </w:p>
     <w:p>
       <w:pPr>
-        <w:spacing w:before="0" w:after="32" w:line="269" w:lineRule="auto"/>
+        <w:spacing w:before="0" w:after="30" w:line="269" w:lineRule="auto"/>
         <w:ind w:left="181" w:hanging="181"/>
       </w:pPr>
       <w:r>
         <w:rPr>
           <w:rFonts w:ascii="微软雅黑" w:hAnsi="微软雅黑" w:eastAsia="微软雅黑"/>
           <w:b w:val="0"/>
-          <w:color w:val="444C56"/>
+          <w:color w:val="2C333A"/>
           <w:sz w:val="19"/>
         </w:rPr>
-        <w:t>•  政府/国企合作：嘉兴海宁商住代建拓展（18.53 亿 / 约 23 万㎡）；镇江大港金域蓝湾与大港集团各半合作；常州金坛理想城约 28.05 亿、561 亩底价获取。</w:t>
+        <w:t>•  靖江印象城（2017.10）：勾地 + 印力委管，约 15 亿元 / 556 亩，自持购物中心约 7 万方。</w:t>
       </w:r>
     </w:p>
     <w:p>
       <w:pPr>
-        <w:spacing w:before="0" w:after="32" w:line="269" w:lineRule="auto"/>
+        <w:spacing w:before="0" w:after="30" w:line="269" w:lineRule="auto"/>
         <w:ind w:left="181" w:hanging="181"/>
       </w:pPr>
       <w:r>
         <w:rPr>
           <w:rFonts w:ascii="微软雅黑" w:hAnsi="微软雅黑" w:eastAsia="微软雅黑"/>
           <w:b w:val="0"/>
-          <w:color w:val="444C56"/>
+          <w:color w:val="2C333A"/>
           <w:sz w:val="19"/>
         </w:rPr>
-        <w:t>•  特资与产业：上海龙湖滟澜山法拍收并购（IRR 约 16.16%）；万纬嘉兴平湖、上海南桥冷链园政府勾地与收购改造（含智能化园区）。</w:t>
+        <w:t>•  常州金坛理想城：约 28.05 亿元 / 561 亩，底价获取。</w:t>
       </w:r>
     </w:p>
     <w:p>
       <w:pPr>
-        <w:spacing w:before="0" w:after="32" w:line="269" w:lineRule="auto"/>
+        <w:spacing w:before="0" w:after="30" w:line="269" w:lineRule="auto"/>
         <w:ind w:left="181" w:hanging="181"/>
       </w:pPr>
       <w:r>
         <w:rPr>
           <w:rFonts w:ascii="微软雅黑" w:hAnsi="微软雅黑" w:eastAsia="微软雅黑"/>
           <w:b w:val="0"/>
-          <w:color w:val="444C56"/>
+          <w:color w:val="2C333A"/>
           <w:sz w:val="19"/>
         </w:rPr>
-        <w:t>•  协助临沂河东鲁商新都会（国企基金 + 勾地 + 代建），并推动盐城、台州、金坛等城市进入。</w:t>
+        <w:t>•  镇江大港金域蓝湾：收并购 + 与大港集团各半合作，约 199 亩 / 32 万方。</w:t>
+      </w:r>
+    </w:p>
+    <w:p>
+      <w:pPr>
+        <w:spacing w:before="0" w:after="30" w:line="269" w:lineRule="auto"/>
+        <w:ind w:left="181" w:hanging="181"/>
+      </w:pPr>
+      <w:r>
+        <w:rPr>
+          <w:rFonts w:ascii="微软雅黑" w:hAnsi="微软雅黑" w:eastAsia="微软雅黑"/>
+          <w:b w:val="0"/>
+          <w:color w:val="2C333A"/>
+          <w:sz w:val="19"/>
+        </w:rPr>
+        <w:t>•  嘉兴海宁商住代建：18.53 亿元 / 约 23 万㎡；上海龙湖滟澜山法拍，测算 IRR 约 16.16%。</w:t>
+      </w:r>
+    </w:p>
+    <w:p>
+      <w:pPr>
+        <w:spacing w:before="0" w:after="30" w:line="269" w:lineRule="auto"/>
+        <w:ind w:left="181" w:hanging="181"/>
+      </w:pPr>
+      <w:r>
+        <w:rPr>
+          <w:rFonts w:ascii="微软雅黑" w:hAnsi="微软雅黑" w:eastAsia="微软雅黑"/>
+          <w:b w:val="0"/>
+          <w:color w:val="2C333A"/>
+          <w:sz w:val="19"/>
+        </w:rPr>
+        <w:t>•  主导获取并落地万纬嘉兴平湖、上海奉贤南桥冷链物流园；推动进入盐城、台州、常州金坛。</w:t>
       </w:r>
     </w:p>
     <w:p>
@@ -932,7 +1100,7 @@
           <w:color w:val="142B4A"/>
           <w:sz w:val="24"/>
         </w:rPr>
-        <w:t>工作经历（续）</w:t>
+        <w:t>专业经历（续）</w:t>
       </w:r>
     </w:p>
     <w:p>
@@ -957,7 +1125,7 @@
       <w:tr>
         <w:tc>
           <w:tcPr>
-            <w:tcW w:type="dxa" w:w="7030"/>
+            <w:tcW w:type="dxa" w:w="7143"/>
             <w:tcBorders>
               <w:top w:val="single" w:sz="0" w:color="FFFFFF" w:space="0"/>
               <w:left w:val="single" w:sz="0" w:color="FFFFFF" w:space="0"/>
@@ -983,22 +1151,22 @@
                 <w:color w:val="142B4A"/>
                 <w:sz w:val="21"/>
               </w:rPr>
-              <w:t>新城控股集团股份有限公司</w:t>
+              <w:t>新城控股集团股份有限公司 · 总部战略投资中心</w:t>
             </w:r>
             <w:r>
               <w:rPr>
                 <w:rFonts w:ascii="微软雅黑" w:hAnsi="微软雅黑" w:eastAsia="微软雅黑"/>
                 <w:b w:val="0"/>
-                <w:color w:val="5C6773"/>
+                <w:color w:val="5C6670"/>
                 <w:sz w:val="19"/>
               </w:rPr>
-              <w:t xml:space="preserve">  |  战略投资中心 投资拓展资深专业经理</w:t>
+              <w:t xml:space="preserve">  |  投资拓展资深专业经理</w:t>
             </w:r>
           </w:p>
         </w:tc>
         <w:tc>
           <w:tcPr>
-            <w:tcW w:type="dxa" w:w="2948"/>
+            <w:tcW w:type="dxa" w:w="2835"/>
             <w:tcBorders>
               <w:top w:val="single" w:sz="0" w:color="FFFFFF" w:space="0"/>
               <w:left w:val="single" w:sz="0" w:color="FFFFFF" w:space="0"/>
@@ -1033,32 +1201,47 @@
     </w:tbl>
     <w:p>
       <w:pPr>
-        <w:spacing w:before="0" w:after="32" w:line="269" w:lineRule="auto"/>
+        <w:spacing w:before="0" w:after="30" w:line="269" w:lineRule="auto"/>
         <w:ind w:left="181" w:hanging="181"/>
       </w:pPr>
       <w:r>
         <w:rPr>
           <w:rFonts w:ascii="微软雅黑" w:hAnsi="微软雅黑" w:eastAsia="微软雅黑"/>
           <w:b w:val="0"/>
-          <w:color w:val="444C56"/>
+          <w:color w:val="2C333A"/>
           <w:sz w:val="19"/>
         </w:rPr>
-        <w:t>•  临沂吾悦广场：对接市级重点招商引资政策，推动商业综合体落地；齐鲁吾悦、青岛吾悦（轻资产品牌输出 + 委管，约 13.68 万㎡）。</w:t>
+        <w:t>•  负责山东、江苏等区域战略布局与土地获取。</w:t>
       </w:r>
     </w:p>
     <w:p>
       <w:pPr>
-        <w:spacing w:before="0" w:after="32" w:line="269" w:lineRule="auto"/>
+        <w:spacing w:before="0" w:after="30" w:line="269" w:lineRule="auto"/>
         <w:ind w:left="181" w:hanging="181"/>
       </w:pPr>
       <w:r>
         <w:rPr>
           <w:rFonts w:ascii="微软雅黑" w:hAnsi="微软雅黑" w:eastAsia="微软雅黑"/>
           <w:b w:val="0"/>
-          <w:color w:val="444C56"/>
+          <w:color w:val="2C333A"/>
           <w:sz w:val="19"/>
         </w:rPr>
-        <w:t>•  维护华东及多区域政府关系，支持全国化拓展中的信息研判、谈判与落地协同。</w:t>
+        <w:t>•  主导临沂新城吾悦广场勾地，对接市级重点招商政策，系集团首进山东的重资产项目。</w:t>
+      </w:r>
+    </w:p>
+    <w:p>
+      <w:pPr>
+        <w:spacing w:before="0" w:after="30" w:line="269" w:lineRule="auto"/>
+        <w:ind w:left="181" w:hanging="181"/>
+      </w:pPr>
+      <w:r>
+        <w:rPr>
+          <w:rFonts w:ascii="微软雅黑" w:hAnsi="微软雅黑" w:eastAsia="微软雅黑"/>
+          <w:b w:val="0"/>
+          <w:color w:val="2C333A"/>
+          <w:sz w:val="19"/>
+        </w:rPr>
+        <w:t>•  以轻资产模式获取青岛新城吾悦广场（品牌输出 + 委管，约 13.68 万㎡）。</w:t>
       </w:r>
     </w:p>
     <w:tbl>
@@ -1075,7 +1258,7 @@
       <w:tr>
         <w:tc>
           <w:tcPr>
-            <w:tcW w:type="dxa" w:w="7030"/>
+            <w:tcW w:type="dxa" w:w="7143"/>
             <w:tcBorders>
               <w:top w:val="single" w:sz="0" w:color="FFFFFF" w:space="0"/>
               <w:left w:val="single" w:sz="0" w:color="FFFFFF" w:space="0"/>
@@ -1107,7 +1290,7 @@
               <w:rPr>
                 <w:rFonts w:ascii="微软雅黑" w:hAnsi="微软雅黑" w:eastAsia="微软雅黑"/>
                 <w:b w:val="0"/>
-                <w:color w:val="5C6773"/>
+                <w:color w:val="5C6670"/>
                 <w:sz w:val="19"/>
               </w:rPr>
               <w:t xml:space="preserve">  |  投资拓展经理 / 战略企划管理主管</w:t>
@@ -1116,7 +1299,7 @@
         </w:tc>
         <w:tc>
           <w:tcPr>
-            <w:tcW w:type="dxa" w:w="2948"/>
+            <w:tcW w:type="dxa" w:w="2835"/>
             <w:tcBorders>
               <w:top w:val="single" w:sz="0" w:color="FFFFFF" w:space="0"/>
               <w:left w:val="single" w:sz="0" w:color="FFFFFF" w:space="0"/>
@@ -1151,32 +1334,61 @@
     </w:tbl>
     <w:p>
       <w:pPr>
-        <w:spacing w:before="0" w:after="32" w:line="269" w:lineRule="auto"/>
+        <w:spacing w:before="40" w:after="40" w:line="269" w:lineRule="auto"/>
+      </w:pPr>
+      <w:r>
+        <w:rPr>
+          <w:rFonts w:ascii="微软雅黑" w:hAnsi="微软雅黑" w:eastAsia="微软雅黑"/>
+          <w:b w:val="0"/>
+          <w:color w:val="5C6670"/>
+          <w:sz w:val="18"/>
+        </w:rPr>
+        <w:t>上海 / 南通。2011.06–2012.10 总裁办战略企划；其后新项目发展中心。</w:t>
+      </w:r>
+    </w:p>
+    <w:p>
+      <w:pPr>
+        <w:spacing w:before="0" w:after="30" w:line="269" w:lineRule="auto"/>
         <w:ind w:left="181" w:hanging="181"/>
       </w:pPr>
       <w:r>
         <w:rPr>
           <w:rFonts w:ascii="微软雅黑" w:hAnsi="微软雅黑" w:eastAsia="微软雅黑"/>
           <w:b w:val="0"/>
-          <w:color w:val="444C56"/>
+          <w:color w:val="2C333A"/>
           <w:sz w:val="19"/>
         </w:rPr>
-        <w:t>•  如皋世纪城等勾地综合体、苏州中南锦苑、江阴白鹭湾（与碧桂园同股同权合作）等项目拓展；主导多宗公开竞拍。</w:t>
+        <w:t>•  从集团战略企划到项目投资拓展的完整历练。</w:t>
       </w:r>
     </w:p>
     <w:p>
       <w:pPr>
-        <w:spacing w:before="0" w:after="32" w:line="269" w:lineRule="auto"/>
+        <w:spacing w:before="0" w:after="30" w:line="269" w:lineRule="auto"/>
         <w:ind w:left="181" w:hanging="181"/>
       </w:pPr>
       <w:r>
         <w:rPr>
           <w:rFonts w:ascii="微软雅黑" w:hAnsi="微软雅黑" w:eastAsia="微软雅黑"/>
           <w:b w:val="0"/>
-          <w:color w:val="444C56"/>
+          <w:color w:val="2C333A"/>
           <w:sz w:val="19"/>
         </w:rPr>
-        <w:t>•  推进美国养老、日本永旺、平安不动产等合作对接；2014 年底晋升并派驻四川任西南拓展负责人。前期在总裁办负责战略企划与制度建设。</w:t>
+        <w:t>•  获取如皋中南世纪城、苏州中南锦苑；江阴白鹭湾与碧桂园同股同权合作。</w:t>
+      </w:r>
+    </w:p>
+    <w:p>
+      <w:pPr>
+        <w:spacing w:before="0" w:after="30" w:line="269" w:lineRule="auto"/>
+        <w:ind w:left="181" w:hanging="181"/>
+      </w:pPr>
+      <w:r>
+        <w:rPr>
+          <w:rFonts w:ascii="微软雅黑" w:hAnsi="微软雅黑" w:eastAsia="微软雅黑"/>
+          <w:b w:val="0"/>
+          <w:color w:val="2C333A"/>
+          <w:sz w:val="19"/>
+        </w:rPr>
+        <w:t>•  推进美国养老、日本永旺等国际合作对接（推进中，非已签约落地）。2014 年底派驻四川任西南拓展负责人。</w:t>
       </w:r>
     </w:p>
     <w:p>
@@ -1190,7 +1402,7 @@
           <w:color w:val="142B4A"/>
           <w:sz w:val="24"/>
         </w:rPr>
-        <w:t>投资拓展项目（拿地 / 合作落地，不等于企业招商入驻）</w:t>
+        <w:t>社会职务说明</w:t>
       </w:r>
     </w:p>
     <w:p>
@@ -1203,17 +1415,70 @@
     </w:p>
     <w:p>
       <w:pPr>
-        <w:spacing w:before="0" w:after="60" w:line="269" w:lineRule="auto"/>
+        <w:spacing w:before="0" w:after="30" w:line="269" w:lineRule="auto"/>
+        <w:ind w:left="181" w:hanging="181"/>
       </w:pPr>
       <w:r>
         <w:rPr>
           <w:rFonts w:ascii="微软雅黑" w:hAnsi="微软雅黑" w:eastAsia="微软雅黑"/>
           <w:b w:val="0"/>
-          <w:color w:val="5C6773"/>
-          <w:sz w:val="17"/>
+          <w:color w:val="2C333A"/>
+          <w:sz w:val="19"/>
         </w:rPr>
-        <w:t>下列金额与面积来自原简历，证明投资判断与政府/国企协同；引进企业、签约入驻、收入贡献需另补经营台账。</w:t>
+        <w:t>•  杨浦科企联：主持日常运作与战略发展，策划科创项目评审、投融资对接与政策宣讲；2026.03 以执行会长身份参与「北欧创新国际会客厅」落户杨浦宝龙旭辉广场环创中心（区政府官网）。</w:t>
       </w:r>
+    </w:p>
+    <w:p>
+      <w:pPr>
+        <w:spacing w:before="0" w:after="30" w:line="269" w:lineRule="auto"/>
+        <w:ind w:left="181" w:hanging="181"/>
+      </w:pPr>
+      <w:r>
+        <w:rPr>
+          <w:rFonts w:ascii="微软雅黑" w:hAnsi="微软雅黑" w:eastAsia="微软雅黑"/>
+          <w:b w:val="0"/>
+          <w:color w:val="2C333A"/>
+          <w:sz w:val="19"/>
+        </w:rPr>
+        <w:t>•  工商联房地产商会：原稿写会员发展、行业培训、产业论坛与白皮书。公开活动以住房政策中心秘书长出席，不把商会秘书长写成现任。</w:t>
+      </w:r>
+    </w:p>
+    <w:p>
+      <w:pPr>
+        <w:spacing w:before="0" w:after="30" w:line="269" w:lineRule="auto"/>
+        <w:ind w:left="181" w:hanging="181"/>
+      </w:pPr>
+      <w:r>
+        <w:rPr>
+          <w:rFonts w:ascii="微软雅黑" w:hAnsi="微软雅黑" w:eastAsia="微软雅黑"/>
+          <w:b w:val="0"/>
+          <w:color w:val="2C333A"/>
+          <w:sz w:val="19"/>
+        </w:rPr>
+        <w:t>•  复旦不动产资管协会：创立并运营面向校友的交流平台。现任秘书长请以院友会公布为准。</w:t>
+      </w:r>
+    </w:p>
+    <w:p>
+      <w:pPr>
+        <w:spacing w:before="160" w:after="20" w:line="269" w:lineRule="auto"/>
+      </w:pPr>
+      <w:r>
+        <w:rPr>
+          <w:rFonts w:ascii="微软雅黑" w:hAnsi="微软雅黑" w:eastAsia="微软雅黑"/>
+          <w:b/>
+          <w:color w:val="142B4A"/>
+          <w:sz w:val="24"/>
+        </w:rPr>
+        <w:t>代表项目</w:t>
+      </w:r>
+    </w:p>
+    <w:p>
+      <w:pPr>
+        <w:spacing w:before="0" w:after="80"/>
+        <w:pBdr>
+          <w:bottom w:val="single" w:sz="14" w:space="1" w:color="C48A2B"/>
+        </w:pBdr>
+      </w:pPr>
     </w:p>
     <w:tbl>
       <w:tblPr>
@@ -1223,25 +1488,26 @@
         <w:tblLook w:firstColumn="1" w:firstRow="1" w:lastColumn="0" w:lastRow="0" w:noHBand="0" w:noVBand="1" w:val="04A0"/>
       </w:tblPr>
       <w:tblGrid>
-        <w:gridCol w:w="3439"/>
-        <w:gridCol w:w="3439"/>
-        <w:gridCol w:w="3439"/>
+        <w:gridCol w:w="2579"/>
+        <w:gridCol w:w="2579"/>
+        <w:gridCol w:w="2579"/>
+        <w:gridCol w:w="2579"/>
       </w:tblGrid>
       <w:tr>
         <w:tc>
           <w:tcPr>
-            <w:tcW w:type="dxa" w:w="2608"/>
+            <w:tcW w:type="dxa" w:w="2494"/>
             <w:tcBorders>
-              <w:top w:val="single" w:sz="6" w:color="D7DEE8" w:space="0"/>
-              <w:left w:val="single" w:sz="6" w:color="D7DEE8" w:space="0"/>
-              <w:bottom w:val="single" w:sz="6" w:color="D7DEE8" w:space="0"/>
-              <w:right w:val="single" w:sz="6" w:color="D7DEE8" w:space="0"/>
+              <w:top w:val="single" w:sz="6" w:color="D5DDE8" w:space="0"/>
+              <w:left w:val="single" w:sz="6" w:color="D5DDE8" w:space="0"/>
+              <w:bottom w:val="single" w:sz="6" w:color="D5DDE8" w:space="0"/>
+              <w:right w:val="single" w:sz="6" w:color="D5DDE8" w:space="0"/>
             </w:tcBorders>
             <w:tcMar>
-              <w:top w:w="40" w:type="dxa"/>
-              <w:left w:w="60" w:type="dxa"/>
-              <w:bottom w:w="40" w:type="dxa"/>
-              <w:right w:w="60" w:type="dxa"/>
+              <w:top w:w="35" w:type="dxa"/>
+              <w:left w:w="50" w:type="dxa"/>
+              <w:bottom w:w="35" w:type="dxa"/>
+              <w:right w:w="50" w:type="dxa"/>
             </w:tcMar>
             <w:shd w:fill="142B4A" w:val="clear"/>
           </w:tcPr>
@@ -1250,8 +1516,8 @@
           </w:p>
           <w:p>
             <w:pPr>
-              <w:spacing w:before="0" w:after="0" w:line="259" w:lineRule="auto"/>
-              <w:jc w:val="center"/>
+              <w:spacing w:after="0" w:line="259" w:lineRule="auto"/>
+              <w:jc w:val="left"/>
             </w:pPr>
             <w:r>
               <w:rPr>
@@ -1266,18 +1532,18 @@
         </w:tc>
         <w:tc>
           <w:tcPr>
-            <w:tcW w:type="dxa" w:w="2494"/>
+            <w:tcW w:type="dxa" w:w="1474"/>
             <w:tcBorders>
-              <w:top w:val="single" w:sz="6" w:color="D7DEE8" w:space="0"/>
-              <w:left w:val="single" w:sz="6" w:color="D7DEE8" w:space="0"/>
-              <w:bottom w:val="single" w:sz="6" w:color="D7DEE8" w:space="0"/>
-              <w:right w:val="single" w:sz="6" w:color="D7DEE8" w:space="0"/>
+              <w:top w:val="single" w:sz="6" w:color="D5DDE8" w:space="0"/>
+              <w:left w:val="single" w:sz="6" w:color="D5DDE8" w:space="0"/>
+              <w:bottom w:val="single" w:sz="6" w:color="D5DDE8" w:space="0"/>
+              <w:right w:val="single" w:sz="6" w:color="D5DDE8" w:space="0"/>
             </w:tcBorders>
             <w:tcMar>
-              <w:top w:w="40" w:type="dxa"/>
-              <w:left w:w="60" w:type="dxa"/>
-              <w:bottom w:w="40" w:type="dxa"/>
-              <w:right w:w="60" w:type="dxa"/>
+              <w:top w:w="35" w:type="dxa"/>
+              <w:left w:w="50" w:type="dxa"/>
+              <w:bottom w:w="35" w:type="dxa"/>
+              <w:right w:w="50" w:type="dxa"/>
             </w:tcMar>
             <w:shd w:fill="142B4A" w:val="clear"/>
           </w:tcPr>
@@ -1286,8 +1552,8 @@
           </w:p>
           <w:p>
             <w:pPr>
-              <w:spacing w:before="0" w:after="0" w:line="259" w:lineRule="auto"/>
-              <w:jc w:val="center"/>
+              <w:spacing w:after="0" w:line="259" w:lineRule="auto"/>
+              <w:jc w:val="left"/>
             </w:pPr>
             <w:r>
               <w:rPr>
@@ -1296,24 +1562,24 @@
                 <w:color w:val="FFFFFF"/>
                 <w:sz w:val="17"/>
               </w:rPr>
-              <w:t>模式</w:t>
+              <w:t>角色</w:t>
             </w:r>
           </w:p>
         </w:tc>
         <w:tc>
           <w:tcPr>
-            <w:tcW w:type="dxa" w:w="5216"/>
+            <w:tcW w:type="dxa" w:w="3175"/>
             <w:tcBorders>
-              <w:top w:val="single" w:sz="6" w:color="D7DEE8" w:space="0"/>
-              <w:left w:val="single" w:sz="6" w:color="D7DEE8" w:space="0"/>
-              <w:bottom w:val="single" w:sz="6" w:color="D7DEE8" w:space="0"/>
-              <w:right w:val="single" w:sz="6" w:color="D7DEE8" w:space="0"/>
+              <w:top w:val="single" w:sz="6" w:color="D5DDE8" w:space="0"/>
+              <w:left w:val="single" w:sz="6" w:color="D5DDE8" w:space="0"/>
+              <w:bottom w:val="single" w:sz="6" w:color="D5DDE8" w:space="0"/>
+              <w:right w:val="single" w:sz="6" w:color="D5DDE8" w:space="0"/>
             </w:tcBorders>
             <w:tcMar>
-              <w:top w:w="40" w:type="dxa"/>
-              <w:left w:w="60" w:type="dxa"/>
-              <w:bottom w:w="40" w:type="dxa"/>
-              <w:right w:w="60" w:type="dxa"/>
+              <w:top w:w="35" w:type="dxa"/>
+              <w:left w:w="50" w:type="dxa"/>
+              <w:bottom w:w="35" w:type="dxa"/>
+              <w:right w:w="50" w:type="dxa"/>
             </w:tcMar>
             <w:shd w:fill="142B4A" w:val="clear"/>
           </w:tcPr>
@@ -1322,8 +1588,8 @@
           </w:p>
           <w:p>
             <w:pPr>
-              <w:spacing w:before="0" w:after="0" w:line="259" w:lineRule="auto"/>
-              <w:jc w:val="center"/>
+              <w:spacing w:after="0" w:line="259" w:lineRule="auto"/>
+              <w:jc w:val="left"/>
             </w:pPr>
             <w:r>
               <w:rPr>
@@ -1332,7 +1598,43 @@
                 <w:color w:val="FFFFFF"/>
                 <w:sz w:val="17"/>
               </w:rPr>
-              <w:t>要点</w:t>
+              <w:t>规模</w:t>
+            </w:r>
+          </w:p>
+        </w:tc>
+        <w:tc>
+          <w:tcPr>
+            <w:tcW w:type="dxa" w:w="3175"/>
+            <w:tcBorders>
+              <w:top w:val="single" w:sz="6" w:color="D5DDE8" w:space="0"/>
+              <w:left w:val="single" w:sz="6" w:color="D5DDE8" w:space="0"/>
+              <w:bottom w:val="single" w:sz="6" w:color="D5DDE8" w:space="0"/>
+              <w:right w:val="single" w:sz="6" w:color="D5DDE8" w:space="0"/>
+            </w:tcBorders>
+            <w:tcMar>
+              <w:top w:w="35" w:type="dxa"/>
+              <w:left w:w="50" w:type="dxa"/>
+              <w:bottom w:w="35" w:type="dxa"/>
+              <w:right w:w="50" w:type="dxa"/>
+            </w:tcMar>
+            <w:shd w:fill="142B4A" w:val="clear"/>
+          </w:tcPr>
+          <w:p>
+            <w:r/>
+          </w:p>
+          <w:p>
+            <w:pPr>
+              <w:spacing w:after="0" w:line="259" w:lineRule="auto"/>
+              <w:jc w:val="left"/>
+            </w:pPr>
+            <w:r>
+              <w:rPr>
+                <w:rFonts w:ascii="微软雅黑" w:hAnsi="微软雅黑" w:eastAsia="微软雅黑"/>
+                <w:b/>
+                <w:color w:val="FFFFFF"/>
+                <w:sz w:val="17"/>
+              </w:rPr>
+              <w:t>方式</w:t>
             </w:r>
           </w:p>
         </w:tc>
@@ -1340,18 +1642,18 @@
       <w:tr>
         <w:tc>
           <w:tcPr>
-            <w:tcW w:type="dxa" w:w="2608"/>
+            <w:tcW w:type="dxa" w:w="2494"/>
             <w:tcBorders>
-              <w:top w:val="single" w:sz="6" w:color="D7DEE8" w:space="0"/>
-              <w:left w:val="single" w:sz="6" w:color="D7DEE8" w:space="0"/>
-              <w:bottom w:val="single" w:sz="6" w:color="D7DEE8" w:space="0"/>
-              <w:right w:val="single" w:sz="6" w:color="D7DEE8" w:space="0"/>
+              <w:top w:val="single" w:sz="6" w:color="D5DDE8" w:space="0"/>
+              <w:left w:val="single" w:sz="6" w:color="D5DDE8" w:space="0"/>
+              <w:bottom w:val="single" w:sz="6" w:color="D5DDE8" w:space="0"/>
+              <w:right w:val="single" w:sz="6" w:color="D5DDE8" w:space="0"/>
             </w:tcBorders>
             <w:tcMar>
-              <w:top w:w="40" w:type="dxa"/>
-              <w:left w:w="60" w:type="dxa"/>
-              <w:bottom w:w="40" w:type="dxa"/>
-              <w:right w:w="60" w:type="dxa"/>
+              <w:top w:w="35" w:type="dxa"/>
+              <w:left w:w="50" w:type="dxa"/>
+              <w:bottom w:w="35" w:type="dxa"/>
+              <w:right w:w="50" w:type="dxa"/>
             </w:tcMar>
           </w:tcPr>
           <w:p>
@@ -1359,7 +1661,7 @@
           </w:p>
           <w:p>
             <w:pPr>
-              <w:spacing w:before="0" w:after="0" w:line="259" w:lineRule="auto"/>
+              <w:spacing w:after="0" w:line="259" w:lineRule="auto"/>
               <w:jc w:val="left"/>
             </w:pPr>
             <w:r>
@@ -1369,24 +1671,24 @@
                 <w:color w:val="142B4A"/>
                 <w:sz w:val="16"/>
               </w:rPr>
-              <w:t>万科靖江印象城</w:t>
+              <w:t>靖江印象城</w:t>
             </w:r>
           </w:p>
         </w:tc>
         <w:tc>
           <w:tcPr>
-            <w:tcW w:type="dxa" w:w="2494"/>
+            <w:tcW w:type="dxa" w:w="1474"/>
             <w:tcBorders>
-              <w:top w:val="single" w:sz="6" w:color="D7DEE8" w:space="0"/>
-              <w:left w:val="single" w:sz="6" w:color="D7DEE8" w:space="0"/>
-              <w:bottom w:val="single" w:sz="6" w:color="D7DEE8" w:space="0"/>
-              <w:right w:val="single" w:sz="6" w:color="D7DEE8" w:space="0"/>
+              <w:top w:val="single" w:sz="6" w:color="D5DDE8" w:space="0"/>
+              <w:left w:val="single" w:sz="6" w:color="D5DDE8" w:space="0"/>
+              <w:bottom w:val="single" w:sz="6" w:color="D5DDE8" w:space="0"/>
+              <w:right w:val="single" w:sz="6" w:color="D5DDE8" w:space="0"/>
             </w:tcBorders>
             <w:tcMar>
-              <w:top w:w="40" w:type="dxa"/>
-              <w:left w:w="60" w:type="dxa"/>
-              <w:bottom w:w="40" w:type="dxa"/>
-              <w:right w:w="60" w:type="dxa"/>
+              <w:top w:w="35" w:type="dxa"/>
+              <w:left w:w="50" w:type="dxa"/>
+              <w:bottom w:w="35" w:type="dxa"/>
+              <w:right w:w="50" w:type="dxa"/>
             </w:tcMar>
           </w:tcPr>
           <w:p>
@@ -1394,34 +1696,34 @@
           </w:p>
           <w:p>
             <w:pPr>
-              <w:spacing w:before="0" w:after="0" w:line="259" w:lineRule="auto"/>
+              <w:spacing w:after="0" w:line="259" w:lineRule="auto"/>
               <w:jc w:val="left"/>
             </w:pPr>
             <w:r>
               <w:rPr>
                 <w:rFonts w:ascii="微软雅黑" w:hAnsi="微软雅黑" w:eastAsia="微软雅黑"/>
                 <w:b w:val="0"/>
-                <w:color w:val="444C56"/>
+                <w:color w:val="2C333A"/>
                 <w:sz w:val="16"/>
               </w:rPr>
-              <w:t>勾地 + 轻资产委管</w:t>
+              <w:t>主导获取</w:t>
             </w:r>
           </w:p>
         </w:tc>
         <w:tc>
           <w:tcPr>
-            <w:tcW w:type="dxa" w:w="5216"/>
+            <w:tcW w:type="dxa" w:w="3175"/>
             <w:tcBorders>
-              <w:top w:val="single" w:sz="6" w:color="D7DEE8" w:space="0"/>
-              <w:left w:val="single" w:sz="6" w:color="D7DEE8" w:space="0"/>
-              <w:bottom w:val="single" w:sz="6" w:color="D7DEE8" w:space="0"/>
-              <w:right w:val="single" w:sz="6" w:color="D7DEE8" w:space="0"/>
+              <w:top w:val="single" w:sz="6" w:color="D5DDE8" w:space="0"/>
+              <w:left w:val="single" w:sz="6" w:color="D5DDE8" w:space="0"/>
+              <w:bottom w:val="single" w:sz="6" w:color="D5DDE8" w:space="0"/>
+              <w:right w:val="single" w:sz="6" w:color="D5DDE8" w:space="0"/>
             </w:tcBorders>
             <w:tcMar>
-              <w:top w:w="40" w:type="dxa"/>
-              <w:left w:w="60" w:type="dxa"/>
-              <w:bottom w:w="40" w:type="dxa"/>
-              <w:right w:w="60" w:type="dxa"/>
+              <w:top w:w="35" w:type="dxa"/>
+              <w:left w:w="50" w:type="dxa"/>
+              <w:bottom w:w="35" w:type="dxa"/>
+              <w:right w:w="50" w:type="dxa"/>
             </w:tcMar>
           </w:tcPr>
           <w:p>
@@ -1429,17 +1731,52 @@
           </w:p>
           <w:p>
             <w:pPr>
-              <w:spacing w:before="0" w:after="0" w:line="259" w:lineRule="auto"/>
+              <w:spacing w:after="0" w:line="259" w:lineRule="auto"/>
               <w:jc w:val="left"/>
             </w:pPr>
             <w:r>
               <w:rPr>
                 <w:rFonts w:ascii="微软雅黑" w:hAnsi="微软雅黑" w:eastAsia="微软雅黑"/>
                 <w:b w:val="0"/>
-                <w:color w:val="444C56"/>
+                <w:color w:val="2C333A"/>
                 <w:sz w:val="16"/>
               </w:rPr>
-              <w:t>约 15 亿获取 556 亩及约 7 万方自持购物中心，苏中县市首家印象城</w:t>
+              <w:t>约 15 亿 / 556 亩 / 购物中心约 7 万方</w:t>
+            </w:r>
+          </w:p>
+        </w:tc>
+        <w:tc>
+          <w:tcPr>
+            <w:tcW w:type="dxa" w:w="3175"/>
+            <w:tcBorders>
+              <w:top w:val="single" w:sz="6" w:color="D5DDE8" w:space="0"/>
+              <w:left w:val="single" w:sz="6" w:color="D5DDE8" w:space="0"/>
+              <w:bottom w:val="single" w:sz="6" w:color="D5DDE8" w:space="0"/>
+              <w:right w:val="single" w:sz="6" w:color="D5DDE8" w:space="0"/>
+            </w:tcBorders>
+            <w:tcMar>
+              <w:top w:w="35" w:type="dxa"/>
+              <w:left w:w="50" w:type="dxa"/>
+              <w:bottom w:w="35" w:type="dxa"/>
+              <w:right w:w="50" w:type="dxa"/>
+            </w:tcMar>
+          </w:tcPr>
+          <w:p>
+            <w:r/>
+          </w:p>
+          <w:p>
+            <w:pPr>
+              <w:spacing w:after="0" w:line="259" w:lineRule="auto"/>
+              <w:jc w:val="left"/>
+            </w:pPr>
+            <w:r>
+              <w:rPr>
+                <w:rFonts w:ascii="微软雅黑" w:hAnsi="微软雅黑" w:eastAsia="微软雅黑"/>
+                <w:b w:val="0"/>
+                <w:color w:val="2C333A"/>
+                <w:sz w:val="16"/>
+              </w:rPr>
+              <w:t>勾地 + 印力委管</w:t>
             </w:r>
           </w:p>
         </w:tc>
@@ -1447,27 +1784,315 @@
       <w:tr>
         <w:tc>
           <w:tcPr>
-            <w:tcW w:type="dxa" w:w="2608"/>
+            <w:tcW w:type="dxa" w:w="2494"/>
             <w:tcBorders>
-              <w:top w:val="single" w:sz="6" w:color="D7DEE8" w:space="0"/>
-              <w:left w:val="single" w:sz="6" w:color="D7DEE8" w:space="0"/>
-              <w:bottom w:val="single" w:sz="6" w:color="D7DEE8" w:space="0"/>
-              <w:right w:val="single" w:sz="6" w:color="D7DEE8" w:space="0"/>
+              <w:top w:val="single" w:sz="6" w:color="D5DDE8" w:space="0"/>
+              <w:left w:val="single" w:sz="6" w:color="D5DDE8" w:space="0"/>
+              <w:bottom w:val="single" w:sz="6" w:color="D5DDE8" w:space="0"/>
+              <w:right w:val="single" w:sz="6" w:color="D5DDE8" w:space="0"/>
             </w:tcBorders>
             <w:tcMar>
-              <w:top w:w="40" w:type="dxa"/>
-              <w:left w:w="60" w:type="dxa"/>
-              <w:bottom w:w="40" w:type="dxa"/>
-              <w:right w:w="60" w:type="dxa"/>
+              <w:top w:w="35" w:type="dxa"/>
+              <w:left w:w="50" w:type="dxa"/>
+              <w:bottom w:w="35" w:type="dxa"/>
+              <w:right w:w="50" w:type="dxa"/>
             </w:tcMar>
-            <w:shd w:fill="F4F7FB" w:val="clear"/>
+            <w:shd w:fill="F3F6FA" w:val="clear"/>
           </w:tcPr>
           <w:p>
             <w:r/>
           </w:p>
           <w:p>
             <w:pPr>
-              <w:spacing w:before="0" w:after="0" w:line="259" w:lineRule="auto"/>
+              <w:spacing w:after="0" w:line="259" w:lineRule="auto"/>
+              <w:jc w:val="left"/>
+            </w:pPr>
+            <w:r>
+              <w:rPr>
+                <w:rFonts w:ascii="微软雅黑" w:hAnsi="微软雅黑" w:eastAsia="微软雅黑"/>
+                <w:b/>
+                <w:color w:val="142B4A"/>
+                <w:sz w:val="16"/>
+              </w:rPr>
+              <w:t>金坛理想城</w:t>
+            </w:r>
+          </w:p>
+        </w:tc>
+        <w:tc>
+          <w:tcPr>
+            <w:tcW w:type="dxa" w:w="1474"/>
+            <w:tcBorders>
+              <w:top w:val="single" w:sz="6" w:color="D5DDE8" w:space="0"/>
+              <w:left w:val="single" w:sz="6" w:color="D5DDE8" w:space="0"/>
+              <w:bottom w:val="single" w:sz="6" w:color="D5DDE8" w:space="0"/>
+              <w:right w:val="single" w:sz="6" w:color="D5DDE8" w:space="0"/>
+            </w:tcBorders>
+            <w:tcMar>
+              <w:top w:w="35" w:type="dxa"/>
+              <w:left w:w="50" w:type="dxa"/>
+              <w:bottom w:w="35" w:type="dxa"/>
+              <w:right w:w="50" w:type="dxa"/>
+            </w:tcMar>
+            <w:shd w:fill="F3F6FA" w:val="clear"/>
+          </w:tcPr>
+          <w:p>
+            <w:r/>
+          </w:p>
+          <w:p>
+            <w:pPr>
+              <w:spacing w:after="0" w:line="259" w:lineRule="auto"/>
+              <w:jc w:val="left"/>
+            </w:pPr>
+            <w:r>
+              <w:rPr>
+                <w:rFonts w:ascii="微软雅黑" w:hAnsi="微软雅黑" w:eastAsia="微软雅黑"/>
+                <w:b w:val="0"/>
+                <w:color w:val="2C333A"/>
+                <w:sz w:val="16"/>
+              </w:rPr>
+              <w:t>主导获取</w:t>
+            </w:r>
+          </w:p>
+        </w:tc>
+        <w:tc>
+          <w:tcPr>
+            <w:tcW w:type="dxa" w:w="3175"/>
+            <w:tcBorders>
+              <w:top w:val="single" w:sz="6" w:color="D5DDE8" w:space="0"/>
+              <w:left w:val="single" w:sz="6" w:color="D5DDE8" w:space="0"/>
+              <w:bottom w:val="single" w:sz="6" w:color="D5DDE8" w:space="0"/>
+              <w:right w:val="single" w:sz="6" w:color="D5DDE8" w:space="0"/>
+            </w:tcBorders>
+            <w:tcMar>
+              <w:top w:w="35" w:type="dxa"/>
+              <w:left w:w="50" w:type="dxa"/>
+              <w:bottom w:w="35" w:type="dxa"/>
+              <w:right w:w="50" w:type="dxa"/>
+            </w:tcMar>
+            <w:shd w:fill="F3F6FA" w:val="clear"/>
+          </w:tcPr>
+          <w:p>
+            <w:r/>
+          </w:p>
+          <w:p>
+            <w:pPr>
+              <w:spacing w:after="0" w:line="259" w:lineRule="auto"/>
+              <w:jc w:val="left"/>
+            </w:pPr>
+            <w:r>
+              <w:rPr>
+                <w:rFonts w:ascii="微软雅黑" w:hAnsi="微软雅黑" w:eastAsia="微软雅黑"/>
+                <w:b w:val="0"/>
+                <w:color w:val="2C333A"/>
+                <w:sz w:val="16"/>
+              </w:rPr>
+              <w:t>约 28.05 亿 / 561 亩</w:t>
+            </w:r>
+          </w:p>
+        </w:tc>
+        <w:tc>
+          <w:tcPr>
+            <w:tcW w:type="dxa" w:w="3175"/>
+            <w:tcBorders>
+              <w:top w:val="single" w:sz="6" w:color="D5DDE8" w:space="0"/>
+              <w:left w:val="single" w:sz="6" w:color="D5DDE8" w:space="0"/>
+              <w:bottom w:val="single" w:sz="6" w:color="D5DDE8" w:space="0"/>
+              <w:right w:val="single" w:sz="6" w:color="D5DDE8" w:space="0"/>
+            </w:tcBorders>
+            <w:tcMar>
+              <w:top w:w="35" w:type="dxa"/>
+              <w:left w:w="50" w:type="dxa"/>
+              <w:bottom w:w="35" w:type="dxa"/>
+              <w:right w:w="50" w:type="dxa"/>
+            </w:tcMar>
+            <w:shd w:fill="F3F6FA" w:val="clear"/>
+          </w:tcPr>
+          <w:p>
+            <w:r/>
+          </w:p>
+          <w:p>
+            <w:pPr>
+              <w:spacing w:after="0" w:line="259" w:lineRule="auto"/>
+              <w:jc w:val="left"/>
+            </w:pPr>
+            <w:r>
+              <w:rPr>
+                <w:rFonts w:ascii="微软雅黑" w:hAnsi="微软雅黑" w:eastAsia="微软雅黑"/>
+                <w:b w:val="0"/>
+                <w:color w:val="2C333A"/>
+                <w:sz w:val="16"/>
+              </w:rPr>
+              <w:t>收并购 + 债务重组，底价</w:t>
+            </w:r>
+          </w:p>
+        </w:tc>
+      </w:tr>
+      <w:tr>
+        <w:tc>
+          <w:tcPr>
+            <w:tcW w:type="dxa" w:w="2494"/>
+            <w:tcBorders>
+              <w:top w:val="single" w:sz="6" w:color="D5DDE8" w:space="0"/>
+              <w:left w:val="single" w:sz="6" w:color="D5DDE8" w:space="0"/>
+              <w:bottom w:val="single" w:sz="6" w:color="D5DDE8" w:space="0"/>
+              <w:right w:val="single" w:sz="6" w:color="D5DDE8" w:space="0"/>
+            </w:tcBorders>
+            <w:tcMar>
+              <w:top w:w="35" w:type="dxa"/>
+              <w:left w:w="50" w:type="dxa"/>
+              <w:bottom w:w="35" w:type="dxa"/>
+              <w:right w:w="50" w:type="dxa"/>
+            </w:tcMar>
+          </w:tcPr>
+          <w:p>
+            <w:r/>
+          </w:p>
+          <w:p>
+            <w:pPr>
+              <w:spacing w:after="0" w:line="259" w:lineRule="auto"/>
+              <w:jc w:val="left"/>
+            </w:pPr>
+            <w:r>
+              <w:rPr>
+                <w:rFonts w:ascii="微软雅黑" w:hAnsi="微软雅黑" w:eastAsia="微软雅黑"/>
+                <w:b/>
+                <w:color w:val="142B4A"/>
+                <w:sz w:val="16"/>
+              </w:rPr>
+              <w:t>镇江大港金域蓝湾</w:t>
+            </w:r>
+          </w:p>
+        </w:tc>
+        <w:tc>
+          <w:tcPr>
+            <w:tcW w:type="dxa" w:w="1474"/>
+            <w:tcBorders>
+              <w:top w:val="single" w:sz="6" w:color="D5DDE8" w:space="0"/>
+              <w:left w:val="single" w:sz="6" w:color="D5DDE8" w:space="0"/>
+              <w:bottom w:val="single" w:sz="6" w:color="D5DDE8" w:space="0"/>
+              <w:right w:val="single" w:sz="6" w:color="D5DDE8" w:space="0"/>
+            </w:tcBorders>
+            <w:tcMar>
+              <w:top w:w="35" w:type="dxa"/>
+              <w:left w:w="50" w:type="dxa"/>
+              <w:bottom w:w="35" w:type="dxa"/>
+              <w:right w:w="50" w:type="dxa"/>
+            </w:tcMar>
+          </w:tcPr>
+          <w:p>
+            <w:r/>
+          </w:p>
+          <w:p>
+            <w:pPr>
+              <w:spacing w:after="0" w:line="259" w:lineRule="auto"/>
+              <w:jc w:val="left"/>
+            </w:pPr>
+            <w:r>
+              <w:rPr>
+                <w:rFonts w:ascii="微软雅黑" w:hAnsi="微软雅黑" w:eastAsia="微软雅黑"/>
+                <w:b w:val="0"/>
+                <w:color w:val="2C333A"/>
+                <w:sz w:val="16"/>
+              </w:rPr>
+              <w:t>主导</w:t>
+            </w:r>
+          </w:p>
+        </w:tc>
+        <w:tc>
+          <w:tcPr>
+            <w:tcW w:type="dxa" w:w="3175"/>
+            <w:tcBorders>
+              <w:top w:val="single" w:sz="6" w:color="D5DDE8" w:space="0"/>
+              <w:left w:val="single" w:sz="6" w:color="D5DDE8" w:space="0"/>
+              <w:bottom w:val="single" w:sz="6" w:color="D5DDE8" w:space="0"/>
+              <w:right w:val="single" w:sz="6" w:color="D5DDE8" w:space="0"/>
+            </w:tcBorders>
+            <w:tcMar>
+              <w:top w:w="35" w:type="dxa"/>
+              <w:left w:w="50" w:type="dxa"/>
+              <w:bottom w:w="35" w:type="dxa"/>
+              <w:right w:w="50" w:type="dxa"/>
+            </w:tcMar>
+          </w:tcPr>
+          <w:p>
+            <w:r/>
+          </w:p>
+          <w:p>
+            <w:pPr>
+              <w:spacing w:after="0" w:line="259" w:lineRule="auto"/>
+              <w:jc w:val="left"/>
+            </w:pPr>
+            <w:r>
+              <w:rPr>
+                <w:rFonts w:ascii="微软雅黑" w:hAnsi="微软雅黑" w:eastAsia="微软雅黑"/>
+                <w:b w:val="0"/>
+                <w:color w:val="2C333A"/>
+                <w:sz w:val="16"/>
+              </w:rPr>
+              <w:t>约 199 亩 / 32 万方</w:t>
+            </w:r>
+          </w:p>
+        </w:tc>
+        <w:tc>
+          <w:tcPr>
+            <w:tcW w:type="dxa" w:w="3175"/>
+            <w:tcBorders>
+              <w:top w:val="single" w:sz="6" w:color="D5DDE8" w:space="0"/>
+              <w:left w:val="single" w:sz="6" w:color="D5DDE8" w:space="0"/>
+              <w:bottom w:val="single" w:sz="6" w:color="D5DDE8" w:space="0"/>
+              <w:right w:val="single" w:sz="6" w:color="D5DDE8" w:space="0"/>
+            </w:tcBorders>
+            <w:tcMar>
+              <w:top w:w="35" w:type="dxa"/>
+              <w:left w:w="50" w:type="dxa"/>
+              <w:bottom w:w="35" w:type="dxa"/>
+              <w:right w:w="50" w:type="dxa"/>
+            </w:tcMar>
+          </w:tcPr>
+          <w:p>
+            <w:r/>
+          </w:p>
+          <w:p>
+            <w:pPr>
+              <w:spacing w:after="0" w:line="259" w:lineRule="auto"/>
+              <w:jc w:val="left"/>
+            </w:pPr>
+            <w:r>
+              <w:rPr>
+                <w:rFonts w:ascii="微软雅黑" w:hAnsi="微软雅黑" w:eastAsia="微软雅黑"/>
+                <w:b w:val="0"/>
+                <w:color w:val="2C333A"/>
+                <w:sz w:val="16"/>
+              </w:rPr>
+              <w:t>收并购 + 国资各半合作</w:t>
+            </w:r>
+          </w:p>
+        </w:tc>
+      </w:tr>
+      <w:tr>
+        <w:tc>
+          <w:tcPr>
+            <w:tcW w:type="dxa" w:w="2494"/>
+            <w:tcBorders>
+              <w:top w:val="single" w:sz="6" w:color="D5DDE8" w:space="0"/>
+              <w:left w:val="single" w:sz="6" w:color="D5DDE8" w:space="0"/>
+              <w:bottom w:val="single" w:sz="6" w:color="D5DDE8" w:space="0"/>
+              <w:right w:val="single" w:sz="6" w:color="D5DDE8" w:space="0"/>
+            </w:tcBorders>
+            <w:tcMar>
+              <w:top w:w="35" w:type="dxa"/>
+              <w:left w:w="50" w:type="dxa"/>
+              <w:bottom w:w="35" w:type="dxa"/>
+              <w:right w:w="50" w:type="dxa"/>
+            </w:tcMar>
+            <w:shd w:fill="F3F6FA" w:val="clear"/>
+          </w:tcPr>
+          <w:p>
+            <w:r/>
+          </w:p>
+          <w:p>
+            <w:pPr>
+              <w:spacing w:after="0" w:line="259" w:lineRule="auto"/>
               <w:jc w:val="left"/>
             </w:pPr>
             <w:r>
@@ -1483,73 +2108,109 @@
         </w:tc>
         <w:tc>
           <w:tcPr>
-            <w:tcW w:type="dxa" w:w="2494"/>
+            <w:tcW w:type="dxa" w:w="1474"/>
             <w:tcBorders>
-              <w:top w:val="single" w:sz="6" w:color="D7DEE8" w:space="0"/>
-              <w:left w:val="single" w:sz="6" w:color="D7DEE8" w:space="0"/>
-              <w:bottom w:val="single" w:sz="6" w:color="D7DEE8" w:space="0"/>
-              <w:right w:val="single" w:sz="6" w:color="D7DEE8" w:space="0"/>
+              <w:top w:val="single" w:sz="6" w:color="D5DDE8" w:space="0"/>
+              <w:left w:val="single" w:sz="6" w:color="D5DDE8" w:space="0"/>
+              <w:bottom w:val="single" w:sz="6" w:color="D5DDE8" w:space="0"/>
+              <w:right w:val="single" w:sz="6" w:color="D5DDE8" w:space="0"/>
             </w:tcBorders>
             <w:tcMar>
-              <w:top w:w="40" w:type="dxa"/>
-              <w:left w:w="60" w:type="dxa"/>
-              <w:bottom w:w="40" w:type="dxa"/>
-              <w:right w:w="60" w:type="dxa"/>
+              <w:top w:w="35" w:type="dxa"/>
+              <w:left w:w="50" w:type="dxa"/>
+              <w:bottom w:w="35" w:type="dxa"/>
+              <w:right w:w="50" w:type="dxa"/>
             </w:tcMar>
-            <w:shd w:fill="F4F7FB" w:val="clear"/>
+            <w:shd w:fill="F3F6FA" w:val="clear"/>
           </w:tcPr>
           <w:p>
             <w:r/>
           </w:p>
           <w:p>
             <w:pPr>
-              <w:spacing w:before="0" w:after="0" w:line="259" w:lineRule="auto"/>
+              <w:spacing w:after="0" w:line="259" w:lineRule="auto"/>
               <w:jc w:val="left"/>
             </w:pPr>
             <w:r>
               <w:rPr>
                 <w:rFonts w:ascii="微软雅黑" w:hAnsi="微软雅黑" w:eastAsia="微软雅黑"/>
                 <w:b w:val="0"/>
-                <w:color w:val="444C56"/>
+                <w:color w:val="2C333A"/>
                 <w:sz w:val="16"/>
               </w:rPr>
-              <w:t>政府代建拓展</w:t>
+              <w:t>拓展</w:t>
             </w:r>
           </w:p>
         </w:tc>
         <w:tc>
           <w:tcPr>
-            <w:tcW w:type="dxa" w:w="5216"/>
+            <w:tcW w:type="dxa" w:w="3175"/>
             <w:tcBorders>
-              <w:top w:val="single" w:sz="6" w:color="D7DEE8" w:space="0"/>
-              <w:left w:val="single" w:sz="6" w:color="D7DEE8" w:space="0"/>
-              <w:bottom w:val="single" w:sz="6" w:color="D7DEE8" w:space="0"/>
-              <w:right w:val="single" w:sz="6" w:color="D7DEE8" w:space="0"/>
+              <w:top w:val="single" w:sz="6" w:color="D5DDE8" w:space="0"/>
+              <w:left w:val="single" w:sz="6" w:color="D5DDE8" w:space="0"/>
+              <w:bottom w:val="single" w:sz="6" w:color="D5DDE8" w:space="0"/>
+              <w:right w:val="single" w:sz="6" w:color="D5DDE8" w:space="0"/>
             </w:tcBorders>
             <w:tcMar>
-              <w:top w:w="40" w:type="dxa"/>
-              <w:left w:w="60" w:type="dxa"/>
-              <w:bottom w:w="40" w:type="dxa"/>
-              <w:right w:w="60" w:type="dxa"/>
+              <w:top w:w="35" w:type="dxa"/>
+              <w:left w:w="50" w:type="dxa"/>
+              <w:bottom w:w="35" w:type="dxa"/>
+              <w:right w:w="50" w:type="dxa"/>
             </w:tcMar>
-            <w:shd w:fill="F4F7FB" w:val="clear"/>
+            <w:shd w:fill="F3F6FA" w:val="clear"/>
           </w:tcPr>
           <w:p>
             <w:r/>
           </w:p>
           <w:p>
             <w:pPr>
-              <w:spacing w:before="0" w:after="0" w:line="259" w:lineRule="auto"/>
+              <w:spacing w:after="0" w:line="259" w:lineRule="auto"/>
               <w:jc w:val="left"/>
             </w:pPr>
             <w:r>
               <w:rPr>
                 <w:rFonts w:ascii="微软雅黑" w:hAnsi="微软雅黑" w:eastAsia="微软雅黑"/>
                 <w:b w:val="0"/>
-                <w:color w:val="444C56"/>
+                <w:color w:val="2C333A"/>
                 <w:sz w:val="16"/>
               </w:rPr>
-              <w:t>18.53 亿两宗商住地，建面约 23 万㎡，配建安置房</w:t>
+              <w:t>18.53 亿 / 约 23 万㎡</w:t>
+            </w:r>
+          </w:p>
+        </w:tc>
+        <w:tc>
+          <w:tcPr>
+            <w:tcW w:type="dxa" w:w="3175"/>
+            <w:tcBorders>
+              <w:top w:val="single" w:sz="6" w:color="D5DDE8" w:space="0"/>
+              <w:left w:val="single" w:sz="6" w:color="D5DDE8" w:space="0"/>
+              <w:bottom w:val="single" w:sz="6" w:color="D5DDE8" w:space="0"/>
+              <w:right w:val="single" w:sz="6" w:color="D5DDE8" w:space="0"/>
+            </w:tcBorders>
+            <w:tcMar>
+              <w:top w:w="35" w:type="dxa"/>
+              <w:left w:w="50" w:type="dxa"/>
+              <w:bottom w:w="35" w:type="dxa"/>
+              <w:right w:w="50" w:type="dxa"/>
+            </w:tcMar>
+            <w:shd w:fill="F3F6FA" w:val="clear"/>
+          </w:tcPr>
+          <w:p>
+            <w:r/>
+          </w:p>
+          <w:p>
+            <w:pPr>
+              <w:spacing w:after="0" w:line="259" w:lineRule="auto"/>
+              <w:jc w:val="left"/>
+            </w:pPr>
+            <w:r>
+              <w:rPr>
+                <w:rFonts w:ascii="微软雅黑" w:hAnsi="微软雅黑" w:eastAsia="微软雅黑"/>
+                <w:b w:val="0"/>
+                <w:color w:val="2C333A"/>
+                <w:sz w:val="16"/>
+              </w:rPr>
+              <w:t>政府代建</w:t>
             </w:r>
           </w:p>
         </w:tc>
@@ -1557,18 +2218,18 @@
       <w:tr>
         <w:tc>
           <w:tcPr>
-            <w:tcW w:type="dxa" w:w="2608"/>
+            <w:tcW w:type="dxa" w:w="2494"/>
             <w:tcBorders>
-              <w:top w:val="single" w:sz="6" w:color="D7DEE8" w:space="0"/>
-              <w:left w:val="single" w:sz="6" w:color="D7DEE8" w:space="0"/>
-              <w:bottom w:val="single" w:sz="6" w:color="D7DEE8" w:space="0"/>
-              <w:right w:val="single" w:sz="6" w:color="D7DEE8" w:space="0"/>
+              <w:top w:val="single" w:sz="6" w:color="D5DDE8" w:space="0"/>
+              <w:left w:val="single" w:sz="6" w:color="D5DDE8" w:space="0"/>
+              <w:bottom w:val="single" w:sz="6" w:color="D5DDE8" w:space="0"/>
+              <w:right w:val="single" w:sz="6" w:color="D5DDE8" w:space="0"/>
             </w:tcBorders>
             <w:tcMar>
-              <w:top w:w="40" w:type="dxa"/>
-              <w:left w:w="60" w:type="dxa"/>
-              <w:bottom w:w="40" w:type="dxa"/>
-              <w:right w:w="60" w:type="dxa"/>
+              <w:top w:w="35" w:type="dxa"/>
+              <w:left w:w="50" w:type="dxa"/>
+              <w:bottom w:w="35" w:type="dxa"/>
+              <w:right w:w="50" w:type="dxa"/>
             </w:tcMar>
           </w:tcPr>
           <w:p>
@@ -1576,224 +2237,7 @@
           </w:p>
           <w:p>
             <w:pPr>
-              <w:spacing w:before="0" w:after="0" w:line="259" w:lineRule="auto"/>
-              <w:jc w:val="left"/>
-            </w:pPr>
-            <w:r>
-              <w:rPr>
-                <w:rFonts w:ascii="微软雅黑" w:hAnsi="微软雅黑" w:eastAsia="微软雅黑"/>
-                <w:b/>
-                <w:color w:val="142B4A"/>
-                <w:sz w:val="16"/>
-              </w:rPr>
-              <w:t>镇江大港金域蓝湾</w:t>
-            </w:r>
-          </w:p>
-        </w:tc>
-        <w:tc>
-          <w:tcPr>
-            <w:tcW w:type="dxa" w:w="2494"/>
-            <w:tcBorders>
-              <w:top w:val="single" w:sz="6" w:color="D7DEE8" w:space="0"/>
-              <w:left w:val="single" w:sz="6" w:color="D7DEE8" w:space="0"/>
-              <w:bottom w:val="single" w:sz="6" w:color="D7DEE8" w:space="0"/>
-              <w:right w:val="single" w:sz="6" w:color="D7DEE8" w:space="0"/>
-            </w:tcBorders>
-            <w:tcMar>
-              <w:top w:w="40" w:type="dxa"/>
-              <w:left w:w="60" w:type="dxa"/>
-              <w:bottom w:w="40" w:type="dxa"/>
-              <w:right w:w="60" w:type="dxa"/>
-            </w:tcMar>
-          </w:tcPr>
-          <w:p>
-            <w:r/>
-          </w:p>
-          <w:p>
-            <w:pPr>
-              <w:spacing w:before="0" w:after="0" w:line="259" w:lineRule="auto"/>
-              <w:jc w:val="left"/>
-            </w:pPr>
-            <w:r>
-              <w:rPr>
-                <w:rFonts w:ascii="微软雅黑" w:hAnsi="微软雅黑" w:eastAsia="微软雅黑"/>
-                <w:b w:val="0"/>
-                <w:color w:val="444C56"/>
-                <w:sz w:val="16"/>
-              </w:rPr>
-              <w:t>收并购 + 国企合作</w:t>
-            </w:r>
-          </w:p>
-        </w:tc>
-        <w:tc>
-          <w:tcPr>
-            <w:tcW w:type="dxa" w:w="5216"/>
-            <w:tcBorders>
-              <w:top w:val="single" w:sz="6" w:color="D7DEE8" w:space="0"/>
-              <w:left w:val="single" w:sz="6" w:color="D7DEE8" w:space="0"/>
-              <w:bottom w:val="single" w:sz="6" w:color="D7DEE8" w:space="0"/>
-              <w:right w:val="single" w:sz="6" w:color="D7DEE8" w:space="0"/>
-            </w:tcBorders>
-            <w:tcMar>
-              <w:top w:w="40" w:type="dxa"/>
-              <w:left w:w="60" w:type="dxa"/>
-              <w:bottom w:w="40" w:type="dxa"/>
-              <w:right w:w="60" w:type="dxa"/>
-            </w:tcMar>
-          </w:tcPr>
-          <w:p>
-            <w:r/>
-          </w:p>
-          <w:p>
-            <w:pPr>
-              <w:spacing w:before="0" w:after="0" w:line="259" w:lineRule="auto"/>
-              <w:jc w:val="left"/>
-            </w:pPr>
-            <w:r>
-              <w:rPr>
-                <w:rFonts w:ascii="微软雅黑" w:hAnsi="微软雅黑" w:eastAsia="微软雅黑"/>
-                <w:b w:val="0"/>
-                <w:color w:val="444C56"/>
-                <w:sz w:val="16"/>
-              </w:rPr>
-              <w:t>199 亩 / 约 32 万方，与镇江大港集团各半合作</w:t>
-            </w:r>
-          </w:p>
-        </w:tc>
-      </w:tr>
-      <w:tr>
-        <w:tc>
-          <w:tcPr>
-            <w:tcW w:type="dxa" w:w="2608"/>
-            <w:tcBorders>
-              <w:top w:val="single" w:sz="6" w:color="D7DEE8" w:space="0"/>
-              <w:left w:val="single" w:sz="6" w:color="D7DEE8" w:space="0"/>
-              <w:bottom w:val="single" w:sz="6" w:color="D7DEE8" w:space="0"/>
-              <w:right w:val="single" w:sz="6" w:color="D7DEE8" w:space="0"/>
-            </w:tcBorders>
-            <w:tcMar>
-              <w:top w:w="40" w:type="dxa"/>
-              <w:left w:w="60" w:type="dxa"/>
-              <w:bottom w:w="40" w:type="dxa"/>
-              <w:right w:w="60" w:type="dxa"/>
-            </w:tcMar>
-            <w:shd w:fill="F4F7FB" w:val="clear"/>
-          </w:tcPr>
-          <w:p>
-            <w:r/>
-          </w:p>
-          <w:p>
-            <w:pPr>
-              <w:spacing w:before="0" w:after="0" w:line="259" w:lineRule="auto"/>
-              <w:jc w:val="left"/>
-            </w:pPr>
-            <w:r>
-              <w:rPr>
-                <w:rFonts w:ascii="微软雅黑" w:hAnsi="微软雅黑" w:eastAsia="微软雅黑"/>
-                <w:b/>
-                <w:color w:val="142B4A"/>
-                <w:sz w:val="16"/>
-              </w:rPr>
-              <w:t>常州金坛理想城</w:t>
-            </w:r>
-          </w:p>
-        </w:tc>
-        <w:tc>
-          <w:tcPr>
-            <w:tcW w:type="dxa" w:w="2494"/>
-            <w:tcBorders>
-              <w:top w:val="single" w:sz="6" w:color="D7DEE8" w:space="0"/>
-              <w:left w:val="single" w:sz="6" w:color="D7DEE8" w:space="0"/>
-              <w:bottom w:val="single" w:sz="6" w:color="D7DEE8" w:space="0"/>
-              <w:right w:val="single" w:sz="6" w:color="D7DEE8" w:space="0"/>
-            </w:tcBorders>
-            <w:tcMar>
-              <w:top w:w="40" w:type="dxa"/>
-              <w:left w:w="60" w:type="dxa"/>
-              <w:bottom w:w="40" w:type="dxa"/>
-              <w:right w:w="60" w:type="dxa"/>
-            </w:tcMar>
-            <w:shd w:fill="F4F7FB" w:val="clear"/>
-          </w:tcPr>
-          <w:p>
-            <w:r/>
-          </w:p>
-          <w:p>
-            <w:pPr>
-              <w:spacing w:before="0" w:after="0" w:line="259" w:lineRule="auto"/>
-              <w:jc w:val="left"/>
-            </w:pPr>
-            <w:r>
-              <w:rPr>
-                <w:rFonts w:ascii="微软雅黑" w:hAnsi="微软雅黑" w:eastAsia="微软雅黑"/>
-                <w:b w:val="0"/>
-                <w:color w:val="444C56"/>
-                <w:sz w:val="16"/>
-              </w:rPr>
-              <w:t>收并购 + 债务重组</w:t>
-            </w:r>
-          </w:p>
-        </w:tc>
-        <w:tc>
-          <w:tcPr>
-            <w:tcW w:type="dxa" w:w="5216"/>
-            <w:tcBorders>
-              <w:top w:val="single" w:sz="6" w:color="D7DEE8" w:space="0"/>
-              <w:left w:val="single" w:sz="6" w:color="D7DEE8" w:space="0"/>
-              <w:bottom w:val="single" w:sz="6" w:color="D7DEE8" w:space="0"/>
-              <w:right w:val="single" w:sz="6" w:color="D7DEE8" w:space="0"/>
-            </w:tcBorders>
-            <w:tcMar>
-              <w:top w:w="40" w:type="dxa"/>
-              <w:left w:w="60" w:type="dxa"/>
-              <w:bottom w:w="40" w:type="dxa"/>
-              <w:right w:w="60" w:type="dxa"/>
-            </w:tcMar>
-            <w:shd w:fill="F4F7FB" w:val="clear"/>
-          </w:tcPr>
-          <w:p>
-            <w:r/>
-          </w:p>
-          <w:p>
-            <w:pPr>
-              <w:spacing w:before="0" w:after="0" w:line="259" w:lineRule="auto"/>
-              <w:jc w:val="left"/>
-            </w:pPr>
-            <w:r>
-              <w:rPr>
-                <w:rFonts w:ascii="微软雅黑" w:hAnsi="微软雅黑" w:eastAsia="微软雅黑"/>
-                <w:b w:val="0"/>
-                <w:color w:val="444C56"/>
-                <w:sz w:val="16"/>
-              </w:rPr>
-              <w:t>约 28.05 亿、561 亩，底价获取</w:t>
-            </w:r>
-          </w:p>
-        </w:tc>
-      </w:tr>
-      <w:tr>
-        <w:tc>
-          <w:tcPr>
-            <w:tcW w:type="dxa" w:w="2608"/>
-            <w:tcBorders>
-              <w:top w:val="single" w:sz="6" w:color="D7DEE8" w:space="0"/>
-              <w:left w:val="single" w:sz="6" w:color="D7DEE8" w:space="0"/>
-              <w:bottom w:val="single" w:sz="6" w:color="D7DEE8" w:space="0"/>
-              <w:right w:val="single" w:sz="6" w:color="D7DEE8" w:space="0"/>
-            </w:tcBorders>
-            <w:tcMar>
-              <w:top w:w="40" w:type="dxa"/>
-              <w:left w:w="60" w:type="dxa"/>
-              <w:bottom w:w="40" w:type="dxa"/>
-              <w:right w:w="60" w:type="dxa"/>
-            </w:tcMar>
-          </w:tcPr>
-          <w:p>
-            <w:r/>
-          </w:p>
-          <w:p>
-            <w:pPr>
-              <w:spacing w:before="0" w:after="0" w:line="259" w:lineRule="auto"/>
+              <w:spacing w:after="0" w:line="259" w:lineRule="auto"/>
               <w:jc w:val="left"/>
             </w:pPr>
             <w:r>
@@ -1809,18 +2253,18 @@
         </w:tc>
         <w:tc>
           <w:tcPr>
-            <w:tcW w:type="dxa" w:w="2494"/>
+            <w:tcW w:type="dxa" w:w="1474"/>
             <w:tcBorders>
-              <w:top w:val="single" w:sz="6" w:color="D7DEE8" w:space="0"/>
-              <w:left w:val="single" w:sz="6" w:color="D7DEE8" w:space="0"/>
-              <w:bottom w:val="single" w:sz="6" w:color="D7DEE8" w:space="0"/>
-              <w:right w:val="single" w:sz="6" w:color="D7DEE8" w:space="0"/>
+              <w:top w:val="single" w:sz="6" w:color="D5DDE8" w:space="0"/>
+              <w:left w:val="single" w:sz="6" w:color="D5DDE8" w:space="0"/>
+              <w:bottom w:val="single" w:sz="6" w:color="D5DDE8" w:space="0"/>
+              <w:right w:val="single" w:sz="6" w:color="D5DDE8" w:space="0"/>
             </w:tcBorders>
             <w:tcMar>
-              <w:top w:w="40" w:type="dxa"/>
-              <w:left w:w="60" w:type="dxa"/>
-              <w:bottom w:w="40" w:type="dxa"/>
-              <w:right w:w="60" w:type="dxa"/>
+              <w:top w:w="35" w:type="dxa"/>
+              <w:left w:w="50" w:type="dxa"/>
+              <w:bottom w:w="35" w:type="dxa"/>
+              <w:right w:w="50" w:type="dxa"/>
             </w:tcMar>
           </w:tcPr>
           <w:p>
@@ -1828,34 +2272,34 @@
           </w:p>
           <w:p>
             <w:pPr>
-              <w:spacing w:before="0" w:after="0" w:line="259" w:lineRule="auto"/>
+              <w:spacing w:after="0" w:line="259" w:lineRule="auto"/>
               <w:jc w:val="left"/>
             </w:pPr>
             <w:r>
               <w:rPr>
                 <w:rFonts w:ascii="微软雅黑" w:hAnsi="微软雅黑" w:eastAsia="微软雅黑"/>
                 <w:b w:val="0"/>
-                <w:color w:val="444C56"/>
+                <w:color w:val="2C333A"/>
                 <w:sz w:val="16"/>
               </w:rPr>
-              <w:t>法拍不良资产</w:t>
+              <w:t>收并购</w:t>
             </w:r>
           </w:p>
         </w:tc>
         <w:tc>
           <w:tcPr>
-            <w:tcW w:type="dxa" w:w="5216"/>
+            <w:tcW w:type="dxa" w:w="3175"/>
             <w:tcBorders>
-              <w:top w:val="single" w:sz="6" w:color="D7DEE8" w:space="0"/>
-              <w:left w:val="single" w:sz="6" w:color="D7DEE8" w:space="0"/>
-              <w:bottom w:val="single" w:sz="6" w:color="D7DEE8" w:space="0"/>
-              <w:right w:val="single" w:sz="6" w:color="D7DEE8" w:space="0"/>
+              <w:top w:val="single" w:sz="6" w:color="D5DDE8" w:space="0"/>
+              <w:left w:val="single" w:sz="6" w:color="D5DDE8" w:space="0"/>
+              <w:bottom w:val="single" w:sz="6" w:color="D5DDE8" w:space="0"/>
+              <w:right w:val="single" w:sz="6" w:color="D5DDE8" w:space="0"/>
             </w:tcBorders>
             <w:tcMar>
-              <w:top w:w="40" w:type="dxa"/>
-              <w:left w:w="60" w:type="dxa"/>
-              <w:bottom w:w="40" w:type="dxa"/>
-              <w:right w:w="60" w:type="dxa"/>
+              <w:top w:w="35" w:type="dxa"/>
+              <w:left w:w="50" w:type="dxa"/>
+              <w:bottom w:w="35" w:type="dxa"/>
+              <w:right w:w="50" w:type="dxa"/>
             </w:tcMar>
           </w:tcPr>
           <w:p>
@@ -1863,17 +2307,52 @@
           </w:p>
           <w:p>
             <w:pPr>
-              <w:spacing w:before="0" w:after="0" w:line="259" w:lineRule="auto"/>
+              <w:spacing w:after="0" w:line="259" w:lineRule="auto"/>
               <w:jc w:val="left"/>
             </w:pPr>
             <w:r>
               <w:rPr>
                 <w:rFonts w:ascii="微软雅黑" w:hAnsi="微软雅黑" w:eastAsia="微软雅黑"/>
                 <w:b w:val="0"/>
-                <w:color w:val="444C56"/>
+                <w:color w:val="2C333A"/>
                 <w:sz w:val="16"/>
               </w:rPr>
-              <w:t>金融测算 IRR 约 16.16%，特资「募投管退」样本</w:t>
+              <w:t>测算 IRR 约 16.16%</w:t>
+            </w:r>
+          </w:p>
+        </w:tc>
+        <w:tc>
+          <w:tcPr>
+            <w:tcW w:type="dxa" w:w="3175"/>
+            <w:tcBorders>
+              <w:top w:val="single" w:sz="6" w:color="D5DDE8" w:space="0"/>
+              <w:left w:val="single" w:sz="6" w:color="D5DDE8" w:space="0"/>
+              <w:bottom w:val="single" w:sz="6" w:color="D5DDE8" w:space="0"/>
+              <w:right w:val="single" w:sz="6" w:color="D5DDE8" w:space="0"/>
+            </w:tcBorders>
+            <w:tcMar>
+              <w:top w:w="35" w:type="dxa"/>
+              <w:left w:w="50" w:type="dxa"/>
+              <w:bottom w:w="35" w:type="dxa"/>
+              <w:right w:w="50" w:type="dxa"/>
+            </w:tcMar>
+          </w:tcPr>
+          <w:p>
+            <w:r/>
+          </w:p>
+          <w:p>
+            <w:pPr>
+              <w:spacing w:after="0" w:line="259" w:lineRule="auto"/>
+              <w:jc w:val="left"/>
+            </w:pPr>
+            <w:r>
+              <w:rPr>
+                <w:rFonts w:ascii="微软雅黑" w:hAnsi="微软雅黑" w:eastAsia="微软雅黑"/>
+                <w:b w:val="0"/>
+                <w:color w:val="2C333A"/>
+                <w:sz w:val="16"/>
+              </w:rPr>
+              <w:t>法拍不良资产</w:t>
             </w:r>
           </w:p>
         </w:tc>
@@ -1881,27 +2360,27 @@
       <w:tr>
         <w:tc>
           <w:tcPr>
-            <w:tcW w:type="dxa" w:w="2608"/>
+            <w:tcW w:type="dxa" w:w="2494"/>
             <w:tcBorders>
-              <w:top w:val="single" w:sz="6" w:color="D7DEE8" w:space="0"/>
-              <w:left w:val="single" w:sz="6" w:color="D7DEE8" w:space="0"/>
-              <w:bottom w:val="single" w:sz="6" w:color="D7DEE8" w:space="0"/>
-              <w:right w:val="single" w:sz="6" w:color="D7DEE8" w:space="0"/>
+              <w:top w:val="single" w:sz="6" w:color="D5DDE8" w:space="0"/>
+              <w:left w:val="single" w:sz="6" w:color="D5DDE8" w:space="0"/>
+              <w:bottom w:val="single" w:sz="6" w:color="D5DDE8" w:space="0"/>
+              <w:right w:val="single" w:sz="6" w:color="D5DDE8" w:space="0"/>
             </w:tcBorders>
             <w:tcMar>
-              <w:top w:w="40" w:type="dxa"/>
-              <w:left w:w="60" w:type="dxa"/>
-              <w:bottom w:w="40" w:type="dxa"/>
-              <w:right w:w="60" w:type="dxa"/>
+              <w:top w:w="35" w:type="dxa"/>
+              <w:left w:w="50" w:type="dxa"/>
+              <w:bottom w:w="35" w:type="dxa"/>
+              <w:right w:w="50" w:type="dxa"/>
             </w:tcMar>
-            <w:shd w:fill="F4F7FB" w:val="clear"/>
+            <w:shd w:fill="F3F6FA" w:val="clear"/>
           </w:tcPr>
           <w:p>
             <w:r/>
           </w:p>
           <w:p>
             <w:pPr>
-              <w:spacing w:before="0" w:after="0" w:line="259" w:lineRule="auto"/>
+              <w:spacing w:after="0" w:line="259" w:lineRule="auto"/>
               <w:jc w:val="left"/>
             </w:pPr>
             <w:r>
@@ -1911,79 +2390,115 @@
                 <w:color w:val="142B4A"/>
                 <w:sz w:val="16"/>
               </w:rPr>
-              <w:t>万纬平湖 / 南桥冷链</w:t>
+              <w:t>南桥 / 平湖冷链园</w:t>
             </w:r>
           </w:p>
         </w:tc>
         <w:tc>
           <w:tcPr>
-            <w:tcW w:type="dxa" w:w="2494"/>
+            <w:tcW w:type="dxa" w:w="1474"/>
             <w:tcBorders>
-              <w:top w:val="single" w:sz="6" w:color="D7DEE8" w:space="0"/>
-              <w:left w:val="single" w:sz="6" w:color="D7DEE8" w:space="0"/>
-              <w:bottom w:val="single" w:sz="6" w:color="D7DEE8" w:space="0"/>
-              <w:right w:val="single" w:sz="6" w:color="D7DEE8" w:space="0"/>
+              <w:top w:val="single" w:sz="6" w:color="D5DDE8" w:space="0"/>
+              <w:left w:val="single" w:sz="6" w:color="D5DDE8" w:space="0"/>
+              <w:bottom w:val="single" w:sz="6" w:color="D5DDE8" w:space="0"/>
+              <w:right w:val="single" w:sz="6" w:color="D5DDE8" w:space="0"/>
             </w:tcBorders>
             <w:tcMar>
-              <w:top w:w="40" w:type="dxa"/>
-              <w:left w:w="60" w:type="dxa"/>
-              <w:bottom w:w="40" w:type="dxa"/>
-              <w:right w:w="60" w:type="dxa"/>
+              <w:top w:w="35" w:type="dxa"/>
+              <w:left w:w="50" w:type="dxa"/>
+              <w:bottom w:w="35" w:type="dxa"/>
+              <w:right w:w="50" w:type="dxa"/>
             </w:tcMar>
-            <w:shd w:fill="F4F7FB" w:val="clear"/>
+            <w:shd w:fill="F3F6FA" w:val="clear"/>
           </w:tcPr>
           <w:p>
             <w:r/>
           </w:p>
           <w:p>
             <w:pPr>
-              <w:spacing w:before="0" w:after="0" w:line="259" w:lineRule="auto"/>
+              <w:spacing w:after="0" w:line="259" w:lineRule="auto"/>
               <w:jc w:val="left"/>
             </w:pPr>
             <w:r>
               <w:rPr>
                 <w:rFonts w:ascii="微软雅黑" w:hAnsi="微软雅黑" w:eastAsia="微软雅黑"/>
                 <w:b w:val="0"/>
-                <w:color w:val="444C56"/>
+                <w:color w:val="2C333A"/>
                 <w:sz w:val="16"/>
               </w:rPr>
-              <w:t>产业勾地 / 收购改造</w:t>
+              <w:t>主导获取落地</w:t>
             </w:r>
           </w:p>
         </w:tc>
         <w:tc>
           <w:tcPr>
-            <w:tcW w:type="dxa" w:w="5216"/>
+            <w:tcW w:type="dxa" w:w="3175"/>
             <w:tcBorders>
-              <w:top w:val="single" w:sz="6" w:color="D7DEE8" w:space="0"/>
-              <w:left w:val="single" w:sz="6" w:color="D7DEE8" w:space="0"/>
-              <w:bottom w:val="single" w:sz="6" w:color="D7DEE8" w:space="0"/>
-              <w:right w:val="single" w:sz="6" w:color="D7DEE8" w:space="0"/>
+              <w:top w:val="single" w:sz="6" w:color="D5DDE8" w:space="0"/>
+              <w:left w:val="single" w:sz="6" w:color="D5DDE8" w:space="0"/>
+              <w:bottom w:val="single" w:sz="6" w:color="D5DDE8" w:space="0"/>
+              <w:right w:val="single" w:sz="6" w:color="D5DDE8" w:space="0"/>
             </w:tcBorders>
             <w:tcMar>
-              <w:top w:w="40" w:type="dxa"/>
-              <w:left w:w="60" w:type="dxa"/>
-              <w:bottom w:w="40" w:type="dxa"/>
-              <w:right w:w="60" w:type="dxa"/>
+              <w:top w:w="35" w:type="dxa"/>
+              <w:left w:w="50" w:type="dxa"/>
+              <w:bottom w:w="35" w:type="dxa"/>
+              <w:right w:w="50" w:type="dxa"/>
             </w:tcMar>
-            <w:shd w:fill="F4F7FB" w:val="clear"/>
+            <w:shd w:fill="F3F6FA" w:val="clear"/>
           </w:tcPr>
           <w:p>
             <w:r/>
           </w:p>
           <w:p>
             <w:pPr>
-              <w:spacing w:before="0" w:after="0" w:line="259" w:lineRule="auto"/>
+              <w:spacing w:after="0" w:line="259" w:lineRule="auto"/>
               <w:jc w:val="left"/>
             </w:pPr>
             <w:r>
               <w:rPr>
                 <w:rFonts w:ascii="微软雅黑" w:hAnsi="微软雅黑" w:eastAsia="微软雅黑"/>
                 <w:b w:val="0"/>
-                <w:color w:val="444C56"/>
+                <w:color w:val="2C333A"/>
                 <w:sz w:val="16"/>
               </w:rPr>
-              <w:t>嘉兴首个高标准自动化冷链园；南桥智能化园区</w:t>
+              <w:t>原稿未列总价</w:t>
+            </w:r>
+          </w:p>
+        </w:tc>
+        <w:tc>
+          <w:tcPr>
+            <w:tcW w:type="dxa" w:w="3175"/>
+            <w:tcBorders>
+              <w:top w:val="single" w:sz="6" w:color="D5DDE8" w:space="0"/>
+              <w:left w:val="single" w:sz="6" w:color="D5DDE8" w:space="0"/>
+              <w:bottom w:val="single" w:sz="6" w:color="D5DDE8" w:space="0"/>
+              <w:right w:val="single" w:sz="6" w:color="D5DDE8" w:space="0"/>
+            </w:tcBorders>
+            <w:tcMar>
+              <w:top w:w="35" w:type="dxa"/>
+              <w:left w:w="50" w:type="dxa"/>
+              <w:bottom w:w="35" w:type="dxa"/>
+              <w:right w:w="50" w:type="dxa"/>
+            </w:tcMar>
+            <w:shd w:fill="F3F6FA" w:val="clear"/>
+          </w:tcPr>
+          <w:p>
+            <w:r/>
+          </w:p>
+          <w:p>
+            <w:pPr>
+              <w:spacing w:after="0" w:line="259" w:lineRule="auto"/>
+              <w:jc w:val="left"/>
+            </w:pPr>
+            <w:r>
+              <w:rPr>
+                <w:rFonts w:ascii="微软雅黑" w:hAnsi="微软雅黑" w:eastAsia="微软雅黑"/>
+                <w:b w:val="0"/>
+                <w:color w:val="2C333A"/>
+                <w:sz w:val="16"/>
+              </w:rPr>
+              <w:t>物流产业园勾地 / 收购改造</w:t>
             </w:r>
           </w:p>
         </w:tc>
@@ -1991,18 +2506,18 @@
       <w:tr>
         <w:tc>
           <w:tcPr>
-            <w:tcW w:type="dxa" w:w="2608"/>
+            <w:tcW w:type="dxa" w:w="2494"/>
             <w:tcBorders>
-              <w:top w:val="single" w:sz="6" w:color="D7DEE8" w:space="0"/>
-              <w:left w:val="single" w:sz="6" w:color="D7DEE8" w:space="0"/>
-              <w:bottom w:val="single" w:sz="6" w:color="D7DEE8" w:space="0"/>
-              <w:right w:val="single" w:sz="6" w:color="D7DEE8" w:space="0"/>
+              <w:top w:val="single" w:sz="6" w:color="D5DDE8" w:space="0"/>
+              <w:left w:val="single" w:sz="6" w:color="D5DDE8" w:space="0"/>
+              <w:bottom w:val="single" w:sz="6" w:color="D5DDE8" w:space="0"/>
+              <w:right w:val="single" w:sz="6" w:color="D5DDE8" w:space="0"/>
             </w:tcBorders>
             <w:tcMar>
-              <w:top w:w="40" w:type="dxa"/>
-              <w:left w:w="60" w:type="dxa"/>
-              <w:bottom w:w="40" w:type="dxa"/>
-              <w:right w:w="60" w:type="dxa"/>
+              <w:top w:w="35" w:type="dxa"/>
+              <w:left w:w="50" w:type="dxa"/>
+              <w:bottom w:w="35" w:type="dxa"/>
+              <w:right w:w="50" w:type="dxa"/>
             </w:tcMar>
           </w:tcPr>
           <w:p>
@@ -2010,7 +2525,7 @@
           </w:p>
           <w:p>
             <w:pPr>
-              <w:spacing w:before="0" w:after="0" w:line="259" w:lineRule="auto"/>
+              <w:spacing w:after="0" w:line="259" w:lineRule="auto"/>
               <w:jc w:val="left"/>
             </w:pPr>
             <w:r>
@@ -2020,24 +2535,24 @@
                 <w:color w:val="142B4A"/>
                 <w:sz w:val="16"/>
               </w:rPr>
-              <w:t>临沂吾悦广场</w:t>
+              <w:t>临沂新城吾悦广场</w:t>
             </w:r>
           </w:p>
         </w:tc>
         <w:tc>
           <w:tcPr>
-            <w:tcW w:type="dxa" w:w="2494"/>
+            <w:tcW w:type="dxa" w:w="1474"/>
             <w:tcBorders>
-              <w:top w:val="single" w:sz="6" w:color="D7DEE8" w:space="0"/>
-              <w:left w:val="single" w:sz="6" w:color="D7DEE8" w:space="0"/>
-              <w:bottom w:val="single" w:sz="6" w:color="D7DEE8" w:space="0"/>
-              <w:right w:val="single" w:sz="6" w:color="D7DEE8" w:space="0"/>
+              <w:top w:val="single" w:sz="6" w:color="D5DDE8" w:space="0"/>
+              <w:left w:val="single" w:sz="6" w:color="D5DDE8" w:space="0"/>
+              <w:bottom w:val="single" w:sz="6" w:color="D5DDE8" w:space="0"/>
+              <w:right w:val="single" w:sz="6" w:color="D5DDE8" w:space="0"/>
             </w:tcBorders>
             <w:tcMar>
-              <w:top w:w="40" w:type="dxa"/>
-              <w:left w:w="60" w:type="dxa"/>
-              <w:bottom w:w="40" w:type="dxa"/>
-              <w:right w:w="60" w:type="dxa"/>
+              <w:top w:w="35" w:type="dxa"/>
+              <w:left w:w="50" w:type="dxa"/>
+              <w:bottom w:w="35" w:type="dxa"/>
+              <w:right w:w="50" w:type="dxa"/>
             </w:tcMar>
           </w:tcPr>
           <w:p>
@@ -2045,34 +2560,34 @@
           </w:p>
           <w:p>
             <w:pPr>
-              <w:spacing w:before="0" w:after="0" w:line="259" w:lineRule="auto"/>
+              <w:spacing w:after="0" w:line="259" w:lineRule="auto"/>
               <w:jc w:val="left"/>
             </w:pPr>
             <w:r>
               <w:rPr>
                 <w:rFonts w:ascii="微软雅黑" w:hAnsi="微软雅黑" w:eastAsia="微软雅黑"/>
                 <w:b w:val="0"/>
-                <w:color w:val="444C56"/>
+                <w:color w:val="2C333A"/>
                 <w:sz w:val="16"/>
               </w:rPr>
-              <w:t>市级重点招商</w:t>
+              <w:t>主导勾地</w:t>
             </w:r>
           </w:p>
         </w:tc>
         <w:tc>
           <w:tcPr>
-            <w:tcW w:type="dxa" w:w="5216"/>
+            <w:tcW w:type="dxa" w:w="3175"/>
             <w:tcBorders>
-              <w:top w:val="single" w:sz="6" w:color="D7DEE8" w:space="0"/>
-              <w:left w:val="single" w:sz="6" w:color="D7DEE8" w:space="0"/>
-              <w:bottom w:val="single" w:sz="6" w:color="D7DEE8" w:space="0"/>
-              <w:right w:val="single" w:sz="6" w:color="D7DEE8" w:space="0"/>
+              <w:top w:val="single" w:sz="6" w:color="D5DDE8" w:space="0"/>
+              <w:left w:val="single" w:sz="6" w:color="D5DDE8" w:space="0"/>
+              <w:bottom w:val="single" w:sz="6" w:color="D5DDE8" w:space="0"/>
+              <w:right w:val="single" w:sz="6" w:color="D5DDE8" w:space="0"/>
             </w:tcBorders>
             <w:tcMar>
-              <w:top w:w="40" w:type="dxa"/>
-              <w:left w:w="60" w:type="dxa"/>
-              <w:bottom w:w="40" w:type="dxa"/>
-              <w:right w:w="60" w:type="dxa"/>
+              <w:top w:w="35" w:type="dxa"/>
+              <w:left w:w="50" w:type="dxa"/>
+              <w:bottom w:w="35" w:type="dxa"/>
+              <w:right w:w="50" w:type="dxa"/>
             </w:tcMar>
           </w:tcPr>
           <w:p>
@@ -2080,17 +2595,52 @@
           </w:p>
           <w:p>
             <w:pPr>
-              <w:spacing w:before="0" w:after="0" w:line="259" w:lineRule="auto"/>
+              <w:spacing w:after="0" w:line="259" w:lineRule="auto"/>
               <w:jc w:val="left"/>
             </w:pPr>
             <w:r>
               <w:rPr>
                 <w:rFonts w:ascii="微软雅黑" w:hAnsi="微软雅黑" w:eastAsia="微软雅黑"/>
                 <w:b w:val="0"/>
-                <w:color w:val="444C56"/>
+                <w:color w:val="2C333A"/>
                 <w:sz w:val="16"/>
               </w:rPr>
-              <w:t>对接市重点招商政策，推动商业综合体落地</w:t>
+              <w:t>原稿未列总价</w:t>
+            </w:r>
+          </w:p>
+        </w:tc>
+        <w:tc>
+          <w:tcPr>
+            <w:tcW w:type="dxa" w:w="3175"/>
+            <w:tcBorders>
+              <w:top w:val="single" w:sz="6" w:color="D5DDE8" w:space="0"/>
+              <w:left w:val="single" w:sz="6" w:color="D5DDE8" w:space="0"/>
+              <w:bottom w:val="single" w:sz="6" w:color="D5DDE8" w:space="0"/>
+              <w:right w:val="single" w:sz="6" w:color="D5DDE8" w:space="0"/>
+            </w:tcBorders>
+            <w:tcMar>
+              <w:top w:w="35" w:type="dxa"/>
+              <w:left w:w="50" w:type="dxa"/>
+              <w:bottom w:w="35" w:type="dxa"/>
+              <w:right w:w="50" w:type="dxa"/>
+            </w:tcMar>
+          </w:tcPr>
+          <w:p>
+            <w:r/>
+          </w:p>
+          <w:p>
+            <w:pPr>
+              <w:spacing w:after="0" w:line="259" w:lineRule="auto"/>
+              <w:jc w:val="left"/>
+            </w:pPr>
+            <w:r>
+              <w:rPr>
+                <w:rFonts w:ascii="微软雅黑" w:hAnsi="微软雅黑" w:eastAsia="微软雅黑"/>
+                <w:b w:val="0"/>
+                <w:color w:val="2C333A"/>
+                <w:sz w:val="16"/>
+              </w:rPr>
+              <w:t>集团首进山东 · 重资产</w:t>
             </w:r>
           </w:p>
         </w:tc>
@@ -2098,27 +2648,27 @@
       <w:tr>
         <w:tc>
           <w:tcPr>
-            <w:tcW w:type="dxa" w:w="2608"/>
+            <w:tcW w:type="dxa" w:w="2494"/>
             <w:tcBorders>
-              <w:top w:val="single" w:sz="6" w:color="D7DEE8" w:space="0"/>
-              <w:left w:val="single" w:sz="6" w:color="D7DEE8" w:space="0"/>
-              <w:bottom w:val="single" w:sz="6" w:color="D7DEE8" w:space="0"/>
-              <w:right w:val="single" w:sz="6" w:color="D7DEE8" w:space="0"/>
+              <w:top w:val="single" w:sz="6" w:color="D5DDE8" w:space="0"/>
+              <w:left w:val="single" w:sz="6" w:color="D5DDE8" w:space="0"/>
+              <w:bottom w:val="single" w:sz="6" w:color="D5DDE8" w:space="0"/>
+              <w:right w:val="single" w:sz="6" w:color="D5DDE8" w:space="0"/>
             </w:tcBorders>
             <w:tcMar>
-              <w:top w:w="40" w:type="dxa"/>
-              <w:left w:w="60" w:type="dxa"/>
-              <w:bottom w:w="40" w:type="dxa"/>
-              <w:right w:w="60" w:type="dxa"/>
+              <w:top w:w="35" w:type="dxa"/>
+              <w:left w:w="50" w:type="dxa"/>
+              <w:bottom w:w="35" w:type="dxa"/>
+              <w:right w:w="50" w:type="dxa"/>
             </w:tcMar>
-            <w:shd w:fill="F4F7FB" w:val="clear"/>
+            <w:shd w:fill="F3F6FA" w:val="clear"/>
           </w:tcPr>
           <w:p>
             <w:r/>
           </w:p>
           <w:p>
             <w:pPr>
-              <w:spacing w:before="0" w:after="0" w:line="259" w:lineRule="auto"/>
+              <w:spacing w:after="0" w:line="259" w:lineRule="auto"/>
               <w:jc w:val="left"/>
             </w:pPr>
             <w:r>
@@ -2128,79 +2678,257 @@
                 <w:color w:val="142B4A"/>
                 <w:sz w:val="16"/>
               </w:rPr>
-              <w:t>青岛吾悦广场</w:t>
+              <w:t>青岛新城吾悦广场</w:t>
             </w:r>
           </w:p>
         </w:tc>
         <w:tc>
           <w:tcPr>
-            <w:tcW w:type="dxa" w:w="2494"/>
+            <w:tcW w:type="dxa" w:w="1474"/>
             <w:tcBorders>
-              <w:top w:val="single" w:sz="6" w:color="D7DEE8" w:space="0"/>
-              <w:left w:val="single" w:sz="6" w:color="D7DEE8" w:space="0"/>
-              <w:bottom w:val="single" w:sz="6" w:color="D7DEE8" w:space="0"/>
-              <w:right w:val="single" w:sz="6" w:color="D7DEE8" w:space="0"/>
+              <w:top w:val="single" w:sz="6" w:color="D5DDE8" w:space="0"/>
+              <w:left w:val="single" w:sz="6" w:color="D5DDE8" w:space="0"/>
+              <w:bottom w:val="single" w:sz="6" w:color="D5DDE8" w:space="0"/>
+              <w:right w:val="single" w:sz="6" w:color="D5DDE8" w:space="0"/>
             </w:tcBorders>
             <w:tcMar>
-              <w:top w:w="40" w:type="dxa"/>
-              <w:left w:w="60" w:type="dxa"/>
-              <w:bottom w:w="40" w:type="dxa"/>
-              <w:right w:w="60" w:type="dxa"/>
+              <w:top w:w="35" w:type="dxa"/>
+              <w:left w:w="50" w:type="dxa"/>
+              <w:bottom w:w="35" w:type="dxa"/>
+              <w:right w:w="50" w:type="dxa"/>
             </w:tcMar>
-            <w:shd w:fill="F4F7FB" w:val="clear"/>
+            <w:shd w:fill="F3F6FA" w:val="clear"/>
           </w:tcPr>
           <w:p>
             <w:r/>
           </w:p>
           <w:p>
             <w:pPr>
-              <w:spacing w:before="0" w:after="0" w:line="259" w:lineRule="auto"/>
+              <w:spacing w:after="0" w:line="259" w:lineRule="auto"/>
               <w:jc w:val="left"/>
             </w:pPr>
             <w:r>
               <w:rPr>
                 <w:rFonts w:ascii="微软雅黑" w:hAnsi="微软雅黑" w:eastAsia="微软雅黑"/>
                 <w:b w:val="0"/>
-                <w:color w:val="444C56"/>
+                <w:color w:val="2C333A"/>
                 <w:sz w:val="16"/>
               </w:rPr>
-              <w:t>轻资产品牌输出</w:t>
+              <w:t>获取</w:t>
             </w:r>
           </w:p>
         </w:tc>
         <w:tc>
           <w:tcPr>
-            <w:tcW w:type="dxa" w:w="5216"/>
+            <w:tcW w:type="dxa" w:w="3175"/>
             <w:tcBorders>
-              <w:top w:val="single" w:sz="6" w:color="D7DEE8" w:space="0"/>
-              <w:left w:val="single" w:sz="6" w:color="D7DEE8" w:space="0"/>
-              <w:bottom w:val="single" w:sz="6" w:color="D7DEE8" w:space="0"/>
-              <w:right w:val="single" w:sz="6" w:color="D7DEE8" w:space="0"/>
+              <w:top w:val="single" w:sz="6" w:color="D5DDE8" w:space="0"/>
+              <w:left w:val="single" w:sz="6" w:color="D5DDE8" w:space="0"/>
+              <w:bottom w:val="single" w:sz="6" w:color="D5DDE8" w:space="0"/>
+              <w:right w:val="single" w:sz="6" w:color="D5DDE8" w:space="0"/>
             </w:tcBorders>
             <w:tcMar>
-              <w:top w:w="40" w:type="dxa"/>
-              <w:left w:w="60" w:type="dxa"/>
-              <w:bottom w:w="40" w:type="dxa"/>
-              <w:right w:w="60" w:type="dxa"/>
+              <w:top w:w="35" w:type="dxa"/>
+              <w:left w:w="50" w:type="dxa"/>
+              <w:bottom w:w="35" w:type="dxa"/>
+              <w:right w:w="50" w:type="dxa"/>
             </w:tcMar>
-            <w:shd w:fill="F4F7FB" w:val="clear"/>
+            <w:shd w:fill="F3F6FA" w:val="clear"/>
           </w:tcPr>
           <w:p>
             <w:r/>
           </w:p>
           <w:p>
             <w:pPr>
-              <w:spacing w:before="0" w:after="0" w:line="259" w:lineRule="auto"/>
+              <w:spacing w:after="0" w:line="259" w:lineRule="auto"/>
               <w:jc w:val="left"/>
             </w:pPr>
             <w:r>
               <w:rPr>
                 <w:rFonts w:ascii="微软雅黑" w:hAnsi="微软雅黑" w:eastAsia="微软雅黑"/>
                 <w:b w:val="0"/>
-                <w:color w:val="444C56"/>
+                <w:color w:val="2C333A"/>
                 <w:sz w:val="16"/>
               </w:rPr>
-              <w:t>品牌输出 + 委管，约 13.68 万㎡</w:t>
+              <w:t>约 13.68 万㎡</w:t>
+            </w:r>
+          </w:p>
+        </w:tc>
+        <w:tc>
+          <w:tcPr>
+            <w:tcW w:type="dxa" w:w="3175"/>
+            <w:tcBorders>
+              <w:top w:val="single" w:sz="6" w:color="D5DDE8" w:space="0"/>
+              <w:left w:val="single" w:sz="6" w:color="D5DDE8" w:space="0"/>
+              <w:bottom w:val="single" w:sz="6" w:color="D5DDE8" w:space="0"/>
+              <w:right w:val="single" w:sz="6" w:color="D5DDE8" w:space="0"/>
+            </w:tcBorders>
+            <w:tcMar>
+              <w:top w:w="35" w:type="dxa"/>
+              <w:left w:w="50" w:type="dxa"/>
+              <w:bottom w:w="35" w:type="dxa"/>
+              <w:right w:w="50" w:type="dxa"/>
+            </w:tcMar>
+            <w:shd w:fill="F3F6FA" w:val="clear"/>
+          </w:tcPr>
+          <w:p>
+            <w:r/>
+          </w:p>
+          <w:p>
+            <w:pPr>
+              <w:spacing w:after="0" w:line="259" w:lineRule="auto"/>
+              <w:jc w:val="left"/>
+            </w:pPr>
+            <w:r>
+              <w:rPr>
+                <w:rFonts w:ascii="微软雅黑" w:hAnsi="微软雅黑" w:eastAsia="微软雅黑"/>
+                <w:b w:val="0"/>
+                <w:color w:val="2C333A"/>
+                <w:sz w:val="16"/>
+              </w:rPr>
+              <w:t>轻资产委管</w:t>
+            </w:r>
+          </w:p>
+        </w:tc>
+      </w:tr>
+      <w:tr>
+        <w:tc>
+          <w:tcPr>
+            <w:tcW w:type="dxa" w:w="2494"/>
+            <w:tcBorders>
+              <w:top w:val="single" w:sz="6" w:color="D5DDE8" w:space="0"/>
+              <w:left w:val="single" w:sz="6" w:color="D5DDE8" w:space="0"/>
+              <w:bottom w:val="single" w:sz="6" w:color="D5DDE8" w:space="0"/>
+              <w:right w:val="single" w:sz="6" w:color="D5DDE8" w:space="0"/>
+            </w:tcBorders>
+            <w:tcMar>
+              <w:top w:w="35" w:type="dxa"/>
+              <w:left w:w="50" w:type="dxa"/>
+              <w:bottom w:w="35" w:type="dxa"/>
+              <w:right w:w="50" w:type="dxa"/>
+            </w:tcMar>
+          </w:tcPr>
+          <w:p>
+            <w:r/>
+          </w:p>
+          <w:p>
+            <w:pPr>
+              <w:spacing w:after="0" w:line="259" w:lineRule="auto"/>
+              <w:jc w:val="left"/>
+            </w:pPr>
+            <w:r>
+              <w:rPr>
+                <w:rFonts w:ascii="微软雅黑" w:hAnsi="微软雅黑" w:eastAsia="微软雅黑"/>
+                <w:b/>
+                <w:color w:val="142B4A"/>
+                <w:sz w:val="16"/>
+              </w:rPr>
+              <w:t>如皋中南世纪城 / 苏州中南锦苑</w:t>
+            </w:r>
+          </w:p>
+        </w:tc>
+        <w:tc>
+          <w:tcPr>
+            <w:tcW w:type="dxa" w:w="1474"/>
+            <w:tcBorders>
+              <w:top w:val="single" w:sz="6" w:color="D5DDE8" w:space="0"/>
+              <w:left w:val="single" w:sz="6" w:color="D5DDE8" w:space="0"/>
+              <w:bottom w:val="single" w:sz="6" w:color="D5DDE8" w:space="0"/>
+              <w:right w:val="single" w:sz="6" w:color="D5DDE8" w:space="0"/>
+            </w:tcBorders>
+            <w:tcMar>
+              <w:top w:w="35" w:type="dxa"/>
+              <w:left w:w="50" w:type="dxa"/>
+              <w:bottom w:w="35" w:type="dxa"/>
+              <w:right w:w="50" w:type="dxa"/>
+            </w:tcMar>
+          </w:tcPr>
+          <w:p>
+            <w:r/>
+          </w:p>
+          <w:p>
+            <w:pPr>
+              <w:spacing w:after="0" w:line="259" w:lineRule="auto"/>
+              <w:jc w:val="left"/>
+            </w:pPr>
+            <w:r>
+              <w:rPr>
+                <w:rFonts w:ascii="微软雅黑" w:hAnsi="微软雅黑" w:eastAsia="微软雅黑"/>
+                <w:b w:val="0"/>
+                <w:color w:val="2C333A"/>
+                <w:sz w:val="16"/>
+              </w:rPr>
+              <w:t>获取</w:t>
+            </w:r>
+          </w:p>
+        </w:tc>
+        <w:tc>
+          <w:tcPr>
+            <w:tcW w:type="dxa" w:w="3175"/>
+            <w:tcBorders>
+              <w:top w:val="single" w:sz="6" w:color="D5DDE8" w:space="0"/>
+              <w:left w:val="single" w:sz="6" w:color="D5DDE8" w:space="0"/>
+              <w:bottom w:val="single" w:sz="6" w:color="D5DDE8" w:space="0"/>
+              <w:right w:val="single" w:sz="6" w:color="D5DDE8" w:space="0"/>
+            </w:tcBorders>
+            <w:tcMar>
+              <w:top w:w="35" w:type="dxa"/>
+              <w:left w:w="50" w:type="dxa"/>
+              <w:bottom w:w="35" w:type="dxa"/>
+              <w:right w:w="50" w:type="dxa"/>
+            </w:tcMar>
+          </w:tcPr>
+          <w:p>
+            <w:r/>
+          </w:p>
+          <w:p>
+            <w:pPr>
+              <w:spacing w:after="0" w:line="259" w:lineRule="auto"/>
+              <w:jc w:val="left"/>
+            </w:pPr>
+            <w:r>
+              <w:rPr>
+                <w:rFonts w:ascii="微软雅黑" w:hAnsi="微软雅黑" w:eastAsia="微软雅黑"/>
+                <w:b w:val="0"/>
+                <w:color w:val="2C333A"/>
+                <w:sz w:val="16"/>
+              </w:rPr>
+              <w:t>原稿未列总价</w:t>
+            </w:r>
+          </w:p>
+        </w:tc>
+        <w:tc>
+          <w:tcPr>
+            <w:tcW w:type="dxa" w:w="3175"/>
+            <w:tcBorders>
+              <w:top w:val="single" w:sz="6" w:color="D5DDE8" w:space="0"/>
+              <w:left w:val="single" w:sz="6" w:color="D5DDE8" w:space="0"/>
+              <w:bottom w:val="single" w:sz="6" w:color="D5DDE8" w:space="0"/>
+              <w:right w:val="single" w:sz="6" w:color="D5DDE8" w:space="0"/>
+            </w:tcBorders>
+            <w:tcMar>
+              <w:top w:w="35" w:type="dxa"/>
+              <w:left w:w="50" w:type="dxa"/>
+              <w:bottom w:w="35" w:type="dxa"/>
+              <w:right w:w="50" w:type="dxa"/>
+            </w:tcMar>
+          </w:tcPr>
+          <w:p>
+            <w:r/>
+          </w:p>
+          <w:p>
+            <w:pPr>
+              <w:spacing w:after="0" w:line="259" w:lineRule="auto"/>
+              <w:jc w:val="left"/>
+            </w:pPr>
+            <w:r>
+              <w:rPr>
+                <w:rFonts w:ascii="微软雅黑" w:hAnsi="微软雅黑" w:eastAsia="微软雅黑"/>
+                <w:b w:val="0"/>
+                <w:color w:val="2C333A"/>
+                <w:sz w:val="16"/>
+              </w:rPr>
+              <w:t>早期投资拓展</w:t>
             </w:r>
           </w:p>
         </w:tc>
@@ -2217,7 +2945,7 @@
           <w:color w:val="142B4A"/>
           <w:sz w:val="24"/>
         </w:rPr>
-        <w:t>教育、资质与成果</w:t>
+        <w:t>教育背景</w:t>
       </w:r>
     </w:p>
     <w:p>
@@ -2231,6 +2959,7 @@
     <w:tbl>
       <w:tblPr>
         <w:tblW w:type="auto" w:w="0"/>
+        <w:jc w:val="center"/>
         <w:tblLayout w:type="fixed"/>
         <w:tblLook w:firstColumn="1" w:firstRow="1" w:lastColumn="0" w:lastRow="0" w:noHBand="0" w:noVBand="1" w:val="04A0"/>
       </w:tblPr>
@@ -2241,25 +2970,23 @@
       <w:tr>
         <w:tc>
           <w:tcPr>
-            <w:tcW w:type="dxa" w:w="5159"/>
-            <w:shd w:fill="F4F7FB" w:val="clear"/>
+            <w:tcW w:type="dxa" w:w="7143"/>
             <w:tcBorders>
-              <w:top w:val="single" w:sz="4" w:color="D7DEE8" w:space="0"/>
-              <w:left w:val="single" w:sz="4" w:color="D7DEE8" w:space="0"/>
-              <w:bottom w:val="single" w:sz="4" w:color="D7DEE8" w:space="0"/>
-              <w:right w:val="single" w:sz="4" w:color="D7DEE8" w:space="0"/>
+              <w:top w:val="single" w:sz="0" w:color="FFFFFF" w:space="0"/>
+              <w:left w:val="single" w:sz="0" w:color="FFFFFF" w:space="0"/>
+              <w:bottom w:val="single" w:sz="0" w:color="FFFFFF" w:space="0"/>
+              <w:right w:val="single" w:sz="0" w:color="FFFFFF" w:space="0"/>
             </w:tcBorders>
             <w:tcMar>
-              <w:top w:w="60" w:type="dxa"/>
-              <w:left w:w="80" w:type="dxa"/>
-              <w:bottom w:w="60" w:type="dxa"/>
-              <w:right w:w="80" w:type="dxa"/>
+              <w:top w:w="20" w:type="dxa"/>
+              <w:left w:w="0" w:type="dxa"/>
+              <w:bottom w:w="20" w:type="dxa"/>
+              <w:right w:w="40" w:type="dxa"/>
             </w:tcMar>
-            <w:vAlign w:val="top"/>
           </w:tcPr>
           <w:p>
             <w:pPr>
-              <w:spacing w:after="40"/>
+              <w:spacing w:after="0"/>
             </w:pPr>
             <w:r/>
             <w:r>
@@ -2267,75 +2994,101 @@
                 <w:rFonts w:ascii="微软雅黑" w:hAnsi="微软雅黑" w:eastAsia="微软雅黑"/>
                 <w:b/>
                 <w:color w:val="142B4A"/>
-                <w:sz w:val="19"/>
+                <w:sz w:val="21"/>
               </w:rPr>
-              <w:t>教育与培训</w:t>
+              <w:t>复旦大学</w:t>
             </w:r>
-          </w:p>
-          <w:p>
-            <w:pPr>
-              <w:spacing w:after="20" w:line="259" w:lineRule="auto"/>
-            </w:pPr>
             <w:r>
               <w:rPr>
                 <w:rFonts w:ascii="微软雅黑" w:hAnsi="微软雅黑" w:eastAsia="微软雅黑"/>
                 <w:b w:val="0"/>
-                <w:color w:val="444C56"/>
-                <w:sz w:val="16"/>
+                <w:color w:val="5C6670"/>
+                <w:sz w:val="19"/>
               </w:rPr>
-              <w:t>2018.09–2021.06  复旦大学  工商管理硕士（财务金融）</w:t>
-            </w:r>
-          </w:p>
-          <w:p>
-            <w:pPr>
-              <w:spacing w:after="20" w:line="259" w:lineRule="auto"/>
-            </w:pPr>
-            <w:r>
-              <w:rPr>
-                <w:rFonts w:ascii="微软雅黑" w:hAnsi="微软雅黑" w:eastAsia="微软雅黑"/>
-                <w:b w:val="0"/>
-                <w:color w:val="444C56"/>
-                <w:sz w:val="16"/>
-              </w:rPr>
-              <w:t>2007.09–2011.07  中国海洋大学  土木工程  工学学士</w:t>
-            </w:r>
-          </w:p>
-          <w:p>
-            <w:pPr>
-              <w:spacing w:after="20" w:line="259" w:lineRule="auto"/>
-            </w:pPr>
-            <w:r>
-              <w:rPr>
-                <w:rFonts w:ascii="微软雅黑" w:hAnsi="微软雅黑" w:eastAsia="微软雅黑"/>
-                <w:b w:val="0"/>
-                <w:color w:val="444C56"/>
-                <w:sz w:val="16"/>
-              </w:rPr>
-              <w:t>上海交大 · 城市治理数字化转型高研班；复旦·怡安人力与风险管理；复旦·花旗银行实践课程</w:t>
+              <w:t xml:space="preserve">  |  工商管理硕士 · 财务金融方向</w:t>
             </w:r>
           </w:p>
         </w:tc>
         <w:tc>
           <w:tcPr>
-            <w:tcW w:type="dxa" w:w="5159"/>
-            <w:shd w:fill="F4F7FB" w:val="clear"/>
+            <w:tcW w:type="dxa" w:w="2835"/>
             <w:tcBorders>
-              <w:top w:val="single" w:sz="4" w:color="D7DEE8" w:space="0"/>
-              <w:left w:val="single" w:sz="4" w:color="D7DEE8" w:space="0"/>
-              <w:bottom w:val="single" w:sz="4" w:color="D7DEE8" w:space="0"/>
-              <w:right w:val="single" w:sz="4" w:color="D7DEE8" w:space="0"/>
+              <w:top w:val="single" w:sz="0" w:color="FFFFFF" w:space="0"/>
+              <w:left w:val="single" w:sz="0" w:color="FFFFFF" w:space="0"/>
+              <w:bottom w:val="single" w:sz="0" w:color="FFFFFF" w:space="0"/>
+              <w:right w:val="single" w:sz="0" w:color="FFFFFF" w:space="0"/>
             </w:tcBorders>
             <w:tcMar>
-              <w:top w:w="60" w:type="dxa"/>
-              <w:left w:w="80" w:type="dxa"/>
-              <w:bottom w:w="60" w:type="dxa"/>
-              <w:right w:w="80" w:type="dxa"/>
+              <w:top w:w="20" w:type="dxa"/>
+              <w:left w:w="40" w:type="dxa"/>
+              <w:bottom w:w="20" w:type="dxa"/>
+              <w:right w:w="0" w:type="dxa"/>
             </w:tcMar>
-            <w:vAlign w:val="top"/>
           </w:tcPr>
           <w:p>
             <w:pPr>
-              <w:spacing w:after="40"/>
+              <w:spacing w:after="0"/>
+              <w:jc w:val="right"/>
+            </w:pPr>
+            <w:r/>
+            <w:r>
+              <w:rPr>
+                <w:rFonts w:ascii="微软雅黑" w:hAnsi="微软雅黑" w:eastAsia="微软雅黑"/>
+                <w:b/>
+                <w:color w:val="C48A2B"/>
+                <w:sz w:val="19"/>
+              </w:rPr>
+              <w:t>2018.09 – 2021.06</w:t>
+            </w:r>
+          </w:p>
+        </w:tc>
+      </w:tr>
+    </w:tbl>
+    <w:p>
+      <w:pPr>
+        <w:spacing w:before="20" w:after="60" w:line="269" w:lineRule="auto"/>
+      </w:pPr>
+      <w:r>
+        <w:rPr>
+          <w:rFonts w:ascii="微软雅黑" w:hAnsi="微软雅黑" w:eastAsia="微软雅黑"/>
+          <w:b w:val="0"/>
+          <w:color w:val="5C6670"/>
+          <w:sz w:val="18"/>
+        </w:rPr>
+        <w:t>在职攻读，与万科上海区域任职并行。</w:t>
+      </w:r>
+    </w:p>
+    <w:tbl>
+      <w:tblPr>
+        <w:tblW w:type="auto" w:w="0"/>
+        <w:jc w:val="center"/>
+        <w:tblLayout w:type="fixed"/>
+        <w:tblLook w:firstColumn="1" w:firstRow="1" w:lastColumn="0" w:lastRow="0" w:noHBand="0" w:noVBand="1" w:val="04A0"/>
+      </w:tblPr>
+      <w:tblGrid>
+        <w:gridCol w:w="5159"/>
+        <w:gridCol w:w="5159"/>
+      </w:tblGrid>
+      <w:tr>
+        <w:tc>
+          <w:tcPr>
+            <w:tcW w:type="dxa" w:w="7143"/>
+            <w:tcBorders>
+              <w:top w:val="single" w:sz="0" w:color="FFFFFF" w:space="0"/>
+              <w:left w:val="single" w:sz="0" w:color="FFFFFF" w:space="0"/>
+              <w:bottom w:val="single" w:sz="0" w:color="FFFFFF" w:space="0"/>
+              <w:right w:val="single" w:sz="0" w:color="FFFFFF" w:space="0"/>
+            </w:tcBorders>
+            <w:tcMar>
+              <w:top w:w="20" w:type="dxa"/>
+              <w:left w:w="0" w:type="dxa"/>
+              <w:bottom w:w="20" w:type="dxa"/>
+              <w:right w:w="40" w:type="dxa"/>
+            </w:tcMar>
+          </w:tcPr>
+          <w:p>
+            <w:pPr>
+              <w:spacing w:after="0"/>
             </w:pPr>
             <w:r/>
             <w:r>
@@ -2343,219 +3096,51 @@
                 <w:rFonts w:ascii="微软雅黑" w:hAnsi="微软雅黑" w:eastAsia="微软雅黑"/>
                 <w:b/>
                 <w:color w:val="142B4A"/>
-                <w:sz w:val="19"/>
+                <w:sz w:val="21"/>
               </w:rPr>
-              <w:t>职称证书</w:t>
+              <w:t>中国海洋大学</w:t>
             </w:r>
-          </w:p>
-          <w:p>
-            <w:pPr>
-              <w:spacing w:after="20" w:line="259" w:lineRule="auto"/>
-            </w:pPr>
             <w:r>
               <w:rPr>
                 <w:rFonts w:ascii="微软雅黑" w:hAnsi="微软雅黑" w:eastAsia="微软雅黑"/>
                 <w:b w:val="0"/>
-                <w:color w:val="444C56"/>
-                <w:sz w:val="16"/>
+                <w:color w:val="5C6670"/>
+                <w:sz w:val="19"/>
               </w:rPr>
-              <w:t>副教授级高级工程师；会计师中级；PMP；上海市住建委项目管理工程师；江苏省机械管理师</w:t>
-            </w:r>
-          </w:p>
-          <w:p>
-            <w:pPr>
-              <w:spacing w:after="20" w:line="259" w:lineRule="auto"/>
-            </w:pPr>
-            <w:r>
-              <w:rPr>
-                <w:rFonts w:ascii="微软雅黑" w:hAnsi="微软雅黑" w:eastAsia="微软雅黑"/>
-                <w:b w:val="0"/>
-                <w:color w:val="444C56"/>
-                <w:sz w:val="16"/>
-              </w:rPr>
-              <w:t>IELTS 6.0；普通话一级甲等；BIM；上海市人才引进认证</w:t>
+              <w:t xml:space="preserve">  |  土木工程 · 工学学士</w:t>
             </w:r>
           </w:p>
         </w:tc>
-      </w:tr>
-      <w:tr>
         <w:tc>
           <w:tcPr>
-            <w:tcW w:type="dxa" w:w="5159"/>
-            <w:shd w:fill="F4F7FB" w:val="clear"/>
+            <w:tcW w:type="dxa" w:w="2835"/>
             <w:tcBorders>
-              <w:top w:val="single" w:sz="4" w:color="D7DEE8" w:space="0"/>
-              <w:left w:val="single" w:sz="4" w:color="D7DEE8" w:space="0"/>
-              <w:bottom w:val="single" w:sz="4" w:color="D7DEE8" w:space="0"/>
-              <w:right w:val="single" w:sz="4" w:color="D7DEE8" w:space="0"/>
+              <w:top w:val="single" w:sz="0" w:color="FFFFFF" w:space="0"/>
+              <w:left w:val="single" w:sz="0" w:color="FFFFFF" w:space="0"/>
+              <w:bottom w:val="single" w:sz="0" w:color="FFFFFF" w:space="0"/>
+              <w:right w:val="single" w:sz="0" w:color="FFFFFF" w:space="0"/>
             </w:tcBorders>
             <w:tcMar>
-              <w:top w:w="60" w:type="dxa"/>
-              <w:left w:w="80" w:type="dxa"/>
-              <w:bottom w:w="60" w:type="dxa"/>
-              <w:right w:w="80" w:type="dxa"/>
+              <w:top w:w="20" w:type="dxa"/>
+              <w:left w:w="40" w:type="dxa"/>
+              <w:bottom w:w="20" w:type="dxa"/>
+              <w:right w:w="0" w:type="dxa"/>
             </w:tcMar>
-            <w:vAlign w:val="top"/>
           </w:tcPr>
           <w:p>
             <w:pPr>
-              <w:spacing w:after="40"/>
+              <w:spacing w:after="0"/>
+              <w:jc w:val="right"/>
             </w:pPr>
             <w:r/>
             <w:r>
               <w:rPr>
                 <w:rFonts w:ascii="微软雅黑" w:hAnsi="微软雅黑" w:eastAsia="微软雅黑"/>
                 <w:b/>
-                <w:color w:val="142B4A"/>
+                <w:color w:val="C48A2B"/>
                 <w:sz w:val="19"/>
               </w:rPr>
-              <w:t>论文与专利</w:t>
-            </w:r>
-          </w:p>
-          <w:p>
-            <w:pPr>
-              <w:spacing w:after="20" w:line="259" w:lineRule="auto"/>
-            </w:pPr>
-            <w:r>
-              <w:rPr>
-                <w:rFonts w:ascii="微软雅黑" w:hAnsi="微软雅黑" w:eastAsia="微软雅黑"/>
-                <w:b w:val="0"/>
-                <w:color w:val="444C56"/>
-                <w:sz w:val="16"/>
-              </w:rPr>
-              <w:t>《万科物流地产平台业务发展战略研究》（知网）</w:t>
-            </w:r>
-          </w:p>
-          <w:p>
-            <w:pPr>
-              <w:spacing w:after="20" w:line="259" w:lineRule="auto"/>
-            </w:pPr>
-            <w:r>
-              <w:rPr>
-                <w:rFonts w:ascii="微软雅黑" w:hAnsi="微软雅黑" w:eastAsia="微软雅黑"/>
-                <w:b w:val="0"/>
-                <w:color w:val="444C56"/>
-                <w:sz w:val="16"/>
-              </w:rPr>
-              <w:t>《房屋建筑工程人工智能技术的应用》（《住宅与房地产》）</w:t>
-            </w:r>
-          </w:p>
-          <w:p>
-            <w:pPr>
-              <w:spacing w:after="20" w:line="259" w:lineRule="auto"/>
-            </w:pPr>
-            <w:r>
-              <w:rPr>
-                <w:rFonts w:ascii="微软雅黑" w:hAnsi="微软雅黑" w:eastAsia="微软雅黑"/>
-                <w:b w:val="0"/>
-                <w:color w:val="444C56"/>
-                <w:sz w:val="16"/>
-              </w:rPr>
-              <w:t>《铝模板在高层住宅建筑工程中的应用》《基于 BIM 的装配式钢结构建筑施工新技术与管理研究》</w:t>
-            </w:r>
-          </w:p>
-          <w:p>
-            <w:pPr>
-              <w:spacing w:after="20" w:line="259" w:lineRule="auto"/>
-            </w:pPr>
-            <w:r>
-              <w:rPr>
-                <w:rFonts w:ascii="微软雅黑" w:hAnsi="微软雅黑" w:eastAsia="微软雅黑"/>
-                <w:b w:val="0"/>
-                <w:color w:val="444C56"/>
-                <w:sz w:val="16"/>
-              </w:rPr>
-              <w:t>实用新型专利 2 项：建筑工程管理用功能脚架；建筑工程用防护围栏</w:t>
-            </w:r>
-          </w:p>
-        </w:tc>
-        <w:tc>
-          <w:tcPr>
-            <w:tcW w:type="dxa" w:w="5159"/>
-            <w:shd w:fill="F4F7FB" w:val="clear"/>
-            <w:tcBorders>
-              <w:top w:val="single" w:sz="4" w:color="D7DEE8" w:space="0"/>
-              <w:left w:val="single" w:sz="4" w:color="D7DEE8" w:space="0"/>
-              <w:bottom w:val="single" w:sz="4" w:color="D7DEE8" w:space="0"/>
-              <w:right w:val="single" w:sz="4" w:color="D7DEE8" w:space="0"/>
-            </w:tcBorders>
-            <w:tcMar>
-              <w:top w:w="60" w:type="dxa"/>
-              <w:left w:w="80" w:type="dxa"/>
-              <w:bottom w:w="60" w:type="dxa"/>
-              <w:right w:w="80" w:type="dxa"/>
-            </w:tcMar>
-            <w:vAlign w:val="top"/>
-          </w:tcPr>
-          <w:p>
-            <w:pPr>
-              <w:spacing w:after="40"/>
-            </w:pPr>
-            <w:r/>
-            <w:r>
-              <w:rPr>
-                <w:rFonts w:ascii="微软雅黑" w:hAnsi="微软雅黑" w:eastAsia="微软雅黑"/>
-                <w:b/>
-                <w:color w:val="142B4A"/>
-                <w:sz w:val="19"/>
-              </w:rPr>
-              <w:t>已核验 / 待核验职务</w:t>
-            </w:r>
-          </w:p>
-          <w:p>
-            <w:pPr>
-              <w:spacing w:after="20" w:line="259" w:lineRule="auto"/>
-            </w:pPr>
-            <w:r>
-              <w:rPr>
-                <w:rFonts w:ascii="微软雅黑" w:hAnsi="微软雅黑" w:eastAsia="微软雅黑"/>
-                <w:b w:val="0"/>
-                <w:color w:val="444C56"/>
-                <w:sz w:val="16"/>
-              </w:rPr>
-              <w:t>已核验：住房政策研究中心秘书长；杨浦科企联执行会长</w:t>
-            </w:r>
-          </w:p>
-          <w:p>
-            <w:pPr>
-              <w:spacing w:after="20" w:line="259" w:lineRule="auto"/>
-            </w:pPr>
-            <w:r>
-              <w:rPr>
-                <w:rFonts w:ascii="微软雅黑" w:hAnsi="微软雅黑" w:eastAsia="微软雅黑"/>
-                <w:b w:val="0"/>
-                <w:color w:val="444C56"/>
-                <w:sz w:val="16"/>
-              </w:rPr>
-              <w:t>2024.06 报道曾写复旦 MBA 不动产资管协会秘书长；院友会现公布为武金城，现任请核对</w:t>
-            </w:r>
-          </w:p>
-          <w:p>
-            <w:pPr>
-              <w:spacing w:after="20" w:line="259" w:lineRule="auto"/>
-            </w:pPr>
-            <w:r>
-              <w:rPr>
-                <w:rFonts w:ascii="微软雅黑" w:hAnsi="微软雅黑" w:eastAsia="微软雅黑"/>
-                <w:b w:val="0"/>
-                <w:color w:val="444C56"/>
-                <w:sz w:val="16"/>
-              </w:rPr>
-              <w:t>工商联房地产商会：出席并代表中心参与战略合作，公开秘书长为李祥，不写入现任</w:t>
-            </w:r>
-          </w:p>
-          <w:p>
-            <w:pPr>
-              <w:spacing w:after="20" w:line="259" w:lineRule="auto"/>
-            </w:pPr>
-            <w:r>
-              <w:rPr>
-                <w:rFonts w:ascii="微软雅黑" w:hAnsi="微软雅黑" w:eastAsia="微软雅黑"/>
-                <w:b w:val="0"/>
-                <w:color w:val="444C56"/>
-                <w:sz w:val="16"/>
-              </w:rPr>
-              <w:t>简历自述待核：城市更新 / 碳中和 / 虹口科企评审专家；复旦联考面试官；山东商会理事</w:t>
+              <w:t>2007.09 – 2011.07</w:t>
             </w:r>
           </w:p>
         </w:tc>
@@ -2563,16 +3148,80 @@
     </w:tbl>
     <w:p>
       <w:pPr>
-        <w:spacing w:before="160" w:after="0" w:line="269" w:lineRule="auto"/>
+        <w:spacing w:before="160" w:after="20" w:line="269" w:lineRule="auto"/>
+      </w:pPr>
+      <w:r>
+        <w:rPr>
+          <w:rFonts w:ascii="微软雅黑" w:hAnsi="微软雅黑" w:eastAsia="微软雅黑"/>
+          <w:b/>
+          <w:color w:val="142B4A"/>
+          <w:sz w:val="24"/>
+        </w:rPr>
+        <w:t>资质与研究</w:t>
+      </w:r>
+    </w:p>
+    <w:p>
+      <w:pPr>
+        <w:spacing w:before="0" w:after="80"/>
+        <w:pBdr>
+          <w:bottom w:val="single" w:sz="14" w:space="1" w:color="C48A2B"/>
+        </w:pBdr>
+      </w:pPr>
+    </w:p>
+    <w:p>
+      <w:pPr>
+        <w:spacing w:before="0" w:after="40" w:line="269" w:lineRule="auto"/>
       </w:pPr>
       <w:r>
         <w:rPr>
           <w:rFonts w:ascii="微软雅黑" w:hAnsi="微软雅黑" w:eastAsia="微软雅黑"/>
           <w:b w:val="0"/>
-          <w:color w:val="5C6773"/>
+          <w:color w:val="2C333A"/>
+          <w:sz w:val="19"/>
+        </w:rPr>
+        <w:t>副教授级高级工程师；会计师中级；PMP；住建委项目管理工程师；IELTS 6.0；普通话一级甲等；BIM；上海市人才引进认证资质。</w:t>
+      </w:r>
+    </w:p>
+    <w:p>
+      <w:pPr>
+        <w:spacing w:before="0" w:after="40" w:line="269" w:lineRule="auto"/>
+      </w:pPr>
+      <w:r>
+        <w:rPr>
+          <w:rFonts w:ascii="微软雅黑" w:hAnsi="微软雅黑" w:eastAsia="微软雅黑"/>
+          <w:b w:val="0"/>
+          <w:color w:val="2C333A"/>
+          <w:sz w:val="19"/>
+        </w:rPr>
+        <w:t>行业核心期刊论文《万科物流地产平台业务发展战略研究》等。实用新型专利 2 项（建筑工程管理用功能脚架、防护围栏；专利号原稿脱敏，不写残号）。上海交通大学城市治理数字化转型高级研修班；复旦大学–花旗银行实践课程。</w:t>
+      </w:r>
+    </w:p>
+    <w:p>
+      <w:pPr>
+        <w:spacing w:before="80" w:after="40" w:line="269" w:lineRule="auto"/>
+      </w:pPr>
+      <w:r>
+        <w:rPr>
+          <w:rFonts w:ascii="微软雅黑" w:hAnsi="微软雅黑" w:eastAsia="微软雅黑"/>
+          <w:b w:val="0"/>
+          <w:color w:val="5C6670"/>
+          <w:sz w:val="18"/>
+        </w:rPr>
+        <w:t>专业方向：投资拓展、收并购、策略勾地、不良资产、物流地产、产业园区、住房保障、租赁住房、城市更新、国资合作、募投管退。标签只标已做过或研究过的方向，不把未操盘的 REITs、保租房收储写成个人业绩。</w:t>
+      </w:r>
+    </w:p>
+    <w:p>
+      <w:pPr>
+        <w:spacing w:before="0" w:after="0" w:line="269" w:lineRule="auto"/>
+      </w:pPr>
+      <w:r>
+        <w:rPr>
+          <w:rFonts w:ascii="微软雅黑" w:hAnsi="微软雅黑" w:eastAsia="微软雅黑"/>
+          <w:b w:val="0"/>
+          <w:color w:val="5C6670"/>
           <w:sz w:val="16"/>
         </w:rPr>
-        <w:t>说明：公开活动可对照央广网、人民网、上观新闻、杨浦区政府官网、锦天城官网、工商联官网、复旦管院校友页核验。原 Boss 直聘稿中的身份证、家庭住址、配偶信息已移除。2021 年后若补上团队规模、付费试点、入驻签约，可将案例 2、3 改为经营成果表达。</w:t>
+        <w:t>投递方向：城市更新 / 租赁住房与存量收并购 / 产业不动产（国资平台、城投、住房与更新机构）。身份证、住址、配偶信息未写入。</w:t>
       </w:r>
     </w:p>
     <w:sectPr>

--- a/output/胡继刚-简历-优化版.docx
+++ b/output/胡继刚-简历-优化版.docx
@@ -65,7 +65,7 @@
                 <w:color w:val="E8D5A3"/>
                 <w:sz w:val="22"/>
               </w:rPr>
-              <w:t>万科上海区域投资副总经理（2017–2021）</w:t>
+              <w:t>国资平台 · 城市更新 / 存量收并购 / 产业不动产</w:t>
             </w:r>
           </w:p>
           <w:p>
@@ -79,7 +79,7 @@
                 <w:color w:val="D5DEE8"/>
                 <w:sz w:val="20"/>
               </w:rPr>
-              <w:t>现任复旦大学住房政策研究中心秘书长  ·  城市更新 / 租赁住房</w:t>
+              <w:t>副教授级高级工程师 ｜ 复旦大学硕士研究生 ｜ 原万科上海区域投资副总经理</w:t>
             </w:r>
           </w:p>
           <w:p>
@@ -93,7 +93,21 @@
                 <w:color w:val="C5D0DC"/>
                 <w:sz w:val="18"/>
               </w:rPr>
-              <w:t>1987 年生  ｜  九三学社  ｜  上海  ｜  副教授级高级工程师（职称，见资质栏）</w:t>
+              <w:t>现任复旦大学住房政策研究中心秘书长  ｜  杨浦区科技企业联合会执行会长</w:t>
+            </w:r>
+          </w:p>
+          <w:p>
+            <w:pPr>
+              <w:spacing w:after="0"/>
+            </w:pPr>
+            <w:r>
+              <w:rPr>
+                <w:rFonts w:ascii="微软雅黑" w:hAnsi="微软雅黑" w:eastAsia="微软雅黑"/>
+                <w:b w:val="0"/>
+                <w:color w:val="C5D0DC"/>
+                <w:sz w:val="18"/>
+              </w:rPr>
+              <w:t>1987 年生  ｜  九三学社  ｜  上海</w:t>
             </w:r>
           </w:p>
           <w:p>
@@ -159,7 +173,7 @@
                 <w:color w:val="5C6670"/>
                 <w:sz w:val="17"/>
               </w:rPr>
-              <w:t>一线投资</w:t>
+              <w:t>一线投拓</w:t>
             </w:r>
           </w:p>
           <w:p>
@@ -173,7 +187,7 @@
                 <w:color w:val="142B4A"/>
                 <w:sz w:val="24"/>
               </w:rPr>
-              <w:t>2011–2021</w:t>
+              <w:t>10 年</w:t>
             </w:r>
           </w:p>
         </w:tc>
@@ -209,7 +223,7 @@
                 <w:color w:val="5C6670"/>
                 <w:sz w:val="17"/>
               </w:rPr>
-              <w:t>投拓年限</w:t>
+              <w:t>万科团队</w:t>
             </w:r>
           </w:p>
           <w:p>
@@ -223,7 +237,7 @@
                 <w:color w:val="142B4A"/>
                 <w:sz w:val="24"/>
               </w:rPr>
-              <w:t>约 10 年</w:t>
+              <w:t>约 8 人</w:t>
             </w:r>
           </w:p>
         </w:tc>
@@ -273,7 +287,7 @@
                 <w:color w:val="142B4A"/>
                 <w:sz w:val="24"/>
               </w:rPr>
-              <w:t>约 43 亿</w:t>
+              <w:t>43 亿</w:t>
             </w:r>
           </w:p>
         </w:tc>
@@ -323,7 +337,7 @@
                 <w:color w:val="142B4A"/>
                 <w:sz w:val="24"/>
               </w:rPr>
-              <w:t>盐城 · 台州 · 金坛</w:t>
+              <w:t>盐城 / 台州 / 金坛</w:t>
             </w:r>
           </w:p>
         </w:tc>
@@ -340,7 +354,7 @@
           <w:color w:val="2C333A"/>
           <w:sz w:val="19"/>
         </w:rPr>
-        <w:t>万科上海区域投资副总经理。2011–2021 年一线投拓，做过收并购、策略勾地、不良处置、物流园落地与国资合作；2021 年起转向住房保障、租赁市场与城市更新研究。一线投资只计至 2021 年，不把此后研究年限算进投资经验。</w:t>
+        <w:t>万科上海区域投资副总经理。2011–2021 年一线投拓，做成国资合作、政府代建、不良盘活、轻资产委管与物流园落地。2021 年起任复旦大学住房政策研究中心秘书长，研究城市更新与存量资产；租赁住房为研究方向，不是操盘业绩。一线投资计至 2021 年。</w:t>
       </w:r>
     </w:p>
     <w:p>
@@ -464,7 +478,7 @@
           <w:color w:val="5C6670"/>
           <w:sz w:val="18"/>
         </w:rPr>
-        <w:t>上海。副教授级高级工程师为职称，不是本职务的行政级别。</w:t>
+        <w:t>上海</w:t>
       </w:r>
     </w:p>
     <w:p>
@@ -479,7 +493,7 @@
           <w:color w:val="2C333A"/>
           <w:sz w:val="19"/>
         </w:rPr>
-        <w:t>•  牵头住房保障体系、租赁市场发展、城市更新等领域课题，撰写研究报告，为政府决策提供学术支持（原稿口径；具体课题名称与采纳单位待补）。</w:t>
+        <w:t>•  围绕城市更新、存量资产开展政策与产业研究，为政府和企业提供决策支持。租赁住房为研究方向。</w:t>
       </w:r>
     </w:p>
     <w:p>
@@ -494,7 +508,7 @@
           <w:color w:val="2C333A"/>
           <w:sz w:val="19"/>
         </w:rPr>
-        <w:t>•  组织论坛与闭门研讨，推动学界、企业与政府部门对话。</w:t>
+        <w:t>•  2025.05「全球新经济增长引擎峰会」：主办方代表发言，并与竺劲、汪毅、王维军圆桌（人民网上海、中新社上海点名）。</w:t>
       </w:r>
     </w:p>
     <w:p>
@@ -509,7 +523,176 @@
           <w:color w:val="2C333A"/>
           <w:sz w:val="19"/>
         </w:rPr>
-        <w:t>•  可核对的公开活动：2024.06 主持锦天城「他山之石——中国投资者的海外不动产战略布局」；2025.05 参加中心联合主办的「全球新经济增长引擎峰会」房地产×资本×产业圆桌；2025.05 以中心秘书长身份出席上海市工商联房地产商会资管分会成立并登台战略合作。</w:t>
+        <w:t>•  2025.05.28 以中心秘书长出席上海市工商联房地产商会资管分会成立（上海德必）。</w:t>
+      </w:r>
+    </w:p>
+    <w:p>
+      <w:pPr>
+        <w:spacing w:before="0" w:after="30" w:line="269" w:lineRule="auto"/>
+        <w:ind w:left="181" w:hanging="181"/>
+      </w:pPr>
+      <w:r>
+        <w:rPr>
+          <w:rFonts w:ascii="微软雅黑" w:hAnsi="微软雅黑" w:eastAsia="微软雅黑"/>
+          <w:b w:val="0"/>
+          <w:color w:val="2C333A"/>
+          <w:sz w:val="19"/>
+        </w:rPr>
+        <w:t>•  2024.06 主持锦天城「他山之石——中国投资者的海外不动产战略布局」。</w:t>
+      </w:r>
+    </w:p>
+    <w:p>
+      <w:pPr>
+        <w:spacing w:before="160" w:after="20" w:line="269" w:lineRule="auto"/>
+      </w:pPr>
+      <w:r>
+        <w:rPr>
+          <w:rFonts w:ascii="微软雅黑" w:hAnsi="微软雅黑" w:eastAsia="微软雅黑"/>
+          <w:b/>
+          <w:color w:val="142B4A"/>
+          <w:sz w:val="24"/>
+        </w:rPr>
+        <w:t>代表案例 · 存量商业空间产业导入</w:t>
+      </w:r>
+    </w:p>
+    <w:p>
+      <w:pPr>
+        <w:spacing w:before="0" w:after="80"/>
+        <w:pBdr>
+          <w:bottom w:val="single" w:sz="14" w:space="1" w:color="C48A2B"/>
+        </w:pBdr>
+      </w:pPr>
+    </w:p>
+    <w:tbl>
+      <w:tblPr>
+        <w:tblW w:type="auto" w:w="0"/>
+        <w:jc w:val="center"/>
+        <w:tblLayout w:type="fixed"/>
+        <w:tblLook w:firstColumn="1" w:firstRow="1" w:lastColumn="0" w:lastRow="0" w:noHBand="0" w:noVBand="1" w:val="04A0"/>
+      </w:tblPr>
+      <w:tblGrid>
+        <w:gridCol w:w="5159"/>
+        <w:gridCol w:w="5159"/>
+      </w:tblGrid>
+      <w:tr>
+        <w:tc>
+          <w:tcPr>
+            <w:tcW w:type="dxa" w:w="7143"/>
+            <w:tcBorders>
+              <w:top w:val="single" w:sz="0" w:color="FFFFFF" w:space="0"/>
+              <w:left w:val="single" w:sz="0" w:color="FFFFFF" w:space="0"/>
+              <w:bottom w:val="single" w:sz="0" w:color="FFFFFF" w:space="0"/>
+              <w:right w:val="single" w:sz="0" w:color="FFFFFF" w:space="0"/>
+            </w:tcBorders>
+            <w:tcMar>
+              <w:top w:w="20" w:type="dxa"/>
+              <w:left w:w="0" w:type="dxa"/>
+              <w:bottom w:w="20" w:type="dxa"/>
+              <w:right w:w="40" w:type="dxa"/>
+            </w:tcMar>
+          </w:tcPr>
+          <w:p>
+            <w:pPr>
+              <w:spacing w:after="0"/>
+            </w:pPr>
+            <w:r/>
+            <w:r>
+              <w:rPr>
+                <w:rFonts w:ascii="微软雅黑" w:hAnsi="微软雅黑" w:eastAsia="微软雅黑"/>
+                <w:b/>
+                <w:color w:val="142B4A"/>
+                <w:sz w:val="21"/>
+              </w:rPr>
+              <w:t>北欧创新国际会客厅</w:t>
+            </w:r>
+            <w:r>
+              <w:rPr>
+                <w:rFonts w:ascii="微软雅黑" w:hAnsi="微软雅黑" w:eastAsia="微软雅黑"/>
+                <w:b w:val="0"/>
+                <w:color w:val="5C6670"/>
+                <w:sz w:val="19"/>
+              </w:rPr>
+              <w:t xml:space="preserve">  |  共同发起 / 落地杨浦</w:t>
+            </w:r>
+          </w:p>
+        </w:tc>
+        <w:tc>
+          <w:tcPr>
+            <w:tcW w:type="dxa" w:w="2835"/>
+            <w:tcBorders>
+              <w:top w:val="single" w:sz="0" w:color="FFFFFF" w:space="0"/>
+              <w:left w:val="single" w:sz="0" w:color="FFFFFF" w:space="0"/>
+              <w:bottom w:val="single" w:sz="0" w:color="FFFFFF" w:space="0"/>
+              <w:right w:val="single" w:sz="0" w:color="FFFFFF" w:space="0"/>
+            </w:tcBorders>
+            <w:tcMar>
+              <w:top w:w="20" w:type="dxa"/>
+              <w:left w:w="40" w:type="dxa"/>
+              <w:bottom w:w="20" w:type="dxa"/>
+              <w:right w:w="0" w:type="dxa"/>
+            </w:tcMar>
+          </w:tcPr>
+          <w:p>
+            <w:pPr>
+              <w:spacing w:after="0"/>
+              <w:jc w:val="right"/>
+            </w:pPr>
+            <w:r/>
+            <w:r>
+              <w:rPr>
+                <w:rFonts w:ascii="微软雅黑" w:hAnsi="微软雅黑" w:eastAsia="微软雅黑"/>
+                <w:b/>
+                <w:color w:val="C48A2B"/>
+                <w:sz w:val="19"/>
+              </w:rPr>
+              <w:t>2026.03</w:t>
+            </w:r>
+          </w:p>
+        </w:tc>
+      </w:tr>
+    </w:tbl>
+    <w:p>
+      <w:pPr>
+        <w:spacing w:before="40" w:after="40" w:line="269" w:lineRule="auto"/>
+      </w:pPr>
+      <w:r>
+        <w:rPr>
+          <w:rFonts w:ascii="微软雅黑" w:hAnsi="微软雅黑" w:eastAsia="微软雅黑"/>
+          <w:b w:val="0"/>
+          <w:color w:val="5C6670"/>
+          <w:sz w:val="18"/>
+        </w:rPr>
+        <w:t>杨浦宝龙旭辉广场环创中心。宝龙商办为共同发起单位，不是雇主。</w:t>
+      </w:r>
+    </w:p>
+    <w:p>
+      <w:pPr>
+        <w:spacing w:before="0" w:after="30" w:line="269" w:lineRule="auto"/>
+        <w:ind w:left="181" w:hanging="181"/>
+      </w:pPr>
+      <w:r>
+        <w:rPr>
+          <w:rFonts w:ascii="微软雅黑" w:hAnsi="微软雅黑" w:eastAsia="微软雅黑"/>
+          <w:b w:val="0"/>
+          <w:color w:val="2C333A"/>
+          <w:sz w:val="19"/>
+        </w:rPr>
+        <w:t>•  复旦大学住房政策研究中心、杨浦区科技企业联合会与宝龙商办等共同发起，将国际创新合作平台导入存量商业空间。</w:t>
+      </w:r>
+    </w:p>
+    <w:p>
+      <w:pPr>
+        <w:spacing w:before="0" w:after="30" w:line="269" w:lineRule="auto"/>
+        <w:ind w:left="181" w:hanging="181"/>
+      </w:pPr>
+      <w:r>
+        <w:rPr>
+          <w:rFonts w:ascii="微软雅黑" w:hAnsi="微软雅黑" w:eastAsia="微软雅黑"/>
+          <w:b w:val="0"/>
+          <w:color w:val="2C333A"/>
+          <w:sz w:val="19"/>
+        </w:rPr>
+        <w:t>•  公开报道点名会长王晓明、执行会长胡继刚（杨浦区政府官网等）。</w:t>
       </w:r>
     </w:p>
     <w:p>
@@ -541,14 +724,13 @@
         <w:tblLook w:firstColumn="1" w:firstRow="1" w:lastColumn="0" w:lastRow="0" w:noHBand="0" w:noVBand="1" w:val="04A0"/>
       </w:tblPr>
       <w:tblGrid>
-        <w:gridCol w:w="3439"/>
-        <w:gridCol w:w="3439"/>
-        <w:gridCol w:w="3439"/>
+        <w:gridCol w:w="5159"/>
+        <w:gridCol w:w="5159"/>
       </w:tblGrid>
       <w:tr>
         <w:tc>
           <w:tcPr>
-            <w:tcW w:type="dxa" w:w="3430"/>
+            <w:tcW w:type="dxa" w:w="5159"/>
             <w:shd w:fill="F3F6FA" w:val="clear"/>
             <w:tcBorders>
               <w:top w:val="single" w:sz="4" w:color="D5DDE8" w:space="0"/>
@@ -593,13 +775,13 @@
                 <w:color w:val="5C6670"/>
                 <w:sz w:val="16"/>
               </w:rPr>
-              <w:t>执行会长（公开报道可核验）</w:t>
+              <w:t>执行会长</w:t>
             </w:r>
           </w:p>
         </w:tc>
         <w:tc>
           <w:tcPr>
-            <w:tcW w:type="dxa" w:w="3430"/>
+            <w:tcW w:type="dxa" w:w="5159"/>
             <w:shd w:fill="F3F6FA" w:val="clear"/>
             <w:tcBorders>
               <w:top w:val="single" w:sz="4" w:color="D5DDE8" w:space="0"/>
@@ -644,232 +826,12 @@
                 <w:color w:val="5C6670"/>
                 <w:sz w:val="16"/>
               </w:rPr>
-              <w:t>创始参与（2018/2019）</w:t>
-            </w:r>
-          </w:p>
-        </w:tc>
-        <w:tc>
-          <w:tcPr>
-            <w:tcW w:type="dxa" w:w="3458"/>
-            <w:shd w:fill="F3F6FA" w:val="clear"/>
-            <w:tcBorders>
-              <w:top w:val="single" w:sz="4" w:color="D5DDE8" w:space="0"/>
-              <w:left w:val="single" w:sz="4" w:color="D5DDE8" w:space="0"/>
-              <w:bottom w:val="single" w:sz="4" w:color="D5DDE8" w:space="0"/>
-              <w:right w:val="single" w:sz="4" w:color="D5DDE8" w:space="0"/>
-            </w:tcBorders>
-            <w:tcMar>
-              <w:top w:w="60" w:type="dxa"/>
-              <w:left w:w="70" w:type="dxa"/>
-              <w:bottom w:w="60" w:type="dxa"/>
-              <w:right w:w="70" w:type="dxa"/>
-            </w:tcMar>
-            <w:vAlign w:val="top"/>
-          </w:tcPr>
-          <w:p>
-            <w:r/>
-          </w:p>
-          <w:p>
-            <w:pPr>
-              <w:spacing w:after="20" w:line="259" w:lineRule="auto"/>
-              <w:jc w:val="left"/>
-            </w:pPr>
-            <w:r>
-              <w:rPr>
-                <w:rFonts w:ascii="微软雅黑" w:hAnsi="微软雅黑" w:eastAsia="微软雅黑"/>
-                <w:b/>
-                <w:color w:val="142B4A"/>
-                <w:sz w:val="19"/>
-              </w:rPr>
-              <w:t>工商联房地产商会</w:t>
-            </w:r>
-          </w:p>
-          <w:p>
-            <w:pPr>
-              <w:spacing w:after="0"/>
-            </w:pPr>
-            <w:r>
-              <w:rPr>
-                <w:rFonts w:ascii="微软雅黑" w:hAnsi="微软雅黑" w:eastAsia="微软雅黑"/>
-                <w:b w:val="0"/>
-                <w:color w:val="5C6670"/>
-                <w:sz w:val="16"/>
-              </w:rPr>
-              <w:t>中心合作与活动出席</w:t>
-            </w:r>
-          </w:p>
-        </w:tc>
-      </w:tr>
-      <w:tr>
-        <w:tc>
-          <w:tcPr>
-            <w:tcW w:type="dxa" w:w="3430"/>
-            <w:shd w:fill="F3F6FA" w:val="clear"/>
-            <w:tcBorders>
-              <w:top w:val="single" w:sz="4" w:color="D5DDE8" w:space="0"/>
-              <w:left w:val="single" w:sz="4" w:color="D5DDE8" w:space="0"/>
-              <w:bottom w:val="single" w:sz="4" w:color="D5DDE8" w:space="0"/>
-              <w:right w:val="single" w:sz="4" w:color="D5DDE8" w:space="0"/>
-            </w:tcBorders>
-            <w:tcMar>
-              <w:top w:w="60" w:type="dxa"/>
-              <w:left w:w="70" w:type="dxa"/>
-              <w:bottom w:w="60" w:type="dxa"/>
-              <w:right w:w="70" w:type="dxa"/>
-            </w:tcMar>
-            <w:vAlign w:val="top"/>
-          </w:tcPr>
-          <w:p>
-            <w:r/>
-          </w:p>
-          <w:p>
-            <w:pPr>
-              <w:spacing w:after="20" w:line="259" w:lineRule="auto"/>
-              <w:jc w:val="left"/>
-            </w:pPr>
-            <w:r>
-              <w:rPr>
-                <w:rFonts w:ascii="微软雅黑" w:hAnsi="微软雅黑" w:eastAsia="微软雅黑"/>
-                <w:b/>
-                <w:color w:val="142B4A"/>
-                <w:sz w:val="19"/>
-              </w:rPr>
-              <w:t>上海山东省商会</w:t>
-            </w:r>
-          </w:p>
-          <w:p>
-            <w:pPr>
-              <w:spacing w:after="0"/>
-            </w:pPr>
-            <w:r>
-              <w:rPr>
-                <w:rFonts w:ascii="微软雅黑" w:hAnsi="微软雅黑" w:eastAsia="微软雅黑"/>
-                <w:b w:val="0"/>
-                <w:color w:val="5C6670"/>
-                <w:sz w:val="16"/>
-              </w:rPr>
-              <w:t>理事（原稿自述，待核）</w:t>
-            </w:r>
-          </w:p>
-        </w:tc>
-        <w:tc>
-          <w:tcPr>
-            <w:tcW w:type="dxa" w:w="3430"/>
-            <w:shd w:fill="F3F6FA" w:val="clear"/>
-            <w:tcBorders>
-              <w:top w:val="single" w:sz="4" w:color="D5DDE8" w:space="0"/>
-              <w:left w:val="single" w:sz="4" w:color="D5DDE8" w:space="0"/>
-              <w:bottom w:val="single" w:sz="4" w:color="D5DDE8" w:space="0"/>
-              <w:right w:val="single" w:sz="4" w:color="D5DDE8" w:space="0"/>
-            </w:tcBorders>
-            <w:tcMar>
-              <w:top w:w="60" w:type="dxa"/>
-              <w:left w:w="70" w:type="dxa"/>
-              <w:bottom w:w="60" w:type="dxa"/>
-              <w:right w:w="70" w:type="dxa"/>
-            </w:tcMar>
-            <w:vAlign w:val="top"/>
-          </w:tcPr>
-          <w:p>
-            <w:r/>
-          </w:p>
-          <w:p>
-            <w:pPr>
-              <w:spacing w:after="20" w:line="259" w:lineRule="auto"/>
-              <w:jc w:val="left"/>
-            </w:pPr>
-            <w:r>
-              <w:rPr>
-                <w:rFonts w:ascii="微软雅黑" w:hAnsi="微软雅黑" w:eastAsia="微软雅黑"/>
-                <w:b/>
-                <w:color w:val="142B4A"/>
-                <w:sz w:val="19"/>
-              </w:rPr>
-              <w:t>复旦研究生管理联考</w:t>
-            </w:r>
-          </w:p>
-          <w:p>
-            <w:pPr>
-              <w:spacing w:after="0"/>
-            </w:pPr>
-            <w:r>
-              <w:rPr>
-                <w:rFonts w:ascii="微软雅黑" w:hAnsi="微软雅黑" w:eastAsia="微软雅黑"/>
-                <w:b w:val="0"/>
-                <w:color w:val="5C6670"/>
-                <w:sz w:val="16"/>
-              </w:rPr>
-              <w:t>面试官（原稿自述，待核）</w:t>
-            </w:r>
-          </w:p>
-        </w:tc>
-        <w:tc>
-          <w:tcPr>
-            <w:tcW w:type="dxa" w:w="3458"/>
-            <w:shd w:fill="F3F6FA" w:val="clear"/>
-            <w:tcBorders>
-              <w:top w:val="single" w:sz="4" w:color="D5DDE8" w:space="0"/>
-              <w:left w:val="single" w:sz="4" w:color="D5DDE8" w:space="0"/>
-              <w:bottom w:val="single" w:sz="4" w:color="D5DDE8" w:space="0"/>
-              <w:right w:val="single" w:sz="4" w:color="D5DDE8" w:space="0"/>
-            </w:tcBorders>
-            <w:tcMar>
-              <w:top w:w="60" w:type="dxa"/>
-              <w:left w:w="70" w:type="dxa"/>
-              <w:bottom w:w="60" w:type="dxa"/>
-              <w:right w:w="70" w:type="dxa"/>
-            </w:tcMar>
-            <w:vAlign w:val="top"/>
-          </w:tcPr>
-          <w:p>
-            <w:r/>
-          </w:p>
-          <w:p>
-            <w:pPr>
-              <w:spacing w:after="20" w:line="259" w:lineRule="auto"/>
-              <w:jc w:val="left"/>
-            </w:pPr>
-            <w:r>
-              <w:rPr>
-                <w:rFonts w:ascii="微软雅黑" w:hAnsi="微软雅黑" w:eastAsia="微软雅黑"/>
-                <w:b/>
-                <w:color w:val="142B4A"/>
-                <w:sz w:val="19"/>
-              </w:rPr>
-              <w:t>评审专家</w:t>
-            </w:r>
-          </w:p>
-          <w:p>
-            <w:pPr>
-              <w:spacing w:after="0"/>
-            </w:pPr>
-            <w:r>
-              <w:rPr>
-                <w:rFonts w:ascii="微软雅黑" w:hAnsi="微软雅黑" w:eastAsia="微软雅黑"/>
-                <w:b w:val="0"/>
-                <w:color w:val="5C6670"/>
-                <w:sz w:val="16"/>
-              </w:rPr>
-              <w:t>城市更新研究会、节能减排工程技术协会等</w:t>
+              <w:t>创始人</w:t>
             </w:r>
           </w:p>
         </w:tc>
       </w:tr>
     </w:tbl>
-    <w:p>
-      <w:pPr>
-        <w:spacing w:before="80" w:after="40" w:line="269" w:lineRule="auto"/>
-      </w:pPr>
-      <w:r>
-        <w:rPr>
-          <w:rFonts w:ascii="微软雅黑" w:hAnsi="微软雅黑" w:eastAsia="微软雅黑"/>
-          <w:b w:val="0"/>
-          <w:color w:val="5C6670"/>
-          <w:sz w:val="16"/>
-        </w:rPr>
-        <w:t>社会职务与复旦中心拆开书写。工商联房地产商会原稿标题写「秘书长」、正文或作「副秘书长」；官网现任秘书长为李祥，本版不写入现任。复旦 MBA 不动产资管协会现任秘书长公开为武金城。</w:t>
-      </w:r>
-    </w:p>
     <w:p>
       <w:pPr>
         <w:spacing w:before="160" w:after="20" w:line="269" w:lineRule="auto"/>
@@ -991,7 +953,7 @@
           <w:color w:val="5C6670"/>
           <w:sz w:val="18"/>
         </w:rPr>
-        <w:t>上海。汇报投资合作开发部总经理。直接下属约 8 人。</w:t>
+        <w:t>上海。汇报投资合作开发部总经理。团队约 8 人。</w:t>
       </w:r>
     </w:p>
     <w:p>
@@ -1006,7 +968,7 @@
           <w:color w:val="2C333A"/>
           <w:sz w:val="19"/>
         </w:rPr>
-        <w:t>•  负责长三角江浙沪重大项目投资拓展，覆盖收并购、策略勾地、不良处置与国资合作。</w:t>
+        <w:t>•  镇江大港金域蓝湾：收并购，与大港集团各半合作（约 199 亩 / 32 万方）。</w:t>
       </w:r>
     </w:p>
     <w:p>
@@ -1021,7 +983,7 @@
           <w:color w:val="2C333A"/>
           <w:sz w:val="19"/>
         </w:rPr>
-        <w:t>•  靖江印象城（2017.10）：勾地 + 印力委管，约 15 亿元 / 556 亩，自持购物中心约 7 万方。</w:t>
+        <w:t>•  嘉兴海宁商住：政府代建落地（18.53 亿元 / 约 23 万㎡）。</w:t>
       </w:r>
     </w:p>
     <w:p>
@@ -1036,7 +998,7 @@
           <w:color w:val="2C333A"/>
           <w:sz w:val="19"/>
         </w:rPr>
-        <w:t>•  常州金坛理想城：约 28.05 亿元 / 561 亩，底价获取。</w:t>
+        <w:t>•  上海龙湖滟澜山：法拍不良资产盘活（测算 IRR 约 16.16%）。</w:t>
       </w:r>
     </w:p>
     <w:p>
@@ -1051,22 +1013,7 @@
           <w:color w:val="2C333A"/>
           <w:sz w:val="19"/>
         </w:rPr>
-        <w:t>•  镇江大港金域蓝湾：收并购 + 与大港集团各半合作，约 199 亩 / 32 万方。</w:t>
-      </w:r>
-    </w:p>
-    <w:p>
-      <w:pPr>
-        <w:spacing w:before="0" w:after="30" w:line="269" w:lineRule="auto"/>
-        <w:ind w:left="181" w:hanging="181"/>
-      </w:pPr>
-      <w:r>
-        <w:rPr>
-          <w:rFonts w:ascii="微软雅黑" w:hAnsi="微软雅黑" w:eastAsia="微软雅黑"/>
-          <w:b w:val="0"/>
-          <w:color w:val="2C333A"/>
-          <w:sz w:val="19"/>
-        </w:rPr>
-        <w:t>•  嘉兴海宁商住代建：18.53 亿元 / 约 23 万㎡；上海龙湖滟澜山法拍，测算 IRR 约 16.16%。</w:t>
+        <w:t>•  靖江印象城：勾地后引入印力轻资产委管（约 15 亿元 / 556 亩 / 自持购物中心约 7 万方）；金坛理想城底价收并购（约 28.05 亿元 / 561 亩）。</w:t>
       </w:r>
     </w:p>
     <w:p>
@@ -1358,7 +1305,7 @@
           <w:color w:val="2C333A"/>
           <w:sz w:val="19"/>
         </w:rPr>
-        <w:t>•  从集团战略企划到项目投资拓展的完整历练。</w:t>
+        <w:t>•  从集团战略企划到项目投资拓展的完整历练；获取如皋中南世纪城、苏州中南锦苑。</w:t>
       </w:r>
     </w:p>
     <w:p>
@@ -1373,7 +1320,7 @@
           <w:color w:val="2C333A"/>
           <w:sz w:val="19"/>
         </w:rPr>
-        <w:t>•  获取如皋中南世纪城、苏州中南锦苑；江阴白鹭湾与碧桂园同股同权合作。</w:t>
+        <w:t>•  江阴白鹭湾与碧桂园同股同权合作。2014 年底派驻四川任西南拓展负责人。</w:t>
       </w:r>
     </w:p>
     <w:p>
@@ -1388,74 +1335,7 @@
           <w:color w:val="2C333A"/>
           <w:sz w:val="19"/>
         </w:rPr>
-        <w:t>•  推进美国养老、日本永旺等国际合作对接（推进中，非已签约落地）。2014 年底派驻四川任西南拓展负责人。</w:t>
-      </w:r>
-    </w:p>
-    <w:p>
-      <w:pPr>
-        <w:spacing w:before="160" w:after="20" w:line="269" w:lineRule="auto"/>
-      </w:pPr>
-      <w:r>
-        <w:rPr>
-          <w:rFonts w:ascii="微软雅黑" w:hAnsi="微软雅黑" w:eastAsia="微软雅黑"/>
-          <w:b/>
-          <w:color w:val="142B4A"/>
-          <w:sz w:val="24"/>
-        </w:rPr>
-        <w:t>社会职务说明</w:t>
-      </w:r>
-    </w:p>
-    <w:p>
-      <w:pPr>
-        <w:spacing w:before="0" w:after="80"/>
-        <w:pBdr>
-          <w:bottom w:val="single" w:sz="14" w:space="1" w:color="C48A2B"/>
-        </w:pBdr>
-      </w:pPr>
-    </w:p>
-    <w:p>
-      <w:pPr>
-        <w:spacing w:before="0" w:after="30" w:line="269" w:lineRule="auto"/>
-        <w:ind w:left="181" w:hanging="181"/>
-      </w:pPr>
-      <w:r>
-        <w:rPr>
-          <w:rFonts w:ascii="微软雅黑" w:hAnsi="微软雅黑" w:eastAsia="微软雅黑"/>
-          <w:b w:val="0"/>
-          <w:color w:val="2C333A"/>
-          <w:sz w:val="19"/>
-        </w:rPr>
-        <w:t>•  杨浦科企联：主持日常运作与战略发展，策划科创项目评审、投融资对接与政策宣讲；2026.03 以执行会长身份参与「北欧创新国际会客厅」落户杨浦宝龙旭辉广场环创中心（区政府官网）。</w:t>
-      </w:r>
-    </w:p>
-    <w:p>
-      <w:pPr>
-        <w:spacing w:before="0" w:after="30" w:line="269" w:lineRule="auto"/>
-        <w:ind w:left="181" w:hanging="181"/>
-      </w:pPr>
-      <w:r>
-        <w:rPr>
-          <w:rFonts w:ascii="微软雅黑" w:hAnsi="微软雅黑" w:eastAsia="微软雅黑"/>
-          <w:b w:val="0"/>
-          <w:color w:val="2C333A"/>
-          <w:sz w:val="19"/>
-        </w:rPr>
-        <w:t>•  工商联房地产商会：原稿写会员发展、行业培训、产业论坛与白皮书。公开活动以住房政策中心秘书长出席，不把商会秘书长写成现任。</w:t>
-      </w:r>
-    </w:p>
-    <w:p>
-      <w:pPr>
-        <w:spacing w:before="0" w:after="30" w:line="269" w:lineRule="auto"/>
-        <w:ind w:left="181" w:hanging="181"/>
-      </w:pPr>
-      <w:r>
-        <w:rPr>
-          <w:rFonts w:ascii="微软雅黑" w:hAnsi="微软雅黑" w:eastAsia="微软雅黑"/>
-          <w:b w:val="0"/>
-          <w:color w:val="2C333A"/>
-          <w:sz w:val="19"/>
-        </w:rPr>
-        <w:t>•  复旦不动产资管协会：创立并运营面向校友的交流平台。现任秘书长请以院友会公布为准。</w:t>
+        <w:t>•  推进美国养老、日本永旺等国际合作对接（推进中，非已签约落地）。</w:t>
       </w:r>
     </w:p>
     <w:p>
@@ -1496,7 +1376,7 @@
       <w:tr>
         <w:tc>
           <w:tcPr>
-            <w:tcW w:type="dxa" w:w="2494"/>
+            <w:tcW w:type="dxa" w:w="2608"/>
             <w:tcBorders>
               <w:top w:val="single" w:sz="6" w:color="D5DDE8" w:space="0"/>
               <w:left w:val="single" w:sz="6" w:color="D5DDE8" w:space="0"/>
@@ -1532,7 +1412,7 @@
         </w:tc>
         <w:tc>
           <w:tcPr>
-            <w:tcW w:type="dxa" w:w="1474"/>
+            <w:tcW w:type="dxa" w:w="1587"/>
             <w:tcBorders>
               <w:top w:val="single" w:sz="6" w:color="D5DDE8" w:space="0"/>
               <w:left w:val="single" w:sz="6" w:color="D5DDE8" w:space="0"/>
@@ -1562,13 +1442,49 @@
                 <w:color w:val="FFFFFF"/>
                 <w:sz w:val="17"/>
               </w:rPr>
-              <w:t>角色</w:t>
+              <w:t>类型</w:t>
             </w:r>
           </w:p>
         </w:tc>
         <w:tc>
           <w:tcPr>
-            <w:tcW w:type="dxa" w:w="3175"/>
+            <w:tcW w:type="dxa" w:w="3061"/>
+            <w:tcBorders>
+              <w:top w:val="single" w:sz="6" w:color="D5DDE8" w:space="0"/>
+              <w:left w:val="single" w:sz="6" w:color="D5DDE8" w:space="0"/>
+              <w:bottom w:val="single" w:sz="6" w:color="D5DDE8" w:space="0"/>
+              <w:right w:val="single" w:sz="6" w:color="D5DDE8" w:space="0"/>
+            </w:tcBorders>
+            <w:tcMar>
+              <w:top w:w="35" w:type="dxa"/>
+              <w:left w:w="50" w:type="dxa"/>
+              <w:bottom w:w="35" w:type="dxa"/>
+              <w:right w:w="50" w:type="dxa"/>
+            </w:tcMar>
+            <w:shd w:fill="142B4A" w:val="clear"/>
+          </w:tcPr>
+          <w:p>
+            <w:r/>
+          </w:p>
+          <w:p>
+            <w:pPr>
+              <w:spacing w:after="0" w:line="259" w:lineRule="auto"/>
+              <w:jc w:val="left"/>
+            </w:pPr>
+            <w:r>
+              <w:rPr>
+                <w:rFonts w:ascii="微软雅黑" w:hAnsi="微软雅黑" w:eastAsia="微软雅黑"/>
+                <w:b/>
+                <w:color w:val="FFFFFF"/>
+                <w:sz w:val="17"/>
+              </w:rPr>
+              <w:t>做法</w:t>
+            </w:r>
+          </w:p>
+        </w:tc>
+        <w:tc>
+          <w:tcPr>
+            <w:tcW w:type="dxa" w:w="3061"/>
             <w:tcBorders>
               <w:top w:val="single" w:sz="6" w:color="D5DDE8" w:space="0"/>
               <w:left w:val="single" w:sz="6" w:color="D5DDE8" w:space="0"/>
@@ -1602,47 +1518,11 @@
             </w:r>
           </w:p>
         </w:tc>
-        <w:tc>
-          <w:tcPr>
-            <w:tcW w:type="dxa" w:w="3175"/>
-            <w:tcBorders>
-              <w:top w:val="single" w:sz="6" w:color="D5DDE8" w:space="0"/>
-              <w:left w:val="single" w:sz="6" w:color="D5DDE8" w:space="0"/>
-              <w:bottom w:val="single" w:sz="6" w:color="D5DDE8" w:space="0"/>
-              <w:right w:val="single" w:sz="6" w:color="D5DDE8" w:space="0"/>
-            </w:tcBorders>
-            <w:tcMar>
-              <w:top w:w="35" w:type="dxa"/>
-              <w:left w:w="50" w:type="dxa"/>
-              <w:bottom w:w="35" w:type="dxa"/>
-              <w:right w:w="50" w:type="dxa"/>
-            </w:tcMar>
-            <w:shd w:fill="142B4A" w:val="clear"/>
-          </w:tcPr>
-          <w:p>
-            <w:r/>
-          </w:p>
-          <w:p>
-            <w:pPr>
-              <w:spacing w:after="0" w:line="259" w:lineRule="auto"/>
-              <w:jc w:val="left"/>
-            </w:pPr>
-            <w:r>
-              <w:rPr>
-                <w:rFonts w:ascii="微软雅黑" w:hAnsi="微软雅黑" w:eastAsia="微软雅黑"/>
-                <w:b/>
-                <w:color w:val="FFFFFF"/>
-                <w:sz w:val="17"/>
-              </w:rPr>
-              <w:t>方式</w:t>
-            </w:r>
-          </w:p>
-        </w:tc>
       </w:tr>
       <w:tr>
         <w:tc>
           <w:tcPr>
-            <w:tcW w:type="dxa" w:w="2494"/>
+            <w:tcW w:type="dxa" w:w="2608"/>
             <w:tcBorders>
               <w:top w:val="single" w:sz="6" w:color="D5DDE8" w:space="0"/>
               <w:left w:val="single" w:sz="6" w:color="D5DDE8" w:space="0"/>
@@ -1671,13 +1551,13 @@
                 <w:color w:val="142B4A"/>
                 <w:sz w:val="16"/>
               </w:rPr>
-              <w:t>靖江印象城</w:t>
+              <w:t>镇江大港金域蓝湾</w:t>
             </w:r>
           </w:p>
         </w:tc>
         <w:tc>
           <w:tcPr>
-            <w:tcW w:type="dxa" w:w="1474"/>
+            <w:tcW w:type="dxa" w:w="1587"/>
             <w:tcBorders>
               <w:top w:val="single" w:sz="6" w:color="D5DDE8" w:space="0"/>
               <w:left w:val="single" w:sz="6" w:color="D5DDE8" w:space="0"/>
@@ -1706,13 +1586,13 @@
                 <w:color w:val="2C333A"/>
                 <w:sz w:val="16"/>
               </w:rPr>
-              <w:t>主导获取</w:t>
+              <w:t>国资合作</w:t>
             </w:r>
           </w:p>
         </w:tc>
         <w:tc>
           <w:tcPr>
-            <w:tcW w:type="dxa" w:w="3175"/>
+            <w:tcW w:type="dxa" w:w="3061"/>
             <w:tcBorders>
               <w:top w:val="single" w:sz="6" w:color="D5DDE8" w:space="0"/>
               <w:left w:val="single" w:sz="6" w:color="D5DDE8" w:space="0"/>
@@ -1741,13 +1621,13 @@
                 <w:color w:val="2C333A"/>
                 <w:sz w:val="16"/>
               </w:rPr>
-              <w:t>约 15 亿 / 556 亩 / 购物中心约 7 万方</w:t>
+              <w:t>收并购，与大港集团各半</w:t>
             </w:r>
           </w:p>
         </w:tc>
         <w:tc>
           <w:tcPr>
-            <w:tcW w:type="dxa" w:w="3175"/>
+            <w:tcW w:type="dxa" w:w="3061"/>
             <w:tcBorders>
               <w:top w:val="single" w:sz="6" w:color="D5DDE8" w:space="0"/>
               <w:left w:val="single" w:sz="6" w:color="D5DDE8" w:space="0"/>
@@ -1776,7 +1656,7 @@
                 <w:color w:val="2C333A"/>
                 <w:sz w:val="16"/>
               </w:rPr>
-              <w:t>勾地 + 印力委管</w:t>
+              <w:t>约 199 亩 / 32 万方</w:t>
             </w:r>
           </w:p>
         </w:tc>
@@ -1784,7 +1664,583 @@
       <w:tr>
         <w:tc>
           <w:tcPr>
-            <w:tcW w:type="dxa" w:w="2494"/>
+            <w:tcW w:type="dxa" w:w="2608"/>
+            <w:tcBorders>
+              <w:top w:val="single" w:sz="6" w:color="D5DDE8" w:space="0"/>
+              <w:left w:val="single" w:sz="6" w:color="D5DDE8" w:space="0"/>
+              <w:bottom w:val="single" w:sz="6" w:color="D5DDE8" w:space="0"/>
+              <w:right w:val="single" w:sz="6" w:color="D5DDE8" w:space="0"/>
+            </w:tcBorders>
+            <w:tcMar>
+              <w:top w:w="35" w:type="dxa"/>
+              <w:left w:w="50" w:type="dxa"/>
+              <w:bottom w:w="35" w:type="dxa"/>
+              <w:right w:w="50" w:type="dxa"/>
+            </w:tcMar>
+            <w:shd w:fill="F3F6FA" w:val="clear"/>
+          </w:tcPr>
+          <w:p>
+            <w:r/>
+          </w:p>
+          <w:p>
+            <w:pPr>
+              <w:spacing w:after="0" w:line="259" w:lineRule="auto"/>
+              <w:jc w:val="left"/>
+            </w:pPr>
+            <w:r>
+              <w:rPr>
+                <w:rFonts w:ascii="微软雅黑" w:hAnsi="微软雅黑" w:eastAsia="微软雅黑"/>
+                <w:b/>
+                <w:color w:val="142B4A"/>
+                <w:sz w:val="16"/>
+              </w:rPr>
+              <w:t>嘉兴海宁商住</w:t>
+            </w:r>
+          </w:p>
+        </w:tc>
+        <w:tc>
+          <w:tcPr>
+            <w:tcW w:type="dxa" w:w="1587"/>
+            <w:tcBorders>
+              <w:top w:val="single" w:sz="6" w:color="D5DDE8" w:space="0"/>
+              <w:left w:val="single" w:sz="6" w:color="D5DDE8" w:space="0"/>
+              <w:bottom w:val="single" w:sz="6" w:color="D5DDE8" w:space="0"/>
+              <w:right w:val="single" w:sz="6" w:color="D5DDE8" w:space="0"/>
+            </w:tcBorders>
+            <w:tcMar>
+              <w:top w:w="35" w:type="dxa"/>
+              <w:left w:w="50" w:type="dxa"/>
+              <w:bottom w:w="35" w:type="dxa"/>
+              <w:right w:w="50" w:type="dxa"/>
+            </w:tcMar>
+            <w:shd w:fill="F3F6FA" w:val="clear"/>
+          </w:tcPr>
+          <w:p>
+            <w:r/>
+          </w:p>
+          <w:p>
+            <w:pPr>
+              <w:spacing w:after="0" w:line="259" w:lineRule="auto"/>
+              <w:jc w:val="left"/>
+            </w:pPr>
+            <w:r>
+              <w:rPr>
+                <w:rFonts w:ascii="微软雅黑" w:hAnsi="微软雅黑" w:eastAsia="微软雅黑"/>
+                <w:b w:val="0"/>
+                <w:color w:val="2C333A"/>
+                <w:sz w:val="16"/>
+              </w:rPr>
+              <w:t>政府代建</w:t>
+            </w:r>
+          </w:p>
+        </w:tc>
+        <w:tc>
+          <w:tcPr>
+            <w:tcW w:type="dxa" w:w="3061"/>
+            <w:tcBorders>
+              <w:top w:val="single" w:sz="6" w:color="D5DDE8" w:space="0"/>
+              <w:left w:val="single" w:sz="6" w:color="D5DDE8" w:space="0"/>
+              <w:bottom w:val="single" w:sz="6" w:color="D5DDE8" w:space="0"/>
+              <w:right w:val="single" w:sz="6" w:color="D5DDE8" w:space="0"/>
+            </w:tcBorders>
+            <w:tcMar>
+              <w:top w:w="35" w:type="dxa"/>
+              <w:left w:w="50" w:type="dxa"/>
+              <w:bottom w:w="35" w:type="dxa"/>
+              <w:right w:w="50" w:type="dxa"/>
+            </w:tcMar>
+            <w:shd w:fill="F3F6FA" w:val="clear"/>
+          </w:tcPr>
+          <w:p>
+            <w:r/>
+          </w:p>
+          <w:p>
+            <w:pPr>
+              <w:spacing w:after="0" w:line="259" w:lineRule="auto"/>
+              <w:jc w:val="left"/>
+            </w:pPr>
+            <w:r>
+              <w:rPr>
+                <w:rFonts w:ascii="微软雅黑" w:hAnsi="微软雅黑" w:eastAsia="微软雅黑"/>
+                <w:b w:val="0"/>
+                <w:color w:val="2C333A"/>
+                <w:sz w:val="16"/>
+              </w:rPr>
+              <w:t>代建落地</w:t>
+            </w:r>
+          </w:p>
+        </w:tc>
+        <w:tc>
+          <w:tcPr>
+            <w:tcW w:type="dxa" w:w="3061"/>
+            <w:tcBorders>
+              <w:top w:val="single" w:sz="6" w:color="D5DDE8" w:space="0"/>
+              <w:left w:val="single" w:sz="6" w:color="D5DDE8" w:space="0"/>
+              <w:bottom w:val="single" w:sz="6" w:color="D5DDE8" w:space="0"/>
+              <w:right w:val="single" w:sz="6" w:color="D5DDE8" w:space="0"/>
+            </w:tcBorders>
+            <w:tcMar>
+              <w:top w:w="35" w:type="dxa"/>
+              <w:left w:w="50" w:type="dxa"/>
+              <w:bottom w:w="35" w:type="dxa"/>
+              <w:right w:w="50" w:type="dxa"/>
+            </w:tcMar>
+            <w:shd w:fill="F3F6FA" w:val="clear"/>
+          </w:tcPr>
+          <w:p>
+            <w:r/>
+          </w:p>
+          <w:p>
+            <w:pPr>
+              <w:spacing w:after="0" w:line="259" w:lineRule="auto"/>
+              <w:jc w:val="left"/>
+            </w:pPr>
+            <w:r>
+              <w:rPr>
+                <w:rFonts w:ascii="微软雅黑" w:hAnsi="微软雅黑" w:eastAsia="微软雅黑"/>
+                <w:b w:val="0"/>
+                <w:color w:val="2C333A"/>
+                <w:sz w:val="16"/>
+              </w:rPr>
+              <w:t>18.53 亿 / 约 23 万㎡</w:t>
+            </w:r>
+          </w:p>
+        </w:tc>
+      </w:tr>
+      <w:tr>
+        <w:tc>
+          <w:tcPr>
+            <w:tcW w:type="dxa" w:w="2608"/>
+            <w:tcBorders>
+              <w:top w:val="single" w:sz="6" w:color="D5DDE8" w:space="0"/>
+              <w:left w:val="single" w:sz="6" w:color="D5DDE8" w:space="0"/>
+              <w:bottom w:val="single" w:sz="6" w:color="D5DDE8" w:space="0"/>
+              <w:right w:val="single" w:sz="6" w:color="D5DDE8" w:space="0"/>
+            </w:tcBorders>
+            <w:tcMar>
+              <w:top w:w="35" w:type="dxa"/>
+              <w:left w:w="50" w:type="dxa"/>
+              <w:bottom w:w="35" w:type="dxa"/>
+              <w:right w:w="50" w:type="dxa"/>
+            </w:tcMar>
+          </w:tcPr>
+          <w:p>
+            <w:r/>
+          </w:p>
+          <w:p>
+            <w:pPr>
+              <w:spacing w:after="0" w:line="259" w:lineRule="auto"/>
+              <w:jc w:val="left"/>
+            </w:pPr>
+            <w:r>
+              <w:rPr>
+                <w:rFonts w:ascii="微软雅黑" w:hAnsi="微软雅黑" w:eastAsia="微软雅黑"/>
+                <w:b/>
+                <w:color w:val="142B4A"/>
+                <w:sz w:val="16"/>
+              </w:rPr>
+              <w:t>上海龙湖滟澜山</w:t>
+            </w:r>
+          </w:p>
+        </w:tc>
+        <w:tc>
+          <w:tcPr>
+            <w:tcW w:type="dxa" w:w="1587"/>
+            <w:tcBorders>
+              <w:top w:val="single" w:sz="6" w:color="D5DDE8" w:space="0"/>
+              <w:left w:val="single" w:sz="6" w:color="D5DDE8" w:space="0"/>
+              <w:bottom w:val="single" w:sz="6" w:color="D5DDE8" w:space="0"/>
+              <w:right w:val="single" w:sz="6" w:color="D5DDE8" w:space="0"/>
+            </w:tcBorders>
+            <w:tcMar>
+              <w:top w:w="35" w:type="dxa"/>
+              <w:left w:w="50" w:type="dxa"/>
+              <w:bottom w:w="35" w:type="dxa"/>
+              <w:right w:w="50" w:type="dxa"/>
+            </w:tcMar>
+          </w:tcPr>
+          <w:p>
+            <w:r/>
+          </w:p>
+          <w:p>
+            <w:pPr>
+              <w:spacing w:after="0" w:line="259" w:lineRule="auto"/>
+              <w:jc w:val="left"/>
+            </w:pPr>
+            <w:r>
+              <w:rPr>
+                <w:rFonts w:ascii="微软雅黑" w:hAnsi="微软雅黑" w:eastAsia="微软雅黑"/>
+                <w:b w:val="0"/>
+                <w:color w:val="2C333A"/>
+                <w:sz w:val="16"/>
+              </w:rPr>
+              <w:t>不良盘活</w:t>
+            </w:r>
+          </w:p>
+        </w:tc>
+        <w:tc>
+          <w:tcPr>
+            <w:tcW w:type="dxa" w:w="3061"/>
+            <w:tcBorders>
+              <w:top w:val="single" w:sz="6" w:color="D5DDE8" w:space="0"/>
+              <w:left w:val="single" w:sz="6" w:color="D5DDE8" w:space="0"/>
+              <w:bottom w:val="single" w:sz="6" w:color="D5DDE8" w:space="0"/>
+              <w:right w:val="single" w:sz="6" w:color="D5DDE8" w:space="0"/>
+            </w:tcBorders>
+            <w:tcMar>
+              <w:top w:w="35" w:type="dxa"/>
+              <w:left w:w="50" w:type="dxa"/>
+              <w:bottom w:w="35" w:type="dxa"/>
+              <w:right w:w="50" w:type="dxa"/>
+            </w:tcMar>
+          </w:tcPr>
+          <w:p>
+            <w:r/>
+          </w:p>
+          <w:p>
+            <w:pPr>
+              <w:spacing w:after="0" w:line="259" w:lineRule="auto"/>
+              <w:jc w:val="left"/>
+            </w:pPr>
+            <w:r>
+              <w:rPr>
+                <w:rFonts w:ascii="微软雅黑" w:hAnsi="微软雅黑" w:eastAsia="微软雅黑"/>
+                <w:b w:val="0"/>
+                <w:color w:val="2C333A"/>
+                <w:sz w:val="16"/>
+              </w:rPr>
+              <w:t>法拍收并购</w:t>
+            </w:r>
+          </w:p>
+        </w:tc>
+        <w:tc>
+          <w:tcPr>
+            <w:tcW w:type="dxa" w:w="3061"/>
+            <w:tcBorders>
+              <w:top w:val="single" w:sz="6" w:color="D5DDE8" w:space="0"/>
+              <w:left w:val="single" w:sz="6" w:color="D5DDE8" w:space="0"/>
+              <w:bottom w:val="single" w:sz="6" w:color="D5DDE8" w:space="0"/>
+              <w:right w:val="single" w:sz="6" w:color="D5DDE8" w:space="0"/>
+            </w:tcBorders>
+            <w:tcMar>
+              <w:top w:w="35" w:type="dxa"/>
+              <w:left w:w="50" w:type="dxa"/>
+              <w:bottom w:w="35" w:type="dxa"/>
+              <w:right w:w="50" w:type="dxa"/>
+            </w:tcMar>
+          </w:tcPr>
+          <w:p>
+            <w:r/>
+          </w:p>
+          <w:p>
+            <w:pPr>
+              <w:spacing w:after="0" w:line="259" w:lineRule="auto"/>
+              <w:jc w:val="left"/>
+            </w:pPr>
+            <w:r>
+              <w:rPr>
+                <w:rFonts w:ascii="微软雅黑" w:hAnsi="微软雅黑" w:eastAsia="微软雅黑"/>
+                <w:b w:val="0"/>
+                <w:color w:val="2C333A"/>
+                <w:sz w:val="16"/>
+              </w:rPr>
+              <w:t>测算 IRR 约 16.16%</w:t>
+            </w:r>
+          </w:p>
+        </w:tc>
+      </w:tr>
+      <w:tr>
+        <w:tc>
+          <w:tcPr>
+            <w:tcW w:type="dxa" w:w="2608"/>
+            <w:tcBorders>
+              <w:top w:val="single" w:sz="6" w:color="D5DDE8" w:space="0"/>
+              <w:left w:val="single" w:sz="6" w:color="D5DDE8" w:space="0"/>
+              <w:bottom w:val="single" w:sz="6" w:color="D5DDE8" w:space="0"/>
+              <w:right w:val="single" w:sz="6" w:color="D5DDE8" w:space="0"/>
+            </w:tcBorders>
+            <w:tcMar>
+              <w:top w:w="35" w:type="dxa"/>
+              <w:left w:w="50" w:type="dxa"/>
+              <w:bottom w:w="35" w:type="dxa"/>
+              <w:right w:w="50" w:type="dxa"/>
+            </w:tcMar>
+            <w:shd w:fill="F3F6FA" w:val="clear"/>
+          </w:tcPr>
+          <w:p>
+            <w:r/>
+          </w:p>
+          <w:p>
+            <w:pPr>
+              <w:spacing w:after="0" w:line="259" w:lineRule="auto"/>
+              <w:jc w:val="left"/>
+            </w:pPr>
+            <w:r>
+              <w:rPr>
+                <w:rFonts w:ascii="微软雅黑" w:hAnsi="微软雅黑" w:eastAsia="微软雅黑"/>
+                <w:b/>
+                <w:color w:val="142B4A"/>
+                <w:sz w:val="16"/>
+              </w:rPr>
+              <w:t>靖江印象城</w:t>
+            </w:r>
+          </w:p>
+        </w:tc>
+        <w:tc>
+          <w:tcPr>
+            <w:tcW w:type="dxa" w:w="1587"/>
+            <w:tcBorders>
+              <w:top w:val="single" w:sz="6" w:color="D5DDE8" w:space="0"/>
+              <w:left w:val="single" w:sz="6" w:color="D5DDE8" w:space="0"/>
+              <w:bottom w:val="single" w:sz="6" w:color="D5DDE8" w:space="0"/>
+              <w:right w:val="single" w:sz="6" w:color="D5DDE8" w:space="0"/>
+            </w:tcBorders>
+            <w:tcMar>
+              <w:top w:w="35" w:type="dxa"/>
+              <w:left w:w="50" w:type="dxa"/>
+              <w:bottom w:w="35" w:type="dxa"/>
+              <w:right w:w="50" w:type="dxa"/>
+            </w:tcMar>
+            <w:shd w:fill="F3F6FA" w:val="clear"/>
+          </w:tcPr>
+          <w:p>
+            <w:r/>
+          </w:p>
+          <w:p>
+            <w:pPr>
+              <w:spacing w:after="0" w:line="259" w:lineRule="auto"/>
+              <w:jc w:val="left"/>
+            </w:pPr>
+            <w:r>
+              <w:rPr>
+                <w:rFonts w:ascii="微软雅黑" w:hAnsi="微软雅黑" w:eastAsia="微软雅黑"/>
+                <w:b w:val="0"/>
+                <w:color w:val="2C333A"/>
+                <w:sz w:val="16"/>
+              </w:rPr>
+              <w:t>轻资产委管</w:t>
+            </w:r>
+          </w:p>
+        </w:tc>
+        <w:tc>
+          <w:tcPr>
+            <w:tcW w:type="dxa" w:w="3061"/>
+            <w:tcBorders>
+              <w:top w:val="single" w:sz="6" w:color="D5DDE8" w:space="0"/>
+              <w:left w:val="single" w:sz="6" w:color="D5DDE8" w:space="0"/>
+              <w:bottom w:val="single" w:sz="6" w:color="D5DDE8" w:space="0"/>
+              <w:right w:val="single" w:sz="6" w:color="D5DDE8" w:space="0"/>
+            </w:tcBorders>
+            <w:tcMar>
+              <w:top w:w="35" w:type="dxa"/>
+              <w:left w:w="50" w:type="dxa"/>
+              <w:bottom w:w="35" w:type="dxa"/>
+              <w:right w:w="50" w:type="dxa"/>
+            </w:tcMar>
+            <w:shd w:fill="F3F6FA" w:val="clear"/>
+          </w:tcPr>
+          <w:p>
+            <w:r/>
+          </w:p>
+          <w:p>
+            <w:pPr>
+              <w:spacing w:after="0" w:line="259" w:lineRule="auto"/>
+              <w:jc w:val="left"/>
+            </w:pPr>
+            <w:r>
+              <w:rPr>
+                <w:rFonts w:ascii="微软雅黑" w:hAnsi="微软雅黑" w:eastAsia="微软雅黑"/>
+                <w:b w:val="0"/>
+                <w:color w:val="2C333A"/>
+                <w:sz w:val="16"/>
+              </w:rPr>
+              <w:t>勾地 + 印力委管</w:t>
+            </w:r>
+          </w:p>
+        </w:tc>
+        <w:tc>
+          <w:tcPr>
+            <w:tcW w:type="dxa" w:w="3061"/>
+            <w:tcBorders>
+              <w:top w:val="single" w:sz="6" w:color="D5DDE8" w:space="0"/>
+              <w:left w:val="single" w:sz="6" w:color="D5DDE8" w:space="0"/>
+              <w:bottom w:val="single" w:sz="6" w:color="D5DDE8" w:space="0"/>
+              <w:right w:val="single" w:sz="6" w:color="D5DDE8" w:space="0"/>
+            </w:tcBorders>
+            <w:tcMar>
+              <w:top w:w="35" w:type="dxa"/>
+              <w:left w:w="50" w:type="dxa"/>
+              <w:bottom w:w="35" w:type="dxa"/>
+              <w:right w:w="50" w:type="dxa"/>
+            </w:tcMar>
+            <w:shd w:fill="F3F6FA" w:val="clear"/>
+          </w:tcPr>
+          <w:p>
+            <w:r/>
+          </w:p>
+          <w:p>
+            <w:pPr>
+              <w:spacing w:after="0" w:line="259" w:lineRule="auto"/>
+              <w:jc w:val="left"/>
+            </w:pPr>
+            <w:r>
+              <w:rPr>
+                <w:rFonts w:ascii="微软雅黑" w:hAnsi="微软雅黑" w:eastAsia="微软雅黑"/>
+                <w:b w:val="0"/>
+                <w:color w:val="2C333A"/>
+                <w:sz w:val="16"/>
+              </w:rPr>
+              <w:t>约 15 亿 / 556 亩 / 购物中心约 7 万方</w:t>
+            </w:r>
+          </w:p>
+        </w:tc>
+      </w:tr>
+      <w:tr>
+        <w:tc>
+          <w:tcPr>
+            <w:tcW w:type="dxa" w:w="2608"/>
+            <w:tcBorders>
+              <w:top w:val="single" w:sz="6" w:color="D5DDE8" w:space="0"/>
+              <w:left w:val="single" w:sz="6" w:color="D5DDE8" w:space="0"/>
+              <w:bottom w:val="single" w:sz="6" w:color="D5DDE8" w:space="0"/>
+              <w:right w:val="single" w:sz="6" w:color="D5DDE8" w:space="0"/>
+            </w:tcBorders>
+            <w:tcMar>
+              <w:top w:w="35" w:type="dxa"/>
+              <w:left w:w="50" w:type="dxa"/>
+              <w:bottom w:w="35" w:type="dxa"/>
+              <w:right w:w="50" w:type="dxa"/>
+            </w:tcMar>
+          </w:tcPr>
+          <w:p>
+            <w:r/>
+          </w:p>
+          <w:p>
+            <w:pPr>
+              <w:spacing w:after="0" w:line="259" w:lineRule="auto"/>
+              <w:jc w:val="left"/>
+            </w:pPr>
+            <w:r>
+              <w:rPr>
+                <w:rFonts w:ascii="微软雅黑" w:hAnsi="微软雅黑" w:eastAsia="微软雅黑"/>
+                <w:b/>
+                <w:color w:val="142B4A"/>
+                <w:sz w:val="16"/>
+              </w:rPr>
+              <w:t>南桥 / 平湖冷链园</w:t>
+            </w:r>
+          </w:p>
+        </w:tc>
+        <w:tc>
+          <w:tcPr>
+            <w:tcW w:type="dxa" w:w="1587"/>
+            <w:tcBorders>
+              <w:top w:val="single" w:sz="6" w:color="D5DDE8" w:space="0"/>
+              <w:left w:val="single" w:sz="6" w:color="D5DDE8" w:space="0"/>
+              <w:bottom w:val="single" w:sz="6" w:color="D5DDE8" w:space="0"/>
+              <w:right w:val="single" w:sz="6" w:color="D5DDE8" w:space="0"/>
+            </w:tcBorders>
+            <w:tcMar>
+              <w:top w:w="35" w:type="dxa"/>
+              <w:left w:w="50" w:type="dxa"/>
+              <w:bottom w:w="35" w:type="dxa"/>
+              <w:right w:w="50" w:type="dxa"/>
+            </w:tcMar>
+          </w:tcPr>
+          <w:p>
+            <w:r/>
+          </w:p>
+          <w:p>
+            <w:pPr>
+              <w:spacing w:after="0" w:line="259" w:lineRule="auto"/>
+              <w:jc w:val="left"/>
+            </w:pPr>
+            <w:r>
+              <w:rPr>
+                <w:rFonts w:ascii="微软雅黑" w:hAnsi="微软雅黑" w:eastAsia="微软雅黑"/>
+                <w:b w:val="0"/>
+                <w:color w:val="2C333A"/>
+                <w:sz w:val="16"/>
+              </w:rPr>
+              <w:t>产业园</w:t>
+            </w:r>
+          </w:p>
+        </w:tc>
+        <w:tc>
+          <w:tcPr>
+            <w:tcW w:type="dxa" w:w="3061"/>
+            <w:tcBorders>
+              <w:top w:val="single" w:sz="6" w:color="D5DDE8" w:space="0"/>
+              <w:left w:val="single" w:sz="6" w:color="D5DDE8" w:space="0"/>
+              <w:bottom w:val="single" w:sz="6" w:color="D5DDE8" w:space="0"/>
+              <w:right w:val="single" w:sz="6" w:color="D5DDE8" w:space="0"/>
+            </w:tcBorders>
+            <w:tcMar>
+              <w:top w:w="35" w:type="dxa"/>
+              <w:left w:w="50" w:type="dxa"/>
+              <w:bottom w:w="35" w:type="dxa"/>
+              <w:right w:w="50" w:type="dxa"/>
+            </w:tcMar>
+          </w:tcPr>
+          <w:p>
+            <w:r/>
+          </w:p>
+          <w:p>
+            <w:pPr>
+              <w:spacing w:after="0" w:line="259" w:lineRule="auto"/>
+              <w:jc w:val="left"/>
+            </w:pPr>
+            <w:r>
+              <w:rPr>
+                <w:rFonts w:ascii="微软雅黑" w:hAnsi="微软雅黑" w:eastAsia="微软雅黑"/>
+                <w:b w:val="0"/>
+                <w:color w:val="2C333A"/>
+                <w:sz w:val="16"/>
+              </w:rPr>
+              <w:t>获取落地</w:t>
+            </w:r>
+          </w:p>
+        </w:tc>
+        <w:tc>
+          <w:tcPr>
+            <w:tcW w:type="dxa" w:w="3061"/>
+            <w:tcBorders>
+              <w:top w:val="single" w:sz="6" w:color="D5DDE8" w:space="0"/>
+              <w:left w:val="single" w:sz="6" w:color="D5DDE8" w:space="0"/>
+              <w:bottom w:val="single" w:sz="6" w:color="D5DDE8" w:space="0"/>
+              <w:right w:val="single" w:sz="6" w:color="D5DDE8" w:space="0"/>
+            </w:tcBorders>
+            <w:tcMar>
+              <w:top w:w="35" w:type="dxa"/>
+              <w:left w:w="50" w:type="dxa"/>
+              <w:bottom w:w="35" w:type="dxa"/>
+              <w:right w:w="50" w:type="dxa"/>
+            </w:tcMar>
+          </w:tcPr>
+          <w:p>
+            <w:r/>
+          </w:p>
+          <w:p>
+            <w:pPr>
+              <w:spacing w:after="0" w:line="259" w:lineRule="auto"/>
+              <w:jc w:val="left"/>
+            </w:pPr>
+            <w:r>
+              <w:rPr>
+                <w:rFonts w:ascii="微软雅黑" w:hAnsi="微软雅黑" w:eastAsia="微软雅黑"/>
+                <w:b w:val="0"/>
+                <w:color w:val="2C333A"/>
+                <w:sz w:val="16"/>
+              </w:rPr>
+              <w:t>物流园</w:t>
+            </w:r>
+          </w:p>
+        </w:tc>
+      </w:tr>
+      <w:tr>
+        <w:tc>
+          <w:tcPr>
+            <w:tcW w:type="dxa" w:w="2608"/>
             <w:tcBorders>
               <w:top w:val="single" w:sz="6" w:color="D5DDE8" w:space="0"/>
               <w:left w:val="single" w:sz="6" w:color="D5DDE8" w:space="0"/>
@@ -1820,7 +2276,7 @@
         </w:tc>
         <w:tc>
           <w:tcPr>
-            <w:tcW w:type="dxa" w:w="1474"/>
+            <w:tcW w:type="dxa" w:w="1587"/>
             <w:tcBorders>
               <w:top w:val="single" w:sz="6" w:color="D5DDE8" w:space="0"/>
               <w:left w:val="single" w:sz="6" w:color="D5DDE8" w:space="0"/>
@@ -1850,13 +2306,49 @@
                 <w:color w:val="2C333A"/>
                 <w:sz w:val="16"/>
               </w:rPr>
-              <w:t>主导获取</w:t>
+              <w:t>收并购</w:t>
             </w:r>
           </w:p>
         </w:tc>
         <w:tc>
           <w:tcPr>
-            <w:tcW w:type="dxa" w:w="3175"/>
+            <w:tcW w:type="dxa" w:w="3061"/>
+            <w:tcBorders>
+              <w:top w:val="single" w:sz="6" w:color="D5DDE8" w:space="0"/>
+              <w:left w:val="single" w:sz="6" w:color="D5DDE8" w:space="0"/>
+              <w:bottom w:val="single" w:sz="6" w:color="D5DDE8" w:space="0"/>
+              <w:right w:val="single" w:sz="6" w:color="D5DDE8" w:space="0"/>
+            </w:tcBorders>
+            <w:tcMar>
+              <w:top w:w="35" w:type="dxa"/>
+              <w:left w:w="50" w:type="dxa"/>
+              <w:bottom w:w="35" w:type="dxa"/>
+              <w:right w:w="50" w:type="dxa"/>
+            </w:tcMar>
+            <w:shd w:fill="F3F6FA" w:val="clear"/>
+          </w:tcPr>
+          <w:p>
+            <w:r/>
+          </w:p>
+          <w:p>
+            <w:pPr>
+              <w:spacing w:after="0" w:line="259" w:lineRule="auto"/>
+              <w:jc w:val="left"/>
+            </w:pPr>
+            <w:r>
+              <w:rPr>
+                <w:rFonts w:ascii="微软雅黑" w:hAnsi="微软雅黑" w:eastAsia="微软雅黑"/>
+                <w:b w:val="0"/>
+                <w:color w:val="2C333A"/>
+                <w:sz w:val="16"/>
+              </w:rPr>
+              <w:t>底价获取</w:t>
+            </w:r>
+          </w:p>
+        </w:tc>
+        <w:tc>
+          <w:tcPr>
+            <w:tcW w:type="dxa" w:w="3061"/>
             <w:tcBorders>
               <w:top w:val="single" w:sz="6" w:color="D5DDE8" w:space="0"/>
               <w:left w:val="single" w:sz="6" w:color="D5DDE8" w:space="0"/>
@@ -1890,623 +2382,11 @@
             </w:r>
           </w:p>
         </w:tc>
-        <w:tc>
-          <w:tcPr>
-            <w:tcW w:type="dxa" w:w="3175"/>
-            <w:tcBorders>
-              <w:top w:val="single" w:sz="6" w:color="D5DDE8" w:space="0"/>
-              <w:left w:val="single" w:sz="6" w:color="D5DDE8" w:space="0"/>
-              <w:bottom w:val="single" w:sz="6" w:color="D5DDE8" w:space="0"/>
-              <w:right w:val="single" w:sz="6" w:color="D5DDE8" w:space="0"/>
-            </w:tcBorders>
-            <w:tcMar>
-              <w:top w:w="35" w:type="dxa"/>
-              <w:left w:w="50" w:type="dxa"/>
-              <w:bottom w:w="35" w:type="dxa"/>
-              <w:right w:w="50" w:type="dxa"/>
-            </w:tcMar>
-            <w:shd w:fill="F3F6FA" w:val="clear"/>
-          </w:tcPr>
-          <w:p>
-            <w:r/>
-          </w:p>
-          <w:p>
-            <w:pPr>
-              <w:spacing w:after="0" w:line="259" w:lineRule="auto"/>
-              <w:jc w:val="left"/>
-            </w:pPr>
-            <w:r>
-              <w:rPr>
-                <w:rFonts w:ascii="微软雅黑" w:hAnsi="微软雅黑" w:eastAsia="微软雅黑"/>
-                <w:b w:val="0"/>
-                <w:color w:val="2C333A"/>
-                <w:sz w:val="16"/>
-              </w:rPr>
-              <w:t>收并购 + 债务重组，底价</w:t>
-            </w:r>
-          </w:p>
-        </w:tc>
       </w:tr>
       <w:tr>
         <w:tc>
           <w:tcPr>
-            <w:tcW w:type="dxa" w:w="2494"/>
-            <w:tcBorders>
-              <w:top w:val="single" w:sz="6" w:color="D5DDE8" w:space="0"/>
-              <w:left w:val="single" w:sz="6" w:color="D5DDE8" w:space="0"/>
-              <w:bottom w:val="single" w:sz="6" w:color="D5DDE8" w:space="0"/>
-              <w:right w:val="single" w:sz="6" w:color="D5DDE8" w:space="0"/>
-            </w:tcBorders>
-            <w:tcMar>
-              <w:top w:w="35" w:type="dxa"/>
-              <w:left w:w="50" w:type="dxa"/>
-              <w:bottom w:w="35" w:type="dxa"/>
-              <w:right w:w="50" w:type="dxa"/>
-            </w:tcMar>
-          </w:tcPr>
-          <w:p>
-            <w:r/>
-          </w:p>
-          <w:p>
-            <w:pPr>
-              <w:spacing w:after="0" w:line="259" w:lineRule="auto"/>
-              <w:jc w:val="left"/>
-            </w:pPr>
-            <w:r>
-              <w:rPr>
-                <w:rFonts w:ascii="微软雅黑" w:hAnsi="微软雅黑" w:eastAsia="微软雅黑"/>
-                <w:b/>
-                <w:color w:val="142B4A"/>
-                <w:sz w:val="16"/>
-              </w:rPr>
-              <w:t>镇江大港金域蓝湾</w:t>
-            </w:r>
-          </w:p>
-        </w:tc>
-        <w:tc>
-          <w:tcPr>
-            <w:tcW w:type="dxa" w:w="1474"/>
-            <w:tcBorders>
-              <w:top w:val="single" w:sz="6" w:color="D5DDE8" w:space="0"/>
-              <w:left w:val="single" w:sz="6" w:color="D5DDE8" w:space="0"/>
-              <w:bottom w:val="single" w:sz="6" w:color="D5DDE8" w:space="0"/>
-              <w:right w:val="single" w:sz="6" w:color="D5DDE8" w:space="0"/>
-            </w:tcBorders>
-            <w:tcMar>
-              <w:top w:w="35" w:type="dxa"/>
-              <w:left w:w="50" w:type="dxa"/>
-              <w:bottom w:w="35" w:type="dxa"/>
-              <w:right w:w="50" w:type="dxa"/>
-            </w:tcMar>
-          </w:tcPr>
-          <w:p>
-            <w:r/>
-          </w:p>
-          <w:p>
-            <w:pPr>
-              <w:spacing w:after="0" w:line="259" w:lineRule="auto"/>
-              <w:jc w:val="left"/>
-            </w:pPr>
-            <w:r>
-              <w:rPr>
-                <w:rFonts w:ascii="微软雅黑" w:hAnsi="微软雅黑" w:eastAsia="微软雅黑"/>
-                <w:b w:val="0"/>
-                <w:color w:val="2C333A"/>
-                <w:sz w:val="16"/>
-              </w:rPr>
-              <w:t>主导</w:t>
-            </w:r>
-          </w:p>
-        </w:tc>
-        <w:tc>
-          <w:tcPr>
-            <w:tcW w:type="dxa" w:w="3175"/>
-            <w:tcBorders>
-              <w:top w:val="single" w:sz="6" w:color="D5DDE8" w:space="0"/>
-              <w:left w:val="single" w:sz="6" w:color="D5DDE8" w:space="0"/>
-              <w:bottom w:val="single" w:sz="6" w:color="D5DDE8" w:space="0"/>
-              <w:right w:val="single" w:sz="6" w:color="D5DDE8" w:space="0"/>
-            </w:tcBorders>
-            <w:tcMar>
-              <w:top w:w="35" w:type="dxa"/>
-              <w:left w:w="50" w:type="dxa"/>
-              <w:bottom w:w="35" w:type="dxa"/>
-              <w:right w:w="50" w:type="dxa"/>
-            </w:tcMar>
-          </w:tcPr>
-          <w:p>
-            <w:r/>
-          </w:p>
-          <w:p>
-            <w:pPr>
-              <w:spacing w:after="0" w:line="259" w:lineRule="auto"/>
-              <w:jc w:val="left"/>
-            </w:pPr>
-            <w:r>
-              <w:rPr>
-                <w:rFonts w:ascii="微软雅黑" w:hAnsi="微软雅黑" w:eastAsia="微软雅黑"/>
-                <w:b w:val="0"/>
-                <w:color w:val="2C333A"/>
-                <w:sz w:val="16"/>
-              </w:rPr>
-              <w:t>约 199 亩 / 32 万方</w:t>
-            </w:r>
-          </w:p>
-        </w:tc>
-        <w:tc>
-          <w:tcPr>
-            <w:tcW w:type="dxa" w:w="3175"/>
-            <w:tcBorders>
-              <w:top w:val="single" w:sz="6" w:color="D5DDE8" w:space="0"/>
-              <w:left w:val="single" w:sz="6" w:color="D5DDE8" w:space="0"/>
-              <w:bottom w:val="single" w:sz="6" w:color="D5DDE8" w:space="0"/>
-              <w:right w:val="single" w:sz="6" w:color="D5DDE8" w:space="0"/>
-            </w:tcBorders>
-            <w:tcMar>
-              <w:top w:w="35" w:type="dxa"/>
-              <w:left w:w="50" w:type="dxa"/>
-              <w:bottom w:w="35" w:type="dxa"/>
-              <w:right w:w="50" w:type="dxa"/>
-            </w:tcMar>
-          </w:tcPr>
-          <w:p>
-            <w:r/>
-          </w:p>
-          <w:p>
-            <w:pPr>
-              <w:spacing w:after="0" w:line="259" w:lineRule="auto"/>
-              <w:jc w:val="left"/>
-            </w:pPr>
-            <w:r>
-              <w:rPr>
-                <w:rFonts w:ascii="微软雅黑" w:hAnsi="微软雅黑" w:eastAsia="微软雅黑"/>
-                <w:b w:val="0"/>
-                <w:color w:val="2C333A"/>
-                <w:sz w:val="16"/>
-              </w:rPr>
-              <w:t>收并购 + 国资各半合作</w:t>
-            </w:r>
-          </w:p>
-        </w:tc>
-      </w:tr>
-      <w:tr>
-        <w:tc>
-          <w:tcPr>
-            <w:tcW w:type="dxa" w:w="2494"/>
-            <w:tcBorders>
-              <w:top w:val="single" w:sz="6" w:color="D5DDE8" w:space="0"/>
-              <w:left w:val="single" w:sz="6" w:color="D5DDE8" w:space="0"/>
-              <w:bottom w:val="single" w:sz="6" w:color="D5DDE8" w:space="0"/>
-              <w:right w:val="single" w:sz="6" w:color="D5DDE8" w:space="0"/>
-            </w:tcBorders>
-            <w:tcMar>
-              <w:top w:w="35" w:type="dxa"/>
-              <w:left w:w="50" w:type="dxa"/>
-              <w:bottom w:w="35" w:type="dxa"/>
-              <w:right w:w="50" w:type="dxa"/>
-            </w:tcMar>
-            <w:shd w:fill="F3F6FA" w:val="clear"/>
-          </w:tcPr>
-          <w:p>
-            <w:r/>
-          </w:p>
-          <w:p>
-            <w:pPr>
-              <w:spacing w:after="0" w:line="259" w:lineRule="auto"/>
-              <w:jc w:val="left"/>
-            </w:pPr>
-            <w:r>
-              <w:rPr>
-                <w:rFonts w:ascii="微软雅黑" w:hAnsi="微软雅黑" w:eastAsia="微软雅黑"/>
-                <w:b/>
-                <w:color w:val="142B4A"/>
-                <w:sz w:val="16"/>
-              </w:rPr>
-              <w:t>嘉兴海宁商住</w:t>
-            </w:r>
-          </w:p>
-        </w:tc>
-        <w:tc>
-          <w:tcPr>
-            <w:tcW w:type="dxa" w:w="1474"/>
-            <w:tcBorders>
-              <w:top w:val="single" w:sz="6" w:color="D5DDE8" w:space="0"/>
-              <w:left w:val="single" w:sz="6" w:color="D5DDE8" w:space="0"/>
-              <w:bottom w:val="single" w:sz="6" w:color="D5DDE8" w:space="0"/>
-              <w:right w:val="single" w:sz="6" w:color="D5DDE8" w:space="0"/>
-            </w:tcBorders>
-            <w:tcMar>
-              <w:top w:w="35" w:type="dxa"/>
-              <w:left w:w="50" w:type="dxa"/>
-              <w:bottom w:w="35" w:type="dxa"/>
-              <w:right w:w="50" w:type="dxa"/>
-            </w:tcMar>
-            <w:shd w:fill="F3F6FA" w:val="clear"/>
-          </w:tcPr>
-          <w:p>
-            <w:r/>
-          </w:p>
-          <w:p>
-            <w:pPr>
-              <w:spacing w:after="0" w:line="259" w:lineRule="auto"/>
-              <w:jc w:val="left"/>
-            </w:pPr>
-            <w:r>
-              <w:rPr>
-                <w:rFonts w:ascii="微软雅黑" w:hAnsi="微软雅黑" w:eastAsia="微软雅黑"/>
-                <w:b w:val="0"/>
-                <w:color w:val="2C333A"/>
-                <w:sz w:val="16"/>
-              </w:rPr>
-              <w:t>拓展</w:t>
-            </w:r>
-          </w:p>
-        </w:tc>
-        <w:tc>
-          <w:tcPr>
-            <w:tcW w:type="dxa" w:w="3175"/>
-            <w:tcBorders>
-              <w:top w:val="single" w:sz="6" w:color="D5DDE8" w:space="0"/>
-              <w:left w:val="single" w:sz="6" w:color="D5DDE8" w:space="0"/>
-              <w:bottom w:val="single" w:sz="6" w:color="D5DDE8" w:space="0"/>
-              <w:right w:val="single" w:sz="6" w:color="D5DDE8" w:space="0"/>
-            </w:tcBorders>
-            <w:tcMar>
-              <w:top w:w="35" w:type="dxa"/>
-              <w:left w:w="50" w:type="dxa"/>
-              <w:bottom w:w="35" w:type="dxa"/>
-              <w:right w:w="50" w:type="dxa"/>
-            </w:tcMar>
-            <w:shd w:fill="F3F6FA" w:val="clear"/>
-          </w:tcPr>
-          <w:p>
-            <w:r/>
-          </w:p>
-          <w:p>
-            <w:pPr>
-              <w:spacing w:after="0" w:line="259" w:lineRule="auto"/>
-              <w:jc w:val="left"/>
-            </w:pPr>
-            <w:r>
-              <w:rPr>
-                <w:rFonts w:ascii="微软雅黑" w:hAnsi="微软雅黑" w:eastAsia="微软雅黑"/>
-                <w:b w:val="0"/>
-                <w:color w:val="2C333A"/>
-                <w:sz w:val="16"/>
-              </w:rPr>
-              <w:t>18.53 亿 / 约 23 万㎡</w:t>
-            </w:r>
-          </w:p>
-        </w:tc>
-        <w:tc>
-          <w:tcPr>
-            <w:tcW w:type="dxa" w:w="3175"/>
-            <w:tcBorders>
-              <w:top w:val="single" w:sz="6" w:color="D5DDE8" w:space="0"/>
-              <w:left w:val="single" w:sz="6" w:color="D5DDE8" w:space="0"/>
-              <w:bottom w:val="single" w:sz="6" w:color="D5DDE8" w:space="0"/>
-              <w:right w:val="single" w:sz="6" w:color="D5DDE8" w:space="0"/>
-            </w:tcBorders>
-            <w:tcMar>
-              <w:top w:w="35" w:type="dxa"/>
-              <w:left w:w="50" w:type="dxa"/>
-              <w:bottom w:w="35" w:type="dxa"/>
-              <w:right w:w="50" w:type="dxa"/>
-            </w:tcMar>
-            <w:shd w:fill="F3F6FA" w:val="clear"/>
-          </w:tcPr>
-          <w:p>
-            <w:r/>
-          </w:p>
-          <w:p>
-            <w:pPr>
-              <w:spacing w:after="0" w:line="259" w:lineRule="auto"/>
-              <w:jc w:val="left"/>
-            </w:pPr>
-            <w:r>
-              <w:rPr>
-                <w:rFonts w:ascii="微软雅黑" w:hAnsi="微软雅黑" w:eastAsia="微软雅黑"/>
-                <w:b w:val="0"/>
-                <w:color w:val="2C333A"/>
-                <w:sz w:val="16"/>
-              </w:rPr>
-              <w:t>政府代建</w:t>
-            </w:r>
-          </w:p>
-        </w:tc>
-      </w:tr>
-      <w:tr>
-        <w:tc>
-          <w:tcPr>
-            <w:tcW w:type="dxa" w:w="2494"/>
-            <w:tcBorders>
-              <w:top w:val="single" w:sz="6" w:color="D5DDE8" w:space="0"/>
-              <w:left w:val="single" w:sz="6" w:color="D5DDE8" w:space="0"/>
-              <w:bottom w:val="single" w:sz="6" w:color="D5DDE8" w:space="0"/>
-              <w:right w:val="single" w:sz="6" w:color="D5DDE8" w:space="0"/>
-            </w:tcBorders>
-            <w:tcMar>
-              <w:top w:w="35" w:type="dxa"/>
-              <w:left w:w="50" w:type="dxa"/>
-              <w:bottom w:w="35" w:type="dxa"/>
-              <w:right w:w="50" w:type="dxa"/>
-            </w:tcMar>
-          </w:tcPr>
-          <w:p>
-            <w:r/>
-          </w:p>
-          <w:p>
-            <w:pPr>
-              <w:spacing w:after="0" w:line="259" w:lineRule="auto"/>
-              <w:jc w:val="left"/>
-            </w:pPr>
-            <w:r>
-              <w:rPr>
-                <w:rFonts w:ascii="微软雅黑" w:hAnsi="微软雅黑" w:eastAsia="微软雅黑"/>
-                <w:b/>
-                <w:color w:val="142B4A"/>
-                <w:sz w:val="16"/>
-              </w:rPr>
-              <w:t>上海龙湖滟澜山</w:t>
-            </w:r>
-          </w:p>
-        </w:tc>
-        <w:tc>
-          <w:tcPr>
-            <w:tcW w:type="dxa" w:w="1474"/>
-            <w:tcBorders>
-              <w:top w:val="single" w:sz="6" w:color="D5DDE8" w:space="0"/>
-              <w:left w:val="single" w:sz="6" w:color="D5DDE8" w:space="0"/>
-              <w:bottom w:val="single" w:sz="6" w:color="D5DDE8" w:space="0"/>
-              <w:right w:val="single" w:sz="6" w:color="D5DDE8" w:space="0"/>
-            </w:tcBorders>
-            <w:tcMar>
-              <w:top w:w="35" w:type="dxa"/>
-              <w:left w:w="50" w:type="dxa"/>
-              <w:bottom w:w="35" w:type="dxa"/>
-              <w:right w:w="50" w:type="dxa"/>
-            </w:tcMar>
-          </w:tcPr>
-          <w:p>
-            <w:r/>
-          </w:p>
-          <w:p>
-            <w:pPr>
-              <w:spacing w:after="0" w:line="259" w:lineRule="auto"/>
-              <w:jc w:val="left"/>
-            </w:pPr>
-            <w:r>
-              <w:rPr>
-                <w:rFonts w:ascii="微软雅黑" w:hAnsi="微软雅黑" w:eastAsia="微软雅黑"/>
-                <w:b w:val="0"/>
-                <w:color w:val="2C333A"/>
-                <w:sz w:val="16"/>
-              </w:rPr>
-              <w:t>收并购</w:t>
-            </w:r>
-          </w:p>
-        </w:tc>
-        <w:tc>
-          <w:tcPr>
-            <w:tcW w:type="dxa" w:w="3175"/>
-            <w:tcBorders>
-              <w:top w:val="single" w:sz="6" w:color="D5DDE8" w:space="0"/>
-              <w:left w:val="single" w:sz="6" w:color="D5DDE8" w:space="0"/>
-              <w:bottom w:val="single" w:sz="6" w:color="D5DDE8" w:space="0"/>
-              <w:right w:val="single" w:sz="6" w:color="D5DDE8" w:space="0"/>
-            </w:tcBorders>
-            <w:tcMar>
-              <w:top w:w="35" w:type="dxa"/>
-              <w:left w:w="50" w:type="dxa"/>
-              <w:bottom w:w="35" w:type="dxa"/>
-              <w:right w:w="50" w:type="dxa"/>
-            </w:tcMar>
-          </w:tcPr>
-          <w:p>
-            <w:r/>
-          </w:p>
-          <w:p>
-            <w:pPr>
-              <w:spacing w:after="0" w:line="259" w:lineRule="auto"/>
-              <w:jc w:val="left"/>
-            </w:pPr>
-            <w:r>
-              <w:rPr>
-                <w:rFonts w:ascii="微软雅黑" w:hAnsi="微软雅黑" w:eastAsia="微软雅黑"/>
-                <w:b w:val="0"/>
-                <w:color w:val="2C333A"/>
-                <w:sz w:val="16"/>
-              </w:rPr>
-              <w:t>测算 IRR 约 16.16%</w:t>
-            </w:r>
-          </w:p>
-        </w:tc>
-        <w:tc>
-          <w:tcPr>
-            <w:tcW w:type="dxa" w:w="3175"/>
-            <w:tcBorders>
-              <w:top w:val="single" w:sz="6" w:color="D5DDE8" w:space="0"/>
-              <w:left w:val="single" w:sz="6" w:color="D5DDE8" w:space="0"/>
-              <w:bottom w:val="single" w:sz="6" w:color="D5DDE8" w:space="0"/>
-              <w:right w:val="single" w:sz="6" w:color="D5DDE8" w:space="0"/>
-            </w:tcBorders>
-            <w:tcMar>
-              <w:top w:w="35" w:type="dxa"/>
-              <w:left w:w="50" w:type="dxa"/>
-              <w:bottom w:w="35" w:type="dxa"/>
-              <w:right w:w="50" w:type="dxa"/>
-            </w:tcMar>
-          </w:tcPr>
-          <w:p>
-            <w:r/>
-          </w:p>
-          <w:p>
-            <w:pPr>
-              <w:spacing w:after="0" w:line="259" w:lineRule="auto"/>
-              <w:jc w:val="left"/>
-            </w:pPr>
-            <w:r>
-              <w:rPr>
-                <w:rFonts w:ascii="微软雅黑" w:hAnsi="微软雅黑" w:eastAsia="微软雅黑"/>
-                <w:b w:val="0"/>
-                <w:color w:val="2C333A"/>
-                <w:sz w:val="16"/>
-              </w:rPr>
-              <w:t>法拍不良资产</w:t>
-            </w:r>
-          </w:p>
-        </w:tc>
-      </w:tr>
-      <w:tr>
-        <w:tc>
-          <w:tcPr>
-            <w:tcW w:type="dxa" w:w="2494"/>
-            <w:tcBorders>
-              <w:top w:val="single" w:sz="6" w:color="D5DDE8" w:space="0"/>
-              <w:left w:val="single" w:sz="6" w:color="D5DDE8" w:space="0"/>
-              <w:bottom w:val="single" w:sz="6" w:color="D5DDE8" w:space="0"/>
-              <w:right w:val="single" w:sz="6" w:color="D5DDE8" w:space="0"/>
-            </w:tcBorders>
-            <w:tcMar>
-              <w:top w:w="35" w:type="dxa"/>
-              <w:left w:w="50" w:type="dxa"/>
-              <w:bottom w:w="35" w:type="dxa"/>
-              <w:right w:w="50" w:type="dxa"/>
-            </w:tcMar>
-            <w:shd w:fill="F3F6FA" w:val="clear"/>
-          </w:tcPr>
-          <w:p>
-            <w:r/>
-          </w:p>
-          <w:p>
-            <w:pPr>
-              <w:spacing w:after="0" w:line="259" w:lineRule="auto"/>
-              <w:jc w:val="left"/>
-            </w:pPr>
-            <w:r>
-              <w:rPr>
-                <w:rFonts w:ascii="微软雅黑" w:hAnsi="微软雅黑" w:eastAsia="微软雅黑"/>
-                <w:b/>
-                <w:color w:val="142B4A"/>
-                <w:sz w:val="16"/>
-              </w:rPr>
-              <w:t>南桥 / 平湖冷链园</w:t>
-            </w:r>
-          </w:p>
-        </w:tc>
-        <w:tc>
-          <w:tcPr>
-            <w:tcW w:type="dxa" w:w="1474"/>
-            <w:tcBorders>
-              <w:top w:val="single" w:sz="6" w:color="D5DDE8" w:space="0"/>
-              <w:left w:val="single" w:sz="6" w:color="D5DDE8" w:space="0"/>
-              <w:bottom w:val="single" w:sz="6" w:color="D5DDE8" w:space="0"/>
-              <w:right w:val="single" w:sz="6" w:color="D5DDE8" w:space="0"/>
-            </w:tcBorders>
-            <w:tcMar>
-              <w:top w:w="35" w:type="dxa"/>
-              <w:left w:w="50" w:type="dxa"/>
-              <w:bottom w:w="35" w:type="dxa"/>
-              <w:right w:w="50" w:type="dxa"/>
-            </w:tcMar>
-            <w:shd w:fill="F3F6FA" w:val="clear"/>
-          </w:tcPr>
-          <w:p>
-            <w:r/>
-          </w:p>
-          <w:p>
-            <w:pPr>
-              <w:spacing w:after="0" w:line="259" w:lineRule="auto"/>
-              <w:jc w:val="left"/>
-            </w:pPr>
-            <w:r>
-              <w:rPr>
-                <w:rFonts w:ascii="微软雅黑" w:hAnsi="微软雅黑" w:eastAsia="微软雅黑"/>
-                <w:b w:val="0"/>
-                <w:color w:val="2C333A"/>
-                <w:sz w:val="16"/>
-              </w:rPr>
-              <w:t>主导获取落地</w:t>
-            </w:r>
-          </w:p>
-        </w:tc>
-        <w:tc>
-          <w:tcPr>
-            <w:tcW w:type="dxa" w:w="3175"/>
-            <w:tcBorders>
-              <w:top w:val="single" w:sz="6" w:color="D5DDE8" w:space="0"/>
-              <w:left w:val="single" w:sz="6" w:color="D5DDE8" w:space="0"/>
-              <w:bottom w:val="single" w:sz="6" w:color="D5DDE8" w:space="0"/>
-              <w:right w:val="single" w:sz="6" w:color="D5DDE8" w:space="0"/>
-            </w:tcBorders>
-            <w:tcMar>
-              <w:top w:w="35" w:type="dxa"/>
-              <w:left w:w="50" w:type="dxa"/>
-              <w:bottom w:w="35" w:type="dxa"/>
-              <w:right w:w="50" w:type="dxa"/>
-            </w:tcMar>
-            <w:shd w:fill="F3F6FA" w:val="clear"/>
-          </w:tcPr>
-          <w:p>
-            <w:r/>
-          </w:p>
-          <w:p>
-            <w:pPr>
-              <w:spacing w:after="0" w:line="259" w:lineRule="auto"/>
-              <w:jc w:val="left"/>
-            </w:pPr>
-            <w:r>
-              <w:rPr>
-                <w:rFonts w:ascii="微软雅黑" w:hAnsi="微软雅黑" w:eastAsia="微软雅黑"/>
-                <w:b w:val="0"/>
-                <w:color w:val="2C333A"/>
-                <w:sz w:val="16"/>
-              </w:rPr>
-              <w:t>原稿未列总价</w:t>
-            </w:r>
-          </w:p>
-        </w:tc>
-        <w:tc>
-          <w:tcPr>
-            <w:tcW w:type="dxa" w:w="3175"/>
-            <w:tcBorders>
-              <w:top w:val="single" w:sz="6" w:color="D5DDE8" w:space="0"/>
-              <w:left w:val="single" w:sz="6" w:color="D5DDE8" w:space="0"/>
-              <w:bottom w:val="single" w:sz="6" w:color="D5DDE8" w:space="0"/>
-              <w:right w:val="single" w:sz="6" w:color="D5DDE8" w:space="0"/>
-            </w:tcBorders>
-            <w:tcMar>
-              <w:top w:w="35" w:type="dxa"/>
-              <w:left w:w="50" w:type="dxa"/>
-              <w:bottom w:w="35" w:type="dxa"/>
-              <w:right w:w="50" w:type="dxa"/>
-            </w:tcMar>
-            <w:shd w:fill="F3F6FA" w:val="clear"/>
-          </w:tcPr>
-          <w:p>
-            <w:r/>
-          </w:p>
-          <w:p>
-            <w:pPr>
-              <w:spacing w:after="0" w:line="259" w:lineRule="auto"/>
-              <w:jc w:val="left"/>
-            </w:pPr>
-            <w:r>
-              <w:rPr>
-                <w:rFonts w:ascii="微软雅黑" w:hAnsi="微软雅黑" w:eastAsia="微软雅黑"/>
-                <w:b w:val="0"/>
-                <w:color w:val="2C333A"/>
-                <w:sz w:val="16"/>
-              </w:rPr>
-              <w:t>物流产业园勾地 / 收购改造</w:t>
-            </w:r>
-          </w:p>
-        </w:tc>
-      </w:tr>
-      <w:tr>
-        <w:tc>
-          <w:tcPr>
-            <w:tcW w:type="dxa" w:w="2494"/>
+            <w:tcW w:type="dxa" w:w="2608"/>
             <w:tcBorders>
               <w:top w:val="single" w:sz="6" w:color="D5DDE8" w:space="0"/>
               <w:left w:val="single" w:sz="6" w:color="D5DDE8" w:space="0"/>
@@ -2541,7 +2421,7 @@
         </w:tc>
         <w:tc>
           <w:tcPr>
-            <w:tcW w:type="dxa" w:w="1474"/>
+            <w:tcW w:type="dxa" w:w="1587"/>
             <w:tcBorders>
               <w:top w:val="single" w:sz="6" w:color="D5DDE8" w:space="0"/>
               <w:left w:val="single" w:sz="6" w:color="D5DDE8" w:space="0"/>
@@ -2570,13 +2450,13 @@
                 <w:color w:val="2C333A"/>
                 <w:sz w:val="16"/>
               </w:rPr>
-              <w:t>主导勾地</w:t>
+              <w:t>政府招商</w:t>
             </w:r>
           </w:p>
         </w:tc>
         <w:tc>
           <w:tcPr>
-            <w:tcW w:type="dxa" w:w="3175"/>
+            <w:tcW w:type="dxa" w:w="3061"/>
             <w:tcBorders>
               <w:top w:val="single" w:sz="6" w:color="D5DDE8" w:space="0"/>
               <w:left w:val="single" w:sz="6" w:color="D5DDE8" w:space="0"/>
@@ -2605,13 +2485,13 @@
                 <w:color w:val="2C333A"/>
                 <w:sz w:val="16"/>
               </w:rPr>
-              <w:t>原稿未列总价</w:t>
+              <w:t>对接市级重点招商政策</w:t>
             </w:r>
           </w:p>
         </w:tc>
         <w:tc>
           <w:tcPr>
-            <w:tcW w:type="dxa" w:w="3175"/>
+            <w:tcW w:type="dxa" w:w="3061"/>
             <w:tcBorders>
               <w:top w:val="single" w:sz="6" w:color="D5DDE8" w:space="0"/>
               <w:left w:val="single" w:sz="6" w:color="D5DDE8" w:space="0"/>
@@ -2640,7 +2520,7 @@
                 <w:color w:val="2C333A"/>
                 <w:sz w:val="16"/>
               </w:rPr>
-              <w:t>集团首进山东 · 重资产</w:t>
+              <w:t>集团首进山东</w:t>
             </w:r>
           </w:p>
         </w:tc>
@@ -2648,7 +2528,7 @@
       <w:tr>
         <w:tc>
           <w:tcPr>
-            <w:tcW w:type="dxa" w:w="2494"/>
+            <w:tcW w:type="dxa" w:w="2608"/>
             <w:tcBorders>
               <w:top w:val="single" w:sz="6" w:color="D5DDE8" w:space="0"/>
               <w:left w:val="single" w:sz="6" w:color="D5DDE8" w:space="0"/>
@@ -2684,7 +2564,7 @@
         </w:tc>
         <w:tc>
           <w:tcPr>
-            <w:tcW w:type="dxa" w:w="1474"/>
+            <w:tcW w:type="dxa" w:w="1587"/>
             <w:tcBorders>
               <w:top w:val="single" w:sz="6" w:color="D5DDE8" w:space="0"/>
               <w:left w:val="single" w:sz="6" w:color="D5DDE8" w:space="0"/>
@@ -2714,13 +2594,49 @@
                 <w:color w:val="2C333A"/>
                 <w:sz w:val="16"/>
               </w:rPr>
-              <w:t>获取</w:t>
+              <w:t>轻资产</w:t>
             </w:r>
           </w:p>
         </w:tc>
         <w:tc>
           <w:tcPr>
-            <w:tcW w:type="dxa" w:w="3175"/>
+            <w:tcW w:type="dxa" w:w="3061"/>
+            <w:tcBorders>
+              <w:top w:val="single" w:sz="6" w:color="D5DDE8" w:space="0"/>
+              <w:left w:val="single" w:sz="6" w:color="D5DDE8" w:space="0"/>
+              <w:bottom w:val="single" w:sz="6" w:color="D5DDE8" w:space="0"/>
+              <w:right w:val="single" w:sz="6" w:color="D5DDE8" w:space="0"/>
+            </w:tcBorders>
+            <w:tcMar>
+              <w:top w:w="35" w:type="dxa"/>
+              <w:left w:w="50" w:type="dxa"/>
+              <w:bottom w:w="35" w:type="dxa"/>
+              <w:right w:w="50" w:type="dxa"/>
+            </w:tcMar>
+            <w:shd w:fill="F3F6FA" w:val="clear"/>
+          </w:tcPr>
+          <w:p>
+            <w:r/>
+          </w:p>
+          <w:p>
+            <w:pPr>
+              <w:spacing w:after="0" w:line="259" w:lineRule="auto"/>
+              <w:jc w:val="left"/>
+            </w:pPr>
+            <w:r>
+              <w:rPr>
+                <w:rFonts w:ascii="微软雅黑" w:hAnsi="微软雅黑" w:eastAsia="微软雅黑"/>
+                <w:b w:val="0"/>
+                <w:color w:val="2C333A"/>
+                <w:sz w:val="16"/>
+              </w:rPr>
+              <w:t>品牌输出 + 委管</w:t>
+            </w:r>
+          </w:p>
+        </w:tc>
+        <w:tc>
+          <w:tcPr>
+            <w:tcW w:type="dxa" w:w="3061"/>
             <w:tcBorders>
               <w:top w:val="single" w:sz="6" w:color="D5DDE8" w:space="0"/>
               <w:left w:val="single" w:sz="6" w:color="D5DDE8" w:space="0"/>
@@ -2751,184 +2667,6 @@
                 <w:sz w:val="16"/>
               </w:rPr>
               <w:t>约 13.68 万㎡</w:t>
-            </w:r>
-          </w:p>
-        </w:tc>
-        <w:tc>
-          <w:tcPr>
-            <w:tcW w:type="dxa" w:w="3175"/>
-            <w:tcBorders>
-              <w:top w:val="single" w:sz="6" w:color="D5DDE8" w:space="0"/>
-              <w:left w:val="single" w:sz="6" w:color="D5DDE8" w:space="0"/>
-              <w:bottom w:val="single" w:sz="6" w:color="D5DDE8" w:space="0"/>
-              <w:right w:val="single" w:sz="6" w:color="D5DDE8" w:space="0"/>
-            </w:tcBorders>
-            <w:tcMar>
-              <w:top w:w="35" w:type="dxa"/>
-              <w:left w:w="50" w:type="dxa"/>
-              <w:bottom w:w="35" w:type="dxa"/>
-              <w:right w:w="50" w:type="dxa"/>
-            </w:tcMar>
-            <w:shd w:fill="F3F6FA" w:val="clear"/>
-          </w:tcPr>
-          <w:p>
-            <w:r/>
-          </w:p>
-          <w:p>
-            <w:pPr>
-              <w:spacing w:after="0" w:line="259" w:lineRule="auto"/>
-              <w:jc w:val="left"/>
-            </w:pPr>
-            <w:r>
-              <w:rPr>
-                <w:rFonts w:ascii="微软雅黑" w:hAnsi="微软雅黑" w:eastAsia="微软雅黑"/>
-                <w:b w:val="0"/>
-                <w:color w:val="2C333A"/>
-                <w:sz w:val="16"/>
-              </w:rPr>
-              <w:t>轻资产委管</w:t>
-            </w:r>
-          </w:p>
-        </w:tc>
-      </w:tr>
-      <w:tr>
-        <w:tc>
-          <w:tcPr>
-            <w:tcW w:type="dxa" w:w="2494"/>
-            <w:tcBorders>
-              <w:top w:val="single" w:sz="6" w:color="D5DDE8" w:space="0"/>
-              <w:left w:val="single" w:sz="6" w:color="D5DDE8" w:space="0"/>
-              <w:bottom w:val="single" w:sz="6" w:color="D5DDE8" w:space="0"/>
-              <w:right w:val="single" w:sz="6" w:color="D5DDE8" w:space="0"/>
-            </w:tcBorders>
-            <w:tcMar>
-              <w:top w:w="35" w:type="dxa"/>
-              <w:left w:w="50" w:type="dxa"/>
-              <w:bottom w:w="35" w:type="dxa"/>
-              <w:right w:w="50" w:type="dxa"/>
-            </w:tcMar>
-          </w:tcPr>
-          <w:p>
-            <w:r/>
-          </w:p>
-          <w:p>
-            <w:pPr>
-              <w:spacing w:after="0" w:line="259" w:lineRule="auto"/>
-              <w:jc w:val="left"/>
-            </w:pPr>
-            <w:r>
-              <w:rPr>
-                <w:rFonts w:ascii="微软雅黑" w:hAnsi="微软雅黑" w:eastAsia="微软雅黑"/>
-                <w:b/>
-                <w:color w:val="142B4A"/>
-                <w:sz w:val="16"/>
-              </w:rPr>
-              <w:t>如皋中南世纪城 / 苏州中南锦苑</w:t>
-            </w:r>
-          </w:p>
-        </w:tc>
-        <w:tc>
-          <w:tcPr>
-            <w:tcW w:type="dxa" w:w="1474"/>
-            <w:tcBorders>
-              <w:top w:val="single" w:sz="6" w:color="D5DDE8" w:space="0"/>
-              <w:left w:val="single" w:sz="6" w:color="D5DDE8" w:space="0"/>
-              <w:bottom w:val="single" w:sz="6" w:color="D5DDE8" w:space="0"/>
-              <w:right w:val="single" w:sz="6" w:color="D5DDE8" w:space="0"/>
-            </w:tcBorders>
-            <w:tcMar>
-              <w:top w:w="35" w:type="dxa"/>
-              <w:left w:w="50" w:type="dxa"/>
-              <w:bottom w:w="35" w:type="dxa"/>
-              <w:right w:w="50" w:type="dxa"/>
-            </w:tcMar>
-          </w:tcPr>
-          <w:p>
-            <w:r/>
-          </w:p>
-          <w:p>
-            <w:pPr>
-              <w:spacing w:after="0" w:line="259" w:lineRule="auto"/>
-              <w:jc w:val="left"/>
-            </w:pPr>
-            <w:r>
-              <w:rPr>
-                <w:rFonts w:ascii="微软雅黑" w:hAnsi="微软雅黑" w:eastAsia="微软雅黑"/>
-                <w:b w:val="0"/>
-                <w:color w:val="2C333A"/>
-                <w:sz w:val="16"/>
-              </w:rPr>
-              <w:t>获取</w:t>
-            </w:r>
-          </w:p>
-        </w:tc>
-        <w:tc>
-          <w:tcPr>
-            <w:tcW w:type="dxa" w:w="3175"/>
-            <w:tcBorders>
-              <w:top w:val="single" w:sz="6" w:color="D5DDE8" w:space="0"/>
-              <w:left w:val="single" w:sz="6" w:color="D5DDE8" w:space="0"/>
-              <w:bottom w:val="single" w:sz="6" w:color="D5DDE8" w:space="0"/>
-              <w:right w:val="single" w:sz="6" w:color="D5DDE8" w:space="0"/>
-            </w:tcBorders>
-            <w:tcMar>
-              <w:top w:w="35" w:type="dxa"/>
-              <w:left w:w="50" w:type="dxa"/>
-              <w:bottom w:w="35" w:type="dxa"/>
-              <w:right w:w="50" w:type="dxa"/>
-            </w:tcMar>
-          </w:tcPr>
-          <w:p>
-            <w:r/>
-          </w:p>
-          <w:p>
-            <w:pPr>
-              <w:spacing w:after="0" w:line="259" w:lineRule="auto"/>
-              <w:jc w:val="left"/>
-            </w:pPr>
-            <w:r>
-              <w:rPr>
-                <w:rFonts w:ascii="微软雅黑" w:hAnsi="微软雅黑" w:eastAsia="微软雅黑"/>
-                <w:b w:val="0"/>
-                <w:color w:val="2C333A"/>
-                <w:sz w:val="16"/>
-              </w:rPr>
-              <w:t>原稿未列总价</w:t>
-            </w:r>
-          </w:p>
-        </w:tc>
-        <w:tc>
-          <w:tcPr>
-            <w:tcW w:type="dxa" w:w="3175"/>
-            <w:tcBorders>
-              <w:top w:val="single" w:sz="6" w:color="D5DDE8" w:space="0"/>
-              <w:left w:val="single" w:sz="6" w:color="D5DDE8" w:space="0"/>
-              <w:bottom w:val="single" w:sz="6" w:color="D5DDE8" w:space="0"/>
-              <w:right w:val="single" w:sz="6" w:color="D5DDE8" w:space="0"/>
-            </w:tcBorders>
-            <w:tcMar>
-              <w:top w:w="35" w:type="dxa"/>
-              <w:left w:w="50" w:type="dxa"/>
-              <w:bottom w:w="35" w:type="dxa"/>
-              <w:right w:w="50" w:type="dxa"/>
-            </w:tcMar>
-          </w:tcPr>
-          <w:p>
-            <w:r/>
-          </w:p>
-          <w:p>
-            <w:pPr>
-              <w:spacing w:after="0" w:line="259" w:lineRule="auto"/>
-              <w:jc w:val="left"/>
-            </w:pPr>
-            <w:r>
-              <w:rPr>
-                <w:rFonts w:ascii="微软雅黑" w:hAnsi="微软雅黑" w:eastAsia="微软雅黑"/>
-                <w:b w:val="0"/>
-                <w:color w:val="2C333A"/>
-                <w:sz w:val="16"/>
-              </w:rPr>
-              <w:t>早期投资拓展</w:t>
             </w:r>
           </w:p>
         </w:tc>
@@ -3005,7 +2743,7 @@
                 <w:color w:val="5C6670"/>
                 <w:sz w:val="19"/>
               </w:rPr>
-              <w:t xml:space="preserve">  |  工商管理硕士 · 财务金融方向</w:t>
+              <w:t xml:space="preserve">  |  硕士研究生 · 工商管理（财务金融方向）</w:t>
             </w:r>
           </w:p>
         </w:tc>
@@ -3157,7 +2895,7 @@
           <w:color w:val="142B4A"/>
           <w:sz w:val="24"/>
         </w:rPr>
-        <w:t>资质与研究</w:t>
+        <w:t>资质</w:t>
       </w:r>
     </w:p>
     <w:p>
@@ -3179,7 +2917,7 @@
           <w:color w:val="2C333A"/>
           <w:sz w:val="19"/>
         </w:rPr>
-        <w:t>副教授级高级工程师；会计师中级；PMP；住建委项目管理工程师；IELTS 6.0；普通话一级甲等；BIM；上海市人才引进认证资质。</w:t>
+        <w:t>副教授级高级工程师；会计师中级；IELTS 6.0；上海市人才引进认证资质。</w:t>
       </w:r>
     </w:p>
     <w:p>
@@ -3193,12 +2931,12 @@
           <w:color w:val="2C333A"/>
           <w:sz w:val="19"/>
         </w:rPr>
-        <w:t>行业核心期刊论文《万科物流地产平台业务发展战略研究》等。实用新型专利 2 项（建筑工程管理用功能脚架、防护围栏；专利号原稿脱敏，不写残号）。上海交通大学城市治理数字化转型高级研修班；复旦大学–花旗银行实践课程。</w:t>
+        <w:t>论文《万科物流地产平台业务发展战略研究》。实用新型专利 2 项（建筑工程管理用功能脚架、防护围栏）。</w:t>
       </w:r>
     </w:p>
     <w:p>
       <w:pPr>
-        <w:spacing w:before="80" w:after="40" w:line="269" w:lineRule="auto"/>
+        <w:spacing w:before="80" w:after="0" w:line="269" w:lineRule="auto"/>
       </w:pPr>
       <w:r>
         <w:rPr>
@@ -3207,21 +2945,7 @@
           <w:color w:val="5C6670"/>
           <w:sz w:val="18"/>
         </w:rPr>
-        <w:t>专业方向：投资拓展、收并购、策略勾地、不良资产、物流地产、产业园区、住房保障、租赁住房、城市更新、国资合作、募投管退。标签只标已做过或研究过的方向，不把未操盘的 REITs、保租房收储写成个人业绩。</w:t>
-      </w:r>
-    </w:p>
-    <w:p>
-      <w:pPr>
-        <w:spacing w:before="0" w:after="0" w:line="269" w:lineRule="auto"/>
-      </w:pPr>
-      <w:r>
-        <w:rPr>
-          <w:rFonts w:ascii="微软雅黑" w:hAnsi="微软雅黑" w:eastAsia="微软雅黑"/>
-          <w:b w:val="0"/>
-          <w:color w:val="5C6670"/>
-          <w:sz w:val="16"/>
-        </w:rPr>
-        <w:t>投递方向：城市更新 / 租赁住房与存量收并购 / 产业不动产（国资平台、城投、住房与更新机构）。身份证、住址、配偶信息未写入。</w:t>
+        <w:t>投递方向：国资平台 · 城市更新 / 存量收并购 / 产业不动产。能力：国资合作、政府代建、不良盘活、轻资产委管、产业园落地。租赁住房为研究方向。</w:t>
       </w:r>
     </w:p>
     <w:sectPr>

--- a/output/胡继刚-简历-优化版.docx
+++ b/output/胡继刚-简历-优化版.docx
@@ -65,7 +65,7 @@
                 <w:color w:val="E8D5A3"/>
                 <w:sz w:val="22"/>
               </w:rPr>
-              <w:t>国资平台 · 城市更新 / 存量收并购 / 产业不动产</w:t>
+              <w:t>国企 / 城投 / 产业集团 · 产业发展 / 科技招商 / 城市空间运营</w:t>
             </w:r>
           </w:p>
           <w:p>
@@ -354,7 +354,7 @@
           <w:color w:val="2C333A"/>
           <w:sz w:val="19"/>
         </w:rPr>
-        <w:t>万科上海区域投资副总经理。2011–2021 年一线投拓，做成国资合作、政府代建、不良盘活、轻资产委管与物流园落地。2021 年起任复旦大学住房政策研究中心秘书长，研究城市更新与存量资产；租赁住房为研究方向，不是操盘业绩。一线投资计至 2021 年。</w:t>
+        <w:t>万科上海区域投资副总经理。2011–2021 年一线投拓，做成国资合作、政府代建、不良盘活、轻资产委管与物流园落地。2021 年起任复旦大学住房政策研究中心秘书长，研究城市更新与新质产业空间如何承接产业落地；同时以杨浦科企联执行会长对接企业、招商与国际合作。要证明的是：能找到产业、企业、资本和场景，再落到一座城市、一栋楼或一个园区。一线投资计至 2021 年。</w:t>
       </w:r>
     </w:p>
     <w:p>
@@ -493,7 +493,7 @@
           <w:color w:val="2C333A"/>
           <w:sz w:val="19"/>
         </w:rPr>
-        <w:t>•  围绕城市更新、存量资产开展政策与产业研究，为政府和企业提供决策支持。租赁住房为研究方向。</w:t>
+        <w:t>•  中心做研究、观点与报告：城市更新、存量资产与新质产业空间；关注 AI / 未来产业如何落地城市，以及城市如何用空间、政策、资本和场景吸引企业。产业方向，不是技术研发岗。</w:t>
       </w:r>
     </w:p>
     <w:p>
@@ -552,7 +552,7 @@
           <w:color w:val="142B4A"/>
           <w:sz w:val="24"/>
         </w:rPr>
-        <w:t>代表案例 · 存量商业空间产业导入</w:t>
+        <w:t>代表案例 · 存量空间导入国际产业合作</w:t>
       </w:r>
     </w:p>
     <w:p>
@@ -677,7 +677,7 @@
           <w:color w:val="2C333A"/>
           <w:sz w:val="19"/>
         </w:rPr>
-        <w:t>•  复旦大学住房政策研究中心、杨浦区科技企业联合会与宝龙商办等共同发起，将国际创新合作平台导入存量商业空间。</w:t>
+        <w:t>•  复旦中心出方法、科企联对接企业，与宝龙商办等共同发起，将国际创新合作平台导入存量商业空间。</w:t>
       </w:r>
     </w:p>
     <w:p>
@@ -692,7 +692,7 @@
           <w:color w:val="2C333A"/>
           <w:sz w:val="19"/>
         </w:rPr>
-        <w:t>•  公开报道点名会长王晓明、执行会长胡继刚（杨浦区政府官网等）。</w:t>
+        <w:t>•  公开报道点名会长王晓明、执行会长胡继刚（杨浦区政府官网等）。方向：科技企业出海与海外企业进来一体两面，服务地方招商，不是普通海外销售岗。</w:t>
       </w:r>
     </w:p>
     <w:p>
@@ -775,7 +775,7 @@
                 <w:color w:val="5C6670"/>
                 <w:sz w:val="16"/>
               </w:rPr>
-              <w:t>执行会长</w:t>
+              <w:t>执行会长 · 企业 / 招商 / 出海 / 项目</w:t>
             </w:r>
           </w:p>
         </w:tc>
@@ -1335,7 +1335,7 @@
           <w:color w:val="2C333A"/>
           <w:sz w:val="19"/>
         </w:rPr>
-        <w:t>•  推进美国养老、日本永旺等国际合作对接（推进中，非已签约落地）。</w:t>
+        <w:t>•  推进美国养老、日本永旺等国际产业合作对接（推进中，非已签约落地）。</w:t>
       </w:r>
     </w:p>
     <w:p>
@@ -2945,7 +2945,7 @@
           <w:color w:val="5C6670"/>
           <w:sz w:val="18"/>
         </w:rPr>
-        <w:t>投递方向：国资平台 · 城市更新 / 存量收并购 / 产业不动产。能力：国资合作、政府代建、不良盘活、轻资产委管、产业园落地。租赁住房为研究方向。</w:t>
+        <w:t>投递方向：国企 / 城投 / 产业集团 · 产业发展 / 科技招商 / 城市空间运营。能力：投资拓展 → 政企招商 → 产业组织 → 智库与资源配置。研究方向：AI 产业如何落地城市。</w:t>
       </w:r>
     </w:p>
     <w:sectPr>

--- a/output/胡继刚-简历-优化版.docx
+++ b/output/胡继刚-简历-优化版.docx
@@ -523,7 +523,7 @@
           <w:color w:val="2C333A"/>
           <w:sz w:val="19"/>
         </w:rPr>
-        <w:t>•  2025.05.28 以中心秘书长出席上海市工商联房地产商会资管分会成立（上海德必）。</w:t>
+        <w:t>•  2026.05「人工智能商业化落地与硬核投资破局峰会」：主办方代表并主持圆桌（央广网、杨浦区政府、上观等）。行业合作组织能力，不是付费落地项目。</w:t>
       </w:r>
     </w:p>
     <w:p>
@@ -552,7 +552,7 @@
           <w:color w:val="142B4A"/>
           <w:sz w:val="24"/>
         </w:rPr>
-        <w:t>代表案例 · 存量空间导入国际产业合作</w:t>
+        <w:t>代表案例 · 存量商业空间产业导入</w:t>
       </w:r>
     </w:p>
     <w:p>
@@ -692,7 +692,7 @@
           <w:color w:val="2C333A"/>
           <w:sz w:val="19"/>
         </w:rPr>
-        <w:t>•  公开报道点名会长王晓明、执行会长胡继刚（杨浦区政府官网等）。方向：科技企业出海与海外企业进来一体两面，服务地方招商，不是普通海外销售岗。</w:t>
+        <w:t>•  公开报道点名会长王晓明、执行会长胡继刚（杨浦区政府官网等）。科技企业出海与海外企业进来一体两面，服务地方招商。</w:t>
       </w:r>
     </w:p>
     <w:p>
@@ -2945,7 +2945,7 @@
           <w:color w:val="5C6670"/>
           <w:sz w:val="18"/>
         </w:rPr>
-        <w:t>投递方向：国企 / 城投 / 产业集团 · 产业发展 / 科技招商 / 城市空间运营。能力：投资拓展 → 政企招商 → 产业组织 → 智库与资源配置。研究方向：AI 产业如何落地城市。</w:t>
+        <w:t>投递方向：国企 / 城投 / 产业集团 · 产业发展 / 科技招商 / 城市空间运营。能力：投资拓展 → 政企招商 → 产业组织 → 智库与资源配置。项目底盘：国资合作、政府代建、不良盘活、轻资产委管、产业园落地。研究方向：AI 产业如何落地城市。</w:t>
       </w:r>
     </w:p>
     <w:sectPr>

--- a/output/胡继刚-简历-优化版.docx
+++ b/output/胡继刚-简历-优化版.docx
@@ -223,7 +223,7 @@
                 <w:color w:val="5C6670"/>
                 <w:sz w:val="17"/>
               </w:rPr>
-              <w:t>万科团队</w:t>
+              <w:t>五种落地</w:t>
             </w:r>
           </w:p>
           <w:p>
@@ -237,7 +237,7 @@
                 <w:color w:val="142B4A"/>
                 <w:sz w:val="24"/>
               </w:rPr>
-              <w:t>约 8 人</w:t>
+              <w:t>国资到产业园</w:t>
             </w:r>
           </w:p>
         </w:tc>
@@ -323,7 +323,7 @@
                 <w:color w:val="5C6670"/>
                 <w:sz w:val="17"/>
               </w:rPr>
-              <w:t>新进城市</w:t>
+              <w:t>现职平台</w:t>
             </w:r>
           </w:p>
           <w:p>
@@ -337,7 +337,7 @@
                 <w:color w:val="142B4A"/>
                 <w:sz w:val="24"/>
               </w:rPr>
-              <w:t>盐城 / 台州 / 金坛</w:t>
+              <w:t>智库 + 科企联</w:t>
             </w:r>
           </w:p>
         </w:tc>
@@ -354,9 +354,240 @@
           <w:color w:val="2C333A"/>
           <w:sz w:val="19"/>
         </w:rPr>
-        <w:t>万科上海区域投资副总经理。2011–2021 年一线投拓，做成国资合作、政府代建、不良盘活、轻资产委管与物流园落地。2021 年起任复旦大学住房政策研究中心秘书长，研究城市更新与新质产业空间如何承接产业落地；同时以杨浦科企联执行会长对接企业、招商与国际合作。要证明的是：能找到产业、企业、资本和场景，再落到一座城市、一栋楼或一个园区。一线投资计至 2021 年。</w:t>
+        <w:t>万科上海区域投资副总经理。2011–2021 一线投拓，做成国资合作、政府代建、不良盘活、轻资产委管与物流园。2021 年起任复旦大学住房政策研究中心秘书长、杨浦科企联执行会长：研究城市更新与新质产业空间如何承接产业，并把国际合作导入存量商业。证明的是能找到产业、企业、资本和场景，再落到城市、楼宇或园区。一线投资计至 2021 年。</w:t>
       </w:r>
     </w:p>
+    <w:p>
+      <w:pPr>
+        <w:spacing w:before="160" w:after="20" w:line="269" w:lineRule="auto"/>
+      </w:pPr>
+      <w:r>
+        <w:rPr>
+          <w:rFonts w:ascii="微软雅黑" w:hAnsi="微软雅黑" w:eastAsia="微软雅黑"/>
+          <w:b/>
+          <w:color w:val="142B4A"/>
+          <w:sz w:val="24"/>
+        </w:rPr>
+        <w:t>三条证明</w:t>
+      </w:r>
+    </w:p>
+    <w:p>
+      <w:pPr>
+        <w:spacing w:before="0" w:after="80"/>
+        <w:pBdr>
+          <w:bottom w:val="single" w:sz="14" w:space="1" w:color="C48A2B"/>
+        </w:pBdr>
+      </w:pPr>
+    </w:p>
+    <w:tbl>
+      <w:tblPr>
+        <w:tblW w:type="auto" w:w="0"/>
+        <w:tblLayout w:type="fixed"/>
+        <w:tblLook w:firstColumn="1" w:firstRow="1" w:lastColumn="0" w:lastRow="0" w:noHBand="0" w:noVBand="1" w:val="04A0"/>
+      </w:tblPr>
+      <w:tblGrid>
+        <w:gridCol w:w="3439"/>
+        <w:gridCol w:w="3439"/>
+        <w:gridCol w:w="3439"/>
+      </w:tblGrid>
+      <w:tr>
+        <w:tc>
+          <w:tcPr>
+            <w:tcW w:type="dxa" w:w="3441"/>
+            <w:shd w:fill="F3F6FA" w:val="clear"/>
+            <w:tcBorders>
+              <w:top w:val="single" w:sz="4" w:color="D5DDE8" w:space="0"/>
+              <w:left w:val="single" w:sz="4" w:color="D5DDE8" w:space="0"/>
+              <w:bottom w:val="single" w:sz="4" w:color="D5DDE8" w:space="0"/>
+              <w:right w:val="single" w:sz="4" w:color="D5DDE8" w:space="0"/>
+            </w:tcBorders>
+            <w:tcMar>
+              <w:top w:w="50" w:type="dxa"/>
+              <w:left w:w="60" w:type="dxa"/>
+              <w:bottom w:w="50" w:type="dxa"/>
+              <w:right w:w="60" w:type="dxa"/>
+            </w:tcMar>
+            <w:vAlign w:val="top"/>
+          </w:tcPr>
+          <w:p>
+            <w:r/>
+          </w:p>
+          <w:p>
+            <w:pPr>
+              <w:spacing w:after="20" w:line="259" w:lineRule="auto"/>
+              <w:jc w:val="left"/>
+            </w:pPr>
+            <w:r>
+              <w:rPr>
+                <w:rFonts w:ascii="微软雅黑" w:hAnsi="微软雅黑" w:eastAsia="微软雅黑"/>
+                <w:b w:val="0"/>
+                <w:color w:val="C48A2B"/>
+                <w:sz w:val="16"/>
+              </w:rPr>
+              <w:t>投资落地 · 2017.10</w:t>
+            </w:r>
+          </w:p>
+          <w:p>
+            <w:pPr>
+              <w:spacing w:after="40"/>
+            </w:pPr>
+            <w:r>
+              <w:rPr>
+                <w:rFonts w:ascii="微软雅黑" w:hAnsi="微软雅黑" w:eastAsia="微软雅黑"/>
+                <w:b/>
+                <w:color w:val="142B4A"/>
+                <w:sz w:val="21"/>
+              </w:rPr>
+              <w:t>靖江印象城</w:t>
+            </w:r>
+          </w:p>
+          <w:p>
+            <w:pPr>
+              <w:spacing w:after="0"/>
+            </w:pPr>
+            <w:r>
+              <w:rPr>
+                <w:rFonts w:ascii="微软雅黑" w:hAnsi="微软雅黑" w:eastAsia="微软雅黑"/>
+                <w:b w:val="0"/>
+                <w:color w:val="2C333A"/>
+                <w:sz w:val="16"/>
+              </w:rPr>
+              <w:t>勾地后引入印力轻资产委管。约 15 亿 / 556 亩 / 自持购物中心约 7 万方，苏中县市首家印象城。证明项目判断与合作落地。</w:t>
+            </w:r>
+          </w:p>
+        </w:tc>
+        <w:tc>
+          <w:tcPr>
+            <w:tcW w:type="dxa" w:w="3441"/>
+            <w:shd w:fill="F3F6FA" w:val="clear"/>
+            <w:tcBorders>
+              <w:top w:val="single" w:sz="4" w:color="D5DDE8" w:space="0"/>
+              <w:left w:val="single" w:sz="4" w:color="D5DDE8" w:space="0"/>
+              <w:bottom w:val="single" w:sz="4" w:color="D5DDE8" w:space="0"/>
+              <w:right w:val="single" w:sz="4" w:color="D5DDE8" w:space="0"/>
+            </w:tcBorders>
+            <w:tcMar>
+              <w:top w:w="50" w:type="dxa"/>
+              <w:left w:w="60" w:type="dxa"/>
+              <w:bottom w:w="50" w:type="dxa"/>
+              <w:right w:w="60" w:type="dxa"/>
+            </w:tcMar>
+            <w:vAlign w:val="top"/>
+          </w:tcPr>
+          <w:p>
+            <w:r/>
+          </w:p>
+          <w:p>
+            <w:pPr>
+              <w:spacing w:after="20" w:line="259" w:lineRule="auto"/>
+              <w:jc w:val="left"/>
+            </w:pPr>
+            <w:r>
+              <w:rPr>
+                <w:rFonts w:ascii="微软雅黑" w:hAnsi="微软雅黑" w:eastAsia="微软雅黑"/>
+                <w:b w:val="0"/>
+                <w:color w:val="C48A2B"/>
+                <w:sz w:val="16"/>
+              </w:rPr>
+              <w:t>空间导入 · 2026.03</w:t>
+            </w:r>
+          </w:p>
+          <w:p>
+            <w:pPr>
+              <w:spacing w:after="40"/>
+            </w:pPr>
+            <w:r>
+              <w:rPr>
+                <w:rFonts w:ascii="微软雅黑" w:hAnsi="微软雅黑" w:eastAsia="微软雅黑"/>
+                <w:b/>
+                <w:color w:val="142B4A"/>
+                <w:sz w:val="21"/>
+              </w:rPr>
+              <w:t>北欧创新国际会客厅</w:t>
+            </w:r>
+          </w:p>
+          <w:p>
+            <w:pPr>
+              <w:spacing w:after="0"/>
+            </w:pPr>
+            <w:r>
+              <w:rPr>
+                <w:rFonts w:ascii="微软雅黑" w:hAnsi="微软雅黑" w:eastAsia="微软雅黑"/>
+                <w:b w:val="0"/>
+                <w:color w:val="2C333A"/>
+                <w:sz w:val="16"/>
+              </w:rPr>
+              <w:t>与宝龙商办、复旦国家大学科技园等共同发起，落户杨浦宝龙旭辉广场环创中心。区政府官网点名执行会长。宝龙商办不是雇主。</w:t>
+            </w:r>
+          </w:p>
+        </w:tc>
+        <w:tc>
+          <w:tcPr>
+            <w:tcW w:type="dxa" w:w="3436"/>
+            <w:shd w:fill="F3F6FA" w:val="clear"/>
+            <w:tcBorders>
+              <w:top w:val="single" w:sz="4" w:color="D5DDE8" w:space="0"/>
+              <w:left w:val="single" w:sz="4" w:color="D5DDE8" w:space="0"/>
+              <w:bottom w:val="single" w:sz="4" w:color="D5DDE8" w:space="0"/>
+              <w:right w:val="single" w:sz="4" w:color="D5DDE8" w:space="0"/>
+            </w:tcBorders>
+            <w:tcMar>
+              <w:top w:w="50" w:type="dxa"/>
+              <w:left w:w="60" w:type="dxa"/>
+              <w:bottom w:w="50" w:type="dxa"/>
+              <w:right w:w="60" w:type="dxa"/>
+            </w:tcMar>
+            <w:vAlign w:val="top"/>
+          </w:tcPr>
+          <w:p>
+            <w:r/>
+          </w:p>
+          <w:p>
+            <w:pPr>
+              <w:spacing w:after="20" w:line="259" w:lineRule="auto"/>
+              <w:jc w:val="left"/>
+            </w:pPr>
+            <w:r>
+              <w:rPr>
+                <w:rFonts w:ascii="微软雅黑" w:hAnsi="微软雅黑" w:eastAsia="微软雅黑"/>
+                <w:b w:val="0"/>
+                <w:color w:val="C48A2B"/>
+                <w:sz w:val="16"/>
+              </w:rPr>
+              <w:t>产业组织 · 2025–2026</w:t>
+            </w:r>
+          </w:p>
+          <w:p>
+            <w:pPr>
+              <w:spacing w:after="40"/>
+            </w:pPr>
+            <w:r>
+              <w:rPr>
+                <w:rFonts w:ascii="微软雅黑" w:hAnsi="微软雅黑" w:eastAsia="微软雅黑"/>
+                <w:b/>
+                <w:color w:val="142B4A"/>
+                <w:sz w:val="21"/>
+              </w:rPr>
+              <w:t>峰会主办方代表</w:t>
+            </w:r>
+          </w:p>
+          <w:p>
+            <w:pPr>
+              <w:spacing w:after="0"/>
+            </w:pPr>
+            <w:r>
+              <w:rPr>
+                <w:rFonts w:ascii="微软雅黑" w:hAnsi="微软雅黑" w:eastAsia="微软雅黑"/>
+                <w:b w:val="0"/>
+                <w:color w:val="2C333A"/>
+                <w:sz w:val="16"/>
+              </w:rPr>
+              <w:t>2026.05 人工智能商业化峰会主办方代表并主持圆桌（约 600 人）。2025.05 全球新经济增长引擎峰会主办方代表发言，与竺劲、汪毅、王维军圆桌（人民网上海、中新社上海点名）。</w:t>
+            </w:r>
+          </w:p>
+        </w:tc>
+      </w:tr>
+    </w:tbl>
     <w:p>
       <w:pPr>
         <w:spacing w:before="160" w:after="20" w:line="269" w:lineRule="auto"/>
@@ -478,7 +709,7 @@
           <w:color w:val="5C6670"/>
           <w:sz w:val="18"/>
         </w:rPr>
-        <w:t>上海</w:t>
+        <w:t>上海 · 中心做研究；科企联做企业、招商、出海与项目</w:t>
       </w:r>
     </w:p>
     <w:p>
@@ -493,22 +724,7 @@
           <w:color w:val="2C333A"/>
           <w:sz w:val="19"/>
         </w:rPr>
-        <w:t>•  中心做研究、观点与报告：城市更新、存量资产与新质产业空间；关注 AI / 未来产业如何落地城市，以及城市如何用空间、政策、资本和场景吸引企业。产业方向，不是技术研发岗。</w:t>
-      </w:r>
-    </w:p>
-    <w:p>
-      <w:pPr>
-        <w:spacing w:before="0" w:after="30" w:line="269" w:lineRule="auto"/>
-        <w:ind w:left="181" w:hanging="181"/>
-      </w:pPr>
-      <w:r>
-        <w:rPr>
-          <w:rFonts w:ascii="微软雅黑" w:hAnsi="微软雅黑" w:eastAsia="微软雅黑"/>
-          <w:b w:val="0"/>
-          <w:color w:val="2C333A"/>
-          <w:sz w:val="19"/>
-        </w:rPr>
-        <w:t>•  2025.05「全球新经济增长引擎峰会」：主办方代表发言，并与竺劲、汪毅、王维军圆桌（人民网上海、中新社上海点名）。</w:t>
+        <w:t>•  城市更新、存量资产与新质产业空间：关注产业如何用空间、政策、资本落地城市。产业方向，不是技术研发岗。</w:t>
       </w:r>
     </w:p>
     <w:p>
@@ -539,160 +755,6 @@
           <w:sz w:val="19"/>
         </w:rPr>
         <w:t>•  2024.06 主持锦天城「他山之石——中国投资者的海外不动产战略布局」。</w:t>
-      </w:r>
-    </w:p>
-    <w:p>
-      <w:pPr>
-        <w:spacing w:before="160" w:after="20" w:line="269" w:lineRule="auto"/>
-      </w:pPr>
-      <w:r>
-        <w:rPr>
-          <w:rFonts w:ascii="微软雅黑" w:hAnsi="微软雅黑" w:eastAsia="微软雅黑"/>
-          <w:b/>
-          <w:color w:val="142B4A"/>
-          <w:sz w:val="24"/>
-        </w:rPr>
-        <w:t>代表案例 · 存量空间导入国际产业合作</w:t>
-      </w:r>
-    </w:p>
-    <w:p>
-      <w:pPr>
-        <w:spacing w:before="0" w:after="80"/>
-        <w:pBdr>
-          <w:bottom w:val="single" w:sz="14" w:space="1" w:color="C48A2B"/>
-        </w:pBdr>
-      </w:pPr>
-    </w:p>
-    <w:tbl>
-      <w:tblPr>
-        <w:tblW w:type="auto" w:w="0"/>
-        <w:jc w:val="center"/>
-        <w:tblLayout w:type="fixed"/>
-        <w:tblLook w:firstColumn="1" w:firstRow="1" w:lastColumn="0" w:lastRow="0" w:noHBand="0" w:noVBand="1" w:val="04A0"/>
-      </w:tblPr>
-      <w:tblGrid>
-        <w:gridCol w:w="5159"/>
-        <w:gridCol w:w="5159"/>
-      </w:tblGrid>
-      <w:tr>
-        <w:tc>
-          <w:tcPr>
-            <w:tcW w:type="dxa" w:w="7143"/>
-            <w:tcBorders>
-              <w:top w:val="single" w:sz="0" w:color="FFFFFF" w:space="0"/>
-              <w:left w:val="single" w:sz="0" w:color="FFFFFF" w:space="0"/>
-              <w:bottom w:val="single" w:sz="0" w:color="FFFFFF" w:space="0"/>
-              <w:right w:val="single" w:sz="0" w:color="FFFFFF" w:space="0"/>
-            </w:tcBorders>
-            <w:tcMar>
-              <w:top w:w="20" w:type="dxa"/>
-              <w:left w:w="0" w:type="dxa"/>
-              <w:bottom w:w="20" w:type="dxa"/>
-              <w:right w:w="40" w:type="dxa"/>
-            </w:tcMar>
-          </w:tcPr>
-          <w:p>
-            <w:pPr>
-              <w:spacing w:after="0"/>
-            </w:pPr>
-            <w:r/>
-            <w:r>
-              <w:rPr>
-                <w:rFonts w:ascii="微软雅黑" w:hAnsi="微软雅黑" w:eastAsia="微软雅黑"/>
-                <w:b/>
-                <w:color w:val="142B4A"/>
-                <w:sz w:val="21"/>
-              </w:rPr>
-              <w:t>北欧创新国际会客厅</w:t>
-            </w:r>
-            <w:r>
-              <w:rPr>
-                <w:rFonts w:ascii="微软雅黑" w:hAnsi="微软雅黑" w:eastAsia="微软雅黑"/>
-                <w:b w:val="0"/>
-                <w:color w:val="5C6670"/>
-                <w:sz w:val="19"/>
-              </w:rPr>
-              <w:t xml:space="preserve">  |  共同发起 / 落地杨浦</w:t>
-            </w:r>
-          </w:p>
-        </w:tc>
-        <w:tc>
-          <w:tcPr>
-            <w:tcW w:type="dxa" w:w="2835"/>
-            <w:tcBorders>
-              <w:top w:val="single" w:sz="0" w:color="FFFFFF" w:space="0"/>
-              <w:left w:val="single" w:sz="0" w:color="FFFFFF" w:space="0"/>
-              <w:bottom w:val="single" w:sz="0" w:color="FFFFFF" w:space="0"/>
-              <w:right w:val="single" w:sz="0" w:color="FFFFFF" w:space="0"/>
-            </w:tcBorders>
-            <w:tcMar>
-              <w:top w:w="20" w:type="dxa"/>
-              <w:left w:w="40" w:type="dxa"/>
-              <w:bottom w:w="20" w:type="dxa"/>
-              <w:right w:w="0" w:type="dxa"/>
-            </w:tcMar>
-          </w:tcPr>
-          <w:p>
-            <w:pPr>
-              <w:spacing w:after="0"/>
-              <w:jc w:val="right"/>
-            </w:pPr>
-            <w:r/>
-            <w:r>
-              <w:rPr>
-                <w:rFonts w:ascii="微软雅黑" w:hAnsi="微软雅黑" w:eastAsia="微软雅黑"/>
-                <w:b/>
-                <w:color w:val="C48A2B"/>
-                <w:sz w:val="19"/>
-              </w:rPr>
-              <w:t>2026.03</w:t>
-            </w:r>
-          </w:p>
-        </w:tc>
-      </w:tr>
-    </w:tbl>
-    <w:p>
-      <w:pPr>
-        <w:spacing w:before="40" w:after="40" w:line="269" w:lineRule="auto"/>
-      </w:pPr>
-      <w:r>
-        <w:rPr>
-          <w:rFonts w:ascii="微软雅黑" w:hAnsi="微软雅黑" w:eastAsia="微软雅黑"/>
-          <w:b w:val="0"/>
-          <w:color w:val="5C6670"/>
-          <w:sz w:val="18"/>
-        </w:rPr>
-        <w:t>杨浦宝龙旭辉广场环创中心。宝龙商办为共同发起单位，不是雇主。</w:t>
-      </w:r>
-    </w:p>
-    <w:p>
-      <w:pPr>
-        <w:spacing w:before="0" w:after="30" w:line="269" w:lineRule="auto"/>
-        <w:ind w:left="181" w:hanging="181"/>
-      </w:pPr>
-      <w:r>
-        <w:rPr>
-          <w:rFonts w:ascii="微软雅黑" w:hAnsi="微软雅黑" w:eastAsia="微软雅黑"/>
-          <w:b w:val="0"/>
-          <w:color w:val="2C333A"/>
-          <w:sz w:val="19"/>
-        </w:rPr>
-        <w:t>•  复旦中心出方法、科企联对接企业，与宝龙商办等共同发起，将国际创新合作平台导入存量商业空间。</w:t>
-      </w:r>
-    </w:p>
-    <w:p>
-      <w:pPr>
-        <w:spacing w:before="0" w:after="30" w:line="269" w:lineRule="auto"/>
-        <w:ind w:left="181" w:hanging="181"/>
-      </w:pPr>
-      <w:r>
-        <w:rPr>
-          <w:rFonts w:ascii="微软雅黑" w:hAnsi="微软雅黑" w:eastAsia="微软雅黑"/>
-          <w:b w:val="0"/>
-          <w:color w:val="2C333A"/>
-          <w:sz w:val="19"/>
-        </w:rPr>
-        <w:t>•  公开报道点名会长王晓明、执行会长胡继刚（杨浦区政府官网等）。方向：科技企业出海与海外企业进来一体两面，服务地方招商，不是普通海外销售岗。</w:t>
       </w:r>
     </w:p>
     <w:p>
@@ -826,7 +888,7 @@
                 <w:color w:val="5C6670"/>
                 <w:sz w:val="16"/>
               </w:rPr>
-              <w:t>创始人</w:t>
+              <w:t>创始人 · 2018/2019</w:t>
             </w:r>
           </w:p>
         </w:tc>
@@ -983,7 +1045,7 @@
           <w:color w:val="2C333A"/>
           <w:sz w:val="19"/>
         </w:rPr>
-        <w:t>•  嘉兴海宁商住：政府代建落地（18.53 亿元 / 约 23 万㎡）。</w:t>
+        <w:t>•  嘉兴海宁商住：政府代建落地（18.53 亿元 / 约 23 万㎡，配建安置房）。</w:t>
       </w:r>
     </w:p>
     <w:p>
@@ -1013,7 +1075,7 @@
           <w:color w:val="2C333A"/>
           <w:sz w:val="19"/>
         </w:rPr>
-        <w:t>•  靖江印象城：勾地后引入印力轻资产委管（约 15 亿元 / 556 亩 / 自持购物中心约 7 万方）；金坛理想城底价收并购（约 28.05 亿元 / 561 亩）。</w:t>
+        <w:t>•  靖江印象城：勾地 + 印力委管（约 15 亿元 / 556 亩 / 购物中心约 7 万方）；金坛理想城收并购 + 债务重组，底价获取（约 28.05 亿元 / 561 亩）。</w:t>
       </w:r>
     </w:p>
     <w:p>
@@ -1028,7 +1090,7 @@
           <w:color w:val="2C333A"/>
           <w:sz w:val="19"/>
         </w:rPr>
-        <w:t>•  主导获取并落地万纬嘉兴平湖、上海奉贤南桥冷链物流园；推动进入盐城、台州、常州金坛。</w:t>
+        <w:t>•  主导落地万纬嘉兴平湖（嘉兴首个高标准自动化冷链园）、上海奉贤南桥冷链园；推动进入盐城、台州、常州金坛。</w:t>
       </w:r>
     </w:p>
     <w:p>
@@ -1766,7 +1828,7 @@
                 <w:color w:val="2C333A"/>
                 <w:sz w:val="16"/>
               </w:rPr>
-              <w:t>代建落地</w:t>
+              <w:t>代建落地，配建安置房</w:t>
             </w:r>
           </w:p>
         </w:tc>
@@ -2054,7 +2116,7 @@
                 <w:color w:val="2C333A"/>
                 <w:sz w:val="16"/>
               </w:rPr>
-              <w:t>勾地 + 印力委管</w:t>
+              <w:t>勾地 + 印力委管 · 苏中县市首家</w:t>
             </w:r>
           </w:p>
         </w:tc>
@@ -2197,7 +2259,7 @@
                 <w:color w:val="2C333A"/>
                 <w:sz w:val="16"/>
               </w:rPr>
-              <w:t>获取落地</w:t>
+              <w:t>勾地 / 收购改造 · 嘉兴首个高标准冷链园</w:t>
             </w:r>
           </w:p>
         </w:tc>
@@ -2342,7 +2404,7 @@
                 <w:color w:val="2C333A"/>
                 <w:sz w:val="16"/>
               </w:rPr>
-              <w:t>底价获取</w:t>
+              <w:t>债务重组，底价获取</w:t>
             </w:r>
           </w:p>
         </w:tc>
@@ -2671,6 +2733,148 @@
           </w:p>
         </w:tc>
       </w:tr>
+      <w:tr>
+        <w:tc>
+          <w:tcPr>
+            <w:tcW w:type="dxa" w:w="2608"/>
+            <w:tcBorders>
+              <w:top w:val="single" w:sz="6" w:color="D5DDE8" w:space="0"/>
+              <w:left w:val="single" w:sz="6" w:color="D5DDE8" w:space="0"/>
+              <w:bottom w:val="single" w:sz="6" w:color="D5DDE8" w:space="0"/>
+              <w:right w:val="single" w:sz="6" w:color="D5DDE8" w:space="0"/>
+            </w:tcBorders>
+            <w:tcMar>
+              <w:top w:w="35" w:type="dxa"/>
+              <w:left w:w="50" w:type="dxa"/>
+              <w:bottom w:w="35" w:type="dxa"/>
+              <w:right w:w="50" w:type="dxa"/>
+            </w:tcMar>
+          </w:tcPr>
+          <w:p>
+            <w:r/>
+          </w:p>
+          <w:p>
+            <w:pPr>
+              <w:spacing w:after="0" w:line="259" w:lineRule="auto"/>
+              <w:jc w:val="left"/>
+            </w:pPr>
+            <w:r>
+              <w:rPr>
+                <w:rFonts w:ascii="微软雅黑" w:hAnsi="微软雅黑" w:eastAsia="微软雅黑"/>
+                <w:b/>
+                <w:color w:val="142B4A"/>
+                <w:sz w:val="16"/>
+              </w:rPr>
+              <w:t>如皋世纪城 / 苏州中南锦苑</w:t>
+            </w:r>
+          </w:p>
+        </w:tc>
+        <w:tc>
+          <w:tcPr>
+            <w:tcW w:type="dxa" w:w="1587"/>
+            <w:tcBorders>
+              <w:top w:val="single" w:sz="6" w:color="D5DDE8" w:space="0"/>
+              <w:left w:val="single" w:sz="6" w:color="D5DDE8" w:space="0"/>
+              <w:bottom w:val="single" w:sz="6" w:color="D5DDE8" w:space="0"/>
+              <w:right w:val="single" w:sz="6" w:color="D5DDE8" w:space="0"/>
+            </w:tcBorders>
+            <w:tcMar>
+              <w:top w:w="35" w:type="dxa"/>
+              <w:left w:w="50" w:type="dxa"/>
+              <w:bottom w:w="35" w:type="dxa"/>
+              <w:right w:w="50" w:type="dxa"/>
+            </w:tcMar>
+          </w:tcPr>
+          <w:p>
+            <w:r/>
+          </w:p>
+          <w:p>
+            <w:pPr>
+              <w:spacing w:after="0" w:line="259" w:lineRule="auto"/>
+              <w:jc w:val="left"/>
+            </w:pPr>
+            <w:r>
+              <w:rPr>
+                <w:rFonts w:ascii="微软雅黑" w:hAnsi="微软雅黑" w:eastAsia="微软雅黑"/>
+                <w:b w:val="0"/>
+                <w:color w:val="2C333A"/>
+                <w:sz w:val="16"/>
+              </w:rPr>
+              <w:t>早期拓展</w:t>
+            </w:r>
+          </w:p>
+        </w:tc>
+        <w:tc>
+          <w:tcPr>
+            <w:tcW w:type="dxa" w:w="3061"/>
+            <w:tcBorders>
+              <w:top w:val="single" w:sz="6" w:color="D5DDE8" w:space="0"/>
+              <w:left w:val="single" w:sz="6" w:color="D5DDE8" w:space="0"/>
+              <w:bottom w:val="single" w:sz="6" w:color="D5DDE8" w:space="0"/>
+              <w:right w:val="single" w:sz="6" w:color="D5DDE8" w:space="0"/>
+            </w:tcBorders>
+            <w:tcMar>
+              <w:top w:w="35" w:type="dxa"/>
+              <w:left w:w="50" w:type="dxa"/>
+              <w:bottom w:w="35" w:type="dxa"/>
+              <w:right w:w="50" w:type="dxa"/>
+            </w:tcMar>
+          </w:tcPr>
+          <w:p>
+            <w:r/>
+          </w:p>
+          <w:p>
+            <w:pPr>
+              <w:spacing w:after="0" w:line="259" w:lineRule="auto"/>
+              <w:jc w:val="left"/>
+            </w:pPr>
+            <w:r>
+              <w:rPr>
+                <w:rFonts w:ascii="微软雅黑" w:hAnsi="微软雅黑" w:eastAsia="微软雅黑"/>
+                <w:b w:val="0"/>
+                <w:color w:val="2C333A"/>
+                <w:sz w:val="16"/>
+              </w:rPr>
+              <w:t>勾地获取；江阴白鹭湾同股同权</w:t>
+            </w:r>
+          </w:p>
+        </w:tc>
+        <w:tc>
+          <w:tcPr>
+            <w:tcW w:type="dxa" w:w="3061"/>
+            <w:tcBorders>
+              <w:top w:val="single" w:sz="6" w:color="D5DDE8" w:space="0"/>
+              <w:left w:val="single" w:sz="6" w:color="D5DDE8" w:space="0"/>
+              <w:bottom w:val="single" w:sz="6" w:color="D5DDE8" w:space="0"/>
+              <w:right w:val="single" w:sz="6" w:color="D5DDE8" w:space="0"/>
+            </w:tcBorders>
+            <w:tcMar>
+              <w:top w:w="35" w:type="dxa"/>
+              <w:left w:w="50" w:type="dxa"/>
+              <w:bottom w:w="35" w:type="dxa"/>
+              <w:right w:w="50" w:type="dxa"/>
+            </w:tcMar>
+          </w:tcPr>
+          <w:p>
+            <w:r/>
+          </w:p>
+          <w:p>
+            <w:pPr>
+              <w:spacing w:after="0" w:line="259" w:lineRule="auto"/>
+              <w:jc w:val="left"/>
+            </w:pPr>
+            <w:r>
+              <w:rPr>
+                <w:rFonts w:ascii="微软雅黑" w:hAnsi="微软雅黑" w:eastAsia="微软雅黑"/>
+                <w:b w:val="0"/>
+                <w:color w:val="2C333A"/>
+                <w:sz w:val="16"/>
+              </w:rPr>
+              <w:t>中南阶段代表项目</w:t>
+            </w:r>
+          </w:p>
+        </w:tc>
+      </w:tr>
     </w:tbl>
     <w:p>
       <w:pPr>
@@ -2917,7 +3121,7 @@
           <w:color w:val="2C333A"/>
           <w:sz w:val="19"/>
         </w:rPr>
-        <w:t>副教授级高级工程师；会计师中级；IELTS 6.0；上海市人才引进认证资质。</w:t>
+        <w:t>副教授级高级工程师；会计师中级；PMP；住建委项目管理工程师；IELTS 6.0；普通话一级甲等；BIM；上海市人才引进认证资质。</w:t>
       </w:r>
     </w:p>
     <w:p>
@@ -2931,7 +3135,21 @@
           <w:color w:val="2C333A"/>
           <w:sz w:val="19"/>
         </w:rPr>
-        <w:t>论文《万科物流地产平台业务发展战略研究》。实用新型专利 2 项（建筑工程管理用功能脚架、防护围栏）。</w:t>
+        <w:t>论文《万科物流地产平台业务发展战略研究》（知网）；《房屋建筑工程人工智能技术的应用》（《住宅与房地产》）。实用新型专利 2 项（建筑工程管理用功能脚架、防护围栏）。</w:t>
+      </w:r>
+    </w:p>
+    <w:p>
+      <w:pPr>
+        <w:spacing w:before="0" w:after="40" w:line="269" w:lineRule="auto"/>
+      </w:pPr>
+      <w:r>
+        <w:rPr>
+          <w:rFonts w:ascii="微软雅黑" w:hAnsi="微软雅黑" w:eastAsia="微软雅黑"/>
+          <w:b w:val="0"/>
+          <w:color w:val="2C333A"/>
+          <w:sz w:val="19"/>
+        </w:rPr>
+        <w:t>研修：上海交通大学城市治理数字化转型高级研修班；复旦–花旗银行实践课程；复旦–怡安人力与风险管理。</w:t>
       </w:r>
     </w:p>
     <w:p>

--- a/output/胡继刚-简历-优化版.docx
+++ b/output/胡继刚-简历-优化版.docx
@@ -65,7 +65,7 @@
                 <w:color w:val="E8D5A3"/>
                 <w:sz w:val="22"/>
               </w:rPr>
-              <w:t>国企 / 城投 / 产业集团 · 产业发展 / 科技招商 / 城市空间运营</w:t>
+              <w:t>产业招商 · 城市更新 · 智能制造</w:t>
             </w:r>
           </w:p>
           <w:p>
@@ -223,7 +223,7 @@
                 <w:color w:val="5C6670"/>
                 <w:sz w:val="17"/>
               </w:rPr>
-              <w:t>五种落地</w:t>
+              <w:t>2026 已签约</w:t>
             </w:r>
           </w:p>
           <w:p>
@@ -237,7 +237,7 @@
                 <w:color w:val="142B4A"/>
                 <w:sz w:val="24"/>
               </w:rPr>
-              <w:t>国资到产业园</w:t>
+              <w:t>四宗产业合作</w:t>
             </w:r>
           </w:p>
         </w:tc>
@@ -323,7 +323,7 @@
                 <w:color w:val="5C6670"/>
                 <w:sz w:val="17"/>
               </w:rPr>
-              <w:t>现职平台</w:t>
+              <w:t>现职</w:t>
             </w:r>
           </w:p>
           <w:p>
@@ -337,7 +337,7 @@
                 <w:color w:val="142B4A"/>
                 <w:sz w:val="24"/>
               </w:rPr>
-              <w:t>智库 + 科企联</w:t>
+              <w:t>复旦中心秘书长</w:t>
             </w:r>
           </w:p>
         </w:tc>
@@ -354,7 +354,7 @@
           <w:color w:val="2C333A"/>
           <w:sz w:val="19"/>
         </w:rPr>
-        <w:t>万科上海区域投资副总经理。2011–2021 一线投拓，做成国资合作、政府代建、不良盘活、轻资产委管与物流园。2021 年起任复旦大学住房政策研究中心秘书长、杨浦科企联执行会长：研究城市更新与新质产业空间如何承接产业，并把国际合作导入存量商业。证明的是能找到产业、企业、资本和场景，再落到城市、楼宇或园区。一线投资计至 2021 年。</w:t>
+        <w:t>万科上海区域投资副总经理。2011–2021 一线投拓，做成国资合作、政府代建、不良盘活、轻资产委管与物流园，证明能把结构做成。2021 年起任复旦大学住房政策研究中心秘书长。2026 年已签约产业合作按负责 / 推动 / 辅助 / 方案拟定落笔：写委托与协同，不写入驻名单。一线投资计至 2021 年。</w:t>
       </w:r>
     </w:p>
     <w:p>
@@ -368,7 +368,7 @@
           <w:color w:val="142B4A"/>
           <w:sz w:val="24"/>
         </w:rPr>
-        <w:t>三条证明</w:t>
+        <w:t>2026 已签约产业合作</w:t>
       </w:r>
     </w:p>
     <w:p>
@@ -379,71 +379,238 @@
         </w:pBdr>
       </w:pPr>
     </w:p>
+    <w:p>
+      <w:pPr>
+        <w:spacing w:before="20" w:after="60" w:line="269" w:lineRule="auto"/>
+      </w:pPr>
+      <w:r>
+        <w:rPr>
+          <w:rFonts w:ascii="微软雅黑" w:hAnsi="微软雅黑" w:eastAsia="微软雅黑"/>
+          <w:b w:val="0"/>
+          <w:color w:val="5C6670"/>
+          <w:sz w:val="18"/>
+        </w:rPr>
+        <w:t>已签约的是定位与招商委托，不是入驻清单。</w:t>
+      </w:r>
+    </w:p>
     <w:tbl>
       <w:tblPr>
         <w:tblW w:type="auto" w:w="0"/>
+        <w:jc w:val="center"/>
         <w:tblLayout w:type="fixed"/>
         <w:tblLook w:firstColumn="1" w:firstRow="1" w:lastColumn="0" w:lastRow="0" w:noHBand="0" w:noVBand="1" w:val="04A0"/>
       </w:tblPr>
       <w:tblGrid>
-        <w:gridCol w:w="3439"/>
-        <w:gridCol w:w="3439"/>
-        <w:gridCol w:w="3439"/>
+        <w:gridCol w:w="2579"/>
+        <w:gridCol w:w="2579"/>
+        <w:gridCol w:w="2579"/>
+        <w:gridCol w:w="2579"/>
       </w:tblGrid>
       <w:tr>
         <w:tc>
           <w:tcPr>
-            <w:tcW w:type="dxa" w:w="3441"/>
-            <w:shd w:fill="F3F6FA" w:val="clear"/>
+            <w:tcW w:type="dxa" w:w="1928"/>
             <w:tcBorders>
-              <w:top w:val="single" w:sz="4" w:color="D5DDE8" w:space="0"/>
-              <w:left w:val="single" w:sz="4" w:color="D5DDE8" w:space="0"/>
-              <w:bottom w:val="single" w:sz="4" w:color="D5DDE8" w:space="0"/>
-              <w:right w:val="single" w:sz="4" w:color="D5DDE8" w:space="0"/>
+              <w:top w:val="single" w:sz="6" w:color="D5DDE8" w:space="0"/>
+              <w:left w:val="single" w:sz="6" w:color="D5DDE8" w:space="0"/>
+              <w:bottom w:val="single" w:sz="6" w:color="D5DDE8" w:space="0"/>
+              <w:right w:val="single" w:sz="6" w:color="D5DDE8" w:space="0"/>
             </w:tcBorders>
             <w:tcMar>
-              <w:top w:w="50" w:type="dxa"/>
-              <w:left w:w="60" w:type="dxa"/>
-              <w:bottom w:w="50" w:type="dxa"/>
-              <w:right w:w="60" w:type="dxa"/>
+              <w:top w:w="35" w:type="dxa"/>
+              <w:left w:w="50" w:type="dxa"/>
+              <w:bottom w:w="35" w:type="dxa"/>
+              <w:right w:w="50" w:type="dxa"/>
             </w:tcMar>
-            <w:vAlign w:val="top"/>
+            <w:shd w:fill="142B4A" w:val="clear"/>
           </w:tcPr>
           <w:p>
             <w:r/>
           </w:p>
           <w:p>
             <w:pPr>
-              <w:spacing w:after="20" w:line="259" w:lineRule="auto"/>
+              <w:spacing w:after="0" w:line="259" w:lineRule="auto"/>
               <w:jc w:val="left"/>
             </w:pPr>
             <w:r>
               <w:rPr>
                 <w:rFonts w:ascii="微软雅黑" w:hAnsi="微软雅黑" w:eastAsia="微软雅黑"/>
-                <w:b w:val="0"/>
-                <w:color w:val="C48A2B"/>
-                <w:sz w:val="16"/>
+                <w:b/>
+                <w:color w:val="FFFFFF"/>
+                <w:sz w:val="17"/>
               </w:rPr>
-              <w:t>投资落地 · 2017.10</w:t>
+              <w:t>项目</w:t>
             </w:r>
+          </w:p>
+        </w:tc>
+        <w:tc>
+          <w:tcPr>
+            <w:tcW w:type="dxa" w:w="1247"/>
+            <w:tcBorders>
+              <w:top w:val="single" w:sz="6" w:color="D5DDE8" w:space="0"/>
+              <w:left w:val="single" w:sz="6" w:color="D5DDE8" w:space="0"/>
+              <w:bottom w:val="single" w:sz="6" w:color="D5DDE8" w:space="0"/>
+              <w:right w:val="single" w:sz="6" w:color="D5DDE8" w:space="0"/>
+            </w:tcBorders>
+            <w:tcMar>
+              <w:top w:w="35" w:type="dxa"/>
+              <w:left w:w="50" w:type="dxa"/>
+              <w:bottom w:w="35" w:type="dxa"/>
+              <w:right w:w="50" w:type="dxa"/>
+            </w:tcMar>
+            <w:shd w:fill="142B4A" w:val="clear"/>
+          </w:tcPr>
+          <w:p>
+            <w:r/>
           </w:p>
           <w:p>
             <w:pPr>
-              <w:spacing w:after="40"/>
+              <w:spacing w:after="0" w:line="259" w:lineRule="auto"/>
+              <w:jc w:val="left"/>
+            </w:pPr>
+            <w:r>
+              <w:rPr>
+                <w:rFonts w:ascii="微软雅黑" w:hAnsi="微软雅黑" w:eastAsia="微软雅黑"/>
+                <w:b/>
+                <w:color w:val="FFFFFF"/>
+                <w:sz w:val="17"/>
+              </w:rPr>
+              <w:t>角色</w:t>
+            </w:r>
+          </w:p>
+        </w:tc>
+        <w:tc>
+          <w:tcPr>
+            <w:tcW w:type="dxa" w:w="4195"/>
+            <w:tcBorders>
+              <w:top w:val="single" w:sz="6" w:color="D5DDE8" w:space="0"/>
+              <w:left w:val="single" w:sz="6" w:color="D5DDE8" w:space="0"/>
+              <w:bottom w:val="single" w:sz="6" w:color="D5DDE8" w:space="0"/>
+              <w:right w:val="single" w:sz="6" w:color="D5DDE8" w:space="0"/>
+            </w:tcBorders>
+            <w:tcMar>
+              <w:top w:w="35" w:type="dxa"/>
+              <w:left w:w="50" w:type="dxa"/>
+              <w:bottom w:w="35" w:type="dxa"/>
+              <w:right w:w="50" w:type="dxa"/>
+            </w:tcMar>
+            <w:shd w:fill="142B4A" w:val="clear"/>
+          </w:tcPr>
+          <w:p>
+            <w:r/>
+          </w:p>
+          <w:p>
+            <w:pPr>
+              <w:spacing w:after="0" w:line="259" w:lineRule="auto"/>
+              <w:jc w:val="left"/>
+            </w:pPr>
+            <w:r>
+              <w:rPr>
+                <w:rFonts w:ascii="微软雅黑" w:hAnsi="微软雅黑" w:eastAsia="微软雅黑"/>
+                <w:b/>
+                <w:color w:val="FFFFFF"/>
+                <w:sz w:val="17"/>
+              </w:rPr>
+              <w:t>做什么</w:t>
+            </w:r>
+          </w:p>
+        </w:tc>
+        <w:tc>
+          <w:tcPr>
+            <w:tcW w:type="dxa" w:w="2948"/>
+            <w:tcBorders>
+              <w:top w:val="single" w:sz="6" w:color="D5DDE8" w:space="0"/>
+              <w:left w:val="single" w:sz="6" w:color="D5DDE8" w:space="0"/>
+              <w:bottom w:val="single" w:sz="6" w:color="D5DDE8" w:space="0"/>
+              <w:right w:val="single" w:sz="6" w:color="D5DDE8" w:space="0"/>
+            </w:tcBorders>
+            <w:tcMar>
+              <w:top w:w="35" w:type="dxa"/>
+              <w:left w:w="50" w:type="dxa"/>
+              <w:bottom w:w="35" w:type="dxa"/>
+              <w:right w:w="50" w:type="dxa"/>
+            </w:tcMar>
+            <w:shd w:fill="142B4A" w:val="clear"/>
+          </w:tcPr>
+          <w:p>
+            <w:r/>
+          </w:p>
+          <w:p>
+            <w:pPr>
+              <w:spacing w:after="0" w:line="259" w:lineRule="auto"/>
+              <w:jc w:val="left"/>
+            </w:pPr>
+            <w:r>
+              <w:rPr>
+                <w:rFonts w:ascii="微软雅黑" w:hAnsi="微软雅黑" w:eastAsia="微软雅黑"/>
+                <w:b/>
+                <w:color w:val="FFFFFF"/>
+                <w:sz w:val="17"/>
+              </w:rPr>
+              <w:t>范围</w:t>
+            </w:r>
+          </w:p>
+        </w:tc>
+      </w:tr>
+      <w:tr>
+        <w:tc>
+          <w:tcPr>
+            <w:tcW w:type="dxa" w:w="1928"/>
+            <w:tcBorders>
+              <w:top w:val="single" w:sz="6" w:color="D5DDE8" w:space="0"/>
+              <w:left w:val="single" w:sz="6" w:color="D5DDE8" w:space="0"/>
+              <w:bottom w:val="single" w:sz="6" w:color="D5DDE8" w:space="0"/>
+              <w:right w:val="single" w:sz="6" w:color="D5DDE8" w:space="0"/>
+            </w:tcBorders>
+            <w:tcMar>
+              <w:top w:w="35" w:type="dxa"/>
+              <w:left w:w="50" w:type="dxa"/>
+              <w:bottom w:w="35" w:type="dxa"/>
+              <w:right w:w="50" w:type="dxa"/>
+            </w:tcMar>
+          </w:tcPr>
+          <w:p>
+            <w:r/>
+          </w:p>
+          <w:p>
+            <w:pPr>
+              <w:spacing w:after="0" w:line="259" w:lineRule="auto"/>
+              <w:jc w:val="left"/>
             </w:pPr>
             <w:r>
               <w:rPr>
                 <w:rFonts w:ascii="微软雅黑" w:hAnsi="微软雅黑" w:eastAsia="微软雅黑"/>
                 <w:b/>
                 <w:color w:val="142B4A"/>
-                <w:sz w:val="21"/>
+                <w:sz w:val="16"/>
               </w:rPr>
-              <w:t>靖江印象城</w:t>
+              <w:t>创智汇</w:t>
             </w:r>
+          </w:p>
+        </w:tc>
+        <w:tc>
+          <w:tcPr>
+            <w:tcW w:type="dxa" w:w="1247"/>
+            <w:tcBorders>
+              <w:top w:val="single" w:sz="6" w:color="D5DDE8" w:space="0"/>
+              <w:left w:val="single" w:sz="6" w:color="D5DDE8" w:space="0"/>
+              <w:bottom w:val="single" w:sz="6" w:color="D5DDE8" w:space="0"/>
+              <w:right w:val="single" w:sz="6" w:color="D5DDE8" w:space="0"/>
+            </w:tcBorders>
+            <w:tcMar>
+              <w:top w:w="35" w:type="dxa"/>
+              <w:left w:w="50" w:type="dxa"/>
+              <w:bottom w:w="35" w:type="dxa"/>
+              <w:right w:w="50" w:type="dxa"/>
+            </w:tcMar>
+          </w:tcPr>
+          <w:p>
+            <w:r/>
           </w:p>
           <w:p>
             <w:pPr>
-              <w:spacing w:after="0"/>
+              <w:spacing w:after="0" w:line="259" w:lineRule="auto"/>
+              <w:jc w:val="left"/>
             </w:pPr>
             <w:r>
               <w:rPr>
@@ -452,63 +619,33 @@
                 <w:color w:val="2C333A"/>
                 <w:sz w:val="16"/>
               </w:rPr>
-              <w:t>勾地后引入印力轻资产委管。约 15 亿 / 556 亩 / 自持购物中心约 7 万方，苏中县市首家印象城。证明项目判断与合作落地。</w:t>
+              <w:t>负责</w:t>
             </w:r>
           </w:p>
         </w:tc>
         <w:tc>
           <w:tcPr>
-            <w:tcW w:type="dxa" w:w="3441"/>
-            <w:shd w:fill="F3F6FA" w:val="clear"/>
+            <w:tcW w:type="dxa" w:w="4195"/>
             <w:tcBorders>
-              <w:top w:val="single" w:sz="4" w:color="D5DDE8" w:space="0"/>
-              <w:left w:val="single" w:sz="4" w:color="D5DDE8" w:space="0"/>
-              <w:bottom w:val="single" w:sz="4" w:color="D5DDE8" w:space="0"/>
-              <w:right w:val="single" w:sz="4" w:color="D5DDE8" w:space="0"/>
+              <w:top w:val="single" w:sz="6" w:color="D5DDE8" w:space="0"/>
+              <w:left w:val="single" w:sz="6" w:color="D5DDE8" w:space="0"/>
+              <w:bottom w:val="single" w:sz="6" w:color="D5DDE8" w:space="0"/>
+              <w:right w:val="single" w:sz="6" w:color="D5DDE8" w:space="0"/>
             </w:tcBorders>
             <w:tcMar>
-              <w:top w:w="50" w:type="dxa"/>
-              <w:left w:w="60" w:type="dxa"/>
-              <w:bottom w:w="50" w:type="dxa"/>
-              <w:right w:w="60" w:type="dxa"/>
+              <w:top w:w="35" w:type="dxa"/>
+              <w:left w:w="50" w:type="dxa"/>
+              <w:bottom w:w="35" w:type="dxa"/>
+              <w:right w:w="50" w:type="dxa"/>
             </w:tcMar>
-            <w:vAlign w:val="top"/>
           </w:tcPr>
           <w:p>
             <w:r/>
           </w:p>
           <w:p>
             <w:pPr>
-              <w:spacing w:after="20" w:line="259" w:lineRule="auto"/>
+              <w:spacing w:after="0" w:line="259" w:lineRule="auto"/>
               <w:jc w:val="left"/>
-            </w:pPr>
-            <w:r>
-              <w:rPr>
-                <w:rFonts w:ascii="微软雅黑" w:hAnsi="微软雅黑" w:eastAsia="微软雅黑"/>
-                <w:b w:val="0"/>
-                <w:color w:val="C48A2B"/>
-                <w:sz w:val="16"/>
-              </w:rPr>
-              <w:t>空间导入 · 2026.03</w:t>
-            </w:r>
-          </w:p>
-          <w:p>
-            <w:pPr>
-              <w:spacing w:after="40"/>
-            </w:pPr>
-            <w:r>
-              <w:rPr>
-                <w:rFonts w:ascii="微软雅黑" w:hAnsi="微软雅黑" w:eastAsia="微软雅黑"/>
-                <w:b/>
-                <w:color w:val="142B4A"/>
-                <w:sz w:val="21"/>
-              </w:rPr>
-              <w:t>北欧创新国际会客厅</w:t>
-            </w:r>
-          </w:p>
-          <w:p>
-            <w:pPr>
-              <w:spacing w:after="0"/>
             </w:pPr>
             <w:r>
               <w:rPr>
@@ -517,63 +654,33 @@
                 <w:color w:val="2C333A"/>
                 <w:sz w:val="16"/>
               </w:rPr>
-              <w:t>与宝龙商办、复旦国家大学科技园等共同发起，落户杨浦宝龙旭辉广场环创中心。区政府官网点名执行会长。宝龙商办不是雇主。</w:t>
+              <w:t>AI 与 IP 定位招商；辅助向智造、出海、人工智能转型</w:t>
             </w:r>
           </w:p>
         </w:tc>
         <w:tc>
           <w:tcPr>
-            <w:tcW w:type="dxa" w:w="3436"/>
-            <w:shd w:fill="F3F6FA" w:val="clear"/>
+            <w:tcW w:type="dxa" w:w="2948"/>
             <w:tcBorders>
-              <w:top w:val="single" w:sz="4" w:color="D5DDE8" w:space="0"/>
-              <w:left w:val="single" w:sz="4" w:color="D5DDE8" w:space="0"/>
-              <w:bottom w:val="single" w:sz="4" w:color="D5DDE8" w:space="0"/>
-              <w:right w:val="single" w:sz="4" w:color="D5DDE8" w:space="0"/>
+              <w:top w:val="single" w:sz="6" w:color="D5DDE8" w:space="0"/>
+              <w:left w:val="single" w:sz="6" w:color="D5DDE8" w:space="0"/>
+              <w:bottom w:val="single" w:sz="6" w:color="D5DDE8" w:space="0"/>
+              <w:right w:val="single" w:sz="6" w:color="D5DDE8" w:space="0"/>
             </w:tcBorders>
             <w:tcMar>
-              <w:top w:w="50" w:type="dxa"/>
-              <w:left w:w="60" w:type="dxa"/>
-              <w:bottom w:w="50" w:type="dxa"/>
-              <w:right w:w="60" w:type="dxa"/>
+              <w:top w:w="35" w:type="dxa"/>
+              <w:left w:w="50" w:type="dxa"/>
+              <w:bottom w:w="35" w:type="dxa"/>
+              <w:right w:w="50" w:type="dxa"/>
             </w:tcMar>
-            <w:vAlign w:val="top"/>
           </w:tcPr>
           <w:p>
             <w:r/>
           </w:p>
           <w:p>
             <w:pPr>
-              <w:spacing w:after="20" w:line="259" w:lineRule="auto"/>
+              <w:spacing w:after="0" w:line="259" w:lineRule="auto"/>
               <w:jc w:val="left"/>
-            </w:pPr>
-            <w:r>
-              <w:rPr>
-                <w:rFonts w:ascii="微软雅黑" w:hAnsi="微软雅黑" w:eastAsia="微软雅黑"/>
-                <w:b w:val="0"/>
-                <w:color w:val="C48A2B"/>
-                <w:sz w:val="16"/>
-              </w:rPr>
-              <w:t>产业组织 · 2025–2026</w:t>
-            </w:r>
-          </w:p>
-          <w:p>
-            <w:pPr>
-              <w:spacing w:after="40"/>
-            </w:pPr>
-            <w:r>
-              <w:rPr>
-                <w:rFonts w:ascii="微软雅黑" w:hAnsi="微软雅黑" w:eastAsia="微软雅黑"/>
-                <w:b/>
-                <w:color w:val="142B4A"/>
-                <w:sz w:val="21"/>
-              </w:rPr>
-              <w:t>峰会主办方代表</w:t>
-            </w:r>
-          </w:p>
-          <w:p>
-            <w:pPr>
-              <w:spacing w:after="0"/>
             </w:pPr>
             <w:r>
               <w:rPr>
@@ -582,7 +689,441 @@
                 <w:color w:val="2C333A"/>
                 <w:sz w:val="16"/>
               </w:rPr>
-              <w:t>2026.05 人工智能商业化峰会主办方代表并主持圆桌（约 600 人）。2025.05 全球新经济增长引擎峰会主办方代表发言，与竺劲、汪毅、王维军圆桌（人民网上海、中新社上海点名）。</w:t>
+              <w:t>约 6600㎡ · 杨浦五角场</w:t>
+            </w:r>
+          </w:p>
+        </w:tc>
+      </w:tr>
+      <w:tr>
+        <w:tc>
+          <w:tcPr>
+            <w:tcW w:type="dxa" w:w="1928"/>
+            <w:tcBorders>
+              <w:top w:val="single" w:sz="6" w:color="D5DDE8" w:space="0"/>
+              <w:left w:val="single" w:sz="6" w:color="D5DDE8" w:space="0"/>
+              <w:bottom w:val="single" w:sz="6" w:color="D5DDE8" w:space="0"/>
+              <w:right w:val="single" w:sz="6" w:color="D5DDE8" w:space="0"/>
+            </w:tcBorders>
+            <w:tcMar>
+              <w:top w:w="35" w:type="dxa"/>
+              <w:left w:w="50" w:type="dxa"/>
+              <w:bottom w:w="35" w:type="dxa"/>
+              <w:right w:w="50" w:type="dxa"/>
+            </w:tcMar>
+            <w:shd w:fill="F3F6FA" w:val="clear"/>
+          </w:tcPr>
+          <w:p>
+            <w:r/>
+          </w:p>
+          <w:p>
+            <w:pPr>
+              <w:spacing w:after="0" w:line="259" w:lineRule="auto"/>
+              <w:jc w:val="left"/>
+            </w:pPr>
+            <w:r>
+              <w:rPr>
+                <w:rFonts w:ascii="微软雅黑" w:hAnsi="微软雅黑" w:eastAsia="微软雅黑"/>
+                <w:b/>
+                <w:color w:val="142B4A"/>
+                <w:sz w:val="16"/>
+              </w:rPr>
+              <w:t>东方枢纽</w:t>
+            </w:r>
+          </w:p>
+        </w:tc>
+        <w:tc>
+          <w:tcPr>
+            <w:tcW w:type="dxa" w:w="1247"/>
+            <w:tcBorders>
+              <w:top w:val="single" w:sz="6" w:color="D5DDE8" w:space="0"/>
+              <w:left w:val="single" w:sz="6" w:color="D5DDE8" w:space="0"/>
+              <w:bottom w:val="single" w:sz="6" w:color="D5DDE8" w:space="0"/>
+              <w:right w:val="single" w:sz="6" w:color="D5DDE8" w:space="0"/>
+            </w:tcBorders>
+            <w:tcMar>
+              <w:top w:w="35" w:type="dxa"/>
+              <w:left w:w="50" w:type="dxa"/>
+              <w:bottom w:w="35" w:type="dxa"/>
+              <w:right w:w="50" w:type="dxa"/>
+            </w:tcMar>
+            <w:shd w:fill="F3F6FA" w:val="clear"/>
+          </w:tcPr>
+          <w:p>
+            <w:r/>
+          </w:p>
+          <w:p>
+            <w:pPr>
+              <w:spacing w:after="0" w:line="259" w:lineRule="auto"/>
+              <w:jc w:val="left"/>
+            </w:pPr>
+            <w:r>
+              <w:rPr>
+                <w:rFonts w:ascii="微软雅黑" w:hAnsi="微软雅黑" w:eastAsia="微软雅黑"/>
+                <w:b w:val="0"/>
+                <w:color w:val="2C333A"/>
+                <w:sz w:val="16"/>
+              </w:rPr>
+              <w:t>推动</w:t>
+            </w:r>
+          </w:p>
+        </w:tc>
+        <w:tc>
+          <w:tcPr>
+            <w:tcW w:type="dxa" w:w="4195"/>
+            <w:tcBorders>
+              <w:top w:val="single" w:sz="6" w:color="D5DDE8" w:space="0"/>
+              <w:left w:val="single" w:sz="6" w:color="D5DDE8" w:space="0"/>
+              <w:bottom w:val="single" w:sz="6" w:color="D5DDE8" w:space="0"/>
+              <w:right w:val="single" w:sz="6" w:color="D5DDE8" w:space="0"/>
+            </w:tcBorders>
+            <w:tcMar>
+              <w:top w:w="35" w:type="dxa"/>
+              <w:left w:w="50" w:type="dxa"/>
+              <w:bottom w:w="35" w:type="dxa"/>
+              <w:right w:w="50" w:type="dxa"/>
+            </w:tcMar>
+            <w:shd w:fill="F3F6FA" w:val="clear"/>
+          </w:tcPr>
+          <w:p>
+            <w:r/>
+          </w:p>
+          <w:p>
+            <w:pPr>
+              <w:spacing w:after="0" w:line="259" w:lineRule="auto"/>
+              <w:jc w:val="left"/>
+            </w:pPr>
+            <w:r>
+              <w:rPr>
+                <w:rFonts w:ascii="微软雅黑" w:hAnsi="微软雅黑" w:eastAsia="微软雅黑"/>
+                <w:b w:val="0"/>
+                <w:color w:val="2C333A"/>
+                <w:sz w:val="16"/>
+              </w:rPr>
+              <w:t>与产业方对接，促成联动招商</w:t>
+            </w:r>
+          </w:p>
+        </w:tc>
+        <w:tc>
+          <w:tcPr>
+            <w:tcW w:type="dxa" w:w="2948"/>
+            <w:tcBorders>
+              <w:top w:val="single" w:sz="6" w:color="D5DDE8" w:space="0"/>
+              <w:left w:val="single" w:sz="6" w:color="D5DDE8" w:space="0"/>
+              <w:bottom w:val="single" w:sz="6" w:color="D5DDE8" w:space="0"/>
+              <w:right w:val="single" w:sz="6" w:color="D5DDE8" w:space="0"/>
+            </w:tcBorders>
+            <w:tcMar>
+              <w:top w:w="35" w:type="dxa"/>
+              <w:left w:w="50" w:type="dxa"/>
+              <w:bottom w:w="35" w:type="dxa"/>
+              <w:right w:w="50" w:type="dxa"/>
+            </w:tcMar>
+            <w:shd w:fill="F3F6FA" w:val="clear"/>
+          </w:tcPr>
+          <w:p>
+            <w:r/>
+          </w:p>
+          <w:p>
+            <w:pPr>
+              <w:spacing w:after="0" w:line="259" w:lineRule="auto"/>
+              <w:jc w:val="left"/>
+            </w:pPr>
+            <w:r>
+              <w:rPr>
+                <w:rFonts w:ascii="微软雅黑" w:hAnsi="微软雅黑" w:eastAsia="微软雅黑"/>
+                <w:b w:val="0"/>
+                <w:color w:val="2C333A"/>
+                <w:sz w:val="16"/>
+              </w:rPr>
+              <w:t>约 143 万㎡ 产业对接范围</w:t>
+            </w:r>
+          </w:p>
+        </w:tc>
+      </w:tr>
+      <w:tr>
+        <w:tc>
+          <w:tcPr>
+            <w:tcW w:type="dxa" w:w="1928"/>
+            <w:tcBorders>
+              <w:top w:val="single" w:sz="6" w:color="D5DDE8" w:space="0"/>
+              <w:left w:val="single" w:sz="6" w:color="D5DDE8" w:space="0"/>
+              <w:bottom w:val="single" w:sz="6" w:color="D5DDE8" w:space="0"/>
+              <w:right w:val="single" w:sz="6" w:color="D5DDE8" w:space="0"/>
+            </w:tcBorders>
+            <w:tcMar>
+              <w:top w:w="35" w:type="dxa"/>
+              <w:left w:w="50" w:type="dxa"/>
+              <w:bottom w:w="35" w:type="dxa"/>
+              <w:right w:w="50" w:type="dxa"/>
+            </w:tcMar>
+          </w:tcPr>
+          <w:p>
+            <w:r/>
+          </w:p>
+          <w:p>
+            <w:pPr>
+              <w:spacing w:after="0" w:line="259" w:lineRule="auto"/>
+              <w:jc w:val="left"/>
+            </w:pPr>
+            <w:r>
+              <w:rPr>
+                <w:rFonts w:ascii="微软雅黑" w:hAnsi="微软雅黑" w:eastAsia="微软雅黑"/>
+                <w:b/>
+                <w:color w:val="142B4A"/>
+                <w:sz w:val="16"/>
+              </w:rPr>
+              <w:t>华为汽车两园区</w:t>
+            </w:r>
+          </w:p>
+        </w:tc>
+        <w:tc>
+          <w:tcPr>
+            <w:tcW w:type="dxa" w:w="1247"/>
+            <w:tcBorders>
+              <w:top w:val="single" w:sz="6" w:color="D5DDE8" w:space="0"/>
+              <w:left w:val="single" w:sz="6" w:color="D5DDE8" w:space="0"/>
+              <w:bottom w:val="single" w:sz="6" w:color="D5DDE8" w:space="0"/>
+              <w:right w:val="single" w:sz="6" w:color="D5DDE8" w:space="0"/>
+            </w:tcBorders>
+            <w:tcMar>
+              <w:top w:w="35" w:type="dxa"/>
+              <w:left w:w="50" w:type="dxa"/>
+              <w:bottom w:w="35" w:type="dxa"/>
+              <w:right w:w="50" w:type="dxa"/>
+            </w:tcMar>
+          </w:tcPr>
+          <w:p>
+            <w:r/>
+          </w:p>
+          <w:p>
+            <w:pPr>
+              <w:spacing w:after="0" w:line="259" w:lineRule="auto"/>
+              <w:jc w:val="left"/>
+            </w:pPr>
+            <w:r>
+              <w:rPr>
+                <w:rFonts w:ascii="微软雅黑" w:hAnsi="微软雅黑" w:eastAsia="微软雅黑"/>
+                <w:b w:val="0"/>
+                <w:color w:val="2C333A"/>
+                <w:sz w:val="16"/>
+              </w:rPr>
+              <w:t>辅助</w:t>
+            </w:r>
+          </w:p>
+        </w:tc>
+        <w:tc>
+          <w:tcPr>
+            <w:tcW w:type="dxa" w:w="4195"/>
+            <w:tcBorders>
+              <w:top w:val="single" w:sz="6" w:color="D5DDE8" w:space="0"/>
+              <w:left w:val="single" w:sz="6" w:color="D5DDE8" w:space="0"/>
+              <w:bottom w:val="single" w:sz="6" w:color="D5DDE8" w:space="0"/>
+              <w:right w:val="single" w:sz="6" w:color="D5DDE8" w:space="0"/>
+            </w:tcBorders>
+            <w:tcMar>
+              <w:top w:w="35" w:type="dxa"/>
+              <w:left w:w="50" w:type="dxa"/>
+              <w:bottom w:w="35" w:type="dxa"/>
+              <w:right w:w="50" w:type="dxa"/>
+            </w:tcMar>
+          </w:tcPr>
+          <w:p>
+            <w:r/>
+          </w:p>
+          <w:p>
+            <w:pPr>
+              <w:spacing w:after="0" w:line="259" w:lineRule="auto"/>
+              <w:jc w:val="left"/>
+            </w:pPr>
+            <w:r>
+              <w:rPr>
+                <w:rFonts w:ascii="微软雅黑" w:hAnsi="微软雅黑" w:eastAsia="微软雅黑"/>
+                <w:b w:val="0"/>
+                <w:color w:val="2C333A"/>
+                <w:sz w:val="16"/>
+              </w:rPr>
+              <w:t>拿地—规划—定位—招商协同</w:t>
+            </w:r>
+          </w:p>
+        </w:tc>
+        <w:tc>
+          <w:tcPr>
+            <w:tcW w:type="dxa" w:w="2948"/>
+            <w:tcBorders>
+              <w:top w:val="single" w:sz="6" w:color="D5DDE8" w:space="0"/>
+              <w:left w:val="single" w:sz="6" w:color="D5DDE8" w:space="0"/>
+              <w:bottom w:val="single" w:sz="6" w:color="D5DDE8" w:space="0"/>
+              <w:right w:val="single" w:sz="6" w:color="D5DDE8" w:space="0"/>
+            </w:tcBorders>
+            <w:tcMar>
+              <w:top w:w="35" w:type="dxa"/>
+              <w:left w:w="50" w:type="dxa"/>
+              <w:bottom w:w="35" w:type="dxa"/>
+              <w:right w:w="50" w:type="dxa"/>
+            </w:tcMar>
+          </w:tcPr>
+          <w:p>
+            <w:r/>
+          </w:p>
+          <w:p>
+            <w:pPr>
+              <w:spacing w:after="0" w:line="259" w:lineRule="auto"/>
+              <w:jc w:val="left"/>
+            </w:pPr>
+            <w:r>
+              <w:rPr>
+                <w:rFonts w:ascii="微软雅黑" w:hAnsi="微软雅黑" w:eastAsia="微软雅黑"/>
+                <w:b w:val="0"/>
+                <w:color w:val="2C333A"/>
+                <w:sz w:val="16"/>
+              </w:rPr>
+              <w:t>静安约 1.5 万㎡、浦东约 2 万㎡</w:t>
+            </w:r>
+          </w:p>
+        </w:tc>
+      </w:tr>
+      <w:tr>
+        <w:tc>
+          <w:tcPr>
+            <w:tcW w:type="dxa" w:w="1928"/>
+            <w:tcBorders>
+              <w:top w:val="single" w:sz="6" w:color="D5DDE8" w:space="0"/>
+              <w:left w:val="single" w:sz="6" w:color="D5DDE8" w:space="0"/>
+              <w:bottom w:val="single" w:sz="6" w:color="D5DDE8" w:space="0"/>
+              <w:right w:val="single" w:sz="6" w:color="D5DDE8" w:space="0"/>
+            </w:tcBorders>
+            <w:tcMar>
+              <w:top w:w="35" w:type="dxa"/>
+              <w:left w:w="50" w:type="dxa"/>
+              <w:bottom w:w="35" w:type="dxa"/>
+              <w:right w:w="50" w:type="dxa"/>
+            </w:tcMar>
+            <w:shd w:fill="F3F6FA" w:val="clear"/>
+          </w:tcPr>
+          <w:p>
+            <w:r/>
+          </w:p>
+          <w:p>
+            <w:pPr>
+              <w:spacing w:after="0" w:line="259" w:lineRule="auto"/>
+              <w:jc w:val="left"/>
+            </w:pPr>
+            <w:r>
+              <w:rPr>
+                <w:rFonts w:ascii="微软雅黑" w:hAnsi="微软雅黑" w:eastAsia="微软雅黑"/>
+                <w:b/>
+                <w:color w:val="142B4A"/>
+                <w:sz w:val="16"/>
+              </w:rPr>
+              <w:t>森马产业园</w:t>
+            </w:r>
+          </w:p>
+        </w:tc>
+        <w:tc>
+          <w:tcPr>
+            <w:tcW w:type="dxa" w:w="1247"/>
+            <w:tcBorders>
+              <w:top w:val="single" w:sz="6" w:color="D5DDE8" w:space="0"/>
+              <w:left w:val="single" w:sz="6" w:color="D5DDE8" w:space="0"/>
+              <w:bottom w:val="single" w:sz="6" w:color="D5DDE8" w:space="0"/>
+              <w:right w:val="single" w:sz="6" w:color="D5DDE8" w:space="0"/>
+            </w:tcBorders>
+            <w:tcMar>
+              <w:top w:w="35" w:type="dxa"/>
+              <w:left w:w="50" w:type="dxa"/>
+              <w:bottom w:w="35" w:type="dxa"/>
+              <w:right w:w="50" w:type="dxa"/>
+            </w:tcMar>
+            <w:shd w:fill="F3F6FA" w:val="clear"/>
+          </w:tcPr>
+          <w:p>
+            <w:r/>
+          </w:p>
+          <w:p>
+            <w:pPr>
+              <w:spacing w:after="0" w:line="259" w:lineRule="auto"/>
+              <w:jc w:val="left"/>
+            </w:pPr>
+            <w:r>
+              <w:rPr>
+                <w:rFonts w:ascii="微软雅黑" w:hAnsi="微软雅黑" w:eastAsia="微软雅黑"/>
+                <w:b w:val="0"/>
+                <w:color w:val="2C333A"/>
+                <w:sz w:val="16"/>
+              </w:rPr>
+              <w:t>方案拟定</w:t>
+            </w:r>
+          </w:p>
+        </w:tc>
+        <w:tc>
+          <w:tcPr>
+            <w:tcW w:type="dxa" w:w="4195"/>
+            <w:tcBorders>
+              <w:top w:val="single" w:sz="6" w:color="D5DDE8" w:space="0"/>
+              <w:left w:val="single" w:sz="6" w:color="D5DDE8" w:space="0"/>
+              <w:bottom w:val="single" w:sz="6" w:color="D5DDE8" w:space="0"/>
+              <w:right w:val="single" w:sz="6" w:color="D5DDE8" w:space="0"/>
+            </w:tcBorders>
+            <w:tcMar>
+              <w:top w:w="35" w:type="dxa"/>
+              <w:left w:w="50" w:type="dxa"/>
+              <w:bottom w:w="35" w:type="dxa"/>
+              <w:right w:w="50" w:type="dxa"/>
+            </w:tcMar>
+            <w:shd w:fill="F3F6FA" w:val="clear"/>
+          </w:tcPr>
+          <w:p>
+            <w:r/>
+          </w:p>
+          <w:p>
+            <w:pPr>
+              <w:spacing w:after="0" w:line="259" w:lineRule="auto"/>
+              <w:jc w:val="left"/>
+            </w:pPr>
+            <w:r>
+              <w:rPr>
+                <w:rFonts w:ascii="微软雅黑" w:hAnsi="微软雅黑" w:eastAsia="微软雅黑"/>
+                <w:b w:val="0"/>
+                <w:color w:val="2C333A"/>
+                <w:sz w:val="16"/>
+              </w:rPr>
+              <w:t>工业空间定位与招商方案</w:t>
+            </w:r>
+          </w:p>
+        </w:tc>
+        <w:tc>
+          <w:tcPr>
+            <w:tcW w:type="dxa" w:w="2948"/>
+            <w:tcBorders>
+              <w:top w:val="single" w:sz="6" w:color="D5DDE8" w:space="0"/>
+              <w:left w:val="single" w:sz="6" w:color="D5DDE8" w:space="0"/>
+              <w:bottom w:val="single" w:sz="6" w:color="D5DDE8" w:space="0"/>
+              <w:right w:val="single" w:sz="6" w:color="D5DDE8" w:space="0"/>
+            </w:tcBorders>
+            <w:tcMar>
+              <w:top w:w="35" w:type="dxa"/>
+              <w:left w:w="50" w:type="dxa"/>
+              <w:bottom w:w="35" w:type="dxa"/>
+              <w:right w:w="50" w:type="dxa"/>
+            </w:tcMar>
+            <w:shd w:fill="F3F6FA" w:val="clear"/>
+          </w:tcPr>
+          <w:p>
+            <w:r/>
+          </w:p>
+          <w:p>
+            <w:pPr>
+              <w:spacing w:after="0" w:line="259" w:lineRule="auto"/>
+              <w:jc w:val="left"/>
+            </w:pPr>
+            <w:r>
+              <w:rPr>
+                <w:rFonts w:ascii="微软雅黑" w:hAnsi="微软雅黑" w:eastAsia="微软雅黑"/>
+                <w:b w:val="0"/>
+                <w:color w:val="2C333A"/>
+                <w:sz w:val="16"/>
+              </w:rPr>
+              <w:t>约 2 万㎡ 签约切片</w:t>
             </w:r>
           </w:p>
         </w:tc>
@@ -739,7 +1280,7 @@
           <w:color w:val="2C333A"/>
           <w:sz w:val="19"/>
         </w:rPr>
-        <w:t>•  2025.05.28 以中心秘书长出席上海市工商联房地产商会资管分会成立（上海德必）。</w:t>
+        <w:t>•  2026.03 北欧创新国际会客厅共同发起，落户杨浦宝龙旭辉广场环创中心。宝龙商办不是雇主。</w:t>
       </w:r>
     </w:p>
     <w:p>
@@ -754,7 +1295,7 @@
           <w:color w:val="2C333A"/>
           <w:sz w:val="19"/>
         </w:rPr>
-        <w:t>•  2024.06 主持锦天城「他山之石——中国投资者的海外不动产战略布局」。</w:t>
+        <w:t>•  2025.05 全球新经济增长引擎峰会主办方代表发言，与竺劲、汪毅、王维军圆桌（人民网上海、中新社上海点名）。</w:t>
       </w:r>
     </w:p>
     <w:p>
@@ -3163,7 +3704,7 @@
           <w:color w:val="5C6670"/>
           <w:sz w:val="18"/>
         </w:rPr>
-        <w:t>投递方向：国企 / 城投 / 产业集团 · 产业发展 / 科技招商 / 城市空间运营。能力：投资拓展 → 政企招商 → 产业组织 → 智库与资源配置。研究方向：AI 产业如何落地城市。</w:t>
+        <w:t>投递方向：产业招商 · 城市更新 · 智能制造 · 产业空间运营。能力：投资拓展 → 政企招商 → 产业组织 → 智库与资源配置。研究方向：AI 产业如何落地城市。</w:t>
       </w:r>
     </w:p>
     <w:sectPr>

--- a/output/胡继刚-简历-优化版.docx
+++ b/output/胡继刚-简历-优化版.docx
@@ -107,7 +107,7 @@
                 <w:color w:val="C5D0DC"/>
                 <w:sz w:val="18"/>
               </w:rPr>
-              <w:t>1987 年生  ｜  九三学社  ｜  上海</w:t>
+              <w:t>1987 年生  ｜  九三学社  ｜  上海  ｜  IELTS 6.0</w:t>
             </w:r>
           </w:p>
           <w:p>
@@ -127,6 +127,20 @@
         </w:tc>
       </w:tr>
     </w:tbl>
+    <w:p>
+      <w:pPr>
+        <w:spacing w:before="120" w:after="40" w:line="269" w:lineRule="auto"/>
+      </w:pPr>
+      <w:r>
+        <w:rPr>
+          <w:rFonts w:ascii="微软雅黑" w:hAnsi="微软雅黑" w:eastAsia="微软雅黑"/>
+          <w:b w:val="0"/>
+          <w:color w:val="5C6670"/>
+          <w:sz w:val="18"/>
+        </w:rPr>
+        <w:t>求职意向　产业招商 / 城市更新 / 智能制造 / 产业空间运营 / 出海对接　　上海　薪资面议</w:t>
+      </w:r>
+    </w:p>
     <w:tbl>
       <w:tblPr>
         <w:tblW w:type="auto" w:w="0"/>
@@ -323,7 +337,7 @@
                 <w:color w:val="5C6670"/>
                 <w:sz w:val="17"/>
               </w:rPr>
-              <w:t>现职</w:t>
+              <w:t>公开活动</w:t>
             </w:r>
           </w:p>
           <w:p>
@@ -337,7 +351,7 @@
                 <w:color w:val="142B4A"/>
                 <w:sz w:val="24"/>
               </w:rPr>
-              <w:t>复旦中心秘书长</w:t>
+              <w:t>主办 / 主持</w:t>
             </w:r>
           </w:p>
         </w:tc>
@@ -354,7 +368,7 @@
           <w:color w:val="2C333A"/>
           <w:sz w:val="19"/>
         </w:rPr>
-        <w:t>万科上海区域投资副总经理。2011–2021 一线投拓，做成国资合作、政府代建、不良盘活、轻资产委管与物流园，证明能把结构做成。2021 年起任复旦大学住房政策研究中心秘书长。2026 年已签约产业合作按负责 / 推动 / 辅助 / 方案拟定落笔：写委托与协同，不写入驻名单。一线投资计至 2021 年。</w:t>
+        <w:t>土木本科、复旦 MBA。万科上海区域投资副总经理。2011–2021 一线投拓，做成国资合作、政府代建、不良盘活、轻资产委管与物流园，证明能把结构做成。2021 年起任复旦大学住房政策研究中心秘书长，以杨浦科企联执行会长对接企业、招商与出海。2026 年已签约产业合作按负责 / 推动 / 辅助 / 方案拟定落笔：写委托与协同，不写入驻名单。一线投资计至 2021 年。</w:t>
       </w:r>
     </w:p>
     <w:p>
@@ -1131,6 +1145,20 @@
     </w:tbl>
     <w:p>
       <w:pPr>
+        <w:spacing w:before="80" w:after="40" w:line="269" w:lineRule="auto"/>
+      </w:pPr>
+      <w:r>
+        <w:rPr>
+          <w:rFonts w:ascii="微软雅黑" w:hAnsi="微软雅黑" w:eastAsia="微软雅黑"/>
+          <w:b w:val="0"/>
+          <w:color w:val="2C333A"/>
+          <w:sz w:val="18"/>
+        </w:rPr>
+        <w:t>能力切片　AI 产业落地（创智汇定位招商 · 2026.05 主持商业化圆桌）｜出海对接（北欧会客厅 · 锦天城海外不动产）｜招商落地（2026 四宗委托 · 万科勾地代建收并购）</w:t>
+      </w:r>
+    </w:p>
+    <w:p>
+      <w:pPr>
         <w:spacing w:before="160" w:after="20" w:line="269" w:lineRule="auto"/>
       </w:pPr>
       <w:r>
@@ -1280,7 +1308,7 @@
           <w:color w:val="2C333A"/>
           <w:sz w:val="19"/>
         </w:rPr>
-        <w:t>•  2026.03 北欧创新国际会客厅共同发起，落户杨浦宝龙旭辉广场环创中心。宝龙商办不是雇主。</w:t>
+        <w:t>•  出海：2026.03 北欧创新国际会客厅共同发起，落户杨浦宝龙旭辉广场环创中心（宝龙商办不是雇主）；2024.06 主持锦天城「他山之石——中国投资者的海外不动产战略布局」。</w:t>
       </w:r>
     </w:p>
     <w:p>
@@ -1295,7 +1323,7 @@
           <w:color w:val="2C333A"/>
           <w:sz w:val="19"/>
         </w:rPr>
-        <w:t>•  2025.05 全球新经济增长引擎峰会主办方代表发言，与竺劲、汪毅、王维军圆桌（人民网上海、中新社上海点名）。</w:t>
+        <w:t>•  产业活动：2025.05 全球新经济增长引擎峰会主办方代表发言，与竺劲、汪毅、王维军圆桌（人民网上海、中新社上海点名）；2026.05 人工智能商业化落地与硬核投资破局峰会主办方代表并主持圆桌（不是付费落地项目）。</w:t>
       </w:r>
     </w:p>
     <w:p>
@@ -1429,7 +1457,7 @@
                 <w:color w:val="5C6670"/>
                 <w:sz w:val="16"/>
               </w:rPr>
-              <w:t>创始人 · 2018/2019</w:t>
+              <w:t>创始理事长 · 2018/2019</w:t>
             </w:r>
           </w:p>
         </w:tc>
@@ -1616,7 +1644,7 @@
           <w:color w:val="2C333A"/>
           <w:sz w:val="19"/>
         </w:rPr>
-        <w:t>•  靖江印象城：勾地 + 印力委管（约 15 亿元 / 556 亩 / 购物中心约 7 万方）；金坛理想城收并购 + 债务重组，底价获取（约 28.05 亿元 / 561 亩）。</w:t>
+        <w:t>•  靖江印象城：勾地 + 印力委管（约 15 亿元 / 556 亩 / 购物中心约 7 万方，苏中县市首家印象城）；金坛理想城收并购 + 债务重组，底价获取（约 28.05 亿元 / 561 亩）。</w:t>
       </w:r>
     </w:p>
     <w:p>
@@ -3704,7 +3732,7 @@
           <w:color w:val="5C6670"/>
           <w:sz w:val="18"/>
         </w:rPr>
-        <w:t>投递方向：产业招商 · 城市更新 · 智能制造 · 产业空间运营。能力：投资拓展 → 政企招商 → 产业组织 → 智库与资源配置。研究方向：AI 产业如何落地城市。</w:t>
+        <w:t>投递方向：产业招商 · 城市更新 · 智能制造 · 产业空间运营 · 出海对接。能力：投资拓展 → 政企招商 → 产业组织 → 智库与资源配置。研究方向：AI 产业如何落地城市。</w:t>
       </w:r>
     </w:p>
     <w:sectPr>
